--- a/Tuto.docx
+++ b/Tuto.docx
@@ -1,6 +1,6 @@
 
 <file path=word/document.xml><?xml version="1.0" encoding="utf-8"?>
-<w:document xmlns:wpc="http://schemas.microsoft.com/office/word/2010/wordprocessingCanvas" xmlns:cx="http://schemas.microsoft.com/office/drawing/2014/chartex" xmlns:cx1="http://schemas.microsoft.com/office/drawing/2015/9/8/chartex" xmlns:cx2="http://schemas.microsoft.com/office/drawing/2015/10/21/chartex" xmlns:cx3="http://schemas.microsoft.com/office/drawing/2016/5/9/chartex" xmlns:cx4="http://schemas.microsoft.com/office/drawing/2016/5/10/chartex" xmlns:cx5="http://schemas.microsoft.com/office/drawing/2016/5/11/chartex" xmlns:cx6="http://schemas.microsoft.com/office/drawing/2016/5/12/chartex" xmlns:cx7="http://schemas.microsoft.com/office/drawing/2016/5/13/chartex" xmlns:cx8="http://schemas.microsoft.com/office/drawing/2016/5/14/chartex" xmlns:mc="http://schemas.openxmlformats.org/markup-compatibility/2006" xmlns:aink="http://schemas.microsoft.com/office/drawing/2016/ink" xmlns:am3d="http://schemas.microsoft.com/office/drawing/2017/model3d" xmlns:o="urn:schemas-microsoft-com:office:office" xmlns:oel="http://schemas.microsoft.com/office/2019/extlst" xmlns:r="http://schemas.openxmlformats.org/officeDocument/2006/relationships" xmlns:m="http://schemas.openxmlformats.org/officeDocument/2006/math" xmlns:v="urn:schemas-microsoft-com:vml" xmlns:wp14="http://schemas.microsoft.com/office/word/2010/wordprocessingDrawing" xmlns:wp="http://schemas.openxmlformats.org/drawingml/2006/wordprocessingDrawing" xmlns:w10="urn:schemas-microsoft-com:office:word" xmlns:w="http://schemas.openxmlformats.org/wordprocessingml/2006/main" xmlns:w14="http://schemas.microsoft.com/office/word/2010/wordml" xmlns:w15="http://schemas.microsoft.com/office/word/2012/wordml" xmlns:w16cex="http://schemas.microsoft.com/office/word/2018/wordml/cex" xmlns:w16cid="http://schemas.microsoft.com/office/word/2016/wordml/cid" xmlns:w16="http://schemas.microsoft.com/office/word/2018/wordml" xmlns:w16du="http://schemas.microsoft.com/office/word/2023/wordml/word16du" xmlns:w16sdtdh="http://schemas.microsoft.com/office/word/2020/wordml/sdtdatahash" xmlns:w16sdtfl="http://schemas.microsoft.com/office/word/2024/wordml/sdtformatlock" xmlns:w16se="http://schemas.microsoft.com/office/word/2015/wordml/symex" xmlns:wpg="http://schemas.microsoft.com/office/word/2010/wordprocessingGroup" xmlns:wpi="http://schemas.microsoft.com/office/word/2010/wordprocessingInk" xmlns:wne="http://schemas.microsoft.com/office/word/2006/wordml" xmlns:wps="http://schemas.microsoft.com/office/word/2010/wordprocessingShape" mc:Ignorable="w14 w15 w16se w16cid w16 w16cex w16sdtdh w16sdtfl w16du wp14">
+<w:document xmlns:wpc="http://schemas.microsoft.com/office/word/2010/wordprocessingCanvas" xmlns:cx="http://schemas.microsoft.com/office/drawing/2014/chartex" xmlns:cx1="http://schemas.microsoft.com/office/drawing/2015/9/8/chartex" xmlns:cx2="http://schemas.microsoft.com/office/drawing/2015/10/21/chartex" xmlns:cx3="http://schemas.microsoft.com/office/drawing/2016/5/9/chartex" xmlns:cx4="http://schemas.microsoft.com/office/drawing/2016/5/10/chartex" xmlns:cx5="http://schemas.microsoft.com/office/drawing/2016/5/11/chartex" xmlns:cx6="http://schemas.microsoft.com/office/drawing/2016/5/12/chartex" xmlns:cx7="http://schemas.microsoft.com/office/drawing/2016/5/13/chartex" xmlns:cx8="http://schemas.microsoft.com/office/drawing/2016/5/14/chartex" xmlns:mc="http://schemas.openxmlformats.org/markup-compatibility/2006" xmlns:aink="http://schemas.microsoft.com/office/drawing/2016/ink" xmlns:am3d="http://schemas.microsoft.com/office/drawing/2017/model3d" xmlns:o="urn:schemas-microsoft-com:office:office" xmlns:oel="http://schemas.microsoft.com/office/2019/extlst" xmlns:r="http://schemas.openxmlformats.org/officeDocument/2006/relationships" xmlns:m="http://schemas.openxmlformats.org/officeDocument/2006/math" xmlns:v="urn:schemas-microsoft-com:vml" xmlns:wp14="http://schemas.microsoft.com/office/word/2010/wordprocessingDrawing" xmlns:wp="http://schemas.openxmlformats.org/drawingml/2006/wordprocessingDrawing" xmlns:w10="urn:schemas-microsoft-com:office:word" xmlns:w="http://schemas.openxmlformats.org/wordprocessingml/2006/main" xmlns:w14="http://schemas.microsoft.com/office/word/2010/wordml" xmlns:w15="http://schemas.microsoft.com/office/word/2012/wordml" xmlns:w16cei="http://schemas.microsoft.com/office/word/2026/wordml/cei" xmlns:w16cex="http://schemas.microsoft.com/office/word/2018/wordml/cex" xmlns:w16cid="http://schemas.microsoft.com/office/word/2016/wordml/cid" xmlns:w16="http://schemas.microsoft.com/office/word/2018/wordml" xmlns:w16du="http://schemas.microsoft.com/office/word/2023/wordml/word16du" xmlns:w16sdtdh="http://schemas.microsoft.com/office/word/2020/wordml/sdtdatahash" xmlns:w16sdtfl="http://schemas.microsoft.com/office/word/2024/wordml/sdtformatlock" xmlns:w16se="http://schemas.microsoft.com/office/word/2015/wordml/symex" xmlns:wpg="http://schemas.microsoft.com/office/word/2010/wordprocessingGroup" xmlns:wpi="http://schemas.microsoft.com/office/word/2010/wordprocessingInk" xmlns:wne="http://schemas.microsoft.com/office/word/2006/wordml" xmlns:wps="http://schemas.microsoft.com/office/word/2010/wordprocessingShape" mc:Ignorable="w14 w15 w16se w16cid w16 w16cex w16sdtdh w16sdtfl w16du wp14">
   <w:body>
     <w:p>
       <w:pPr>
@@ -44,27 +44,19 @@
           <w:sz w:val="28"/>
           <w:szCs w:val="28"/>
         </w:rPr>
-        <w:t>illustrator-interface</w:t>
+        <w:t>illustrator-interface.html</w:t>
       </w:r>
       <w:r>
         <w:rPr>
           <w:sz w:val="28"/>
           <w:szCs w:val="28"/>
         </w:rPr>
-        <w:t>.html</w:t>
-      </w:r>
-      <w:r>
-        <w:rPr>
-          <w:sz w:val="28"/>
-          <w:szCs w:val="28"/>
-        </w:rPr>
         <w:t> »</w:t>
       </w:r>
     </w:p>
     <w:p>
       <w:pPr>
-        <w:pStyle w:val="Paragraphedeliste"/>
-        <w:spacing w:line="360" w:lineRule="auto"/>
+        <w:pStyle w:val="Sansinterligne"/>
       </w:pPr>
     </w:p>
     <w:p>
@@ -72,58 +64,77 @@
         <w:pStyle w:val="Paragraphedeliste"/>
         <w:numPr>
           <w:ilvl w:val="0"/>
-          <w:numId w:val="7"/>
+          <w:numId w:val="14"/>
         </w:numPr>
-        <w:spacing w:line="360" w:lineRule="auto"/>
-      </w:pPr>
-      <w:r>
-        <w:t>Ouvrir</w:t>
-      </w:r>
-      <w:r>
-        <w:t xml:space="preserve"> </w:t>
-      </w:r>
-      <w:proofErr w:type="gramStart"/>
-      <w:r>
-        <w:t>« </w:t>
-      </w:r>
-      <w:r>
-        <w:t xml:space="preserve"> illustrator-interface.html</w:t>
-      </w:r>
-      <w:proofErr w:type="gramEnd"/>
-      <w:r>
-        <w:t> »</w:t>
-      </w:r>
-      <w:r>
-        <w:t xml:space="preserve"> dans un éditeur (</w:t>
-      </w:r>
-      <w:r>
-        <w:t>Visual Studio Code)</w:t>
-      </w:r>
+        <w:spacing w:after="0" w:line="360" w:lineRule="auto"/>
+        <w:ind w:left="426"/>
+        <w:rPr>
+          <w:b/>
+          <w:bCs/>
+        </w:rPr>
+      </w:pPr>
+      <w:r>
+        <w:rPr>
+          <w:b/>
+          <w:bCs/>
+        </w:rPr>
+        <w:t>Créer le code html</w:t>
+      </w:r>
+    </w:p>
+    <w:p>
+      <w:pPr>
+        <w:pStyle w:val="Sansinterligne"/>
+      </w:pPr>
     </w:p>
     <w:p>
       <w:pPr>
         <w:pStyle w:val="Paragraphedeliste"/>
         <w:numPr>
-          <w:ilvl w:val="1"/>
-          <w:numId w:val="7"/>
+          <w:ilvl w:val="0"/>
+          <w:numId w:val="13"/>
         </w:numPr>
         <w:spacing w:line="360" w:lineRule="auto"/>
-        <w:ind w:left="993" w:hanging="284"/>
-      </w:pPr>
-      <w:r>
-        <w:t xml:space="preserve">Dans la section : </w:t>
-      </w:r>
-      <w:r>
-        <w:t>&lt;div class="wrap" id="wrap"&gt;</w:t>
-      </w:r>
-      <w:r>
-        <w:t xml:space="preserve">, ajouter un </w:t>
-      </w:r>
-      <w:r>
-        <w:t>&lt;</w:t>
-      </w:r>
-      <w:r>
-        <w:t>div&gt; avec la classe « </w:t>
+      </w:pPr>
+      <w:r>
+        <w:t>Ouvrir</w:t>
+      </w:r>
+      <w:r>
+        <w:t xml:space="preserve"> «</w:t>
+      </w:r>
+      <w:r>
+        <w:t xml:space="preserve"> illustrator-interface.html</w:t>
+      </w:r>
+      <w:r>
+        <w:t> »</w:t>
+      </w:r>
+      <w:r>
+        <w:t xml:space="preserve"> dans un éditeur (</w:t>
+      </w:r>
+      <w:r>
+        <w:t>Visual Studio Code)</w:t>
+      </w:r>
+    </w:p>
+    <w:p>
+      <w:pPr>
+        <w:pStyle w:val="Paragraphedeliste"/>
+        <w:numPr>
+          <w:ilvl w:val="0"/>
+          <w:numId w:val="13"/>
+        </w:numPr>
+        <w:spacing w:line="360" w:lineRule="auto"/>
+      </w:pPr>
+      <w:r>
+        <w:t>Dans la section </w:t>
+      </w:r>
+      <w:r>
+        <w:rPr>
+          <w:b/>
+          <w:bCs/>
+        </w:rPr>
+        <w:t>: &lt;div class="wrap" id="wrap"&gt;,</w:t>
+      </w:r>
+      <w:r>
+        <w:t xml:space="preserve"> ajouter un &lt;div&gt; avec la classe « </w:t>
       </w:r>
       <w:proofErr w:type="spellStart"/>
       <w:r>
@@ -203,49 +214,25 @@
         <w:rPr>
           <w:lang w:val="en-CA"/>
         </w:rPr>
-        <w:t>style="left:0.595</w:t>
-      </w:r>
-      <w:proofErr w:type="gramStart"/>
-      <w:r>
-        <w:rPr>
-          <w:lang w:val="en-CA"/>
-        </w:rPr>
-        <w:t>%;top</w:t>
-      </w:r>
-      <w:proofErr w:type="gramEnd"/>
-      <w:r>
-        <w:rPr>
-          <w:lang w:val="en-CA"/>
-        </w:rPr>
-        <w:t>:66.869</w:t>
-      </w:r>
-      <w:proofErr w:type="gramStart"/>
-      <w:r>
-        <w:rPr>
-          <w:lang w:val="en-CA"/>
-        </w:rPr>
-        <w:t>%;width</w:t>
-      </w:r>
-      <w:proofErr w:type="gramEnd"/>
-      <w:r>
-        <w:rPr>
-          <w:lang w:val="en-CA"/>
-        </w:rPr>
-        <w:t>:2.738</w:t>
-      </w:r>
-      <w:proofErr w:type="gramStart"/>
-      <w:r>
-        <w:rPr>
-          <w:lang w:val="en-CA"/>
-        </w:rPr>
-        <w:t>%;height</w:t>
-      </w:r>
-      <w:proofErr w:type="gramEnd"/>
-      <w:r>
-        <w:rPr>
-          <w:lang w:val="en-CA"/>
-        </w:rPr>
-        <w:t>:3.850%;"&gt;&lt;/div&gt;</w:t>
+        <w:t>style="</w:t>
+      </w:r>
+      <w:r>
+        <w:rPr>
+          <w:lang w:val="en-CA"/>
+        </w:rPr>
+        <w:t>”</w:t>
+      </w:r>
+      <w:r>
+        <w:rPr>
+          <w:lang w:val="en-CA"/>
+        </w:rPr>
+        <w:t xml:space="preserve"> </w:t>
+      </w:r>
+      <w:r>
+        <w:rPr>
+          <w:lang w:val="en-CA"/>
+        </w:rPr>
+        <w:t>div&gt;</w:t>
       </w:r>
     </w:p>
     <w:p>
@@ -256,29 +243,18 @@
           <w:numId w:val="4"/>
         </w:numPr>
         <w:spacing w:line="360" w:lineRule="auto"/>
-        <w:ind w:left="1068"/>
-      </w:pPr>
-      <w:r>
-        <w:rPr>
-          <w:b/>
-          <w:bCs/>
-        </w:rPr>
+        <w:ind w:left="1418"/>
+      </w:pPr>
+      <w:r>
         <w:t>Data-</w:t>
       </w:r>
       <w:proofErr w:type="spellStart"/>
       <w:r>
-        <w:rPr>
-          <w:b/>
-          <w:bCs/>
-        </w:rPr>
         <w:t>tool</w:t>
       </w:r>
       <w:proofErr w:type="spellEnd"/>
       <w:r>
-        <w:t xml:space="preserve"> : nom d</w:t>
-      </w:r>
-      <w:r>
-        <w:t>e l’outil, panneau, menu…</w:t>
+        <w:t xml:space="preserve"> : nom de l’outil, panneau, menu…</w:t>
       </w:r>
     </w:p>
     <w:p>
@@ -289,17 +265,10 @@
           <w:numId w:val="4"/>
         </w:numPr>
         <w:spacing w:line="360" w:lineRule="auto"/>
-        <w:ind w:left="1068"/>
-      </w:pPr>
-      <w:r>
-        <w:rPr>
-          <w:b/>
-          <w:bCs/>
-        </w:rPr>
-        <w:t>Surligner</w:t>
-      </w:r>
-      <w:r>
-        <w:t xml:space="preserve"> : si lorsqu’on clique sur cet objet, un autre outil, menu, panneau … est surligner en bleu (voir </w:t>
+        <w:ind w:left="1418"/>
+      </w:pPr>
+      <w:r>
+        <w:t xml:space="preserve">Surligner : si lorsqu’on clique sur cet objet, un autre outil, menu, panneau … est surligner en bleu (voir </w:t>
       </w:r>
       <w:r>
         <w:t>exemple plus loin</w:t>
@@ -316,25 +285,27 @@
           <w:numId w:val="4"/>
         </w:numPr>
         <w:spacing w:line="360" w:lineRule="auto"/>
-        <w:ind w:left="1068"/>
-      </w:pPr>
-      <w:r>
-        <w:rPr>
+        <w:ind w:left="1418"/>
+      </w:pPr>
+      <w:r>
+        <w:rPr>
+          <w:b/>
+          <w:bCs/>
           <w:noProof/>
         </w:rPr>
         <mc:AlternateContent>
           <mc:Choice Requires="wps">
             <w:drawing>
-              <wp:anchor distT="0" distB="0" distL="114300" distR="114300" simplePos="0" relativeHeight="251659264" behindDoc="0" locked="0" layoutInCell="1" allowOverlap="1" wp14:anchorId="08769C0D" wp14:editId="28F4581A">
+              <wp:anchor distT="0" distB="0" distL="114300" distR="114300" simplePos="0" relativeHeight="251659264" behindDoc="0" locked="0" layoutInCell="1" allowOverlap="1" wp14:anchorId="08769C0D" wp14:editId="7F5B50F5">
                 <wp:simplePos x="0" y="0"/>
                 <wp:positionH relativeFrom="column">
-                  <wp:posOffset>3669286</wp:posOffset>
+                  <wp:posOffset>4733810</wp:posOffset>
                 </wp:positionH>
                 <wp:positionV relativeFrom="paragraph">
-                  <wp:posOffset>86332</wp:posOffset>
+                  <wp:posOffset>107410</wp:posOffset>
                 </wp:positionV>
-                <wp:extent cx="226685" cy="2960426"/>
-                <wp:effectExtent l="38100" t="76200" r="2421890" b="87630"/>
+                <wp:extent cx="85138" cy="4154606"/>
+                <wp:effectExtent l="38100" t="76200" r="734060" b="93980"/>
                 <wp:wrapNone/>
                 <wp:docPr id="654093091" name="Connecteur : en angle 2"/>
                 <wp:cNvGraphicFramePr/>
@@ -345,11 +316,11 @@
                       <wps:spPr>
                         <a:xfrm flipH="1">
                           <a:off x="0" y="0"/>
-                          <a:ext cx="226685" cy="2960426"/>
+                          <a:ext cx="85138" cy="4154606"/>
                         </a:xfrm>
                         <a:prstGeom prst="bentConnector3">
                           <a:avLst>
-                            <a:gd name="adj1" fmla="val -1062875"/>
+                            <a:gd name="adj1" fmla="val -821729"/>
                           </a:avLst>
                         </a:prstGeom>
                         <a:ln>
@@ -386,7 +357,7 @@
           </mc:Choice>
           <mc:Fallback>
             <w:pict>
-              <v:shapetype w14:anchorId="57F948B5" id="_x0000_t34" coordsize="21600,21600" o:spt="34" o:oned="t" adj="10800" path="m,l@0,0@0,21600,21600,21600e" filled="f">
+              <v:shapetype w14:anchorId="321E21A8" id="_x0000_t34" coordsize="21600,21600" o:spt="34" o:oned="t" adj="10800" path="m,l@0,0@0,21600,21600,21600e" filled="f">
                 <v:stroke joinstyle="miter"/>
                 <v:formulas>
                   <v:f eqn="val #0"/>
@@ -397,7 +368,7 @@
                 </v:handles>
                 <o:lock v:ext="edit" shapetype="t"/>
               </v:shapetype>
-              <v:shape id="Connecteur : en angle 2" o:spid="_x0000_s1026" type="#_x0000_t34" style="position:absolute;margin-left:288.9pt;margin-top:6.8pt;width:17.85pt;height:233.1pt;flip:x;z-index:251659264;visibility:visible;mso-wrap-style:square;mso-width-percent:0;mso-height-percent:0;mso-wrap-distance-left:9pt;mso-wrap-distance-top:0;mso-wrap-distance-right:9pt;mso-wrap-distance-bottom:0;mso-position-horizontal:absolute;mso-position-horizontal-relative:text;mso-position-vertical:absolute;mso-position-vertical-relative:text;mso-width-percent:0;mso-height-percent:0;mso-width-relative:margin;mso-height-relative:margin" o:gfxdata="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" adj="-229581" strokecolor="#5b9bd5 [3204]" strokeweight=".5pt">
+              <v:shape id="Connecteur : en angle 2" o:spid="_x0000_s1026" type="#_x0000_t34" style="position:absolute;margin-left:372.75pt;margin-top:8.45pt;width:6.7pt;height:327.15pt;flip:x;z-index:251659264;visibility:visible;mso-wrap-style:square;mso-width-percent:0;mso-height-percent:0;mso-wrap-distance-left:9pt;mso-wrap-distance-top:0;mso-wrap-distance-right:9pt;mso-wrap-distance-bottom:0;mso-position-horizontal:absolute;mso-position-horizontal-relative:text;mso-position-vertical:absolute;mso-position-vertical-relative:text;mso-width-percent:0;mso-height-percent:0;mso-width-relative:margin;mso-height-relative:margin" o:gfxdata="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" adj="-177493" strokecolor="#5b9bd5 [3204]" strokeweight=".5pt">
                 <v:stroke startarrow="block" endarrow="block"/>
               </v:shape>
             </w:pict>
@@ -409,54 +380,80 @@
           <w:b/>
           <w:bCs/>
         </w:rPr>
-        <w:t>S</w:t>
-      </w:r>
-      <w:r>
+        <w:t>Style</w:t>
+      </w:r>
+      <w:r>
+        <w:t xml:space="preserve">: le style </w:t>
+      </w:r>
+      <w:r>
+        <w:t xml:space="preserve">qui sera </w:t>
+      </w:r>
+      <w:r>
+        <w:t>copi</w:t>
+      </w:r>
+      <w:r>
+        <w:t>é</w:t>
+      </w:r>
+      <w:r>
+        <w:t xml:space="preserve"> </w:t>
+      </w:r>
+      <w:r>
+        <w:t>à partir de</w:t>
+      </w:r>
+      <w:r>
+        <w:t xml:space="preserve"> la zone </w:t>
+      </w:r>
+      <w:r>
+        <w:t>tracée</w:t>
+      </w:r>
+      <w:r>
+        <w:t xml:space="preserve"> (voir plus bas</w:t>
+      </w:r>
+      <w:r>
+        <w:t>)</w:t>
+      </w:r>
+    </w:p>
+    <w:p>
+      <w:pPr>
+        <w:pStyle w:val="Paragraphedeliste"/>
+        <w:spacing w:line="360" w:lineRule="auto"/>
+        <w:ind w:left="1418"/>
+      </w:pPr>
+    </w:p>
+    <w:p>
+      <w:pPr>
+        <w:pStyle w:val="Paragraphedeliste"/>
+        <w:numPr>
+          <w:ilvl w:val="0"/>
+          <w:numId w:val="14"/>
+        </w:numPr>
+        <w:spacing w:after="0" w:line="360" w:lineRule="auto"/>
+        <w:ind w:left="426"/>
         <w:rPr>
           <w:b/>
           <w:bCs/>
         </w:rPr>
-        <w:t>tyle</w:t>
-      </w:r>
-      <w:r>
-        <w:t>: le style copier d</w:t>
-      </w:r>
-      <w:r>
-        <w:t>e la zone cliquable</w:t>
-      </w:r>
-      <w:r>
-        <w:t xml:space="preserve"> (voir plus bas)</w:t>
-      </w:r>
-    </w:p>
-    <w:p>
-      <w:pPr>
-        <w:pStyle w:val="Titre1"/>
-        <w:jc w:val="left"/>
-        <w:rPr>
-          <w:sz w:val="28"/>
-          <w:szCs w:val="28"/>
-        </w:rPr>
-      </w:pPr>
-      <w:r>
-        <w:rPr>
-          <w:sz w:val="28"/>
-          <w:szCs w:val="28"/>
+      </w:pPr>
+      <w:r>
+        <w:rPr>
+          <w:b/>
+          <w:bCs/>
         </w:rPr>
         <w:t xml:space="preserve">Pour </w:t>
       </w:r>
       <w:r>
         <w:rPr>
-          <w:sz w:val="28"/>
-          <w:szCs w:val="28"/>
+          <w:b/>
+          <w:bCs/>
         </w:rPr>
         <w:t>créer</w:t>
       </w:r>
       <w:r>
         <w:rPr>
-          <w:sz w:val="28"/>
-          <w:szCs w:val="28"/>
-        </w:rPr>
-        <w:t xml:space="preserve"> les hotspots qui n’ont pas de sous-section</w:t>
+          <w:b/>
+          <w:bCs/>
+        </w:rPr>
+        <w:t xml:space="preserve"> les hotspots </w:t>
       </w:r>
     </w:p>
     <w:p>
@@ -475,7 +472,21 @@
     <w:p>
       <w:pPr>
         <w:pStyle w:val="Paragraphedeliste"/>
-        <w:spacing w:line="360" w:lineRule="auto"/>
+        <w:numPr>
+          <w:ilvl w:val="0"/>
+          <w:numId w:val="3"/>
+        </w:numPr>
+        <w:spacing w:line="360" w:lineRule="auto"/>
+      </w:pPr>
+      <w:r>
+        <w:t>Cliquer sur : zones existantes (permet seulement de voir celles-créés de base)</w:t>
+      </w:r>
+    </w:p>
+    <w:p>
+      <w:pPr>
+        <w:pStyle w:val="Paragraphedeliste"/>
+        <w:spacing w:line="360" w:lineRule="auto"/>
+        <w:ind w:firstLine="696"/>
       </w:pPr>
       <w:r>
         <w:rPr>
@@ -484,16 +495,16 @@
         <mc:AlternateContent>
           <mc:Choice Requires="wps">
             <w:drawing>
-              <wp:anchor distT="0" distB="0" distL="114300" distR="114300" simplePos="0" relativeHeight="251666432" behindDoc="0" locked="0" layoutInCell="1" allowOverlap="1" wp14:anchorId="5728FFE4" wp14:editId="1A8EAD9D">
+              <wp:anchor distT="0" distB="0" distL="114300" distR="114300" simplePos="0" relativeHeight="251666432" behindDoc="0" locked="0" layoutInCell="1" allowOverlap="1" wp14:anchorId="5728FFE4" wp14:editId="67969D0D">
                 <wp:simplePos x="0" y="0"/>
-                <wp:positionH relativeFrom="column">
-                  <wp:posOffset>3198438</wp:posOffset>
+                <wp:positionH relativeFrom="margin">
+                  <wp:posOffset>3287149</wp:posOffset>
                 </wp:positionH>
                 <wp:positionV relativeFrom="paragraph">
-                  <wp:posOffset>297351</wp:posOffset>
+                  <wp:posOffset>18870</wp:posOffset>
                 </wp:positionV>
-                <wp:extent cx="1119117" cy="320722"/>
-                <wp:effectExtent l="0" t="0" r="24130" b="22225"/>
+                <wp:extent cx="580029" cy="218364"/>
+                <wp:effectExtent l="0" t="0" r="10795" b="10795"/>
                 <wp:wrapNone/>
                 <wp:docPr id="1780261816" name="Rectangle 3"/>
                 <wp:cNvGraphicFramePr/>
@@ -504,7 +515,7 @@
                       <wps:spPr>
                         <a:xfrm>
                           <a:off x="0" y="0"/>
-                          <a:ext cx="1119117" cy="320722"/>
+                          <a:ext cx="580029" cy="218364"/>
                         </a:xfrm>
                         <a:prstGeom prst="rect">
                           <a:avLst/>
@@ -550,17 +561,19 @@
           </mc:Choice>
           <mc:Fallback>
             <w:pict>
-              <v:rect w14:anchorId="1D8DAE77" id="Rectangle 3" o:spid="_x0000_s1026" style="position:absolute;margin-left:251.85pt;margin-top:23.4pt;width:88.1pt;height:25.25pt;z-index:251666432;visibility:visible;mso-wrap-style:square;mso-width-percent:0;mso-height-percent:0;mso-wrap-distance-left:9pt;mso-wrap-distance-top:0;mso-wrap-distance-right:9pt;mso-wrap-distance-bottom:0;mso-position-horizontal:absolute;mso-position-horizontal-relative:text;mso-position-vertical:absolute;mso-position-vertical-relative:text;mso-width-percent:0;mso-height-percent:0;mso-width-relative:margin;mso-height-relative:margin;v-text-anchor:middle" o:gfxdata="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" filled="f" strokecolor="red" strokeweight="1pt"/>
+              <v:rect w14:anchorId="24FEDED0" id="Rectangle 3" o:spid="_x0000_s1026" style="position:absolute;margin-left:258.85pt;margin-top:1.5pt;width:45.65pt;height:17.2pt;z-index:251666432;visibility:visible;mso-wrap-style:square;mso-width-percent:0;mso-height-percent:0;mso-wrap-distance-left:9pt;mso-wrap-distance-top:0;mso-wrap-distance-right:9pt;mso-wrap-distance-bottom:0;mso-position-horizontal:absolute;mso-position-horizontal-relative:margin;mso-position-vertical:absolute;mso-position-vertical-relative:text;mso-width-percent:0;mso-height-percent:0;mso-width-relative:margin;mso-height-relative:margin;v-text-anchor:middle" o:gfxdata="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" filled="f" strokecolor="red" strokeweight="1pt">
+                <w10:wrap anchorx="margin"/>
+              </v:rect>
             </w:pict>
           </mc:Fallback>
         </mc:AlternateContent>
       </w:r>
       <w:r>
         <w:drawing>
-          <wp:inline distT="0" distB="0" distL="0" distR="0" wp14:anchorId="1A111B6E" wp14:editId="119F6798">
-            <wp:extent cx="3991970" cy="1155506"/>
-            <wp:effectExtent l="0" t="0" r="0" b="6985"/>
-            <wp:docPr id="193179889" name="Image 1"/>
+          <wp:inline distT="0" distB="0" distL="0" distR="0" wp14:anchorId="01AE10AF" wp14:editId="7BC2F260">
+            <wp:extent cx="3695619" cy="388961"/>
+            <wp:effectExtent l="0" t="0" r="635" b="0"/>
+            <wp:docPr id="1473730599" name="Image 1"/>
             <wp:cNvGraphicFramePr>
               <a:graphicFrameLocks xmlns:a="http://schemas.openxmlformats.org/drawingml/2006/main" noChangeAspect="1"/>
             </wp:cNvGraphicFramePr>
@@ -568,12 +581,12 @@
               <a:graphicData uri="http://schemas.openxmlformats.org/drawingml/2006/picture">
                 <pic:pic xmlns:pic="http://schemas.openxmlformats.org/drawingml/2006/picture">
                   <pic:nvPicPr>
-                    <pic:cNvPr id="193179889" name=""/>
+                    <pic:cNvPr id="1473730599" name=""/>
                     <pic:cNvPicPr/>
                   </pic:nvPicPr>
                   <pic:blipFill rotWithShape="1">
                     <a:blip r:embed="rId6"/>
-                    <a:srcRect l="603" t="22048"/>
+                    <a:srcRect b="41607"/>
                     <a:stretch>
                       <a:fillRect/>
                     </a:stretch>
@@ -581,7 +594,7 @@
                   <pic:spPr bwMode="auto">
                     <a:xfrm>
                       <a:off x="0" y="0"/>
-                      <a:ext cx="4009886" cy="1160692"/>
+                      <a:ext cx="3719531" cy="391478"/>
                     </a:xfrm>
                     <a:prstGeom prst="rect">
                       <a:avLst/>
@@ -612,7 +625,13 @@
         <w:spacing w:line="360" w:lineRule="auto"/>
       </w:pPr>
       <w:r>
-        <w:t xml:space="preserve">Pour créer une position </w:t>
+        <w:t xml:space="preserve">Pour créer une </w:t>
+      </w:r>
+      <w:r>
+        <w:t>nouvelle zone</w:t>
+      </w:r>
+      <w:r>
+        <w:t xml:space="preserve"> </w:t>
       </w:r>
     </w:p>
     <w:p>
@@ -625,7 +644,145 @@
         <w:spacing w:line="360" w:lineRule="auto"/>
       </w:pPr>
       <w:r>
-        <w:t>Cliquer sur : zones existantes (permet seulement de voir celles-créés de base)</w:t>
+        <w:t xml:space="preserve">Cliquer et glisser </w:t>
+      </w:r>
+      <w:r>
+        <w:t>pour créer</w:t>
+      </w:r>
+      <w:r>
+        <w:t xml:space="preserve"> une nouvelle zone à définir</w:t>
+      </w:r>
+    </w:p>
+    <w:p>
+      <w:pPr>
+        <w:spacing w:line="360" w:lineRule="auto"/>
+        <w:ind w:left="438" w:firstLine="708"/>
+      </w:pPr>
+      <w:r>
+        <w:rPr>
+          <w:noProof/>
+        </w:rPr>
+        <mc:AlternateContent>
+          <mc:Choice Requires="wps">
+            <w:drawing>
+              <wp:anchor distT="0" distB="0" distL="114300" distR="114300" simplePos="0" relativeHeight="251668480" behindDoc="0" locked="0" layoutInCell="1" allowOverlap="1" wp14:anchorId="765BA315" wp14:editId="584EDEFA">
+                <wp:simplePos x="0" y="0"/>
+                <wp:positionH relativeFrom="margin">
+                  <wp:posOffset>3669039</wp:posOffset>
+                </wp:positionH>
+                <wp:positionV relativeFrom="paragraph">
+                  <wp:posOffset>206858</wp:posOffset>
+                </wp:positionV>
+                <wp:extent cx="1371600" cy="491319"/>
+                <wp:effectExtent l="0" t="0" r="19050" b="23495"/>
+                <wp:wrapNone/>
+                <wp:docPr id="1333225738" name="Rectangle 3"/>
+                <wp:cNvGraphicFramePr/>
+                <a:graphic xmlns:a="http://schemas.openxmlformats.org/drawingml/2006/main">
+                  <a:graphicData uri="http://schemas.microsoft.com/office/word/2010/wordprocessingShape">
+                    <wps:wsp>
+                      <wps:cNvSpPr/>
+                      <wps:spPr>
+                        <a:xfrm>
+                          <a:off x="0" y="0"/>
+                          <a:ext cx="1371600" cy="491319"/>
+                        </a:xfrm>
+                        <a:prstGeom prst="rect">
+                          <a:avLst/>
+                        </a:prstGeom>
+                        <a:noFill/>
+                        <a:ln>
+                          <a:solidFill>
+                            <a:srgbClr val="FF0000"/>
+                          </a:solidFill>
+                        </a:ln>
+                      </wps:spPr>
+                      <wps:style>
+                        <a:lnRef idx="2">
+                          <a:schemeClr val="accent2"/>
+                        </a:lnRef>
+                        <a:fillRef idx="1">
+                          <a:schemeClr val="lt1"/>
+                        </a:fillRef>
+                        <a:effectRef idx="0">
+                          <a:schemeClr val="accent2"/>
+                        </a:effectRef>
+                        <a:fontRef idx="minor">
+                          <a:schemeClr val="dk1"/>
+                        </a:fontRef>
+                      </wps:style>
+                      <wps:bodyPr rot="0" spcFirstLastPara="0" vertOverflow="overflow" horzOverflow="overflow" vert="horz" wrap="square" lIns="91440" tIns="45720" rIns="91440" bIns="45720" numCol="1" spcCol="0" rtlCol="0" fromWordArt="0" anchor="ctr" anchorCtr="0" forceAA="0" compatLnSpc="1">
+                        <a:prstTxWarp prst="textNoShape">
+                          <a:avLst/>
+                        </a:prstTxWarp>
+                        <a:noAutofit/>
+                      </wps:bodyPr>
+                    </wps:wsp>
+                  </a:graphicData>
+                </a:graphic>
+                <wp14:sizeRelH relativeFrom="margin">
+                  <wp14:pctWidth>0</wp14:pctWidth>
+                </wp14:sizeRelH>
+                <wp14:sizeRelV relativeFrom="margin">
+                  <wp14:pctHeight>0</wp14:pctHeight>
+                </wp14:sizeRelV>
+              </wp:anchor>
+            </w:drawing>
+          </mc:Choice>
+          <mc:Fallback>
+            <w:pict>
+              <v:rect w14:anchorId="02F6BED7" id="Rectangle 3" o:spid="_x0000_s1026" style="position:absolute;margin-left:288.9pt;margin-top:16.3pt;width:108pt;height:38.7pt;z-index:251668480;visibility:visible;mso-wrap-style:square;mso-width-percent:0;mso-height-percent:0;mso-wrap-distance-left:9pt;mso-wrap-distance-top:0;mso-wrap-distance-right:9pt;mso-wrap-distance-bottom:0;mso-position-horizontal:absolute;mso-position-horizontal-relative:margin;mso-position-vertical:absolute;mso-position-vertical-relative:text;mso-width-percent:0;mso-height-percent:0;mso-width-relative:margin;mso-height-relative:margin;v-text-anchor:middle" o:gfxdata="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" filled="f" strokecolor="red" strokeweight="1pt">
+                <w10:wrap anchorx="margin"/>
+              </v:rect>
+            </w:pict>
+          </mc:Fallback>
+        </mc:AlternateContent>
+      </w:r>
+      <w:r>
+        <w:drawing>
+          <wp:inline distT="0" distB="0" distL="0" distR="0" wp14:anchorId="20FF5533" wp14:editId="2A37BA65">
+            <wp:extent cx="4653887" cy="1107391"/>
+            <wp:effectExtent l="0" t="0" r="0" b="0"/>
+            <wp:docPr id="1062565587" name="Image 1"/>
+            <wp:cNvGraphicFramePr>
+              <a:graphicFrameLocks xmlns:a="http://schemas.openxmlformats.org/drawingml/2006/main" noChangeAspect="1"/>
+            </wp:cNvGraphicFramePr>
+            <a:graphic xmlns:a="http://schemas.openxmlformats.org/drawingml/2006/main">
+              <a:graphicData uri="http://schemas.openxmlformats.org/drawingml/2006/picture">
+                <pic:pic xmlns:pic="http://schemas.openxmlformats.org/drawingml/2006/picture">
+                  <pic:nvPicPr>
+                    <pic:cNvPr id="1062565587" name=""/>
+                    <pic:cNvPicPr/>
+                  </pic:nvPicPr>
+                  <pic:blipFill rotWithShape="1">
+                    <a:blip r:embed="rId7"/>
+                    <a:srcRect t="13670"/>
+                    <a:stretch>
+                      <a:fillRect/>
+                    </a:stretch>
+                  </pic:blipFill>
+                  <pic:spPr bwMode="auto">
+                    <a:xfrm>
+                      <a:off x="0" y="0"/>
+                      <a:ext cx="4666148" cy="1110309"/>
+                    </a:xfrm>
+                    <a:prstGeom prst="rect">
+                      <a:avLst/>
+                    </a:prstGeom>
+                    <a:ln>
+                      <a:noFill/>
+                    </a:ln>
+                    <a:extLst>
+                      <a:ext uri="{53640926-AAD7-44D8-BBD7-CCE9431645EC}">
+                        <a14:shadowObscured xmlns:a14="http://schemas.microsoft.com/office/drawing/2010/main"/>
+                      </a:ext>
+                    </a:extLst>
+                  </pic:spPr>
+                </pic:pic>
+              </a:graphicData>
+            </a:graphic>
+          </wp:inline>
+        </w:drawing>
       </w:r>
     </w:p>
     <w:p>
@@ -638,50 +795,93 @@
         <w:spacing w:line="360" w:lineRule="auto"/>
       </w:pPr>
       <w:r>
-        <w:t>Cliquer et glisser sur une nouvelle zone à définir</w:t>
+        <w:t xml:space="preserve">Copier le style (coller dans le html) </w:t>
+      </w:r>
+    </w:p>
+    <w:p>
+      <w:pPr>
+        <w:spacing w:line="360" w:lineRule="auto"/>
+        <w:ind w:left="993"/>
+        <w:rPr>
+          <w:lang w:val="en-CA"/>
+        </w:rPr>
+      </w:pPr>
+      <w:r>
+        <w:rPr>
+          <w:lang w:val="en-CA"/>
+        </w:rPr>
+        <w:t>&lt;div class="</w:t>
+      </w:r>
+      <w:proofErr w:type="spellStart"/>
+      <w:r>
+        <w:rPr>
+          <w:lang w:val="en-CA"/>
+        </w:rPr>
+        <w:t>hs</w:t>
+      </w:r>
+      <w:proofErr w:type="spellEnd"/>
+      <w:r>
+        <w:rPr>
+          <w:lang w:val="en-CA"/>
+        </w:rPr>
+        <w:t>" data-tool="</w:t>
+      </w:r>
+      <w:proofErr w:type="spellStart"/>
+      <w:r>
+        <w:rPr>
+          <w:lang w:val="en-CA"/>
+        </w:rPr>
+        <w:t>curviligne</w:t>
+      </w:r>
+      <w:proofErr w:type="spellEnd"/>
+      <w:r>
+        <w:rPr>
+          <w:lang w:val="en-CA"/>
+        </w:rPr>
+        <w:t xml:space="preserve">" </w:t>
+      </w:r>
+      <w:proofErr w:type="spellStart"/>
+      <w:r>
+        <w:rPr>
+          <w:lang w:val="en-CA"/>
+        </w:rPr>
+        <w:t>surligner</w:t>
+      </w:r>
+      <w:proofErr w:type="spellEnd"/>
+      <w:r>
+        <w:rPr>
+          <w:lang w:val="en-CA"/>
+        </w:rPr>
+        <w:t>="null</w:t>
+      </w:r>
+      <w:r>
+        <w:rPr>
+          <w:lang w:val="en-CA"/>
+        </w:rPr>
+        <w:t xml:space="preserve"> </w:t>
+      </w:r>
+      <w:r>
+        <w:rPr>
+          <w:b/>
+          <w:bCs/>
+          <w:lang w:val="en-CA"/>
+        </w:rPr>
+        <w:t>style="left:0.595%;top:66.869%;width:2.738%;height:3.850%;"</w:t>
+      </w:r>
+      <w:r>
+        <w:rPr>
+          <w:lang w:val="en-CA"/>
+        </w:rPr>
+        <w:t>div&gt;</w:t>
       </w:r>
     </w:p>
     <w:p>
       <w:pPr>
         <w:pStyle w:val="Paragraphedeliste"/>
-        <w:numPr>
-          <w:ilvl w:val="1"/>
-          <w:numId w:val="3"/>
-        </w:numPr>
-        <w:spacing w:line="360" w:lineRule="auto"/>
-      </w:pPr>
-      <w:r>
-        <w:t xml:space="preserve">Copier le style (coller dans le html) </w:t>
-      </w:r>
-    </w:p>
-    <w:p>
-      <w:pPr>
-        <w:pStyle w:val="Paragraphedeliste"/>
-        <w:spacing w:line="360" w:lineRule="auto"/>
-      </w:pPr>
-    </w:p>
-    <w:p>
-      <w:pPr>
-        <w:pStyle w:val="Paragraphedeliste"/>
-        <w:spacing w:line="360" w:lineRule="auto"/>
-      </w:pPr>
-    </w:p>
-    <w:p>
-      <w:pPr>
-        <w:pStyle w:val="Paragraphedeliste"/>
-        <w:spacing w:line="360" w:lineRule="auto"/>
-      </w:pPr>
-    </w:p>
-    <w:p>
-      <w:pPr>
-        <w:pStyle w:val="Paragraphedeliste"/>
-        <w:spacing w:line="360" w:lineRule="auto"/>
-      </w:pPr>
-    </w:p>
-    <w:p>
-      <w:pPr>
-        <w:pStyle w:val="Paragraphedeliste"/>
-        <w:spacing w:line="360" w:lineRule="auto"/>
+        <w:spacing w:line="360" w:lineRule="auto"/>
+        <w:rPr>
+          <w:lang w:val="en-CA"/>
+        </w:rPr>
       </w:pPr>
     </w:p>
     <w:p>
@@ -689,8 +889,38 @@
         <w:pStyle w:val="Paragraphedeliste"/>
         <w:numPr>
           <w:ilvl w:val="0"/>
-          <w:numId w:val="7"/>
+          <w:numId w:val="14"/>
         </w:numPr>
+        <w:spacing w:after="0" w:line="360" w:lineRule="auto"/>
+        <w:ind w:left="426"/>
+        <w:rPr>
+          <w:b/>
+          <w:bCs/>
+        </w:rPr>
+      </w:pPr>
+      <w:r>
+        <w:rPr>
+          <w:b/>
+          <w:bCs/>
+        </w:rPr>
+        <w:lastRenderedPageBreak/>
+        <w:t>Pour créer le</w:t>
+      </w:r>
+      <w:r>
+        <w:rPr>
+          <w:b/>
+          <w:bCs/>
+        </w:rPr>
+        <w:t xml:space="preserve"> contenu</w:t>
+      </w:r>
+    </w:p>
+    <w:p>
+      <w:pPr>
+        <w:pStyle w:val="Paragraphedeliste"/>
+        <w:numPr>
+          <w:ilvl w:val="0"/>
+          <w:numId w:val="15"/>
+        </w:numPr>
         <w:spacing w:line="360" w:lineRule="auto"/>
       </w:pPr>
       <w:r>
@@ -700,14 +930,16 @@
     <w:p>
       <w:pPr>
         <w:spacing w:line="360" w:lineRule="auto"/>
-        <w:ind w:firstLine="708"/>
-      </w:pPr>
-      <w:r>
-        <w:lastRenderedPageBreak/>
+        <w:ind w:firstLine="426"/>
+      </w:pPr>
+      <w:r>
+        <w:rPr>
+          <w:noProof/>
+        </w:rPr>
         <w:drawing>
-          <wp:inline distT="0" distB="0" distL="0" distR="0" wp14:anchorId="18D49EF6" wp14:editId="541C2022">
-            <wp:extent cx="4237630" cy="2048811"/>
-            <wp:effectExtent l="0" t="0" r="0" b="8890"/>
+          <wp:inline distT="0" distB="0" distL="0" distR="0" wp14:anchorId="18D49EF6" wp14:editId="59721976">
+            <wp:extent cx="2934269" cy="1418662"/>
+            <wp:effectExtent l="0" t="0" r="0" b="0"/>
             <wp:docPr id="1854786206" name="Image 1"/>
             <wp:cNvGraphicFramePr>
               <a:graphicFrameLocks xmlns:a="http://schemas.openxmlformats.org/drawingml/2006/main" noChangeAspect="1"/>
@@ -720,7 +952,7 @@
                     <pic:cNvPicPr/>
                   </pic:nvPicPr>
                   <pic:blipFill>
-                    <a:blip r:embed="rId7"/>
+                    <a:blip r:embed="rId8"/>
                     <a:stretch>
                       <a:fillRect/>
                     </a:stretch>
@@ -728,7 +960,7 @@
                   <pic:spPr>
                     <a:xfrm>
                       <a:off x="0" y="0"/>
-                      <a:ext cx="4245634" cy="2052681"/>
+                      <a:ext cx="2944722" cy="1423716"/>
                     </a:xfrm>
                     <a:prstGeom prst="rect">
                       <a:avLst/>
@@ -746,7 +978,7 @@
         <w:pStyle w:val="Paragraphedeliste"/>
         <w:numPr>
           <w:ilvl w:val="1"/>
-          <w:numId w:val="7"/>
+          <w:numId w:val="15"/>
         </w:numPr>
         <w:spacing w:line="360" w:lineRule="auto"/>
       </w:pPr>
@@ -759,7 +991,7 @@
         <w:pStyle w:val="Paragraphedeliste"/>
         <w:numPr>
           <w:ilvl w:val="1"/>
-          <w:numId w:val="7"/>
+          <w:numId w:val="15"/>
         </w:numPr>
         <w:spacing w:line="360" w:lineRule="auto"/>
       </w:pPr>
@@ -768,38 +1000,100 @@
       </w:r>
       <w:proofErr w:type="spellStart"/>
       <w:r>
-        <w:t>tools-</w:t>
-      </w:r>
-      <w:proofErr w:type="gramStart"/>
-      <w:r>
-        <w:t>data</w:t>
+        <w:t>tools-data</w:t>
       </w:r>
       <w:r>
         <w:t>.json</w:t>
       </w:r>
       <w:proofErr w:type="spellEnd"/>
-      <w:proofErr w:type="gramEnd"/>
     </w:p>
     <w:p>
       <w:pPr>
         <w:pStyle w:val="Paragraphedeliste"/>
         <w:spacing w:line="360" w:lineRule="auto"/>
+        <w:ind w:left="1506"/>
+      </w:pPr>
+      <w:r>
+        <w:t>Attention de sélectionner « Ouvrir »et non « Téléverser »</w:t>
+      </w:r>
+      <w:r>
+        <w:br/>
+      </w:r>
+      <w:r>
+        <w:drawing>
+          <wp:inline distT="0" distB="0" distL="0" distR="0" wp14:anchorId="4B66A9A3" wp14:editId="275A462C">
+            <wp:extent cx="2888605" cy="743803"/>
+            <wp:effectExtent l="19050" t="19050" r="26670" b="18415"/>
+            <wp:docPr id="1736089019" name="Image 1"/>
+            <wp:cNvGraphicFramePr>
+              <a:graphicFrameLocks xmlns:a="http://schemas.openxmlformats.org/drawingml/2006/main" noChangeAspect="1"/>
+            </wp:cNvGraphicFramePr>
+            <a:graphic xmlns:a="http://schemas.openxmlformats.org/drawingml/2006/main">
+              <a:graphicData uri="http://schemas.openxmlformats.org/drawingml/2006/picture">
+                <pic:pic xmlns:pic="http://schemas.openxmlformats.org/drawingml/2006/picture">
+                  <pic:nvPicPr>
+                    <pic:cNvPr id="1736089019" name=""/>
+                    <pic:cNvPicPr/>
+                  </pic:nvPicPr>
+                  <pic:blipFill>
+                    <a:blip r:embed="rId9"/>
+                    <a:stretch>
+                      <a:fillRect/>
+                    </a:stretch>
+                  </pic:blipFill>
+                  <pic:spPr>
+                    <a:xfrm>
+                      <a:off x="0" y="0"/>
+                      <a:ext cx="2899960" cy="746727"/>
+                    </a:xfrm>
+                    <a:prstGeom prst="rect">
+                      <a:avLst/>
+                    </a:prstGeom>
+                    <a:ln>
+                      <a:solidFill>
+                        <a:schemeClr val="tx1"/>
+                      </a:solidFill>
+                    </a:ln>
+                  </pic:spPr>
+                </pic:pic>
+              </a:graphicData>
+            </a:graphic>
+          </wp:inline>
+        </w:drawing>
+      </w:r>
+    </w:p>
+    <w:p>
+      <w:pPr>
+        <w:pStyle w:val="Paragraphedeliste"/>
+        <w:spacing w:line="360" w:lineRule="auto"/>
         <w:ind w:left="1440"/>
       </w:pPr>
       <w:r>
-        <w:t>Ceci ouvre un fichier permettant d’éditer le contenu et d’ajouter des sections</w:t>
-      </w:r>
-    </w:p>
-    <w:p>
-      <w:pPr>
-        <w:spacing w:line="360" w:lineRule="auto"/>
-        <w:ind w:left="12" w:firstLine="708"/>
-      </w:pPr>
-      <w:r>
+        <w:t xml:space="preserve">Ceci ouvre un fichier </w:t>
+      </w:r>
+      <w:r>
+        <w:t xml:space="preserve">avec les sections déjà crées et </w:t>
+      </w:r>
+      <w:r>
+        <w:t>permet</w:t>
+      </w:r>
+      <w:r>
+        <w:t xml:space="preserve"> d’éditer le contenu</w:t>
+      </w:r>
+    </w:p>
+    <w:p>
+      <w:pPr>
+        <w:spacing w:line="360" w:lineRule="auto"/>
+        <w:ind w:left="708" w:firstLine="708"/>
+      </w:pPr>
+      <w:r>
+        <w:rPr>
+          <w:noProof/>
+        </w:rPr>
         <w:drawing>
-          <wp:inline distT="0" distB="0" distL="0" distR="0" wp14:anchorId="66FB3C3C" wp14:editId="32BEDB30">
-            <wp:extent cx="4336797" cy="2115403"/>
-            <wp:effectExtent l="0" t="0" r="6985" b="0"/>
+          <wp:inline distT="0" distB="0" distL="0" distR="0" wp14:anchorId="66FB3C3C" wp14:editId="744EA48F">
+            <wp:extent cx="2750024" cy="1341407"/>
+            <wp:effectExtent l="0" t="0" r="0" b="0"/>
             <wp:docPr id="1580936555" name="Image 1"/>
             <wp:cNvGraphicFramePr>
               <a:graphicFrameLocks xmlns:a="http://schemas.openxmlformats.org/drawingml/2006/main" noChangeAspect="1"/>
@@ -812,7 +1106,7 @@
                     <pic:cNvPicPr/>
                   </pic:nvPicPr>
                   <pic:blipFill>
-                    <a:blip r:embed="rId8"/>
+                    <a:blip r:embed="rId10"/>
                     <a:stretch>
                       <a:fillRect/>
                     </a:stretch>
@@ -820,7 +1114,7 @@
                   <pic:spPr>
                     <a:xfrm>
                       <a:off x="0" y="0"/>
-                      <a:ext cx="4342788" cy="2118325"/>
+                      <a:ext cx="2763463" cy="1347962"/>
                     </a:xfrm>
                     <a:prstGeom prst="rect">
                       <a:avLst/>
@@ -838,12 +1132,21 @@
         <w:pStyle w:val="Paragraphedeliste"/>
         <w:numPr>
           <w:ilvl w:val="1"/>
-          <w:numId w:val="7"/>
+          <w:numId w:val="15"/>
         </w:numPr>
         <w:spacing w:line="360" w:lineRule="auto"/>
       </w:pPr>
       <w:r>
-        <w:t>Cliquer sur ajouter une fiche</w:t>
+        <w:t>Pour ajouter une description, c</w:t>
+      </w:r>
+      <w:r>
+        <w:t xml:space="preserve">liquer sur </w:t>
+      </w:r>
+      <w:r>
+        <w:t xml:space="preserve">« Ajouter une fiche » </w:t>
+      </w:r>
+      <w:r>
+        <w:t xml:space="preserve"> </w:t>
       </w:r>
     </w:p>
     <w:p>
@@ -884,6 +1187,125 @@
       </w:r>
       <w:r>
         <w:t xml:space="preserve"> </w:t>
+      </w:r>
+    </w:p>
+    <w:p>
+      <w:pPr>
+        <w:pStyle w:val="Paragraphedeliste"/>
+        <w:spacing w:line="360" w:lineRule="auto"/>
+        <w:ind w:left="1440"/>
+      </w:pPr>
+      <w:r>
+        <w:rPr>
+          <w:noProof/>
+        </w:rPr>
+        <mc:AlternateContent>
+          <mc:Choice Requires="wps">
+            <w:drawing>
+              <wp:anchor distT="0" distB="0" distL="114300" distR="114300" simplePos="0" relativeHeight="251660288" behindDoc="0" locked="0" layoutInCell="1" allowOverlap="1" wp14:anchorId="790D4488" wp14:editId="58B81D63">
+                <wp:simplePos x="0" y="0"/>
+                <wp:positionH relativeFrom="column">
+                  <wp:posOffset>1115979</wp:posOffset>
+                </wp:positionH>
+                <wp:positionV relativeFrom="paragraph">
+                  <wp:posOffset>400931</wp:posOffset>
+                </wp:positionV>
+                <wp:extent cx="1037230" cy="382138"/>
+                <wp:effectExtent l="0" t="0" r="10795" b="18415"/>
+                <wp:wrapNone/>
+                <wp:docPr id="2015176539" name="Rectangle 3"/>
+                <wp:cNvGraphicFramePr/>
+                <a:graphic xmlns:a="http://schemas.openxmlformats.org/drawingml/2006/main">
+                  <a:graphicData uri="http://schemas.microsoft.com/office/word/2010/wordprocessingShape">
+                    <wps:wsp>
+                      <wps:cNvSpPr/>
+                      <wps:spPr>
+                        <a:xfrm>
+                          <a:off x="0" y="0"/>
+                          <a:ext cx="1037230" cy="382138"/>
+                        </a:xfrm>
+                        <a:prstGeom prst="rect">
+                          <a:avLst/>
+                        </a:prstGeom>
+                        <a:noFill/>
+                        <a:ln>
+                          <a:solidFill>
+                            <a:srgbClr val="FF0000"/>
+                          </a:solidFill>
+                        </a:ln>
+                      </wps:spPr>
+                      <wps:style>
+                        <a:lnRef idx="2">
+                          <a:schemeClr val="accent2"/>
+                        </a:lnRef>
+                        <a:fillRef idx="1">
+                          <a:schemeClr val="lt1"/>
+                        </a:fillRef>
+                        <a:effectRef idx="0">
+                          <a:schemeClr val="accent2"/>
+                        </a:effectRef>
+                        <a:fontRef idx="minor">
+                          <a:schemeClr val="dk1"/>
+                        </a:fontRef>
+                      </wps:style>
+                      <wps:bodyPr rot="0" spcFirstLastPara="0" vertOverflow="overflow" horzOverflow="overflow" vert="horz" wrap="square" lIns="91440" tIns="45720" rIns="91440" bIns="45720" numCol="1" spcCol="0" rtlCol="0" fromWordArt="0" anchor="ctr" anchorCtr="0" forceAA="0" compatLnSpc="1">
+                        <a:prstTxWarp prst="textNoShape">
+                          <a:avLst/>
+                        </a:prstTxWarp>
+                        <a:noAutofit/>
+                      </wps:bodyPr>
+                    </wps:wsp>
+                  </a:graphicData>
+                </a:graphic>
+              </wp:anchor>
+            </w:drawing>
+          </mc:Choice>
+          <mc:Fallback>
+            <w:pict>
+              <v:rect w14:anchorId="4ABF3EE5" id="Rectangle 3" o:spid="_x0000_s1026" style="position:absolute;margin-left:87.85pt;margin-top:31.55pt;width:81.65pt;height:30.1pt;z-index:251660288;visibility:visible;mso-wrap-style:square;mso-wrap-distance-left:9pt;mso-wrap-distance-top:0;mso-wrap-distance-right:9pt;mso-wrap-distance-bottom:0;mso-position-horizontal:absolute;mso-position-horizontal-relative:text;mso-position-vertical:absolute;mso-position-vertical-relative:text;v-text-anchor:middle" o:gfxdata="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" filled="f" strokecolor="red" strokeweight="1pt"/>
+            </w:pict>
+          </mc:Fallback>
+        </mc:AlternateContent>
+      </w:r>
+      <w:r>
+        <w:rPr>
+          <w:noProof/>
+        </w:rPr>
+        <w:drawing>
+          <wp:inline distT="0" distB="0" distL="0" distR="0" wp14:anchorId="2F65A11E" wp14:editId="46C0F040">
+            <wp:extent cx="3791776" cy="1153236"/>
+            <wp:effectExtent l="0" t="0" r="0" b="8890"/>
+            <wp:docPr id="1775196548" name="Image 1"/>
+            <wp:cNvGraphicFramePr>
+              <a:graphicFrameLocks xmlns:a="http://schemas.openxmlformats.org/drawingml/2006/main" noChangeAspect="1"/>
+            </wp:cNvGraphicFramePr>
+            <a:graphic xmlns:a="http://schemas.openxmlformats.org/drawingml/2006/main">
+              <a:graphicData uri="http://schemas.openxmlformats.org/drawingml/2006/picture">
+                <pic:pic xmlns:pic="http://schemas.openxmlformats.org/drawingml/2006/picture">
+                  <pic:nvPicPr>
+                    <pic:cNvPr id="1775196548" name=""/>
+                    <pic:cNvPicPr/>
+                  </pic:nvPicPr>
+                  <pic:blipFill>
+                    <a:blip r:embed="rId11"/>
+                    <a:stretch>
+                      <a:fillRect/>
+                    </a:stretch>
+                  </pic:blipFill>
+                  <pic:spPr>
+                    <a:xfrm>
+                      <a:off x="0" y="0"/>
+                      <a:ext cx="3810154" cy="1158825"/>
+                    </a:xfrm>
+                    <a:prstGeom prst="rect">
+                      <a:avLst/>
+                    </a:prstGeom>
+                  </pic:spPr>
+                </pic:pic>
+              </a:graphicData>
+            </a:graphic>
+          </wp:inline>
+        </w:drawing>
       </w:r>
     </w:p>
     <w:p>
@@ -909,6 +1331,7 @@
         <w:rPr>
           <w:noProof/>
         </w:rPr>
+        <w:lastRenderedPageBreak/>
         <mc:AlternateContent>
           <mc:Choice Requires="wps">
             <w:drawing>
@@ -1055,60 +1478,256 @@
         <w:rPr>
           <w:lang w:val="en-CA"/>
         </w:rPr>
-        <w:t>style="left:0.595</w:t>
-      </w:r>
-      <w:proofErr w:type="gramStart"/>
-      <w:r>
-        <w:rPr>
-          <w:lang w:val="en-CA"/>
-        </w:rPr>
-        <w:t>%;top</w:t>
-      </w:r>
-      <w:proofErr w:type="gramEnd"/>
-      <w:r>
-        <w:rPr>
-          <w:lang w:val="en-CA"/>
-        </w:rPr>
-        <w:t>:66.869</w:t>
-      </w:r>
-      <w:proofErr w:type="gramStart"/>
-      <w:r>
-        <w:rPr>
-          <w:lang w:val="en-CA"/>
-        </w:rPr>
-        <w:t>%;width</w:t>
-      </w:r>
-      <w:proofErr w:type="gramEnd"/>
-      <w:r>
-        <w:rPr>
-          <w:lang w:val="en-CA"/>
-        </w:rPr>
-        <w:t>:2.738</w:t>
-      </w:r>
-      <w:proofErr w:type="gramStart"/>
-      <w:r>
-        <w:rPr>
-          <w:lang w:val="en-CA"/>
-        </w:rPr>
-        <w:t>%;height</w:t>
-      </w:r>
-      <w:proofErr w:type="gramEnd"/>
-      <w:r>
-        <w:rPr>
-          <w:lang w:val="en-CA"/>
-        </w:rPr>
-        <w:t>:3.850%;"&gt;&lt;/div&gt;</w:t>
-      </w:r>
-    </w:p>
+        <w:t>style="left:0.595%;top:66.869%;width:2.738%;height:3.850%;"&gt;&lt;/div&gt;</w:t>
+      </w:r>
+    </w:p>
+    <w:p>
+      <w:pPr>
+        <w:spacing w:line="360" w:lineRule="auto"/>
+        <w:ind w:left="708" w:firstLine="708"/>
+      </w:pPr>
+    </w:p>
+    <w:p>
+      <w:pPr>
+        <w:pStyle w:val="Titre1"/>
+        <w:jc w:val="left"/>
+        <w:rPr>
+          <w:sz w:val="28"/>
+          <w:szCs w:val="28"/>
+        </w:rPr>
+      </w:pPr>
+      <w:r>
+        <w:rPr>
+          <w:sz w:val="28"/>
+          <w:szCs w:val="28"/>
+        </w:rPr>
+        <w:t xml:space="preserve">Pour calculer les positions des hotspots </w:t>
+      </w:r>
+      <w:r>
+        <w:rPr>
+          <w:sz w:val="28"/>
+          <w:szCs w:val="28"/>
+        </w:rPr>
+        <w:t>de</w:t>
+      </w:r>
+      <w:r>
+        <w:rPr>
+          <w:sz w:val="28"/>
+          <w:szCs w:val="28"/>
+        </w:rPr>
+        <w:t xml:space="preserve"> sous-section</w:t>
+      </w:r>
+    </w:p>
+    <w:p/>
     <w:p>
       <w:pPr>
         <w:pStyle w:val="Paragraphedeliste"/>
-        <w:spacing w:line="360" w:lineRule="auto"/>
-        <w:ind w:left="1440"/>
-        <w:rPr>
-          <w:lang w:val="en-CA"/>
-        </w:rPr>
-      </w:pPr>
+        <w:numPr>
+          <w:ilvl w:val="0"/>
+          <w:numId w:val="14"/>
+        </w:numPr>
+        <w:spacing w:after="0" w:line="360" w:lineRule="auto"/>
+        <w:ind w:left="426"/>
+        <w:rPr>
+          <w:b/>
+          <w:bCs/>
+        </w:rPr>
+      </w:pPr>
+      <w:r>
+        <w:rPr>
+          <w:b/>
+          <w:bCs/>
+        </w:rPr>
+        <w:t>Modifier</w:t>
+      </w:r>
+      <w:r>
+        <w:rPr>
+          <w:b/>
+          <w:bCs/>
+        </w:rPr>
+        <w:t xml:space="preserve"> le code html</w:t>
+      </w:r>
+    </w:p>
+    <w:p>
+      <w:pPr>
+        <w:pStyle w:val="Sansinterligne"/>
+      </w:pPr>
+    </w:p>
+    <w:p>
+      <w:pPr>
+        <w:pStyle w:val="Paragraphedeliste"/>
+        <w:numPr>
+          <w:ilvl w:val="0"/>
+          <w:numId w:val="16"/>
+        </w:numPr>
+        <w:spacing w:line="360" w:lineRule="auto"/>
+      </w:pPr>
+      <w:r>
+        <w:t>Ouvrir « illustrator-interface.html » dans un éditeur (Visual Studio Code)</w:t>
+      </w:r>
+    </w:p>
+    <w:p>
+      <w:pPr>
+        <w:pStyle w:val="Paragraphedeliste"/>
+        <w:numPr>
+          <w:ilvl w:val="0"/>
+          <w:numId w:val="16"/>
+        </w:numPr>
+        <w:spacing w:line="360" w:lineRule="auto"/>
+      </w:pPr>
+      <w:r>
+        <w:t xml:space="preserve">Il faut modifier la classe </w:t>
+      </w:r>
+      <w:r>
+        <w:t xml:space="preserve">du menu qui a une sous-section </w:t>
+      </w:r>
+      <w:r>
+        <w:t xml:space="preserve">et ajouter </w:t>
+      </w:r>
+      <w:r>
+        <w:rPr>
+          <w:b/>
+          <w:bCs/>
+        </w:rPr>
+        <w:t>has-</w:t>
+      </w:r>
+      <w:proofErr w:type="spellStart"/>
+      <w:r>
+        <w:rPr>
+          <w:b/>
+          <w:bCs/>
+        </w:rPr>
+        <w:t>sub</w:t>
+      </w:r>
+      <w:proofErr w:type="spellEnd"/>
+      <w:r>
+        <w:t xml:space="preserve"> </w:t>
+      </w:r>
+    </w:p>
+    <w:p>
+      <w:pPr>
+        <w:spacing w:line="360" w:lineRule="auto"/>
+        <w:ind w:left="720"/>
+        <w:rPr>
+          <w:lang w:val="en-CA"/>
+        </w:rPr>
+      </w:pPr>
+      <w:proofErr w:type="spellStart"/>
+      <w:r>
+        <w:rPr>
+          <w:lang w:val="en-CA"/>
+        </w:rPr>
+        <w:t>Exemple</w:t>
+      </w:r>
+      <w:proofErr w:type="spellEnd"/>
+      <w:r>
+        <w:rPr>
+          <w:lang w:val="en-CA"/>
+        </w:rPr>
+        <w:t xml:space="preserve"> : </w:t>
+      </w:r>
+    </w:p>
+    <w:p>
+      <w:pPr>
+        <w:spacing w:line="360" w:lineRule="auto"/>
+        <w:ind w:left="720"/>
+        <w:rPr>
+          <w:lang w:val="en-CA"/>
+        </w:rPr>
+      </w:pPr>
+      <w:r>
+        <w:rPr>
+          <w:lang w:val="en-CA"/>
+        </w:rPr>
+        <w:t>&lt;div class="</w:t>
+      </w:r>
+      <w:proofErr w:type="spellStart"/>
+      <w:r>
+        <w:rPr>
+          <w:lang w:val="en-CA"/>
+        </w:rPr>
+        <w:t>hs</w:t>
+      </w:r>
+      <w:proofErr w:type="spellEnd"/>
+      <w:r>
+        <w:rPr>
+          <w:b/>
+          <w:bCs/>
+          <w:lang w:val="en-CA"/>
+        </w:rPr>
+        <w:t xml:space="preserve"> has-sub</w:t>
+      </w:r>
+      <w:r>
+        <w:rPr>
+          <w:lang w:val="en-CA"/>
+        </w:rPr>
+        <w:t>" data-tool="</w:t>
+      </w:r>
+      <w:proofErr w:type="spellStart"/>
+      <w:r>
+        <w:rPr>
+          <w:lang w:val="en-CA"/>
+        </w:rPr>
+        <w:t>selection_directe</w:t>
+      </w:r>
+      <w:proofErr w:type="spellEnd"/>
+      <w:r>
+        <w:rPr>
+          <w:lang w:val="en-CA"/>
+        </w:rPr>
+        <w:t>" style="left:3.393%;top:15.198%;width:3.095%;height:3.850%;"&gt;&lt;/div&gt;</w:t>
+      </w:r>
+    </w:p>
+    <w:p>
+      <w:pPr>
+        <w:pStyle w:val="Paragraphedeliste"/>
+        <w:numPr>
+          <w:ilvl w:val="0"/>
+          <w:numId w:val="16"/>
+        </w:numPr>
+        <w:spacing w:line="360" w:lineRule="auto"/>
+      </w:pPr>
+      <w:r>
+        <w:t xml:space="preserve">Créer le code </w:t>
+      </w:r>
+      <w:r>
+        <w:t>pour la sous-section</w:t>
+      </w:r>
+    </w:p>
+    <w:p>
+      <w:pPr>
+        <w:pStyle w:val="Paragraphedeliste"/>
+        <w:numPr>
+          <w:ilvl w:val="1"/>
+          <w:numId w:val="16"/>
+        </w:numPr>
+        <w:spacing w:line="360" w:lineRule="auto"/>
+      </w:pPr>
+      <w:r>
+        <w:t>Copier le code « </w:t>
+      </w:r>
+      <w:r>
+        <w:t>Structure pour les sous sections</w:t>
+      </w:r>
+      <w:r>
+        <w:t> »</w:t>
+      </w:r>
+      <w:r>
+        <w:t>, et modifier le contenu</w:t>
+      </w:r>
+    </w:p>
+    <w:p>
+      <w:pPr>
+        <w:pStyle w:val="Paragraphedeliste"/>
+        <w:numPr>
+          <w:ilvl w:val="1"/>
+          <w:numId w:val="16"/>
+        </w:numPr>
+        <w:spacing w:line="360" w:lineRule="auto"/>
+      </w:pPr>
+      <w:r>
+        <w:t>Exemple</w:t>
+      </w:r>
     </w:p>
     <w:p>
       <w:pPr>
@@ -1118,42 +1737,1417 @@
           <w:numId w:val="10"/>
         </w:numPr>
         <w:spacing w:line="360" w:lineRule="auto"/>
-      </w:pPr>
-      <w:r>
-        <w:t xml:space="preserve">Dans le </w:t>
-      </w:r>
-      <w:r>
-        <w:t>fichier</w:t>
-      </w:r>
-      <w:r>
-        <w:t xml:space="preserve"> : </w:t>
-      </w:r>
-    </w:p>
-    <w:p>
-      <w:pPr>
-        <w:spacing w:line="360" w:lineRule="auto"/>
-        <w:ind w:left="708" w:firstLine="708"/>
-      </w:pPr>
-      <w:r>
-        <w:rPr>
+        <w:ind w:left="1701" w:hanging="283"/>
+      </w:pPr>
+      <w:r>
+        <w:t>Code copier</w:t>
+      </w:r>
+    </w:p>
+    <w:p>
+      <w:pPr>
+        <w:pStyle w:val="Sansinterligne"/>
+        <w:rPr>
+          <w:rFonts w:eastAsia="Times New Roman"/>
+          <w:lang w:eastAsia="fr-CA"/>
+        </w:rPr>
+      </w:pPr>
+      <w:r>
+        <w:rPr>
+          <w:rFonts w:eastAsia="Times New Roman"/>
+          <w:lang w:eastAsia="fr-CA"/>
+        </w:rPr>
+        <w:t>   </w:t>
+      </w:r>
+    </w:p>
+    <w:p>
+      <w:pPr>
+        <w:pStyle w:val="Sansinterligne"/>
+        <w:ind w:left="1146"/>
+        <w:rPr>
+          <w:rFonts w:eastAsia="Times New Roman"/>
+          <w:lang w:eastAsia="fr-CA"/>
+        </w:rPr>
+      </w:pPr>
+      <w:r>
+        <w:rPr>
+          <w:rFonts w:eastAsia="Times New Roman"/>
+          <w:lang w:eastAsia="fr-CA"/>
+        </w:rPr>
+        <w:t>    &lt;div class="</w:t>
+      </w:r>
+      <w:proofErr w:type="spellStart"/>
+      <w:r>
+        <w:rPr>
+          <w:rFonts w:eastAsia="Times New Roman"/>
+          <w:lang w:eastAsia="fr-CA"/>
+        </w:rPr>
+        <w:t>subtool</w:t>
+      </w:r>
+      <w:proofErr w:type="spellEnd"/>
+      <w:r>
+        <w:rPr>
+          <w:rFonts w:eastAsia="Times New Roman"/>
+          <w:lang w:eastAsia="fr-CA"/>
+        </w:rPr>
+        <w:t xml:space="preserve">-popup" id="nom de la section " </w:t>
+      </w:r>
+      <w:proofErr w:type="spellStart"/>
+      <w:r>
+        <w:rPr>
+          <w:rFonts w:eastAsia="Times New Roman"/>
+          <w:lang w:eastAsia="fr-CA"/>
+        </w:rPr>
+        <w:t>deplacePupup</w:t>
+      </w:r>
+      <w:proofErr w:type="spellEnd"/>
+      <w:r>
+        <w:rPr>
+          <w:rFonts w:eastAsia="Times New Roman"/>
+          <w:lang w:eastAsia="fr-CA"/>
+        </w:rPr>
+        <w:t>="faux"&gt;</w:t>
+      </w:r>
+    </w:p>
+    <w:p>
+      <w:pPr>
+        <w:pStyle w:val="Sansinterligne"/>
+        <w:ind w:left="1146"/>
+        <w:rPr>
+          <w:rFonts w:eastAsia="Times New Roman"/>
+          <w:lang w:val="en-CA" w:eastAsia="fr-CA"/>
+        </w:rPr>
+      </w:pPr>
+      <w:r>
+        <w:rPr>
+          <w:rFonts w:eastAsia="Times New Roman"/>
+          <w:lang w:eastAsia="fr-CA"/>
+        </w:rPr>
+        <w:t xml:space="preserve">    </w:t>
+      </w:r>
+      <w:r>
+        <w:rPr>
+          <w:rFonts w:eastAsia="Times New Roman"/>
+          <w:lang w:val="en-CA" w:eastAsia="fr-CA"/>
+        </w:rPr>
+        <w:t>&lt;div class="st-</w:t>
+      </w:r>
+      <w:proofErr w:type="spellStart"/>
+      <w:r>
+        <w:rPr>
+          <w:rFonts w:eastAsia="Times New Roman"/>
+          <w:lang w:val="en-CA" w:eastAsia="fr-CA"/>
+        </w:rPr>
+        <w:t>img</w:t>
+      </w:r>
+      <w:proofErr w:type="spellEnd"/>
+      <w:r>
+        <w:rPr>
+          <w:rFonts w:eastAsia="Times New Roman"/>
+          <w:lang w:val="en-CA" w:eastAsia="fr-CA"/>
+        </w:rPr>
+        <w:t>-wrap"&gt;</w:t>
+      </w:r>
+    </w:p>
+    <w:p>
+      <w:pPr>
+        <w:pStyle w:val="Sansinterligne"/>
+        <w:ind w:left="1146"/>
+        <w:rPr>
+          <w:rFonts w:eastAsia="Times New Roman"/>
+          <w:lang w:eastAsia="fr-CA"/>
+        </w:rPr>
+      </w:pPr>
+      <w:r>
+        <w:rPr>
+          <w:rFonts w:eastAsia="Times New Roman"/>
+          <w:lang w:val="en-CA" w:eastAsia="fr-CA"/>
+        </w:rPr>
+        <w:t xml:space="preserve">      </w:t>
+      </w:r>
+      <w:r>
+        <w:rPr>
+          <w:rFonts w:eastAsia="Times New Roman"/>
+          <w:lang w:eastAsia="fr-CA"/>
+        </w:rPr>
+        <w:t>&lt;</w:t>
+      </w:r>
+      <w:proofErr w:type="spellStart"/>
+      <w:r>
+        <w:rPr>
+          <w:rFonts w:eastAsia="Times New Roman"/>
+          <w:lang w:eastAsia="fr-CA"/>
+        </w:rPr>
+        <w:t>img</w:t>
+      </w:r>
+      <w:proofErr w:type="spellEnd"/>
+      <w:r>
+        <w:rPr>
+          <w:rFonts w:eastAsia="Times New Roman"/>
+          <w:lang w:eastAsia="fr-CA"/>
+        </w:rPr>
+        <w:t xml:space="preserve"> src="</w:t>
+      </w:r>
+      <w:proofErr w:type="spellStart"/>
+      <w:r>
+        <w:rPr>
+          <w:rFonts w:eastAsia="Times New Roman"/>
+          <w:lang w:eastAsia="fr-CA"/>
+        </w:rPr>
+        <w:t>img</w:t>
+      </w:r>
+      <w:proofErr w:type="spellEnd"/>
+      <w:r>
+        <w:rPr>
+          <w:rFonts w:eastAsia="Times New Roman"/>
+          <w:lang w:eastAsia="fr-CA"/>
+        </w:rPr>
+        <w:t>/chemin vers l'image" style="position de l'image"&gt;</w:t>
+      </w:r>
+    </w:p>
+    <w:p>
+      <w:pPr>
+        <w:pStyle w:val="Sansinterligne"/>
+        <w:ind w:left="1146"/>
+        <w:rPr>
+          <w:rFonts w:eastAsia="Times New Roman"/>
+          <w:lang w:eastAsia="fr-CA"/>
+        </w:rPr>
+      </w:pPr>
+      <w:r>
+        <w:rPr>
+          <w:rFonts w:eastAsia="Times New Roman"/>
+          <w:lang w:eastAsia="fr-CA"/>
+        </w:rPr>
+        <w:t>      &lt;div class="st-zone" data-</w:t>
+      </w:r>
+      <w:proofErr w:type="spellStart"/>
+      <w:r>
+        <w:rPr>
+          <w:rFonts w:eastAsia="Times New Roman"/>
+          <w:lang w:eastAsia="fr-CA"/>
+        </w:rPr>
+        <w:t>subtool</w:t>
+      </w:r>
+      <w:proofErr w:type="spellEnd"/>
+      <w:r>
+        <w:rPr>
+          <w:rFonts w:eastAsia="Times New Roman"/>
+          <w:lang w:eastAsia="fr-CA"/>
+        </w:rPr>
+        <w:t xml:space="preserve">="première </w:t>
+      </w:r>
+      <w:proofErr w:type="spellStart"/>
+      <w:r>
+        <w:rPr>
+          <w:rFonts w:eastAsia="Times New Roman"/>
+          <w:lang w:eastAsia="fr-CA"/>
+        </w:rPr>
+        <w:t>sous section</w:t>
+      </w:r>
+      <w:proofErr w:type="spellEnd"/>
+      <w:r>
+        <w:rPr>
+          <w:rFonts w:eastAsia="Times New Roman"/>
+          <w:lang w:eastAsia="fr-CA"/>
+        </w:rPr>
+        <w:t xml:space="preserve"> " style="</w:t>
+      </w:r>
+      <w:proofErr w:type="spellStart"/>
+      <w:r>
+        <w:rPr>
+          <w:rFonts w:eastAsia="Times New Roman"/>
+          <w:lang w:eastAsia="fr-CA"/>
+        </w:rPr>
+        <w:t>caculé</w:t>
+      </w:r>
+      <w:proofErr w:type="spellEnd"/>
+      <w:r>
+        <w:rPr>
+          <w:rFonts w:eastAsia="Times New Roman"/>
+          <w:lang w:eastAsia="fr-CA"/>
+        </w:rPr>
+        <w:t xml:space="preserve"> avec "illustrator-zones.html"&gt;&lt;/div&gt;</w:t>
+      </w:r>
+    </w:p>
+    <w:p>
+      <w:pPr>
+        <w:pStyle w:val="Sansinterligne"/>
+        <w:ind w:left="1146"/>
+        <w:rPr>
+          <w:rFonts w:eastAsia="Times New Roman"/>
+          <w:lang w:eastAsia="fr-CA"/>
+        </w:rPr>
+      </w:pPr>
+      <w:r>
+        <w:rPr>
+          <w:rFonts w:eastAsia="Times New Roman"/>
+          <w:lang w:eastAsia="fr-CA"/>
+        </w:rPr>
+        <w:t>        &lt;div class="st-zone" data-</w:t>
+      </w:r>
+      <w:proofErr w:type="spellStart"/>
+      <w:r>
+        <w:rPr>
+          <w:rFonts w:eastAsia="Times New Roman"/>
+          <w:lang w:eastAsia="fr-CA"/>
+        </w:rPr>
+        <w:t>subtool</w:t>
+      </w:r>
+      <w:proofErr w:type="spellEnd"/>
+      <w:r>
+        <w:rPr>
+          <w:rFonts w:eastAsia="Times New Roman"/>
+          <w:lang w:eastAsia="fr-CA"/>
+        </w:rPr>
+        <w:t xml:space="preserve">="deuxième </w:t>
+      </w:r>
+      <w:proofErr w:type="spellStart"/>
+      <w:r>
+        <w:rPr>
+          <w:rFonts w:eastAsia="Times New Roman"/>
+          <w:lang w:eastAsia="fr-CA"/>
+        </w:rPr>
+        <w:t>sous section</w:t>
+      </w:r>
+      <w:proofErr w:type="spellEnd"/>
+      <w:r>
+        <w:rPr>
+          <w:rFonts w:eastAsia="Times New Roman"/>
+          <w:lang w:eastAsia="fr-CA"/>
+        </w:rPr>
+        <w:t xml:space="preserve"> " style="</w:t>
+      </w:r>
+      <w:proofErr w:type="spellStart"/>
+      <w:r>
+        <w:rPr>
+          <w:rFonts w:eastAsia="Times New Roman"/>
+          <w:lang w:eastAsia="fr-CA"/>
+        </w:rPr>
+        <w:t>caculé</w:t>
+      </w:r>
+      <w:proofErr w:type="spellEnd"/>
+      <w:r>
+        <w:rPr>
+          <w:rFonts w:eastAsia="Times New Roman"/>
+          <w:lang w:eastAsia="fr-CA"/>
+        </w:rPr>
+        <w:t xml:space="preserve"> avec "illustrator-zones.html"&gt;&lt;/div&gt;</w:t>
+      </w:r>
+    </w:p>
+    <w:p>
+      <w:pPr>
+        <w:pStyle w:val="Sansinterligne"/>
+        <w:ind w:left="1146"/>
+        <w:rPr>
+          <w:rFonts w:eastAsia="Times New Roman"/>
+          <w:lang w:eastAsia="fr-CA"/>
+        </w:rPr>
+      </w:pPr>
+      <w:r>
+        <w:rPr>
+          <w:rFonts w:eastAsia="Times New Roman"/>
+          <w:lang w:eastAsia="fr-CA"/>
+        </w:rPr>
+        <w:t>    &lt;/div&gt;</w:t>
+      </w:r>
+    </w:p>
+    <w:p>
+      <w:pPr>
+        <w:pStyle w:val="Sansinterligne"/>
+        <w:ind w:left="1146"/>
+        <w:rPr>
+          <w:rFonts w:eastAsia="Times New Roman"/>
+          <w:lang w:eastAsia="fr-CA"/>
+        </w:rPr>
+      </w:pPr>
+      <w:r>
+        <w:rPr>
+          <w:rFonts w:eastAsia="Times New Roman"/>
+          <w:lang w:eastAsia="fr-CA"/>
+        </w:rPr>
+        <w:t>  &lt;/div&gt;</w:t>
+      </w:r>
+    </w:p>
+    <w:p>
+      <w:pPr>
+        <w:pStyle w:val="Sansinterligne"/>
+        <w:ind w:left="1146"/>
+        <w:rPr>
+          <w:rFonts w:eastAsia="Times New Roman"/>
+          <w:lang w:eastAsia="fr-CA"/>
+        </w:rPr>
+      </w:pPr>
+    </w:p>
+    <w:p>
+      <w:pPr>
+        <w:pStyle w:val="Sansinterligne"/>
+        <w:ind w:left="1146"/>
+        <w:rPr>
+          <w:rFonts w:eastAsia="Times New Roman"/>
+          <w:lang w:eastAsia="fr-CA"/>
+        </w:rPr>
+      </w:pPr>
+    </w:p>
+    <w:p>
+      <w:pPr>
+        <w:pStyle w:val="Paragraphedeliste"/>
+        <w:numPr>
+          <w:ilvl w:val="0"/>
+          <w:numId w:val="10"/>
+        </w:numPr>
+        <w:spacing w:line="360" w:lineRule="auto"/>
+        <w:ind w:left="1701" w:hanging="283"/>
+      </w:pPr>
+      <w:r>
+        <w:t>   </w:t>
+      </w:r>
+      <w:r>
+        <w:t xml:space="preserve">Code </w:t>
+      </w:r>
+      <w:r>
+        <w:t>modifié</w:t>
+      </w:r>
+    </w:p>
+    <w:p>
+      <w:pPr>
+        <w:pStyle w:val="Sansinterligne"/>
+        <w:ind w:left="1416"/>
+        <w:rPr>
+          <w:lang w:val="en-CA"/>
+        </w:rPr>
+      </w:pPr>
+      <w:r>
+        <w:rPr>
+          <w:lang w:val="en-CA"/>
+        </w:rPr>
+        <w:t>  &lt;div class="</w:t>
+      </w:r>
+      <w:proofErr w:type="spellStart"/>
+      <w:r>
+        <w:rPr>
+          <w:lang w:val="en-CA"/>
+        </w:rPr>
+        <w:t>subtool</w:t>
+      </w:r>
+      <w:proofErr w:type="spellEnd"/>
+      <w:r>
+        <w:rPr>
+          <w:lang w:val="en-CA"/>
+        </w:rPr>
+        <w:t xml:space="preserve">-popup" id="sub-plume" </w:t>
+      </w:r>
+      <w:proofErr w:type="spellStart"/>
+      <w:r>
+        <w:rPr>
+          <w:lang w:val="en-CA"/>
+        </w:rPr>
+        <w:t>deplacePupup</w:t>
+      </w:r>
+      <w:proofErr w:type="spellEnd"/>
+      <w:r>
+        <w:rPr>
+          <w:lang w:val="en-CA"/>
+        </w:rPr>
+        <w:t>="</w:t>
+      </w:r>
+      <w:r>
+        <w:rPr>
+          <w:lang w:val="en-CA"/>
+        </w:rPr>
+        <w:t>faux</w:t>
+      </w:r>
+      <w:r>
+        <w:rPr>
+          <w:lang w:val="en-CA"/>
+        </w:rPr>
+        <w:t>"&gt;</w:t>
+      </w:r>
+    </w:p>
+    <w:p>
+      <w:pPr>
+        <w:pStyle w:val="Sansinterligne"/>
+        <w:ind w:left="1416"/>
+      </w:pPr>
+      <w:r>
+        <w:rPr>
+          <w:lang w:val="en-CA"/>
+        </w:rPr>
+        <w:t xml:space="preserve">    </w:t>
+      </w:r>
+      <w:r>
+        <w:t>&lt;div class="st-</w:t>
+      </w:r>
+      <w:proofErr w:type="spellStart"/>
+      <w:r>
+        <w:t>img</w:t>
+      </w:r>
+      <w:proofErr w:type="spellEnd"/>
+      <w:r>
+        <w:t>-wrap"&gt;</w:t>
+      </w:r>
+    </w:p>
+    <w:p>
+      <w:pPr>
+        <w:pStyle w:val="Sansinterligne"/>
+        <w:ind w:left="1416"/>
+      </w:pPr>
+      <w:r>
+        <w:t>      &lt;</w:t>
+      </w:r>
+      <w:proofErr w:type="spellStart"/>
+      <w:r>
+        <w:t>img</w:t>
+      </w:r>
+      <w:proofErr w:type="spellEnd"/>
+      <w:r>
+        <w:t xml:space="preserve"> src</w:t>
+      </w:r>
+      <w:r>
+        <w:rPr>
+          <w:b/>
+          <w:bCs/>
+        </w:rPr>
+        <w:t>="</w:t>
+      </w:r>
+      <w:proofErr w:type="spellStart"/>
+      <w:r>
+        <w:rPr>
+          <w:b/>
+          <w:bCs/>
+        </w:rPr>
+        <w:t>img</w:t>
+      </w:r>
+      <w:proofErr w:type="spellEnd"/>
+      <w:r>
+        <w:rPr>
+          <w:b/>
+          <w:bCs/>
+        </w:rPr>
+        <w:t>/</w:t>
+      </w:r>
+      <w:proofErr w:type="spellStart"/>
+      <w:r>
+        <w:rPr>
+          <w:b/>
+          <w:bCs/>
+        </w:rPr>
+        <w:t>sous_outils</w:t>
+      </w:r>
+      <w:proofErr w:type="spellEnd"/>
+      <w:r>
+        <w:rPr>
+          <w:b/>
+          <w:bCs/>
+        </w:rPr>
+        <w:t>/plume.png</w:t>
+      </w:r>
+      <w:r>
+        <w:t>" style="</w:t>
+      </w:r>
+      <w:r>
+        <w:rPr>
+          <w:b/>
+          <w:bCs/>
+        </w:rPr>
+        <w:t>left:6.6%;top:22.695%</w:t>
+      </w:r>
+      <w:r>
+        <w:t>;"&gt;</w:t>
+      </w:r>
+    </w:p>
+    <w:p>
+      <w:pPr>
+        <w:pStyle w:val="Sansinterligne"/>
+        <w:ind w:left="1416"/>
+      </w:pPr>
+      <w:r>
+        <w:lastRenderedPageBreak/>
+        <w:t xml:space="preserve">       &lt;div class="st-zone" </w:t>
+      </w:r>
+      <w:r>
+        <w:rPr>
+          <w:b/>
+          <w:bCs/>
+        </w:rPr>
+        <w:t>data-</w:t>
+      </w:r>
+      <w:proofErr w:type="spellStart"/>
+      <w:r>
+        <w:rPr>
+          <w:b/>
+          <w:bCs/>
+        </w:rPr>
+        <w:t>subtool</w:t>
+      </w:r>
+      <w:proofErr w:type="spellEnd"/>
+      <w:r>
+        <w:rPr>
+          <w:b/>
+          <w:bCs/>
+        </w:rPr>
+        <w:t>="</w:t>
+      </w:r>
+      <w:proofErr w:type="spellStart"/>
+      <w:r>
+        <w:rPr>
+          <w:b/>
+          <w:bCs/>
+        </w:rPr>
+        <w:t>plume_normal</w:t>
+      </w:r>
+      <w:proofErr w:type="spellEnd"/>
+      <w:r>
+        <w:t xml:space="preserve">" </w:t>
+      </w:r>
+      <w:r>
+        <w:rPr>
+          <w:b/>
+          <w:bCs/>
+        </w:rPr>
+        <w:t>style="left:6.696%;top:22.695%;width:25.100%;height:3.568%;"</w:t>
+      </w:r>
+      <w:r>
+        <w:t>&gt;&lt;/div&gt;</w:t>
+      </w:r>
+    </w:p>
+    <w:p>
+      <w:pPr>
+        <w:pStyle w:val="Sansinterligne"/>
+        <w:ind w:left="1416"/>
+      </w:pPr>
+      <w:r>
+        <w:t>      &lt;div class="st-zone" data-</w:t>
+      </w:r>
+      <w:r>
+        <w:rPr>
+          <w:b/>
+          <w:bCs/>
+        </w:rPr>
+        <w:t>subtool="ajout_ancrage"style="left:6.586%;top:26.488%;width:25.210%;height:3.474%;"</w:t>
+      </w:r>
+      <w:r>
+        <w:t>&gt;&lt;/div&gt;</w:t>
+      </w:r>
+    </w:p>
+    <w:p>
+      <w:pPr>
+        <w:pStyle w:val="Sansinterligne"/>
+        <w:ind w:left="1416"/>
+        <w:rPr>
+          <w:lang w:val="en-CA"/>
+        </w:rPr>
+      </w:pPr>
+      <w:proofErr w:type="spellStart"/>
+      <w:r>
+        <w:rPr>
+          <w:lang w:val="en-CA"/>
+        </w:rPr>
+        <w:t>Etc</w:t>
+      </w:r>
+      <w:proofErr w:type="spellEnd"/>
+      <w:r>
+        <w:rPr>
+          <w:lang w:val="en-CA"/>
+        </w:rPr>
+        <w:t>…</w:t>
+      </w:r>
+    </w:p>
+    <w:p>
+      <w:pPr>
+        <w:pStyle w:val="Paragraphedeliste"/>
+        <w:spacing w:line="360" w:lineRule="auto"/>
+        <w:ind w:left="1701"/>
+      </w:pPr>
+    </w:p>
+    <w:p>
+      <w:pPr>
+        <w:pStyle w:val="Paragraphedeliste"/>
+        <w:numPr>
+          <w:ilvl w:val="0"/>
+          <w:numId w:val="4"/>
+        </w:numPr>
+        <w:spacing w:line="360" w:lineRule="auto"/>
+        <w:ind w:left="1418"/>
+      </w:pPr>
+      <w:r>
+        <w:rPr>
+          <w:b/>
+          <w:bCs/>
+        </w:rPr>
+        <w:t>data-</w:t>
+      </w:r>
+      <w:proofErr w:type="spellStart"/>
+      <w:r>
+        <w:rPr>
+          <w:b/>
+          <w:bCs/>
+        </w:rPr>
+        <w:t>subtool</w:t>
+      </w:r>
+      <w:proofErr w:type="spellEnd"/>
+      <w:r>
+        <w:t xml:space="preserve">: nom </w:t>
+      </w:r>
+      <w:r>
+        <w:t xml:space="preserve">de la zone </w:t>
+      </w:r>
+      <w:proofErr w:type="spellStart"/>
+      <w:r>
+        <w:t>clicable</w:t>
+      </w:r>
+      <w:proofErr w:type="spellEnd"/>
+    </w:p>
+    <w:p>
+      <w:pPr>
+        <w:spacing w:line="360" w:lineRule="auto"/>
+        <w:ind w:left="1058"/>
+      </w:pPr>
+    </w:p>
+    <w:p>
+      <w:pPr>
+        <w:pStyle w:val="Paragraphedeliste"/>
+        <w:numPr>
+          <w:ilvl w:val="0"/>
+          <w:numId w:val="4"/>
+        </w:numPr>
+        <w:spacing w:line="360" w:lineRule="auto"/>
+        <w:ind w:left="1418"/>
+      </w:pPr>
+      <w:r>
+        <w:t>Surligner : si lorsqu’on clique sur cet objet, un autre outil, menu, panneau … est surligner en bleu (voir exemple plus loin)</w:t>
+      </w:r>
+    </w:p>
+    <w:p>
+      <w:pPr>
+        <w:pStyle w:val="Paragraphedeliste"/>
+        <w:numPr>
+          <w:ilvl w:val="0"/>
+          <w:numId w:val="4"/>
+        </w:numPr>
+        <w:spacing w:line="360" w:lineRule="auto"/>
+        <w:ind w:left="1418"/>
+      </w:pPr>
+      <w:r>
+        <w:rPr>
+          <w:b/>
+          <w:bCs/>
           <w:noProof/>
         </w:rPr>
-        <w:lastRenderedPageBreak/>
         <mc:AlternateContent>
           <mc:Choice Requires="wps">
             <w:drawing>
-              <wp:anchor distT="0" distB="0" distL="114300" distR="114300" simplePos="0" relativeHeight="251660288" behindDoc="0" locked="0" layoutInCell="1" allowOverlap="1" wp14:anchorId="790D4488" wp14:editId="07138762">
+              <wp:anchor distT="0" distB="0" distL="114300" distR="114300" simplePos="0" relativeHeight="251673600" behindDoc="0" locked="0" layoutInCell="1" allowOverlap="1" wp14:anchorId="5AA5C8CC" wp14:editId="173526A3">
                 <wp:simplePos x="0" y="0"/>
                 <wp:positionH relativeFrom="column">
-                  <wp:posOffset>1267280</wp:posOffset>
+                  <wp:posOffset>4167429</wp:posOffset>
                 </wp:positionH>
                 <wp:positionV relativeFrom="paragraph">
-                  <wp:posOffset>483045</wp:posOffset>
+                  <wp:posOffset>96454</wp:posOffset>
+                </wp:positionV>
+                <wp:extent cx="835926" cy="3377271"/>
+                <wp:effectExtent l="38100" t="76200" r="650240" b="90170"/>
+                <wp:wrapNone/>
+                <wp:docPr id="1941398564" name="Connecteur : en angle 2"/>
+                <wp:cNvGraphicFramePr/>
+                <a:graphic xmlns:a="http://schemas.openxmlformats.org/drawingml/2006/main">
+                  <a:graphicData uri="http://schemas.microsoft.com/office/word/2010/wordprocessingShape">
+                    <wps:wsp>
+                      <wps:cNvCnPr/>
+                      <wps:spPr>
+                        <a:xfrm>
+                          <a:off x="0" y="0"/>
+                          <a:ext cx="835926" cy="3377271"/>
+                        </a:xfrm>
+                        <a:prstGeom prst="bentConnector3">
+                          <a:avLst>
+                            <a:gd name="adj1" fmla="val 174441"/>
+                          </a:avLst>
+                        </a:prstGeom>
+                        <a:ln>
+                          <a:headEnd type="triangle"/>
+                          <a:tailEnd type="triangle"/>
+                        </a:ln>
+                      </wps:spPr>
+                      <wps:style>
+                        <a:lnRef idx="1">
+                          <a:schemeClr val="accent1"/>
+                        </a:lnRef>
+                        <a:fillRef idx="0">
+                          <a:schemeClr val="accent1"/>
+                        </a:fillRef>
+                        <a:effectRef idx="0">
+                          <a:schemeClr val="accent1"/>
+                        </a:effectRef>
+                        <a:fontRef idx="minor">
+                          <a:schemeClr val="tx1"/>
+                        </a:fontRef>
+                      </wps:style>
+                      <wps:bodyPr/>
+                    </wps:wsp>
+                  </a:graphicData>
+                </a:graphic>
+                <wp14:sizeRelH relativeFrom="margin">
+                  <wp14:pctWidth>0</wp14:pctWidth>
+                </wp14:sizeRelH>
+                <wp14:sizeRelV relativeFrom="margin">
+                  <wp14:pctHeight>0</wp14:pctHeight>
+                </wp14:sizeRelV>
+              </wp:anchor>
+            </w:drawing>
+          </mc:Choice>
+          <mc:Fallback>
+            <w:pict>
+              <v:shape w14:anchorId="7653B3E1" id="Connecteur : en angle 2" o:spid="_x0000_s1026" type="#_x0000_t34" style="position:absolute;margin-left:328.15pt;margin-top:7.6pt;width:65.8pt;height:265.95pt;z-index:251673600;visibility:visible;mso-wrap-style:square;mso-width-percent:0;mso-height-percent:0;mso-wrap-distance-left:9pt;mso-wrap-distance-top:0;mso-wrap-distance-right:9pt;mso-wrap-distance-bottom:0;mso-position-horizontal:absolute;mso-position-horizontal-relative:text;mso-position-vertical:absolute;mso-position-vertical-relative:text;mso-width-percent:0;mso-height-percent:0;mso-width-relative:margin;mso-height-relative:margin" o:gfxdata="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" adj="37679" strokecolor="#5b9bd5 [3204]" strokeweight=".5pt">
+                <v:stroke startarrow="block" endarrow="block"/>
+              </v:shape>
+            </w:pict>
+          </mc:Fallback>
+        </mc:AlternateContent>
+      </w:r>
+      <w:r>
+        <w:rPr>
+          <w:b/>
+          <w:bCs/>
+        </w:rPr>
+        <w:t>Style</w:t>
+      </w:r>
+      <w:r>
+        <w:t>: le style</w:t>
+      </w:r>
+      <w:r>
+        <w:t xml:space="preserve"> </w:t>
+      </w:r>
+      <w:r>
+        <w:t>copi</w:t>
+      </w:r>
+      <w:r>
+        <w:t>é</w:t>
+      </w:r>
+      <w:r>
+        <w:t xml:space="preserve"> </w:t>
+      </w:r>
+      <w:r>
+        <w:t>à partir de</w:t>
+      </w:r>
+      <w:r>
+        <w:t xml:space="preserve"> la zone </w:t>
+      </w:r>
+      <w:r>
+        <w:t>tracée</w:t>
+      </w:r>
+      <w:r>
+        <w:t xml:space="preserve"> </w:t>
+      </w:r>
+    </w:p>
+    <w:p>
+      <w:pPr>
+        <w:pStyle w:val="Sansinterligne"/>
+        <w:rPr>
+          <w:rFonts w:eastAsia="Times New Roman"/>
+          <w:lang w:eastAsia="fr-CA"/>
+        </w:rPr>
+      </w:pPr>
+    </w:p>
+    <w:p>
+      <w:pPr>
+        <w:pStyle w:val="Sansinterligne"/>
+        <w:rPr>
+          <w:rFonts w:eastAsia="Times New Roman"/>
+          <w:lang w:eastAsia="fr-CA"/>
+        </w:rPr>
+      </w:pPr>
+    </w:p>
+    <w:p>
+      <w:pPr>
+        <w:pStyle w:val="Paragraphedeliste"/>
+        <w:numPr>
+          <w:ilvl w:val="0"/>
+          <w:numId w:val="14"/>
+        </w:numPr>
+        <w:spacing w:after="0" w:line="360" w:lineRule="auto"/>
+        <w:ind w:left="426"/>
+        <w:rPr>
+          <w:b/>
+          <w:bCs/>
+        </w:rPr>
+      </w:pPr>
+      <w:r>
+        <w:rPr>
+          <w:b/>
+          <w:bCs/>
+        </w:rPr>
+        <w:t xml:space="preserve">Pour créer les hotspots </w:t>
+      </w:r>
+    </w:p>
+    <w:p>
+      <w:pPr>
+        <w:pStyle w:val="Paragraphedeliste"/>
+        <w:numPr>
+          <w:ilvl w:val="0"/>
+          <w:numId w:val="3"/>
+        </w:numPr>
+        <w:spacing w:line="360" w:lineRule="auto"/>
+      </w:pPr>
+      <w:r>
+        <w:t>Ouvrir : illustrator-zones.html</w:t>
+      </w:r>
+    </w:p>
+    <w:p>
+      <w:pPr>
+        <w:pStyle w:val="Paragraphedeliste"/>
+        <w:numPr>
+          <w:ilvl w:val="0"/>
+          <w:numId w:val="3"/>
+        </w:numPr>
+        <w:spacing w:line="360" w:lineRule="auto"/>
+      </w:pPr>
+      <w:r>
+        <w:t>Ouvrir une interface de sous-menu en cliquant sur « Charger image »</w:t>
+      </w:r>
+    </w:p>
+    <w:p>
+      <w:pPr>
+        <w:pStyle w:val="Paragraphedeliste"/>
+        <w:numPr>
+          <w:ilvl w:val="0"/>
+          <w:numId w:val="3"/>
+        </w:numPr>
+        <w:spacing w:line="360" w:lineRule="auto"/>
+      </w:pPr>
+      <w:r>
+        <w:t xml:space="preserve">Pour créer </w:t>
+      </w:r>
+      <w:r>
+        <w:t>des</w:t>
+      </w:r>
+      <w:r>
+        <w:t xml:space="preserve"> nouvelle</w:t>
+      </w:r>
+      <w:r>
+        <w:t xml:space="preserve">s </w:t>
+      </w:r>
+      <w:r>
+        <w:t>zone</w:t>
+      </w:r>
+      <w:r>
+        <w:t>s</w:t>
+      </w:r>
+      <w:r>
+        <w:t xml:space="preserve"> </w:t>
+      </w:r>
+    </w:p>
+    <w:p>
+      <w:pPr>
+        <w:pStyle w:val="Paragraphedeliste"/>
+        <w:numPr>
+          <w:ilvl w:val="1"/>
+          <w:numId w:val="3"/>
+        </w:numPr>
+        <w:spacing w:line="360" w:lineRule="auto"/>
+      </w:pPr>
+      <w:r>
+        <w:t xml:space="preserve">Cliquer et glisser </w:t>
+      </w:r>
+    </w:p>
+    <w:p>
+      <w:pPr>
+        <w:spacing w:line="360" w:lineRule="auto"/>
+        <w:ind w:left="438" w:firstLine="708"/>
+      </w:pPr>
+      <w:r>
+        <w:rPr>
+          <w:noProof/>
+        </w:rPr>
+        <mc:AlternateContent>
+          <mc:Choice Requires="wps">
+            <w:drawing>
+              <wp:anchor distT="0" distB="0" distL="114300" distR="114300" simplePos="0" relativeHeight="251671552" behindDoc="0" locked="0" layoutInCell="1" allowOverlap="1" wp14:anchorId="216EAB39" wp14:editId="6F3737B3">
+                <wp:simplePos x="0" y="0"/>
+                <wp:positionH relativeFrom="margin">
+                  <wp:posOffset>3873746</wp:posOffset>
+                </wp:positionH>
+                <wp:positionV relativeFrom="paragraph">
+                  <wp:posOffset>192727</wp:posOffset>
+                </wp:positionV>
+                <wp:extent cx="1371600" cy="491319"/>
+                <wp:effectExtent l="0" t="0" r="19050" b="23495"/>
+                <wp:wrapNone/>
+                <wp:docPr id="229742842" name="Rectangle 3"/>
+                <wp:cNvGraphicFramePr/>
+                <a:graphic xmlns:a="http://schemas.openxmlformats.org/drawingml/2006/main">
+                  <a:graphicData uri="http://schemas.microsoft.com/office/word/2010/wordprocessingShape">
+                    <wps:wsp>
+                      <wps:cNvSpPr/>
+                      <wps:spPr>
+                        <a:xfrm>
+                          <a:off x="0" y="0"/>
+                          <a:ext cx="1371600" cy="491319"/>
+                        </a:xfrm>
+                        <a:prstGeom prst="rect">
+                          <a:avLst/>
+                        </a:prstGeom>
+                        <a:noFill/>
+                        <a:ln>
+                          <a:solidFill>
+                            <a:srgbClr val="FF0000"/>
+                          </a:solidFill>
+                        </a:ln>
+                      </wps:spPr>
+                      <wps:style>
+                        <a:lnRef idx="2">
+                          <a:schemeClr val="accent2"/>
+                        </a:lnRef>
+                        <a:fillRef idx="1">
+                          <a:schemeClr val="lt1"/>
+                        </a:fillRef>
+                        <a:effectRef idx="0">
+                          <a:schemeClr val="accent2"/>
+                        </a:effectRef>
+                        <a:fontRef idx="minor">
+                          <a:schemeClr val="dk1"/>
+                        </a:fontRef>
+                      </wps:style>
+                      <wps:bodyPr rot="0" spcFirstLastPara="0" vertOverflow="overflow" horzOverflow="overflow" vert="horz" wrap="square" lIns="91440" tIns="45720" rIns="91440" bIns="45720" numCol="1" spcCol="0" rtlCol="0" fromWordArt="0" anchor="ctr" anchorCtr="0" forceAA="0" compatLnSpc="1">
+                        <a:prstTxWarp prst="textNoShape">
+                          <a:avLst/>
+                        </a:prstTxWarp>
+                        <a:noAutofit/>
+                      </wps:bodyPr>
+                    </wps:wsp>
+                  </a:graphicData>
+                </a:graphic>
+                <wp14:sizeRelH relativeFrom="margin">
+                  <wp14:pctWidth>0</wp14:pctWidth>
+                </wp14:sizeRelH>
+                <wp14:sizeRelV relativeFrom="margin">
+                  <wp14:pctHeight>0</wp14:pctHeight>
+                </wp14:sizeRelV>
+              </wp:anchor>
+            </w:drawing>
+          </mc:Choice>
+          <mc:Fallback>
+            <w:pict>
+              <v:rect w14:anchorId="7C077F14" id="Rectangle 3" o:spid="_x0000_s1026" style="position:absolute;margin-left:305pt;margin-top:15.2pt;width:108pt;height:38.7pt;z-index:251671552;visibility:visible;mso-wrap-style:square;mso-width-percent:0;mso-height-percent:0;mso-wrap-distance-left:9pt;mso-wrap-distance-top:0;mso-wrap-distance-right:9pt;mso-wrap-distance-bottom:0;mso-position-horizontal:absolute;mso-position-horizontal-relative:margin;mso-position-vertical:absolute;mso-position-vertical-relative:text;mso-width-percent:0;mso-height-percent:0;mso-width-relative:margin;mso-height-relative:margin;v-text-anchor:middle" o:gfxdata="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" filled="f" strokecolor="red" strokeweight="1pt">
+                <w10:wrap anchorx="margin"/>
+              </v:rect>
+            </w:pict>
+          </mc:Fallback>
+        </mc:AlternateContent>
+      </w:r>
+      <w:r>
+        <w:drawing>
+          <wp:inline distT="0" distB="0" distL="0" distR="0" wp14:anchorId="26F98E02" wp14:editId="7438CDE9">
+            <wp:extent cx="4651422" cy="702396"/>
+            <wp:effectExtent l="0" t="0" r="0" b="2540"/>
+            <wp:docPr id="629744015" name="Image 1"/>
+            <wp:cNvGraphicFramePr>
+              <a:graphicFrameLocks xmlns:a="http://schemas.openxmlformats.org/drawingml/2006/main" noChangeAspect="1"/>
+            </wp:cNvGraphicFramePr>
+            <a:graphic xmlns:a="http://schemas.openxmlformats.org/drawingml/2006/main">
+              <a:graphicData uri="http://schemas.openxmlformats.org/drawingml/2006/picture">
+                <pic:pic xmlns:pic="http://schemas.openxmlformats.org/drawingml/2006/picture">
+                  <pic:nvPicPr>
+                    <pic:cNvPr id="1062565587" name=""/>
+                    <pic:cNvPicPr/>
+                  </pic:nvPicPr>
+                  <pic:blipFill rotWithShape="1">
+                    <a:blip r:embed="rId7"/>
+                    <a:srcRect t="13670" b="31544"/>
+                    <a:stretch>
+                      <a:fillRect/>
+                    </a:stretch>
+                  </pic:blipFill>
+                  <pic:spPr bwMode="auto">
+                    <a:xfrm>
+                      <a:off x="0" y="0"/>
+                      <a:ext cx="4666148" cy="704620"/>
+                    </a:xfrm>
+                    <a:prstGeom prst="rect">
+                      <a:avLst/>
+                    </a:prstGeom>
+                    <a:ln>
+                      <a:noFill/>
+                    </a:ln>
+                    <a:extLst>
+                      <a:ext uri="{53640926-AAD7-44D8-BBD7-CCE9431645EC}">
+                        <a14:shadowObscured xmlns:a14="http://schemas.microsoft.com/office/drawing/2010/main"/>
+                      </a:ext>
+                    </a:extLst>
+                  </pic:spPr>
+                </pic:pic>
+              </a:graphicData>
+            </a:graphic>
+          </wp:inline>
+        </w:drawing>
+      </w:r>
+    </w:p>
+    <w:p>
+      <w:pPr>
+        <w:pStyle w:val="Paragraphedeliste"/>
+        <w:numPr>
+          <w:ilvl w:val="1"/>
+          <w:numId w:val="3"/>
+        </w:numPr>
+        <w:spacing w:line="360" w:lineRule="auto"/>
+      </w:pPr>
+      <w:r>
+        <w:t>Copier le</w:t>
+      </w:r>
+      <w:r>
+        <w:t>s</w:t>
+      </w:r>
+      <w:r>
+        <w:t xml:space="preserve"> style</w:t>
+      </w:r>
+      <w:r>
+        <w:t>s</w:t>
+      </w:r>
+      <w:r>
+        <w:t xml:space="preserve"> (coller dans le html) </w:t>
+      </w:r>
+    </w:p>
+    <w:p>
+      <w:pPr>
+        <w:pStyle w:val="Sansinterligne"/>
+        <w:ind w:left="1146"/>
+        <w:rPr>
+          <w:lang w:val="en-CA"/>
+        </w:rPr>
+      </w:pPr>
+      <w:r>
+        <w:rPr>
+          <w:lang w:val="en-CA"/>
+        </w:rPr>
+        <w:t xml:space="preserve">&lt;div class="st-zone" </w:t>
+      </w:r>
+      <w:r>
+        <w:rPr>
+          <w:b/>
+          <w:bCs/>
+          <w:lang w:val="en-CA"/>
+        </w:rPr>
+        <w:t>data-</w:t>
+      </w:r>
+      <w:proofErr w:type="spellStart"/>
+      <w:r>
+        <w:rPr>
+          <w:b/>
+          <w:bCs/>
+          <w:lang w:val="en-CA"/>
+        </w:rPr>
+        <w:t>subtool</w:t>
+      </w:r>
+      <w:proofErr w:type="spellEnd"/>
+      <w:r>
+        <w:rPr>
+          <w:b/>
+          <w:bCs/>
+          <w:lang w:val="en-CA"/>
+        </w:rPr>
+        <w:t>="</w:t>
+      </w:r>
+      <w:proofErr w:type="spellStart"/>
+      <w:r>
+        <w:rPr>
+          <w:b/>
+          <w:bCs/>
+          <w:lang w:val="en-CA"/>
+        </w:rPr>
+        <w:t>plume_normal</w:t>
+      </w:r>
+      <w:proofErr w:type="spellEnd"/>
+      <w:r>
+        <w:rPr>
+          <w:lang w:val="en-CA"/>
+        </w:rPr>
+        <w:t>"</w:t>
+      </w:r>
+      <w:r>
+        <w:rPr>
+          <w:lang w:val="en-CA"/>
+        </w:rPr>
+        <w:t xml:space="preserve"> </w:t>
+      </w:r>
+      <w:r>
+        <w:rPr>
+          <w:b/>
+          <w:bCs/>
+          <w:lang w:val="en-CA"/>
+        </w:rPr>
+        <w:t>style="left:6.696%;top:22.695%;width:25.100%;height:3.568%;"</w:t>
+      </w:r>
+      <w:r>
+        <w:rPr>
+          <w:lang w:val="en-CA"/>
+        </w:rPr>
+        <w:t>&gt;&lt;/div&gt;</w:t>
+      </w:r>
+    </w:p>
+    <w:p>
+      <w:pPr>
+        <w:spacing w:line="360" w:lineRule="auto"/>
+        <w:rPr>
+          <w:lang w:val="en-CA"/>
+        </w:rPr>
+      </w:pPr>
+    </w:p>
+    <w:p>
+      <w:pPr>
+        <w:pStyle w:val="Paragraphedeliste"/>
+        <w:numPr>
+          <w:ilvl w:val="0"/>
+          <w:numId w:val="14"/>
+        </w:numPr>
+        <w:spacing w:after="0" w:line="360" w:lineRule="auto"/>
+        <w:ind w:left="426"/>
+        <w:rPr>
+          <w:b/>
+          <w:bCs/>
+        </w:rPr>
+      </w:pPr>
+      <w:r>
+        <w:rPr>
+          <w:b/>
+          <w:bCs/>
+        </w:rPr>
+        <w:t>Pour créer le</w:t>
+      </w:r>
+      <w:r>
+        <w:rPr>
+          <w:b/>
+          <w:bCs/>
+        </w:rPr>
+        <w:t xml:space="preserve"> contenu</w:t>
+      </w:r>
+    </w:p>
+    <w:p>
+      <w:pPr>
+        <w:pStyle w:val="Paragraphedeliste"/>
+        <w:numPr>
+          <w:ilvl w:val="0"/>
+          <w:numId w:val="15"/>
+        </w:numPr>
+        <w:spacing w:line="360" w:lineRule="auto"/>
+      </w:pPr>
+      <w:r>
+        <w:t>Ouvrir : editeur.html</w:t>
+      </w:r>
+    </w:p>
+    <w:p>
+      <w:pPr>
+        <w:spacing w:line="360" w:lineRule="auto"/>
+        <w:ind w:firstLine="426"/>
+      </w:pPr>
+      <w:r>
+        <w:rPr>
+          <w:noProof/>
+        </w:rPr>
+        <w:lastRenderedPageBreak/>
+        <w:drawing>
+          <wp:inline distT="0" distB="0" distL="0" distR="0" wp14:anchorId="10EBB663" wp14:editId="3DC0A02C">
+            <wp:extent cx="2934269" cy="1418662"/>
+            <wp:effectExtent l="0" t="0" r="0" b="0"/>
+            <wp:docPr id="1231777709" name="Image 1"/>
+            <wp:cNvGraphicFramePr>
+              <a:graphicFrameLocks xmlns:a="http://schemas.openxmlformats.org/drawingml/2006/main" noChangeAspect="1"/>
+            </wp:cNvGraphicFramePr>
+            <a:graphic xmlns:a="http://schemas.openxmlformats.org/drawingml/2006/main">
+              <a:graphicData uri="http://schemas.openxmlformats.org/drawingml/2006/picture">
+                <pic:pic xmlns:pic="http://schemas.openxmlformats.org/drawingml/2006/picture">
+                  <pic:nvPicPr>
+                    <pic:cNvPr id="1854786206" name=""/>
+                    <pic:cNvPicPr/>
+                  </pic:nvPicPr>
+                  <pic:blipFill>
+                    <a:blip r:embed="rId8"/>
+                    <a:stretch>
+                      <a:fillRect/>
+                    </a:stretch>
+                  </pic:blipFill>
+                  <pic:spPr>
+                    <a:xfrm>
+                      <a:off x="0" y="0"/>
+                      <a:ext cx="2944722" cy="1423716"/>
+                    </a:xfrm>
+                    <a:prstGeom prst="rect">
+                      <a:avLst/>
+                    </a:prstGeom>
+                  </pic:spPr>
+                </pic:pic>
+              </a:graphicData>
+            </a:graphic>
+          </wp:inline>
+        </w:drawing>
+      </w:r>
+    </w:p>
+    <w:p>
+      <w:pPr>
+        <w:pStyle w:val="Paragraphedeliste"/>
+        <w:numPr>
+          <w:ilvl w:val="1"/>
+          <w:numId w:val="15"/>
+        </w:numPr>
+        <w:spacing w:line="360" w:lineRule="auto"/>
+      </w:pPr>
+      <w:r>
+        <w:t>Cliquer sur « Choisir le fichier »</w:t>
+      </w:r>
+    </w:p>
+    <w:p>
+      <w:pPr>
+        <w:pStyle w:val="Paragraphedeliste"/>
+        <w:numPr>
+          <w:ilvl w:val="1"/>
+          <w:numId w:val="15"/>
+        </w:numPr>
+        <w:spacing w:line="360" w:lineRule="auto"/>
+      </w:pPr>
+      <w:r>
+        <w:t xml:space="preserve">Sélectionner le fichier: </w:t>
+      </w:r>
+      <w:proofErr w:type="spellStart"/>
+      <w:r>
+        <w:t>tools-data</w:t>
+      </w:r>
+      <w:r>
+        <w:t>.json</w:t>
+      </w:r>
+      <w:proofErr w:type="spellEnd"/>
+    </w:p>
+    <w:p>
+      <w:pPr>
+        <w:pStyle w:val="Paragraphedeliste"/>
+        <w:spacing w:line="360" w:lineRule="auto"/>
+        <w:ind w:left="1440"/>
+      </w:pPr>
+      <w:r>
+        <w:t>Ceci ouvre un fichier avec les sections déjà crées et permet d’éditer le contenu</w:t>
+      </w:r>
+    </w:p>
+    <w:p>
+      <w:pPr>
+        <w:spacing w:line="360" w:lineRule="auto"/>
+        <w:ind w:left="708" w:firstLine="708"/>
+      </w:pPr>
+      <w:r>
+        <w:rPr>
+          <w:noProof/>
+        </w:rPr>
+        <w:drawing>
+          <wp:inline distT="0" distB="0" distL="0" distR="0" wp14:anchorId="21CD9845" wp14:editId="67575233">
+            <wp:extent cx="2750024" cy="1341407"/>
+            <wp:effectExtent l="0" t="0" r="0" b="0"/>
+            <wp:docPr id="1099738015" name="Image 1"/>
+            <wp:cNvGraphicFramePr>
+              <a:graphicFrameLocks xmlns:a="http://schemas.openxmlformats.org/drawingml/2006/main" noChangeAspect="1"/>
+            </wp:cNvGraphicFramePr>
+            <a:graphic xmlns:a="http://schemas.openxmlformats.org/drawingml/2006/main">
+              <a:graphicData uri="http://schemas.openxmlformats.org/drawingml/2006/picture">
+                <pic:pic xmlns:pic="http://schemas.openxmlformats.org/drawingml/2006/picture">
+                  <pic:nvPicPr>
+                    <pic:cNvPr id="1580936555" name=""/>
+                    <pic:cNvPicPr/>
+                  </pic:nvPicPr>
+                  <pic:blipFill>
+                    <a:blip r:embed="rId10"/>
+                    <a:stretch>
+                      <a:fillRect/>
+                    </a:stretch>
+                  </pic:blipFill>
+                  <pic:spPr>
+                    <a:xfrm>
+                      <a:off x="0" y="0"/>
+                      <a:ext cx="2763463" cy="1347962"/>
+                    </a:xfrm>
+                    <a:prstGeom prst="rect">
+                      <a:avLst/>
+                    </a:prstGeom>
+                  </pic:spPr>
+                </pic:pic>
+              </a:graphicData>
+            </a:graphic>
+          </wp:inline>
+        </w:drawing>
+      </w:r>
+    </w:p>
+    <w:p>
+      <w:pPr>
+        <w:pStyle w:val="Paragraphedeliste"/>
+        <w:numPr>
+          <w:ilvl w:val="1"/>
+          <w:numId w:val="15"/>
+        </w:numPr>
+        <w:spacing w:line="360" w:lineRule="auto"/>
+      </w:pPr>
+      <w:r>
+        <w:t xml:space="preserve">Pour ajouter une description, cliquer sur « Ajouter une fiche »  </w:t>
+      </w:r>
+    </w:p>
+    <w:p>
+      <w:pPr>
+        <w:pStyle w:val="Paragraphedeliste"/>
+        <w:spacing w:line="360" w:lineRule="auto"/>
+        <w:ind w:left="1440"/>
+      </w:pPr>
+      <w:r>
+        <w:rPr>
+          <w:b/>
+          <w:bCs/>
+        </w:rPr>
+        <w:t>Important</w:t>
+      </w:r>
+      <w:r>
+        <w:t> : le nom de l’identifiant : id doit être le même que dans la page html</w:t>
+      </w:r>
+    </w:p>
+    <w:p>
+      <w:pPr>
+        <w:pStyle w:val="Paragraphedeliste"/>
+        <w:spacing w:line="360" w:lineRule="auto"/>
+        <w:ind w:left="1440"/>
+      </w:pPr>
+      <w:r>
+        <w:t>Exemple</w:t>
+      </w:r>
+      <w:r>
+        <w:rPr>
+          <w:b/>
+          <w:bCs/>
+        </w:rPr>
+        <w:t> </w:t>
+      </w:r>
+      <w:r>
+        <w:t>:</w:t>
+      </w:r>
+      <w:r>
+        <w:t xml:space="preserve"> </w:t>
+      </w:r>
+    </w:p>
+    <w:p>
+      <w:pPr>
+        <w:pStyle w:val="Paragraphedeliste"/>
+        <w:spacing w:line="360" w:lineRule="auto"/>
+        <w:ind w:left="1440"/>
+      </w:pPr>
+      <w:r>
+        <w:rPr>
+          <w:noProof/>
+        </w:rPr>
+        <mc:AlternateContent>
+          <mc:Choice Requires="wps">
+            <w:drawing>
+              <wp:anchor distT="0" distB="0" distL="114300" distR="114300" simplePos="0" relativeHeight="251675648" behindDoc="0" locked="0" layoutInCell="1" allowOverlap="1" wp14:anchorId="1BF96524" wp14:editId="49A9DE29">
+                <wp:simplePos x="0" y="0"/>
+                <wp:positionH relativeFrom="column">
+                  <wp:posOffset>1115979</wp:posOffset>
+                </wp:positionH>
+                <wp:positionV relativeFrom="paragraph">
+                  <wp:posOffset>400931</wp:posOffset>
                 </wp:positionV>
                 <wp:extent cx="1037230" cy="382138"/>
                 <wp:effectExtent l="0" t="0" r="10795" b="18415"/>
                 <wp:wrapNone/>
-                <wp:docPr id="2015176539" name="Rectangle 3"/>
+                <wp:docPr id="1211266004" name="Rectangle 3"/>
                 <wp:cNvGraphicFramePr/>
                 <a:graphic xmlns:a="http://schemas.openxmlformats.org/drawingml/2006/main">
                   <a:graphicData uri="http://schemas.microsoft.com/office/word/2010/wordprocessingShape">
@@ -1202,17 +3196,20 @@
           </mc:Choice>
           <mc:Fallback>
             <w:pict>
-              <v:rect w14:anchorId="5FC5E8B4" id="Rectangle 3" o:spid="_x0000_s1026" style="position:absolute;margin-left:99.8pt;margin-top:38.05pt;width:81.65pt;height:30.1pt;z-index:251660288;visibility:visible;mso-wrap-style:square;mso-wrap-distance-left:9pt;mso-wrap-distance-top:0;mso-wrap-distance-right:9pt;mso-wrap-distance-bottom:0;mso-position-horizontal:absolute;mso-position-horizontal-relative:text;mso-position-vertical:absolute;mso-position-vertical-relative:text;v-text-anchor:middle" o:gfxdata="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" filled="f" strokecolor="red" strokeweight="1pt"/>
+              <v:rect w14:anchorId="1867533A" id="Rectangle 3" o:spid="_x0000_s1026" style="position:absolute;margin-left:87.85pt;margin-top:31.55pt;width:81.65pt;height:30.1pt;z-index:251675648;visibility:visible;mso-wrap-style:square;mso-wrap-distance-left:9pt;mso-wrap-distance-top:0;mso-wrap-distance-right:9pt;mso-wrap-distance-bottom:0;mso-position-horizontal:absolute;mso-position-horizontal-relative:text;mso-position-vertical:absolute;mso-position-vertical-relative:text;v-text-anchor:middle" o:gfxdata="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" filled="f" strokecolor="red" strokeweight="1pt"/>
             </w:pict>
           </mc:Fallback>
         </mc:AlternateContent>
       </w:r>
       <w:r>
+        <w:rPr>
+          <w:noProof/>
+        </w:rPr>
         <w:drawing>
-          <wp:inline distT="0" distB="0" distL="0" distR="0" wp14:anchorId="5FDD455E" wp14:editId="5B72FA20">
-            <wp:extent cx="4677258" cy="1422547"/>
-            <wp:effectExtent l="0" t="0" r="9525" b="6350"/>
-            <wp:docPr id="1775196548" name="Image 1"/>
+          <wp:inline distT="0" distB="0" distL="0" distR="0" wp14:anchorId="14BC9AB2" wp14:editId="2287634D">
+            <wp:extent cx="3791776" cy="1153236"/>
+            <wp:effectExtent l="0" t="0" r="0" b="8890"/>
+            <wp:docPr id="2104240048" name="Image 1"/>
             <wp:cNvGraphicFramePr>
               <a:graphicFrameLocks xmlns:a="http://schemas.openxmlformats.org/drawingml/2006/main" noChangeAspect="1"/>
             </wp:cNvGraphicFramePr>
@@ -1224,7 +3221,7 @@
                     <pic:cNvPicPr/>
                   </pic:nvPicPr>
                   <pic:blipFill>
-                    <a:blip r:embed="rId9"/>
+                    <a:blip r:embed="rId11"/>
                     <a:stretch>
                       <a:fillRect/>
                     </a:stretch>
@@ -1232,7 +3229,7 @@
                   <pic:spPr>
                     <a:xfrm>
                       <a:off x="0" y="0"/>
-                      <a:ext cx="4680885" cy="1423650"/>
+                      <a:ext cx="3810154" cy="1158825"/>
                     </a:xfrm>
                     <a:prstGeom prst="rect">
                       <a:avLst/>
@@ -1247,40 +3244,12 @@
     </w:p>
     <w:p>
       <w:pPr>
-        <w:pStyle w:val="Titre1"/>
-        <w:jc w:val="left"/>
-        <w:rPr>
-          <w:sz w:val="24"/>
-          <w:szCs w:val="24"/>
-        </w:rPr>
-      </w:pPr>
-      <w:r>
-        <w:rPr>
-          <w:sz w:val="28"/>
-          <w:szCs w:val="28"/>
-        </w:rPr>
-        <w:t>Hotspot</w:t>
-      </w:r>
-      <w:r>
-        <w:rPr>
-          <w:sz w:val="28"/>
-          <w:szCs w:val="28"/>
-        </w:rPr>
-        <w:t xml:space="preserve"> : </w:t>
-      </w:r>
-      <w:r>
-        <w:rPr>
-          <w:sz w:val="24"/>
-          <w:szCs w:val="24"/>
-        </w:rPr>
-        <w:t>Pour calculer les positions des hotspots</w:t>
-      </w:r>
-      <w:r>
-        <w:rPr>
-          <w:sz w:val="24"/>
-          <w:szCs w:val="24"/>
-        </w:rPr>
-        <w:t xml:space="preserve"> qui n’ont pas de sous-section</w:t>
+        <w:pStyle w:val="Paragraphedeliste"/>
+        <w:spacing w:line="360" w:lineRule="auto"/>
+        <w:ind w:left="1440"/>
+      </w:pPr>
+      <w:r>
+        <w:t xml:space="preserve">Dans le html : </w:t>
       </w:r>
     </w:p>
     <w:p>
@@ -1288,293 +3257,180 @@
         <w:pStyle w:val="Paragraphedeliste"/>
         <w:numPr>
           <w:ilvl w:val="0"/>
-          <w:numId w:val="12"/>
+          <w:numId w:val="10"/>
         </w:numPr>
         <w:spacing w:line="360" w:lineRule="auto"/>
       </w:pPr>
       <w:r>
-        <w:t>Ouvrir : illustrator-zones.html</w:t>
-      </w:r>
-    </w:p>
-    <w:p>
-      <w:pPr>
-        <w:pStyle w:val="Paragraphedeliste"/>
-        <w:numPr>
-          <w:ilvl w:val="0"/>
-          <w:numId w:val="12"/>
-        </w:numPr>
-        <w:spacing w:line="360" w:lineRule="auto"/>
-      </w:pPr>
-      <w:r>
-        <w:t>Pour calculer une position de hotspot général</w:t>
-      </w:r>
-    </w:p>
-    <w:p>
-      <w:pPr>
-        <w:pStyle w:val="Paragraphedeliste"/>
-        <w:numPr>
-          <w:ilvl w:val="1"/>
-          <w:numId w:val="12"/>
-        </w:numPr>
-        <w:spacing w:line="360" w:lineRule="auto"/>
-      </w:pPr>
-      <w:r>
-        <w:t>Cliquer sur : zones existantes</w:t>
-      </w:r>
-    </w:p>
-    <w:p>
-      <w:pPr>
-        <w:pStyle w:val="Paragraphedeliste"/>
-        <w:numPr>
-          <w:ilvl w:val="1"/>
-          <w:numId w:val="12"/>
-        </w:numPr>
-        <w:spacing w:line="360" w:lineRule="auto"/>
-      </w:pPr>
-      <w:r>
-        <w:t>Cliquer et glisser sur une nouvelle zone à définir</w:t>
-      </w:r>
-    </w:p>
-    <w:p>
-      <w:pPr>
-        <w:pStyle w:val="Paragraphedeliste"/>
-        <w:numPr>
-          <w:ilvl w:val="1"/>
-          <w:numId w:val="12"/>
-        </w:numPr>
-        <w:spacing w:line="360" w:lineRule="auto"/>
-      </w:pPr>
-      <w:r>
-        <w:rPr>
-          <w:noProof/>
-        </w:rPr>
-        <mc:AlternateContent>
-          <mc:Choice Requires="wps">
-            <w:drawing>
-              <wp:anchor distT="0" distB="0" distL="114300" distR="114300" simplePos="0" relativeHeight="251664384" behindDoc="0" locked="0" layoutInCell="1" allowOverlap="1" wp14:anchorId="5410AF3B" wp14:editId="1F1F5D4D">
-                <wp:simplePos x="0" y="0"/>
-                <wp:positionH relativeFrom="column">
-                  <wp:posOffset>3096080</wp:posOffset>
-                </wp:positionH>
-                <wp:positionV relativeFrom="paragraph">
-                  <wp:posOffset>78787</wp:posOffset>
-                </wp:positionV>
-                <wp:extent cx="88454" cy="5520008"/>
-                <wp:effectExtent l="38100" t="76200" r="1626235" b="100330"/>
-                <wp:wrapNone/>
-                <wp:docPr id="140048046" name="Connecteur : en angle 2"/>
-                <wp:cNvGraphicFramePr/>
-                <a:graphic xmlns:a="http://schemas.openxmlformats.org/drawingml/2006/main">
-                  <a:graphicData uri="http://schemas.microsoft.com/office/word/2010/wordprocessingShape">
-                    <wps:wsp>
-                      <wps:cNvCnPr/>
-                      <wps:spPr>
-                        <a:xfrm>
-                          <a:off x="0" y="0"/>
-                          <a:ext cx="88454" cy="5520008"/>
-                        </a:xfrm>
-                        <a:prstGeom prst="bentConnector3">
-                          <a:avLst>
-                            <a:gd name="adj1" fmla="val 1920744"/>
-                          </a:avLst>
-                        </a:prstGeom>
-                        <a:ln>
-                          <a:headEnd type="triangle"/>
-                          <a:tailEnd type="triangle"/>
-                        </a:ln>
-                      </wps:spPr>
-                      <wps:style>
-                        <a:lnRef idx="1">
-                          <a:schemeClr val="accent1"/>
-                        </a:lnRef>
-                        <a:fillRef idx="0">
-                          <a:schemeClr val="accent1"/>
-                        </a:fillRef>
-                        <a:effectRef idx="0">
-                          <a:schemeClr val="accent1"/>
-                        </a:effectRef>
-                        <a:fontRef idx="minor">
-                          <a:schemeClr val="tx1"/>
-                        </a:fontRef>
-                      </wps:style>
-                      <wps:bodyPr/>
-                    </wps:wsp>
-                  </a:graphicData>
-                </a:graphic>
-                <wp14:sizeRelH relativeFrom="margin">
-                  <wp14:pctWidth>0</wp14:pctWidth>
-                </wp14:sizeRelH>
-                <wp14:sizeRelV relativeFrom="margin">
-                  <wp14:pctHeight>0</wp14:pctHeight>
-                </wp14:sizeRelV>
-              </wp:anchor>
-            </w:drawing>
-          </mc:Choice>
-          <mc:Fallback>
-            <w:pict>
-              <v:shape w14:anchorId="11436A35" id="Connecteur : en angle 2" o:spid="_x0000_s1026" type="#_x0000_t34" style="position:absolute;margin-left:243.8pt;margin-top:6.2pt;width:6.95pt;height:434.65pt;z-index:251664384;visibility:visible;mso-wrap-style:square;mso-width-percent:0;mso-height-percent:0;mso-wrap-distance-left:9pt;mso-wrap-distance-top:0;mso-wrap-distance-right:9pt;mso-wrap-distance-bottom:0;mso-position-horizontal:absolute;mso-position-horizontal-relative:text;mso-position-vertical:absolute;mso-position-vertical-relative:text;mso-width-percent:0;mso-height-percent:0;mso-width-relative:margin;mso-height-relative:margin" o:gfxdata="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" adj="414881" strokecolor="#5b9bd5 [3204]" strokeweight=".5pt">
-                <v:stroke startarrow="block" endarrow="block"/>
-              </v:shape>
-            </w:pict>
-          </mc:Fallback>
-        </mc:AlternateContent>
-      </w:r>
-      <w:r>
-        <w:t xml:space="preserve">Copier le style (coller dans le html) </w:t>
-      </w:r>
-    </w:p>
-    <w:p>
-      <w:pPr>
-        <w:spacing w:line="360" w:lineRule="auto"/>
-        <w:ind w:left="708" w:firstLine="708"/>
-      </w:pPr>
-      <w:r>
-        <w:drawing>
-          <wp:inline distT="0" distB="0" distL="0" distR="0" wp14:anchorId="114B17E9" wp14:editId="08E0FD52">
-            <wp:extent cx="2266063" cy="791570"/>
-            <wp:effectExtent l="0" t="0" r="1270" b="8890"/>
-            <wp:docPr id="1638706822" name="Image 1"/>
-            <wp:cNvGraphicFramePr>
-              <a:graphicFrameLocks xmlns:a="http://schemas.openxmlformats.org/drawingml/2006/main" noChangeAspect="1"/>
-            </wp:cNvGraphicFramePr>
-            <a:graphic xmlns:a="http://schemas.openxmlformats.org/drawingml/2006/main">
-              <a:graphicData uri="http://schemas.openxmlformats.org/drawingml/2006/picture">
-                <pic:pic xmlns:pic="http://schemas.openxmlformats.org/drawingml/2006/picture">
-                  <pic:nvPicPr>
-                    <pic:cNvPr id="184039137" name=""/>
-                    <pic:cNvPicPr/>
-                  </pic:nvPicPr>
-                  <pic:blipFill>
-                    <a:blip r:embed="rId10"/>
-                    <a:stretch>
-                      <a:fillRect/>
-                    </a:stretch>
-                  </pic:blipFill>
-                  <pic:spPr>
-                    <a:xfrm>
-                      <a:off x="0" y="0"/>
-                      <a:ext cx="2284356" cy="797960"/>
-                    </a:xfrm>
-                    <a:prstGeom prst="rect">
-                      <a:avLst/>
-                    </a:prstGeom>
-                  </pic:spPr>
-                </pic:pic>
-              </a:graphicData>
-            </a:graphic>
-          </wp:inline>
-        </w:drawing>
-      </w:r>
-    </w:p>
-    <w:p>
-      <w:pPr>
-        <w:pStyle w:val="Paragraphedeliste"/>
-        <w:numPr>
-          <w:ilvl w:val="0"/>
-          <w:numId w:val="12"/>
-        </w:numPr>
-        <w:spacing w:line="360" w:lineRule="auto"/>
-      </w:pPr>
-      <w:r>
-        <w:t>Pour calculer une position de hotspot de sous-section, sous-menu…</w:t>
-      </w:r>
-    </w:p>
-    <w:p>
-      <w:pPr>
-        <w:pStyle w:val="Paragraphedeliste"/>
-        <w:numPr>
-          <w:ilvl w:val="1"/>
-          <w:numId w:val="12"/>
-        </w:numPr>
-        <w:spacing w:line="360" w:lineRule="auto"/>
-      </w:pPr>
-      <w:r>
-        <w:t>Cliquer sur : Charger image sous-menu</w:t>
-      </w:r>
-    </w:p>
-    <w:p>
-      <w:pPr>
-        <w:pStyle w:val="Paragraphedeliste"/>
-        <w:numPr>
-          <w:ilvl w:val="1"/>
-          <w:numId w:val="12"/>
-        </w:numPr>
-        <w:spacing w:line="360" w:lineRule="auto"/>
-      </w:pPr>
-      <w:r>
-        <w:t>Cliquer et glisser sur la zone à définir</w:t>
-      </w:r>
-    </w:p>
-    <w:p>
-      <w:pPr>
-        <w:pStyle w:val="Paragraphedeliste"/>
-        <w:numPr>
-          <w:ilvl w:val="1"/>
-          <w:numId w:val="12"/>
-        </w:numPr>
-        <w:spacing w:line="360" w:lineRule="auto"/>
-      </w:pPr>
-      <w:r>
-        <w:t>Copier le style (coller dans le html)</w:t>
-      </w:r>
-    </w:p>
-    <w:p>
-      <w:pPr>
-        <w:pStyle w:val="Paragraphedeliste"/>
-        <w:spacing w:line="360" w:lineRule="auto"/>
-        <w:ind w:left="1440"/>
-        <w:rPr>
-          <w:lang w:val="en-CA"/>
-        </w:rPr>
-      </w:pPr>
-      <w:r>
-        <w:rPr>
-          <w:lang w:val="en-CA"/>
-        </w:rPr>
-        <w:t>style="left:0.464</w:t>
-      </w:r>
-      <w:proofErr w:type="gramStart"/>
-      <w:r>
-        <w:rPr>
-          <w:lang w:val="en-CA"/>
-        </w:rPr>
-        <w:t>%;top</w:t>
-      </w:r>
-      <w:proofErr w:type="gramEnd"/>
-      <w:r>
-        <w:rPr>
-          <w:lang w:val="en-CA"/>
-        </w:rPr>
-        <w:t>:14.976</w:t>
-      </w:r>
-      <w:proofErr w:type="gramStart"/>
-      <w:r>
-        <w:rPr>
-          <w:lang w:val="en-CA"/>
-        </w:rPr>
-        <w:t>%;width</w:t>
-      </w:r>
-      <w:proofErr w:type="gramEnd"/>
-      <w:r>
-        <w:rPr>
-          <w:lang w:val="en-CA"/>
-        </w:rPr>
-        <w:t>:2.936</w:t>
-      </w:r>
-      <w:proofErr w:type="gramStart"/>
-      <w:r>
-        <w:rPr>
-          <w:lang w:val="en-CA"/>
-        </w:rPr>
-        <w:t>%;height</w:t>
-      </w:r>
-      <w:proofErr w:type="gramEnd"/>
-      <w:r>
-        <w:rPr>
-          <w:lang w:val="en-CA"/>
-        </w:rPr>
-        <w:t>:4.603%;"</w:t>
-      </w:r>
+        <w:t xml:space="preserve">Dans le html : </w:t>
+      </w:r>
+    </w:p>
+    <w:p>
+      <w:pPr>
+        <w:pStyle w:val="Sansinterligne"/>
+        <w:ind w:left="1800"/>
+      </w:pPr>
+      <w:r>
+        <w:t>  &lt;div class="</w:t>
+      </w:r>
+      <w:proofErr w:type="spellStart"/>
+      <w:r>
+        <w:t>subtool</w:t>
+      </w:r>
+      <w:proofErr w:type="spellEnd"/>
+      <w:r>
+        <w:t>-popup" id="</w:t>
+      </w:r>
+      <w:proofErr w:type="spellStart"/>
+      <w:r>
+        <w:t>sub</w:t>
+      </w:r>
+      <w:proofErr w:type="spellEnd"/>
+      <w:r>
+        <w:t xml:space="preserve">-plume" </w:t>
+      </w:r>
+      <w:proofErr w:type="spellStart"/>
+      <w:r>
+        <w:t>deplacePupup</w:t>
+      </w:r>
+      <w:proofErr w:type="spellEnd"/>
+      <w:r>
+        <w:t>="faux"&gt;</w:t>
+      </w:r>
+    </w:p>
+    <w:p>
+      <w:pPr>
+        <w:pStyle w:val="Sansinterligne"/>
+        <w:ind w:left="1800"/>
+      </w:pPr>
+      <w:r>
+        <w:t>    &lt;div class="st-</w:t>
+      </w:r>
+      <w:proofErr w:type="spellStart"/>
+      <w:r>
+        <w:t>img</w:t>
+      </w:r>
+      <w:proofErr w:type="spellEnd"/>
+      <w:r>
+        <w:t>-wrap"&gt;</w:t>
+      </w:r>
+    </w:p>
+    <w:p>
+      <w:pPr>
+        <w:pStyle w:val="Sansinterligne"/>
+        <w:ind w:left="1800"/>
+      </w:pPr>
+      <w:r>
+        <w:t>      &lt;</w:t>
+      </w:r>
+      <w:proofErr w:type="spellStart"/>
+      <w:r>
+        <w:t>img</w:t>
+      </w:r>
+      <w:proofErr w:type="spellEnd"/>
+      <w:r>
+        <w:t xml:space="preserve"> src="</w:t>
+      </w:r>
+      <w:proofErr w:type="spellStart"/>
+      <w:r>
+        <w:t>img</w:t>
+      </w:r>
+      <w:proofErr w:type="spellEnd"/>
+      <w:r>
+        <w:t>/</w:t>
+      </w:r>
+      <w:proofErr w:type="spellStart"/>
+      <w:r>
+        <w:t>sous_outils</w:t>
+      </w:r>
+      <w:proofErr w:type="spellEnd"/>
+      <w:r>
+        <w:t>/plume.png" style="left:6.6%;top:22.695%;"&gt;</w:t>
+      </w:r>
+    </w:p>
+    <w:p>
+      <w:pPr>
+        <w:pStyle w:val="Sansinterligne"/>
+        <w:ind w:left="1800"/>
+      </w:pPr>
+      <w:r>
+        <w:t xml:space="preserve">       &lt;div class="st-zone" </w:t>
+      </w:r>
+      <w:r>
+        <w:rPr>
+          <w:b/>
+          <w:bCs/>
+        </w:rPr>
+        <w:t>data-</w:t>
+      </w:r>
+      <w:proofErr w:type="spellStart"/>
+      <w:r>
+        <w:rPr>
+          <w:b/>
+          <w:bCs/>
+        </w:rPr>
+        <w:t>subtool</w:t>
+      </w:r>
+      <w:proofErr w:type="spellEnd"/>
+      <w:r>
+        <w:rPr>
+          <w:b/>
+          <w:bCs/>
+        </w:rPr>
+        <w:t>="</w:t>
+      </w:r>
+      <w:proofErr w:type="spellStart"/>
+      <w:r>
+        <w:rPr>
+          <w:b/>
+          <w:bCs/>
+        </w:rPr>
+        <w:t>plume_normal</w:t>
+      </w:r>
+      <w:proofErr w:type="spellEnd"/>
+      <w:r>
+        <w:rPr>
+          <w:b/>
+          <w:bCs/>
+        </w:rPr>
+        <w:t>"</w:t>
+      </w:r>
+      <w:r>
+        <w:t xml:space="preserve"> style="left:6.696%;top:22.695%;width:25.100%;height:3.568%;"&gt;&lt;/div&gt;</w:t>
+      </w:r>
+    </w:p>
+    <w:p>
+      <w:pPr>
+        <w:pStyle w:val="Sansinterligne"/>
+        <w:ind w:left="1800"/>
+      </w:pPr>
+      <w:r>
+        <w:t>      &lt;div class="st-zone" data-subtool="ajout_ancrage"style="left:6.586%;top:26.488%;width:25.210%;height:3.474%;"&gt;&lt;/div&gt;</w:t>
+      </w:r>
+    </w:p>
+    <w:p>
+      <w:pPr>
+        <w:spacing w:line="360" w:lineRule="auto"/>
+        <w:rPr>
+          <w:lang w:val="en-CA"/>
+        </w:rPr>
+      </w:pPr>
+    </w:p>
+    <w:p>
+      <w:pPr>
+        <w:spacing w:line="360" w:lineRule="auto"/>
+        <w:rPr>
+          <w:lang w:val="en-CA"/>
+        </w:rPr>
+      </w:pPr>
+    </w:p>
+    <w:p>
+      <w:pPr>
+        <w:spacing w:line="360" w:lineRule="auto"/>
+        <w:rPr>
+          <w:lang w:val="en-CA"/>
+        </w:rPr>
+      </w:pPr>
     </w:p>
     <w:p>
       <w:pPr>
@@ -1583,191 +3439,37 @@
         <w:rPr>
           <w:sz w:val="28"/>
           <w:szCs w:val="28"/>
-          <w:lang w:val="en-CA"/>
-        </w:rPr>
-      </w:pPr>
-    </w:p>
-    <w:p>
-      <w:pPr>
-        <w:pStyle w:val="Titre1"/>
-        <w:jc w:val="left"/>
+        </w:rPr>
+      </w:pPr>
+      <w:r>
         <w:rPr>
           <w:sz w:val="28"/>
           <w:szCs w:val="28"/>
         </w:rPr>
-      </w:pPr>
+        <w:t>Pour aj</w:t>
+      </w:r>
       <w:r>
         <w:rPr>
           <w:sz w:val="28"/>
           <w:szCs w:val="28"/>
         </w:rPr>
-        <w:t xml:space="preserve">Pour ajouter une zone </w:t>
-      </w:r>
+        <w:t xml:space="preserve">uster la position du </w:t>
+      </w:r>
+      <w:proofErr w:type="spellStart"/>
       <w:r>
         <w:rPr>
           <w:sz w:val="28"/>
           <w:szCs w:val="28"/>
         </w:rPr>
-        <w:t>qui ouvre une sous-section</w:t>
-      </w:r>
+        <w:t>pupup</w:t>
+      </w:r>
+      <w:proofErr w:type="spellEnd"/>
       <w:r>
         <w:rPr>
           <w:sz w:val="28"/>
           <w:szCs w:val="28"/>
         </w:rPr>
-        <w:t xml:space="preserve"> dans illustrator-interface.html</w:t>
-      </w:r>
-    </w:p>
-    <w:p>
-      <w:pPr>
-        <w:pStyle w:val="Paragraphedeliste"/>
-        <w:numPr>
-          <w:ilvl w:val="0"/>
-          <w:numId w:val="11"/>
-        </w:numPr>
-        <w:spacing w:line="360" w:lineRule="auto"/>
-      </w:pPr>
-      <w:r>
-        <w:t xml:space="preserve">Il faut modifier la classe et ajouter </w:t>
-      </w:r>
-      <w:r>
-        <w:rPr>
-          <w:b/>
-          <w:bCs/>
-        </w:rPr>
-        <w:t>has-</w:t>
-      </w:r>
-      <w:proofErr w:type="spellStart"/>
-      <w:r>
-        <w:rPr>
-          <w:b/>
-          <w:bCs/>
-        </w:rPr>
-        <w:t>sub</w:t>
-      </w:r>
-      <w:proofErr w:type="spellEnd"/>
-      <w:r>
         <w:t xml:space="preserve"> </w:t>
-      </w:r>
-    </w:p>
-    <w:p>
-      <w:pPr>
-        <w:spacing w:line="360" w:lineRule="auto"/>
-        <w:ind w:left="720"/>
-        <w:rPr>
-          <w:lang w:val="en-CA"/>
-        </w:rPr>
-      </w:pPr>
-      <w:r>
-        <w:rPr>
-          <w:lang w:val="en-CA"/>
-        </w:rPr>
-        <w:t>&lt;div class="</w:t>
-      </w:r>
-      <w:proofErr w:type="spellStart"/>
-      <w:r>
-        <w:rPr>
-          <w:lang w:val="en-CA"/>
-        </w:rPr>
-        <w:t>hs</w:t>
-      </w:r>
-      <w:proofErr w:type="spellEnd"/>
-      <w:r>
-        <w:rPr>
-          <w:b/>
-          <w:bCs/>
-          <w:lang w:val="en-CA"/>
-        </w:rPr>
-        <w:t xml:space="preserve"> has-sub</w:t>
-      </w:r>
-      <w:r>
-        <w:rPr>
-          <w:lang w:val="en-CA"/>
-        </w:rPr>
-        <w:t>" data-tool="</w:t>
-      </w:r>
-      <w:proofErr w:type="spellStart"/>
-      <w:r>
-        <w:rPr>
-          <w:lang w:val="en-CA"/>
-        </w:rPr>
-        <w:t>selection_directe</w:t>
-      </w:r>
-      <w:proofErr w:type="spellEnd"/>
-      <w:r>
-        <w:rPr>
-          <w:lang w:val="en-CA"/>
-        </w:rPr>
-        <w:t>" style="left:3.393</w:t>
-      </w:r>
-      <w:proofErr w:type="gramStart"/>
-      <w:r>
-        <w:rPr>
-          <w:lang w:val="en-CA"/>
-        </w:rPr>
-        <w:t>%;top</w:t>
-      </w:r>
-      <w:proofErr w:type="gramEnd"/>
-      <w:r>
-        <w:rPr>
-          <w:lang w:val="en-CA"/>
-        </w:rPr>
-        <w:t>:15.198</w:t>
-      </w:r>
-      <w:proofErr w:type="gramStart"/>
-      <w:r>
-        <w:rPr>
-          <w:lang w:val="en-CA"/>
-        </w:rPr>
-        <w:t>%;width</w:t>
-      </w:r>
-      <w:proofErr w:type="gramEnd"/>
-      <w:r>
-        <w:rPr>
-          <w:lang w:val="en-CA"/>
-        </w:rPr>
-        <w:t>:3.095</w:t>
-      </w:r>
-      <w:proofErr w:type="gramStart"/>
-      <w:r>
-        <w:rPr>
-          <w:lang w:val="en-CA"/>
-        </w:rPr>
-        <w:t>%;height</w:t>
-      </w:r>
-      <w:proofErr w:type="gramEnd"/>
-      <w:r>
-        <w:rPr>
-          <w:lang w:val="en-CA"/>
-        </w:rPr>
-        <w:t>:3.850%;"&gt;&lt;/div&gt;</w:t>
-      </w:r>
-    </w:p>
-    <w:p>
-      <w:pPr>
-        <w:spacing w:line="360" w:lineRule="auto"/>
-      </w:pPr>
-    </w:p>
-    <w:p>
-      <w:pPr>
-        <w:pStyle w:val="Paragraphedeliste"/>
-        <w:numPr>
-          <w:ilvl w:val="0"/>
-          <w:numId w:val="11"/>
-        </w:numPr>
-        <w:spacing w:line="360" w:lineRule="auto"/>
-        <w:rPr>
-          <w:b/>
-          <w:bCs/>
-        </w:rPr>
-      </w:pPr>
-      <w:r>
-        <w:rPr>
-          <w:b/>
-          <w:bCs/>
-        </w:rPr>
-        <w:lastRenderedPageBreak/>
-        <w:t>Pour ajouter un contour pour un panneau, outil ou menu connexe</w:t>
       </w:r>
     </w:p>
     <w:p>
@@ -1780,15 +3482,111 @@
         <w:spacing w:line="360" w:lineRule="auto"/>
       </w:pPr>
       <w:r>
-        <w:t>Modifier la valeur de surligner et mettre le data-</w:t>
+        <w:t xml:space="preserve">Pour que le popup s’ajuste en fonction de </w:t>
       </w:r>
       <w:proofErr w:type="spellStart"/>
       <w:r>
-        <w:t>tool</w:t>
+        <w:t>la</w:t>
       </w:r>
       <w:proofErr w:type="spellEnd"/>
       <w:r>
-        <w:t xml:space="preserve"> de celui qu’on veut</w:t>
+        <w:t xml:space="preserve"> position de la sous-section, mettre le paramètre </w:t>
+      </w:r>
+      <w:proofErr w:type="spellStart"/>
+      <w:r>
+        <w:t>deplacePupup</w:t>
+      </w:r>
+      <w:proofErr w:type="spellEnd"/>
+      <w:r>
+        <w:t xml:space="preserve"> à vrai.</w:t>
+      </w:r>
+    </w:p>
+    <w:p>
+      <w:pPr>
+        <w:pStyle w:val="Sansinterligne"/>
+        <w:ind w:left="1068"/>
+        <w:rPr>
+          <w:lang w:val="en-CA"/>
+        </w:rPr>
+      </w:pPr>
+      <w:r>
+        <w:rPr>
+          <w:lang w:val="en-CA"/>
+        </w:rPr>
+        <w:t>&lt;div class="</w:t>
+      </w:r>
+      <w:proofErr w:type="spellStart"/>
+      <w:r>
+        <w:rPr>
+          <w:lang w:val="en-CA"/>
+        </w:rPr>
+        <w:t>subtool</w:t>
+      </w:r>
+      <w:proofErr w:type="spellEnd"/>
+      <w:r>
+        <w:rPr>
+          <w:lang w:val="en-CA"/>
+        </w:rPr>
+        <w:t xml:space="preserve">-popup" id="sub-plume" </w:t>
+      </w:r>
+      <w:proofErr w:type="spellStart"/>
+      <w:r>
+        <w:rPr>
+          <w:b/>
+          <w:bCs/>
+          <w:lang w:val="en-CA"/>
+        </w:rPr>
+        <w:t>deplacePupup</w:t>
+      </w:r>
+      <w:proofErr w:type="spellEnd"/>
+      <w:r>
+        <w:rPr>
+          <w:b/>
+          <w:bCs/>
+          <w:lang w:val="en-CA"/>
+        </w:rPr>
+        <w:t>="</w:t>
+      </w:r>
+      <w:proofErr w:type="spellStart"/>
+      <w:r>
+        <w:rPr>
+          <w:b/>
+          <w:bCs/>
+          <w:lang w:val="en-CA"/>
+        </w:rPr>
+        <w:t>vrai</w:t>
+      </w:r>
+      <w:proofErr w:type="spellEnd"/>
+      <w:r>
+        <w:rPr>
+          <w:lang w:val="en-CA"/>
+        </w:rPr>
+        <w:t>"&gt;</w:t>
+      </w:r>
+    </w:p>
+    <w:p>
+      <w:pPr>
+        <w:spacing w:line="360" w:lineRule="auto"/>
+        <w:rPr>
+          <w:lang w:val="en-CA"/>
+        </w:rPr>
+      </w:pPr>
+    </w:p>
+    <w:p>
+      <w:pPr>
+        <w:pStyle w:val="Titre1"/>
+        <w:jc w:val="left"/>
+        <w:rPr>
+          <w:sz w:val="28"/>
+          <w:szCs w:val="28"/>
+        </w:rPr>
+      </w:pPr>
+      <w:r>
+        <w:rPr>
+          <w:sz w:val="28"/>
+          <w:szCs w:val="28"/>
+        </w:rPr>
+        <w:t>Pour ajouter un contour pour un panneau, outil ou menu connexe</w:t>
       </w:r>
     </w:p>
     <w:p>
@@ -1801,6 +3599,27 @@
         <w:spacing w:line="360" w:lineRule="auto"/>
       </w:pPr>
       <w:r>
+        <w:t>Modifier la valeur de surligner et mettre le data-</w:t>
+      </w:r>
+      <w:proofErr w:type="spellStart"/>
+      <w:r>
+        <w:t>tool</w:t>
+      </w:r>
+      <w:proofErr w:type="spellEnd"/>
+      <w:r>
+        <w:t xml:space="preserve"> de celui qu’on veut</w:t>
+      </w:r>
+    </w:p>
+    <w:p>
+      <w:pPr>
+        <w:pStyle w:val="Paragraphedeliste"/>
+        <w:numPr>
+          <w:ilvl w:val="0"/>
+          <w:numId w:val="2"/>
+        </w:numPr>
+        <w:spacing w:line="360" w:lineRule="auto"/>
+      </w:pPr>
+      <w:r>
         <w:t xml:space="preserve">Exemple : </w:t>
       </w:r>
     </w:p>
@@ -1885,49 +3704,7 @@
         <w:rPr>
           <w:lang w:val="en-CA"/>
         </w:rPr>
-        <w:t xml:space="preserve"> style="left:3.393</w:t>
-      </w:r>
-      <w:proofErr w:type="gramStart"/>
-      <w:r>
-        <w:rPr>
-          <w:lang w:val="en-CA"/>
-        </w:rPr>
-        <w:t>%;top</w:t>
-      </w:r>
-      <w:proofErr w:type="gramEnd"/>
-      <w:r>
-        <w:rPr>
-          <w:lang w:val="en-CA"/>
-        </w:rPr>
-        <w:t>:48.430</w:t>
-      </w:r>
-      <w:proofErr w:type="gramStart"/>
-      <w:r>
-        <w:rPr>
-          <w:lang w:val="en-CA"/>
-        </w:rPr>
-        <w:t>%;width</w:t>
-      </w:r>
-      <w:proofErr w:type="gramEnd"/>
-      <w:r>
-        <w:rPr>
-          <w:lang w:val="en-CA"/>
-        </w:rPr>
-        <w:t>:3.095</w:t>
-      </w:r>
-      <w:proofErr w:type="gramStart"/>
-      <w:r>
-        <w:rPr>
-          <w:lang w:val="en-CA"/>
-        </w:rPr>
-        <w:t>%;height</w:t>
-      </w:r>
-      <w:proofErr w:type="gramEnd"/>
-      <w:r>
-        <w:rPr>
-          <w:lang w:val="en-CA"/>
-        </w:rPr>
-        <w:t>:3.749%;"&gt;&lt;/div&gt;</w:t>
+        <w:t xml:space="preserve"> style="left:3.393%;top:48.430%;width:3.095%;height:3.749%;"&gt;&lt;/div&gt;</w:t>
       </w:r>
     </w:p>
     <w:p>
@@ -1940,6 +3717,9 @@
         <w:spacing w:line="360" w:lineRule="auto"/>
       </w:pPr>
       <w:r>
+        <w:rPr>
+          <w:lang w:val="en-CA"/>
+        </w:rPr>
         <w:t> </w:t>
       </w:r>
       <w:r>
@@ -2013,49 +3793,7 @@
         <w:rPr>
           <w:lang w:val="en-CA"/>
         </w:rPr>
-        <w:t>" style="left:75.476</w:t>
-      </w:r>
-      <w:proofErr w:type="gramStart"/>
-      <w:r>
-        <w:rPr>
-          <w:lang w:val="en-CA"/>
-        </w:rPr>
-        <w:t>%;top</w:t>
-      </w:r>
-      <w:proofErr w:type="gramEnd"/>
-      <w:r>
-        <w:rPr>
-          <w:lang w:val="en-CA"/>
-        </w:rPr>
-        <w:t>:43.769</w:t>
-      </w:r>
-      <w:proofErr w:type="gramStart"/>
-      <w:r>
-        <w:rPr>
-          <w:lang w:val="en-CA"/>
-        </w:rPr>
-        <w:t>%;width</w:t>
-      </w:r>
-      <w:proofErr w:type="gramEnd"/>
-      <w:r>
-        <w:rPr>
-          <w:lang w:val="en-CA"/>
-        </w:rPr>
-        <w:t>:8.274</w:t>
-      </w:r>
-      <w:proofErr w:type="gramStart"/>
-      <w:r>
-        <w:rPr>
-          <w:lang w:val="en-CA"/>
-        </w:rPr>
-        <w:t>%;height</w:t>
-      </w:r>
-      <w:proofErr w:type="gramEnd"/>
-      <w:r>
-        <w:rPr>
-          <w:lang w:val="en-CA"/>
-        </w:rPr>
-        <w:t>:3.749%;"&gt;&lt;/div&gt;</w:t>
+        <w:t>" style="left:75.476%;top:43.769%;width:8.274%;height:3.749%;"&gt;&lt;/div&gt;</w:t>
       </w:r>
     </w:p>
     <w:p>
@@ -2086,7 +3824,7 @@
 </file>
 
 <file path=word/numbering.xml><?xml version="1.0" encoding="utf-8"?>
-<w:numbering xmlns:wpc="http://schemas.microsoft.com/office/word/2010/wordprocessingCanvas" xmlns:cx="http://schemas.microsoft.com/office/drawing/2014/chartex" xmlns:cx1="http://schemas.microsoft.com/office/drawing/2015/9/8/chartex" xmlns:cx2="http://schemas.microsoft.com/office/drawing/2015/10/21/chartex" xmlns:cx3="http://schemas.microsoft.com/office/drawing/2016/5/9/chartex" xmlns:cx4="http://schemas.microsoft.com/office/drawing/2016/5/10/chartex" xmlns:cx5="http://schemas.microsoft.com/office/drawing/2016/5/11/chartex" xmlns:cx6="http://schemas.microsoft.com/office/drawing/2016/5/12/chartex" xmlns:cx7="http://schemas.microsoft.com/office/drawing/2016/5/13/chartex" xmlns:cx8="http://schemas.microsoft.com/office/drawing/2016/5/14/chartex" xmlns:mc="http://schemas.openxmlformats.org/markup-compatibility/2006" xmlns:aink="http://schemas.microsoft.com/office/drawing/2016/ink" xmlns:am3d="http://schemas.microsoft.com/office/drawing/2017/model3d" xmlns:o="urn:schemas-microsoft-com:office:office" xmlns:oel="http://schemas.microsoft.com/office/2019/extlst" xmlns:r="http://schemas.openxmlformats.org/officeDocument/2006/relationships" xmlns:m="http://schemas.openxmlformats.org/officeDocument/2006/math" xmlns:v="urn:schemas-microsoft-com:vml" xmlns:wp14="http://schemas.microsoft.com/office/word/2010/wordprocessingDrawing" xmlns:wp="http://schemas.openxmlformats.org/drawingml/2006/wordprocessingDrawing" xmlns:w10="urn:schemas-microsoft-com:office:word" xmlns:w="http://schemas.openxmlformats.org/wordprocessingml/2006/main" xmlns:w14="http://schemas.microsoft.com/office/word/2010/wordml" xmlns:w15="http://schemas.microsoft.com/office/word/2012/wordml" xmlns:w16cex="http://schemas.microsoft.com/office/word/2018/wordml/cex" xmlns:w16cid="http://schemas.microsoft.com/office/word/2016/wordml/cid" xmlns:w16="http://schemas.microsoft.com/office/word/2018/wordml" xmlns:w16du="http://schemas.microsoft.com/office/word/2023/wordml/word16du" xmlns:w16sdtdh="http://schemas.microsoft.com/office/word/2020/wordml/sdtdatahash" xmlns:w16sdtfl="http://schemas.microsoft.com/office/word/2024/wordml/sdtformatlock" xmlns:w16se="http://schemas.microsoft.com/office/word/2015/wordml/symex" xmlns:wpg="http://schemas.microsoft.com/office/word/2010/wordprocessingGroup" xmlns:wpi="http://schemas.microsoft.com/office/word/2010/wordprocessingInk" xmlns:wne="http://schemas.microsoft.com/office/word/2006/wordml" xmlns:wps="http://schemas.microsoft.com/office/word/2010/wordprocessingShape" mc:Ignorable="w14 w15 w16se w16cid w16 w16cex w16sdtdh w16sdtfl w16du wp14">
+<w:numbering xmlns:wpc="http://schemas.microsoft.com/office/word/2010/wordprocessingCanvas" xmlns:cx="http://schemas.microsoft.com/office/drawing/2014/chartex" xmlns:cx1="http://schemas.microsoft.com/office/drawing/2015/9/8/chartex" xmlns:cx2="http://schemas.microsoft.com/office/drawing/2015/10/21/chartex" xmlns:cx3="http://schemas.microsoft.com/office/drawing/2016/5/9/chartex" xmlns:cx4="http://schemas.microsoft.com/office/drawing/2016/5/10/chartex" xmlns:cx5="http://schemas.microsoft.com/office/drawing/2016/5/11/chartex" xmlns:cx6="http://schemas.microsoft.com/office/drawing/2016/5/12/chartex" xmlns:cx7="http://schemas.microsoft.com/office/drawing/2016/5/13/chartex" xmlns:cx8="http://schemas.microsoft.com/office/drawing/2016/5/14/chartex" xmlns:mc="http://schemas.openxmlformats.org/markup-compatibility/2006" xmlns:aink="http://schemas.microsoft.com/office/drawing/2016/ink" xmlns:am3d="http://schemas.microsoft.com/office/drawing/2017/model3d" xmlns:o="urn:schemas-microsoft-com:office:office" xmlns:oel="http://schemas.microsoft.com/office/2019/extlst" xmlns:r="http://schemas.openxmlformats.org/officeDocument/2006/relationships" xmlns:m="http://schemas.openxmlformats.org/officeDocument/2006/math" xmlns:v="urn:schemas-microsoft-com:vml" xmlns:wp14="http://schemas.microsoft.com/office/word/2010/wordprocessingDrawing" xmlns:wp="http://schemas.openxmlformats.org/drawingml/2006/wordprocessingDrawing" xmlns:w10="urn:schemas-microsoft-com:office:word" xmlns:w="http://schemas.openxmlformats.org/wordprocessingml/2006/main" xmlns:w14="http://schemas.microsoft.com/office/word/2010/wordml" xmlns:w15="http://schemas.microsoft.com/office/word/2012/wordml" xmlns:w16cei="http://schemas.microsoft.com/office/word/2026/wordml/cei" xmlns:w16cex="http://schemas.microsoft.com/office/word/2018/wordml/cex" xmlns:w16cid="http://schemas.microsoft.com/office/word/2016/wordml/cid" xmlns:w16="http://schemas.microsoft.com/office/word/2018/wordml" xmlns:w16du="http://schemas.microsoft.com/office/word/2023/wordml/word16du" xmlns:w16sdtdh="http://schemas.microsoft.com/office/word/2020/wordml/sdtdatahash" xmlns:w16sdtfl="http://schemas.microsoft.com/office/word/2024/wordml/sdtformatlock" xmlns:w16se="http://schemas.microsoft.com/office/word/2015/wordml/symex" xmlns:wpg="http://schemas.microsoft.com/office/word/2010/wordprocessingGroup" xmlns:wpi="http://schemas.microsoft.com/office/word/2010/wordprocessingInk" xmlns:wne="http://schemas.microsoft.com/office/word/2006/wordml" xmlns:wps="http://schemas.microsoft.com/office/word/2010/wordprocessingShape" mc:Ignorable="w14 w15 w16se w16cid w16 w16cex w16sdtdh w16sdtfl w16du wp14">
   <w:abstractNum w:abstractNumId="0" w15:restartNumberingAfterBreak="0">
     <w:nsid w:val="019F541B"/>
     <w:multiLevelType w:val="hybridMultilevel"/>
@@ -2176,7 +3914,7 @@
   <w:abstractNum w:abstractNumId="1" w15:restartNumberingAfterBreak="0">
     <w:nsid w:val="0A807C45"/>
     <w:multiLevelType w:val="hybridMultilevel"/>
-    <w:tmpl w:val="637E2DF2"/>
+    <w:tmpl w:val="008073B6"/>
     <w:lvl w:ilvl="0" w:tplc="0C0C0001">
       <w:start w:val="1"/>
       <w:numFmt w:val="bullet"/>
@@ -2373,6 +4111,92 @@
     </w:lvl>
   </w:abstractNum>
   <w:abstractNum w:abstractNumId="3" w15:restartNumberingAfterBreak="0">
+    <w:nsid w:val="11912115"/>
+    <w:multiLevelType w:val="hybridMultilevel"/>
+    <w:tmpl w:val="A796C9A6"/>
+    <w:lvl w:ilvl="0" w:tplc="FFFFFFFF">
+      <w:start w:val="1"/>
+      <w:numFmt w:val="decimal"/>
+      <w:lvlText w:val="%1."/>
+      <w:lvlJc w:val="left"/>
+      <w:pPr>
+        <w:ind w:left="786" w:hanging="360"/>
+      </w:pPr>
+    </w:lvl>
+    <w:lvl w:ilvl="1" w:tplc="FFFFFFFF">
+      <w:start w:val="1"/>
+      <w:numFmt w:val="lowerLetter"/>
+      <w:lvlText w:val="%2."/>
+      <w:lvlJc w:val="left"/>
+      <w:pPr>
+        <w:ind w:left="1506" w:hanging="360"/>
+      </w:pPr>
+    </w:lvl>
+    <w:lvl w:ilvl="2" w:tplc="FFFFFFFF">
+      <w:start w:val="1"/>
+      <w:numFmt w:val="lowerRoman"/>
+      <w:lvlText w:val="%3."/>
+      <w:lvlJc w:val="right"/>
+      <w:pPr>
+        <w:ind w:left="2226" w:hanging="180"/>
+      </w:pPr>
+    </w:lvl>
+    <w:lvl w:ilvl="3" w:tplc="FFFFFFFF" w:tentative="1">
+      <w:start w:val="1"/>
+      <w:numFmt w:val="decimal"/>
+      <w:lvlText w:val="%4."/>
+      <w:lvlJc w:val="left"/>
+      <w:pPr>
+        <w:ind w:left="2946" w:hanging="360"/>
+      </w:pPr>
+    </w:lvl>
+    <w:lvl w:ilvl="4" w:tplc="FFFFFFFF" w:tentative="1">
+      <w:start w:val="1"/>
+      <w:numFmt w:val="lowerLetter"/>
+      <w:lvlText w:val="%5."/>
+      <w:lvlJc w:val="left"/>
+      <w:pPr>
+        <w:ind w:left="3666" w:hanging="360"/>
+      </w:pPr>
+    </w:lvl>
+    <w:lvl w:ilvl="5" w:tplc="FFFFFFFF" w:tentative="1">
+      <w:start w:val="1"/>
+      <w:numFmt w:val="lowerRoman"/>
+      <w:lvlText w:val="%6."/>
+      <w:lvlJc w:val="right"/>
+      <w:pPr>
+        <w:ind w:left="4386" w:hanging="180"/>
+      </w:pPr>
+    </w:lvl>
+    <w:lvl w:ilvl="6" w:tplc="FFFFFFFF" w:tentative="1">
+      <w:start w:val="1"/>
+      <w:numFmt w:val="decimal"/>
+      <w:lvlText w:val="%7."/>
+      <w:lvlJc w:val="left"/>
+      <w:pPr>
+        <w:ind w:left="5106" w:hanging="360"/>
+      </w:pPr>
+    </w:lvl>
+    <w:lvl w:ilvl="7" w:tplc="FFFFFFFF" w:tentative="1">
+      <w:start w:val="1"/>
+      <w:numFmt w:val="lowerLetter"/>
+      <w:lvlText w:val="%8."/>
+      <w:lvlJc w:val="left"/>
+      <w:pPr>
+        <w:ind w:left="5826" w:hanging="360"/>
+      </w:pPr>
+    </w:lvl>
+    <w:lvl w:ilvl="8" w:tplc="FFFFFFFF" w:tentative="1">
+      <w:start w:val="1"/>
+      <w:numFmt w:val="lowerRoman"/>
+      <w:lvlText w:val="%9."/>
+      <w:lvlJc w:val="right"/>
+      <w:pPr>
+        <w:ind w:left="6546" w:hanging="180"/>
+      </w:pPr>
+    </w:lvl>
+  </w:abstractNum>
+  <w:abstractNum w:abstractNumId="4" w15:restartNumberingAfterBreak="0">
     <w:nsid w:val="192433E7"/>
     <w:multiLevelType w:val="hybridMultilevel"/>
     <w:tmpl w:val="E1E46274"/>
@@ -2382,19 +4206,19 @@
       <w:lvlText w:val=""/>
       <w:lvlJc w:val="left"/>
       <w:pPr>
-        <w:ind w:left="1440" w:hanging="360"/>
+        <w:ind w:left="2010" w:hanging="360"/>
       </w:pPr>
       <w:rPr>
         <w:rFonts w:ascii="Symbol" w:hAnsi="Symbol" w:hint="default"/>
       </w:rPr>
     </w:lvl>
-    <w:lvl w:ilvl="1" w:tplc="0C0C0003" w:tentative="1">
+    <w:lvl w:ilvl="1" w:tplc="0C0C0003">
       <w:start w:val="1"/>
       <w:numFmt w:val="bullet"/>
       <w:lvlText w:val="o"/>
       <w:lvlJc w:val="left"/>
       <w:pPr>
-        <w:ind w:left="2160" w:hanging="360"/>
+        <w:ind w:left="2730" w:hanging="360"/>
       </w:pPr>
       <w:rPr>
         <w:rFonts w:ascii="Courier New" w:hAnsi="Courier New" w:cs="Courier New" w:hint="default"/>
@@ -2406,7 +4230,7 @@
       <w:lvlText w:val=""/>
       <w:lvlJc w:val="left"/>
       <w:pPr>
-        <w:ind w:left="2880" w:hanging="360"/>
+        <w:ind w:left="3450" w:hanging="360"/>
       </w:pPr>
       <w:rPr>
         <w:rFonts w:ascii="Wingdings" w:hAnsi="Wingdings" w:hint="default"/>
@@ -2418,7 +4242,7 @@
       <w:lvlText w:val=""/>
       <w:lvlJc w:val="left"/>
       <w:pPr>
-        <w:ind w:left="3600" w:hanging="360"/>
+        <w:ind w:left="4170" w:hanging="360"/>
       </w:pPr>
       <w:rPr>
         <w:rFonts w:ascii="Symbol" w:hAnsi="Symbol" w:hint="default"/>
@@ -2430,7 +4254,7 @@
       <w:lvlText w:val="o"/>
       <w:lvlJc w:val="left"/>
       <w:pPr>
-        <w:ind w:left="4320" w:hanging="360"/>
+        <w:ind w:left="4890" w:hanging="360"/>
       </w:pPr>
       <w:rPr>
         <w:rFonts w:ascii="Courier New" w:hAnsi="Courier New" w:cs="Courier New" w:hint="default"/>
@@ -2442,7 +4266,7 @@
       <w:lvlText w:val=""/>
       <w:lvlJc w:val="left"/>
       <w:pPr>
-        <w:ind w:left="5040" w:hanging="360"/>
+        <w:ind w:left="5610" w:hanging="360"/>
       </w:pPr>
       <w:rPr>
         <w:rFonts w:ascii="Wingdings" w:hAnsi="Wingdings" w:hint="default"/>
@@ -2454,7 +4278,7 @@
       <w:lvlText w:val=""/>
       <w:lvlJc w:val="left"/>
       <w:pPr>
-        <w:ind w:left="5760" w:hanging="360"/>
+        <w:ind w:left="6330" w:hanging="360"/>
       </w:pPr>
       <w:rPr>
         <w:rFonts w:ascii="Symbol" w:hAnsi="Symbol" w:hint="default"/>
@@ -2466,7 +4290,7 @@
       <w:lvlText w:val="o"/>
       <w:lvlJc w:val="left"/>
       <w:pPr>
-        <w:ind w:left="6480" w:hanging="360"/>
+        <w:ind w:left="7050" w:hanging="360"/>
       </w:pPr>
       <w:rPr>
         <w:rFonts w:ascii="Courier New" w:hAnsi="Courier New" w:cs="Courier New" w:hint="default"/>
@@ -2478,14 +4302,14 @@
       <w:lvlText w:val=""/>
       <w:lvlJc w:val="left"/>
       <w:pPr>
-        <w:ind w:left="7200" w:hanging="360"/>
+        <w:ind w:left="7770" w:hanging="360"/>
       </w:pPr>
       <w:rPr>
         <w:rFonts w:ascii="Wingdings" w:hAnsi="Wingdings" w:hint="default"/>
       </w:rPr>
     </w:lvl>
   </w:abstractNum>
-  <w:abstractNum w:abstractNumId="4" w15:restartNumberingAfterBreak="0">
+  <w:abstractNum w:abstractNumId="5" w15:restartNumberingAfterBreak="0">
     <w:nsid w:val="263D1FCF"/>
     <w:multiLevelType w:val="hybridMultilevel"/>
     <w:tmpl w:val="C5CC9F8E"/>
@@ -2598,7 +4422,7 @@
       </w:rPr>
     </w:lvl>
   </w:abstractNum>
-  <w:abstractNum w:abstractNumId="5" w15:restartNumberingAfterBreak="0">
+  <w:abstractNum w:abstractNumId="6" w15:restartNumberingAfterBreak="0">
     <w:nsid w:val="26C625DE"/>
     <w:multiLevelType w:val="hybridMultilevel"/>
     <w:tmpl w:val="6BC4D59A"/>
@@ -2608,7 +4432,7 @@
       <w:lvlText w:val="%1."/>
       <w:lvlJc w:val="left"/>
       <w:pPr>
-        <w:ind w:left="720" w:hanging="360"/>
+        <w:ind w:left="786" w:hanging="360"/>
       </w:pPr>
     </w:lvl>
     <w:lvl w:ilvl="1" w:tplc="0C0C0019">
@@ -2617,7 +4441,7 @@
       <w:lvlText w:val="%2."/>
       <w:lvlJc w:val="left"/>
       <w:pPr>
-        <w:ind w:left="1440" w:hanging="360"/>
+        <w:ind w:left="1506" w:hanging="360"/>
       </w:pPr>
     </w:lvl>
     <w:lvl w:ilvl="2" w:tplc="0C0C001B">
@@ -2626,7 +4450,7 @@
       <w:lvlText w:val="%3."/>
       <w:lvlJc w:val="right"/>
       <w:pPr>
-        <w:ind w:left="2160" w:hanging="180"/>
+        <w:ind w:left="2226" w:hanging="180"/>
       </w:pPr>
     </w:lvl>
     <w:lvl w:ilvl="3" w:tplc="0C0C000F" w:tentative="1">
@@ -2635,7 +4459,7 @@
       <w:lvlText w:val="%4."/>
       <w:lvlJc w:val="left"/>
       <w:pPr>
-        <w:ind w:left="2880" w:hanging="360"/>
+        <w:ind w:left="2946" w:hanging="360"/>
       </w:pPr>
     </w:lvl>
     <w:lvl w:ilvl="4" w:tplc="0C0C0019" w:tentative="1">
@@ -2644,7 +4468,7 @@
       <w:lvlText w:val="%5."/>
       <w:lvlJc w:val="left"/>
       <w:pPr>
-        <w:ind w:left="3600" w:hanging="360"/>
+        <w:ind w:left="3666" w:hanging="360"/>
       </w:pPr>
     </w:lvl>
     <w:lvl w:ilvl="5" w:tplc="0C0C001B" w:tentative="1">
@@ -2653,7 +4477,7 @@
       <w:lvlText w:val="%6."/>
       <w:lvlJc w:val="right"/>
       <w:pPr>
-        <w:ind w:left="4320" w:hanging="180"/>
+        <w:ind w:left="4386" w:hanging="180"/>
       </w:pPr>
     </w:lvl>
     <w:lvl w:ilvl="6" w:tplc="0C0C000F" w:tentative="1">
@@ -2662,7 +4486,7 @@
       <w:lvlText w:val="%7."/>
       <w:lvlJc w:val="left"/>
       <w:pPr>
-        <w:ind w:left="5040" w:hanging="360"/>
+        <w:ind w:left="5106" w:hanging="360"/>
       </w:pPr>
     </w:lvl>
     <w:lvl w:ilvl="7" w:tplc="0C0C0019" w:tentative="1">
@@ -2671,7 +4495,7 @@
       <w:lvlText w:val="%8."/>
       <w:lvlJc w:val="left"/>
       <w:pPr>
-        <w:ind w:left="5760" w:hanging="360"/>
+        <w:ind w:left="5826" w:hanging="360"/>
       </w:pPr>
     </w:lvl>
     <w:lvl w:ilvl="8" w:tplc="0C0C001B" w:tentative="1">
@@ -2680,11 +4504,11 @@
       <w:lvlText w:val="%9."/>
       <w:lvlJc w:val="right"/>
       <w:pPr>
-        <w:ind w:left="6480" w:hanging="180"/>
+        <w:ind w:left="6546" w:hanging="180"/>
       </w:pPr>
     </w:lvl>
   </w:abstractNum>
-  <w:abstractNum w:abstractNumId="6" w15:restartNumberingAfterBreak="0">
+  <w:abstractNum w:abstractNumId="7" w15:restartNumberingAfterBreak="0">
     <w:nsid w:val="2DDC0A7A"/>
     <w:multiLevelType w:val="hybridMultilevel"/>
     <w:tmpl w:val="41E8B044"/>
@@ -2770,7 +4594,120 @@
       </w:pPr>
     </w:lvl>
   </w:abstractNum>
-  <w:abstractNum w:abstractNumId="7" w15:restartNumberingAfterBreak="0">
+  <w:abstractNum w:abstractNumId="8" w15:restartNumberingAfterBreak="0">
+    <w:nsid w:val="49B02CD0"/>
+    <w:multiLevelType w:val="hybridMultilevel"/>
+    <w:tmpl w:val="C46844DA"/>
+    <w:lvl w:ilvl="0" w:tplc="FFFFFFFF">
+      <w:start w:val="1"/>
+      <w:numFmt w:val="decimal"/>
+      <w:lvlText w:val="%1."/>
+      <w:lvlJc w:val="left"/>
+      <w:pPr>
+        <w:ind w:left="360" w:hanging="360"/>
+      </w:pPr>
+      <w:rPr>
+        <w:rFonts w:hint="default"/>
+      </w:rPr>
+    </w:lvl>
+    <w:lvl w:ilvl="1" w:tplc="0C0C0003">
+      <w:start w:val="1"/>
+      <w:numFmt w:val="bullet"/>
+      <w:lvlText w:val="o"/>
+      <w:lvlJc w:val="left"/>
+      <w:pPr>
+        <w:ind w:left="1080" w:hanging="360"/>
+      </w:pPr>
+      <w:rPr>
+        <w:rFonts w:ascii="Courier New" w:hAnsi="Courier New" w:cs="Courier New" w:hint="default"/>
+      </w:rPr>
+    </w:lvl>
+    <w:lvl w:ilvl="2" w:tplc="0C0C0005" w:tentative="1">
+      <w:start w:val="1"/>
+      <w:numFmt w:val="bullet"/>
+      <w:lvlText w:val=""/>
+      <w:lvlJc w:val="left"/>
+      <w:pPr>
+        <w:ind w:left="1800" w:hanging="360"/>
+      </w:pPr>
+      <w:rPr>
+        <w:rFonts w:ascii="Wingdings" w:hAnsi="Wingdings" w:hint="default"/>
+      </w:rPr>
+    </w:lvl>
+    <w:lvl w:ilvl="3" w:tplc="0C0C0001" w:tentative="1">
+      <w:start w:val="1"/>
+      <w:numFmt w:val="bullet"/>
+      <w:lvlText w:val=""/>
+      <w:lvlJc w:val="left"/>
+      <w:pPr>
+        <w:ind w:left="2520" w:hanging="360"/>
+      </w:pPr>
+      <w:rPr>
+        <w:rFonts w:ascii="Symbol" w:hAnsi="Symbol" w:hint="default"/>
+      </w:rPr>
+    </w:lvl>
+    <w:lvl w:ilvl="4" w:tplc="0C0C0003" w:tentative="1">
+      <w:start w:val="1"/>
+      <w:numFmt w:val="bullet"/>
+      <w:lvlText w:val="o"/>
+      <w:lvlJc w:val="left"/>
+      <w:pPr>
+        <w:ind w:left="3240" w:hanging="360"/>
+      </w:pPr>
+      <w:rPr>
+        <w:rFonts w:ascii="Courier New" w:hAnsi="Courier New" w:cs="Courier New" w:hint="default"/>
+      </w:rPr>
+    </w:lvl>
+    <w:lvl w:ilvl="5" w:tplc="0C0C0005" w:tentative="1">
+      <w:start w:val="1"/>
+      <w:numFmt w:val="bullet"/>
+      <w:lvlText w:val=""/>
+      <w:lvlJc w:val="left"/>
+      <w:pPr>
+        <w:ind w:left="3960" w:hanging="360"/>
+      </w:pPr>
+      <w:rPr>
+        <w:rFonts w:ascii="Wingdings" w:hAnsi="Wingdings" w:hint="default"/>
+      </w:rPr>
+    </w:lvl>
+    <w:lvl w:ilvl="6" w:tplc="0C0C0001" w:tentative="1">
+      <w:start w:val="1"/>
+      <w:numFmt w:val="bullet"/>
+      <w:lvlText w:val=""/>
+      <w:lvlJc w:val="left"/>
+      <w:pPr>
+        <w:ind w:left="4680" w:hanging="360"/>
+      </w:pPr>
+      <w:rPr>
+        <w:rFonts w:ascii="Symbol" w:hAnsi="Symbol" w:hint="default"/>
+      </w:rPr>
+    </w:lvl>
+    <w:lvl w:ilvl="7" w:tplc="0C0C0003" w:tentative="1">
+      <w:start w:val="1"/>
+      <w:numFmt w:val="bullet"/>
+      <w:lvlText w:val="o"/>
+      <w:lvlJc w:val="left"/>
+      <w:pPr>
+        <w:ind w:left="5400" w:hanging="360"/>
+      </w:pPr>
+      <w:rPr>
+        <w:rFonts w:ascii="Courier New" w:hAnsi="Courier New" w:cs="Courier New" w:hint="default"/>
+      </w:rPr>
+    </w:lvl>
+    <w:lvl w:ilvl="8" w:tplc="0C0C0005" w:tentative="1">
+      <w:start w:val="1"/>
+      <w:numFmt w:val="bullet"/>
+      <w:lvlText w:val=""/>
+      <w:lvlJc w:val="left"/>
+      <w:pPr>
+        <w:ind w:left="6120" w:hanging="360"/>
+      </w:pPr>
+      <w:rPr>
+        <w:rFonts w:ascii="Wingdings" w:hAnsi="Wingdings" w:hint="default"/>
+      </w:rPr>
+    </w:lvl>
+  </w:abstractNum>
+  <w:abstractNum w:abstractNumId="9" w15:restartNumberingAfterBreak="0">
     <w:nsid w:val="4B6A7593"/>
     <w:multiLevelType w:val="hybridMultilevel"/>
     <w:tmpl w:val="C316A156"/>
@@ -2883,7 +4820,7 @@
       </w:rPr>
     </w:lvl>
   </w:abstractNum>
-  <w:abstractNum w:abstractNumId="8" w15:restartNumberingAfterBreak="0">
+  <w:abstractNum w:abstractNumId="10" w15:restartNumberingAfterBreak="0">
     <w:nsid w:val="5A88538F"/>
     <w:multiLevelType w:val="hybridMultilevel"/>
     <w:tmpl w:val="DB503232"/>
@@ -2969,17 +4906,17 @@
       </w:pPr>
     </w:lvl>
   </w:abstractNum>
-  <w:abstractNum w:abstractNumId="9" w15:restartNumberingAfterBreak="0">
-    <w:nsid w:val="6DEA79A6"/>
+  <w:abstractNum w:abstractNumId="11" w15:restartNumberingAfterBreak="0">
+    <w:nsid w:val="6C2A59DB"/>
     <w:multiLevelType w:val="hybridMultilevel"/>
-    <w:tmpl w:val="DEB2101A"/>
+    <w:tmpl w:val="A796C9A6"/>
     <w:lvl w:ilvl="0" w:tplc="FFFFFFFF">
       <w:start w:val="1"/>
       <w:numFmt w:val="decimal"/>
       <w:lvlText w:val="%1."/>
       <w:lvlJc w:val="left"/>
       <w:pPr>
-        <w:ind w:left="720" w:hanging="360"/>
+        <w:ind w:left="786" w:hanging="360"/>
       </w:pPr>
     </w:lvl>
     <w:lvl w:ilvl="1" w:tplc="FFFFFFFF">
@@ -2988,7 +4925,7 @@
       <w:lvlText w:val="%2."/>
       <w:lvlJc w:val="left"/>
       <w:pPr>
-        <w:ind w:left="1440" w:hanging="360"/>
+        <w:ind w:left="1506" w:hanging="360"/>
       </w:pPr>
     </w:lvl>
     <w:lvl w:ilvl="2" w:tplc="FFFFFFFF">
@@ -2997,7 +4934,7 @@
       <w:lvlText w:val="%3."/>
       <w:lvlJc w:val="right"/>
       <w:pPr>
-        <w:ind w:left="2160" w:hanging="180"/>
+        <w:ind w:left="2226" w:hanging="180"/>
       </w:pPr>
     </w:lvl>
     <w:lvl w:ilvl="3" w:tplc="FFFFFFFF" w:tentative="1">
@@ -3006,7 +4943,7 @@
       <w:lvlText w:val="%4."/>
       <w:lvlJc w:val="left"/>
       <w:pPr>
-        <w:ind w:left="2880" w:hanging="360"/>
+        <w:ind w:left="2946" w:hanging="360"/>
       </w:pPr>
     </w:lvl>
     <w:lvl w:ilvl="4" w:tplc="FFFFFFFF" w:tentative="1">
@@ -3015,7 +4952,7 @@
       <w:lvlText w:val="%5."/>
       <w:lvlJc w:val="left"/>
       <w:pPr>
-        <w:ind w:left="3600" w:hanging="360"/>
+        <w:ind w:left="3666" w:hanging="360"/>
       </w:pPr>
     </w:lvl>
     <w:lvl w:ilvl="5" w:tplc="FFFFFFFF" w:tentative="1">
@@ -3024,7 +4961,7 @@
       <w:lvlText w:val="%6."/>
       <w:lvlJc w:val="right"/>
       <w:pPr>
-        <w:ind w:left="4320" w:hanging="180"/>
+        <w:ind w:left="4386" w:hanging="180"/>
       </w:pPr>
     </w:lvl>
     <w:lvl w:ilvl="6" w:tplc="FFFFFFFF" w:tentative="1">
@@ -3033,7 +4970,7 @@
       <w:lvlText w:val="%7."/>
       <w:lvlJc w:val="left"/>
       <w:pPr>
-        <w:ind w:left="5040" w:hanging="360"/>
+        <w:ind w:left="5106" w:hanging="360"/>
       </w:pPr>
     </w:lvl>
     <w:lvl w:ilvl="7" w:tplc="FFFFFFFF" w:tentative="1">
@@ -3042,7 +4979,7 @@
       <w:lvlText w:val="%8."/>
       <w:lvlJc w:val="left"/>
       <w:pPr>
-        <w:ind w:left="5760" w:hanging="360"/>
+        <w:ind w:left="5826" w:hanging="360"/>
       </w:pPr>
     </w:lvl>
     <w:lvl w:ilvl="8" w:tplc="FFFFFFFF" w:tentative="1">
@@ -3051,11 +4988,97 @@
       <w:lvlText w:val="%9."/>
       <w:lvlJc w:val="right"/>
       <w:pPr>
+        <w:ind w:left="6546" w:hanging="180"/>
+      </w:pPr>
+    </w:lvl>
+  </w:abstractNum>
+  <w:abstractNum w:abstractNumId="12" w15:restartNumberingAfterBreak="0">
+    <w:nsid w:val="6DEA79A6"/>
+    <w:multiLevelType w:val="hybridMultilevel"/>
+    <w:tmpl w:val="599638F8"/>
+    <w:lvl w:ilvl="0" w:tplc="0C0C0015">
+      <w:start w:val="1"/>
+      <w:numFmt w:val="upperLetter"/>
+      <w:lvlText w:val="%1."/>
+      <w:lvlJc w:val="left"/>
+      <w:pPr>
+        <w:ind w:left="720" w:hanging="360"/>
+      </w:pPr>
+    </w:lvl>
+    <w:lvl w:ilvl="1" w:tplc="FFFFFFFF">
+      <w:start w:val="1"/>
+      <w:numFmt w:val="lowerLetter"/>
+      <w:lvlText w:val="%2."/>
+      <w:lvlJc w:val="left"/>
+      <w:pPr>
+        <w:ind w:left="1440" w:hanging="360"/>
+      </w:pPr>
+    </w:lvl>
+    <w:lvl w:ilvl="2" w:tplc="FFFFFFFF">
+      <w:start w:val="1"/>
+      <w:numFmt w:val="lowerRoman"/>
+      <w:lvlText w:val="%3."/>
+      <w:lvlJc w:val="right"/>
+      <w:pPr>
+        <w:ind w:left="2160" w:hanging="180"/>
+      </w:pPr>
+    </w:lvl>
+    <w:lvl w:ilvl="3" w:tplc="FFFFFFFF" w:tentative="1">
+      <w:start w:val="1"/>
+      <w:numFmt w:val="decimal"/>
+      <w:lvlText w:val="%4."/>
+      <w:lvlJc w:val="left"/>
+      <w:pPr>
+        <w:ind w:left="2880" w:hanging="360"/>
+      </w:pPr>
+    </w:lvl>
+    <w:lvl w:ilvl="4" w:tplc="FFFFFFFF" w:tentative="1">
+      <w:start w:val="1"/>
+      <w:numFmt w:val="lowerLetter"/>
+      <w:lvlText w:val="%5."/>
+      <w:lvlJc w:val="left"/>
+      <w:pPr>
+        <w:ind w:left="3600" w:hanging="360"/>
+      </w:pPr>
+    </w:lvl>
+    <w:lvl w:ilvl="5" w:tplc="FFFFFFFF" w:tentative="1">
+      <w:start w:val="1"/>
+      <w:numFmt w:val="lowerRoman"/>
+      <w:lvlText w:val="%6."/>
+      <w:lvlJc w:val="right"/>
+      <w:pPr>
+        <w:ind w:left="4320" w:hanging="180"/>
+      </w:pPr>
+    </w:lvl>
+    <w:lvl w:ilvl="6" w:tplc="FFFFFFFF" w:tentative="1">
+      <w:start w:val="1"/>
+      <w:numFmt w:val="decimal"/>
+      <w:lvlText w:val="%7."/>
+      <w:lvlJc w:val="left"/>
+      <w:pPr>
+        <w:ind w:left="5040" w:hanging="360"/>
+      </w:pPr>
+    </w:lvl>
+    <w:lvl w:ilvl="7" w:tplc="FFFFFFFF" w:tentative="1">
+      <w:start w:val="1"/>
+      <w:numFmt w:val="lowerLetter"/>
+      <w:lvlText w:val="%8."/>
+      <w:lvlJc w:val="left"/>
+      <w:pPr>
+        <w:ind w:left="5760" w:hanging="360"/>
+      </w:pPr>
+    </w:lvl>
+    <w:lvl w:ilvl="8" w:tplc="FFFFFFFF" w:tentative="1">
+      <w:start w:val="1"/>
+      <w:numFmt w:val="lowerRoman"/>
+      <w:lvlText w:val="%9."/>
+      <w:lvlJc w:val="right"/>
+      <w:pPr>
         <w:ind w:left="6480" w:hanging="180"/>
       </w:pPr>
     </w:lvl>
   </w:abstractNum>
-  <w:abstractNum w:abstractNumId="10" w15:restartNumberingAfterBreak="0">
+  <w:abstractNum w:abstractNumId="13" w15:restartNumberingAfterBreak="0">
     <w:nsid w:val="73945634"/>
     <w:multiLevelType w:val="hybridMultilevel"/>
     <w:tmpl w:val="87B254C6"/>
@@ -3141,7 +5164,93 @@
       </w:pPr>
     </w:lvl>
   </w:abstractNum>
-  <w:abstractNum w:abstractNumId="11" w15:restartNumberingAfterBreak="0">
+  <w:abstractNum w:abstractNumId="14" w15:restartNumberingAfterBreak="0">
+    <w:nsid w:val="76240D45"/>
+    <w:multiLevelType w:val="hybridMultilevel"/>
+    <w:tmpl w:val="A796C9A6"/>
+    <w:lvl w:ilvl="0" w:tplc="FFFFFFFF">
+      <w:start w:val="1"/>
+      <w:numFmt w:val="decimal"/>
+      <w:lvlText w:val="%1."/>
+      <w:lvlJc w:val="left"/>
+      <w:pPr>
+        <w:ind w:left="786" w:hanging="360"/>
+      </w:pPr>
+    </w:lvl>
+    <w:lvl w:ilvl="1" w:tplc="FFFFFFFF">
+      <w:start w:val="1"/>
+      <w:numFmt w:val="lowerLetter"/>
+      <w:lvlText w:val="%2."/>
+      <w:lvlJc w:val="left"/>
+      <w:pPr>
+        <w:ind w:left="1506" w:hanging="360"/>
+      </w:pPr>
+    </w:lvl>
+    <w:lvl w:ilvl="2" w:tplc="FFFFFFFF">
+      <w:start w:val="1"/>
+      <w:numFmt w:val="lowerRoman"/>
+      <w:lvlText w:val="%3."/>
+      <w:lvlJc w:val="right"/>
+      <w:pPr>
+        <w:ind w:left="2226" w:hanging="180"/>
+      </w:pPr>
+    </w:lvl>
+    <w:lvl w:ilvl="3" w:tplc="FFFFFFFF" w:tentative="1">
+      <w:start w:val="1"/>
+      <w:numFmt w:val="decimal"/>
+      <w:lvlText w:val="%4."/>
+      <w:lvlJc w:val="left"/>
+      <w:pPr>
+        <w:ind w:left="2946" w:hanging="360"/>
+      </w:pPr>
+    </w:lvl>
+    <w:lvl w:ilvl="4" w:tplc="FFFFFFFF" w:tentative="1">
+      <w:start w:val="1"/>
+      <w:numFmt w:val="lowerLetter"/>
+      <w:lvlText w:val="%5."/>
+      <w:lvlJc w:val="left"/>
+      <w:pPr>
+        <w:ind w:left="3666" w:hanging="360"/>
+      </w:pPr>
+    </w:lvl>
+    <w:lvl w:ilvl="5" w:tplc="FFFFFFFF" w:tentative="1">
+      <w:start w:val="1"/>
+      <w:numFmt w:val="lowerRoman"/>
+      <w:lvlText w:val="%6."/>
+      <w:lvlJc w:val="right"/>
+      <w:pPr>
+        <w:ind w:left="4386" w:hanging="180"/>
+      </w:pPr>
+    </w:lvl>
+    <w:lvl w:ilvl="6" w:tplc="FFFFFFFF" w:tentative="1">
+      <w:start w:val="1"/>
+      <w:numFmt w:val="decimal"/>
+      <w:lvlText w:val="%7."/>
+      <w:lvlJc w:val="left"/>
+      <w:pPr>
+        <w:ind w:left="5106" w:hanging="360"/>
+      </w:pPr>
+    </w:lvl>
+    <w:lvl w:ilvl="7" w:tplc="FFFFFFFF" w:tentative="1">
+      <w:start w:val="1"/>
+      <w:numFmt w:val="lowerLetter"/>
+      <w:lvlText w:val="%8."/>
+      <w:lvlJc w:val="left"/>
+      <w:pPr>
+        <w:ind w:left="5826" w:hanging="360"/>
+      </w:pPr>
+    </w:lvl>
+    <w:lvl w:ilvl="8" w:tplc="FFFFFFFF" w:tentative="1">
+      <w:start w:val="1"/>
+      <w:numFmt w:val="lowerRoman"/>
+      <w:lvlText w:val="%9."/>
+      <w:lvlJc w:val="right"/>
+      <w:pPr>
+        <w:ind w:left="6546" w:hanging="180"/>
+      </w:pPr>
+    </w:lvl>
+  </w:abstractNum>
+  <w:abstractNum w:abstractNumId="15" w15:restartNumberingAfterBreak="0">
     <w:nsid w:val="7A206423"/>
     <w:multiLevelType w:val="hybridMultilevel"/>
     <w:tmpl w:val="E0F6FE8A"/>
@@ -3255,31 +5364,31 @@
     </w:lvl>
   </w:abstractNum>
   <w:num w:numId="1" w16cid:durableId="1033383304">
-    <w:abstractNumId w:val="11"/>
+    <w:abstractNumId w:val="15"/>
   </w:num>
   <w:num w:numId="2" w16cid:durableId="313677687">
+    <w:abstractNumId w:val="5"/>
+  </w:num>
+  <w:num w:numId="3" w16cid:durableId="2122797325">
+    <w:abstractNumId w:val="6"/>
+  </w:num>
+  <w:num w:numId="4" w16cid:durableId="653023685">
     <w:abstractNumId w:val="4"/>
   </w:num>
-  <w:num w:numId="3" w16cid:durableId="2122797325">
-    <w:abstractNumId w:val="5"/>
-  </w:num>
-  <w:num w:numId="4" w16cid:durableId="653023685">
-    <w:abstractNumId w:val="3"/>
-  </w:num>
   <w:num w:numId="5" w16cid:durableId="1348872543">
-    <w:abstractNumId w:val="8"/>
+    <w:abstractNumId w:val="10"/>
   </w:num>
   <w:num w:numId="6" w16cid:durableId="259070986">
-    <w:abstractNumId w:val="10"/>
+    <w:abstractNumId w:val="13"/>
   </w:num>
   <w:num w:numId="7" w16cid:durableId="861944456">
-    <w:abstractNumId w:val="9"/>
+    <w:abstractNumId w:val="12"/>
   </w:num>
   <w:num w:numId="8" w16cid:durableId="1221596642">
-    <w:abstractNumId w:val="6"/>
+    <w:abstractNumId w:val="7"/>
   </w:num>
   <w:num w:numId="9" w16cid:durableId="806632233">
-    <w:abstractNumId w:val="7"/>
+    <w:abstractNumId w:val="9"/>
   </w:num>
   <w:num w:numId="10" w16cid:durableId="578829696">
     <w:abstractNumId w:val="1"/>
@@ -3289,6 +5398,18 @@
   </w:num>
   <w:num w:numId="12" w16cid:durableId="1471947473">
     <w:abstractNumId w:val="0"/>
+  </w:num>
+  <w:num w:numId="13" w16cid:durableId="1230924551">
+    <w:abstractNumId w:val="3"/>
+  </w:num>
+  <w:num w:numId="14" w16cid:durableId="329672852">
+    <w:abstractNumId w:val="8"/>
+  </w:num>
+  <w:num w:numId="15" w16cid:durableId="996421478">
+    <w:abstractNumId w:val="14"/>
+  </w:num>
+  <w:num w:numId="16" w16cid:durableId="1740907342">
+    <w:abstractNumId w:val="11"/>
   </w:num>
 </w:numbering>
 </file>

--- a/Tuto.docx
+++ b/Tuto.docx
@@ -357,7 +357,7 @@
           </mc:Choice>
           <mc:Fallback>
             <w:pict>
-              <v:shapetype w14:anchorId="321E21A8" id="_x0000_t34" coordsize="21600,21600" o:spt="34" o:oned="t" adj="10800" path="m,l@0,0@0,21600,21600,21600e" filled="f">
+              <v:shapetype w14:anchorId="300B9B60" id="_x0000_t34" coordsize="21600,21600" o:spt="34" o:oned="t" adj="10800" path="m,l@0,0@0,21600,21600,21600e" filled="f">
                 <v:stroke joinstyle="miter"/>
                 <v:formulas>
                   <v:f eqn="val #0"/>
@@ -460,10 +460,11 @@
       <w:pPr>
         <w:pStyle w:val="Paragraphedeliste"/>
         <w:numPr>
-          <w:ilvl w:val="0"/>
+          <w:ilvl w:val="1"/>
           <w:numId w:val="3"/>
         </w:numPr>
         <w:spacing w:line="360" w:lineRule="auto"/>
+        <w:ind w:left="993"/>
       </w:pPr>
       <w:r>
         <w:t>Ouvrir : illustrator-zones.html</w:t>
@@ -473,10 +474,11 @@
       <w:pPr>
         <w:pStyle w:val="Paragraphedeliste"/>
         <w:numPr>
-          <w:ilvl w:val="0"/>
+          <w:ilvl w:val="1"/>
           <w:numId w:val="3"/>
         </w:numPr>
         <w:spacing w:line="360" w:lineRule="auto"/>
+        <w:ind w:left="993"/>
       </w:pPr>
       <w:r>
         <w:t>Cliquer sur : zones existantes (permet seulement de voir celles-créés de base)</w:t>
@@ -561,7 +563,7 @@
           </mc:Choice>
           <mc:Fallback>
             <w:pict>
-              <v:rect w14:anchorId="24FEDED0" id="Rectangle 3" o:spid="_x0000_s1026" style="position:absolute;margin-left:258.85pt;margin-top:1.5pt;width:45.65pt;height:17.2pt;z-index:251666432;visibility:visible;mso-wrap-style:square;mso-width-percent:0;mso-height-percent:0;mso-wrap-distance-left:9pt;mso-wrap-distance-top:0;mso-wrap-distance-right:9pt;mso-wrap-distance-bottom:0;mso-position-horizontal:absolute;mso-position-horizontal-relative:margin;mso-position-vertical:absolute;mso-position-vertical-relative:text;mso-width-percent:0;mso-height-percent:0;mso-width-relative:margin;mso-height-relative:margin;v-text-anchor:middle" o:gfxdata="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" filled="f" strokecolor="red" strokeweight="1pt">
+              <v:rect w14:anchorId="286E6D3B" id="Rectangle 3" o:spid="_x0000_s1026" style="position:absolute;margin-left:258.85pt;margin-top:1.5pt;width:45.65pt;height:17.2pt;z-index:251666432;visibility:visible;mso-wrap-style:square;mso-width-percent:0;mso-height-percent:0;mso-wrap-distance-left:9pt;mso-wrap-distance-top:0;mso-wrap-distance-right:9pt;mso-wrap-distance-bottom:0;mso-position-horizontal:absolute;mso-position-horizontal-relative:margin;mso-position-vertical:absolute;mso-position-vertical-relative:text;mso-width-percent:0;mso-height-percent:0;mso-width-relative:margin;mso-height-relative:margin;v-text-anchor:middle" o:gfxdata="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" filled="f" strokecolor="red" strokeweight="1pt">
                 <w10:wrap anchorx="margin"/>
               </v:rect>
             </w:pict>
@@ -619,10 +621,11 @@
       <w:pPr>
         <w:pStyle w:val="Paragraphedeliste"/>
         <w:numPr>
-          <w:ilvl w:val="0"/>
+          <w:ilvl w:val="1"/>
           <w:numId w:val="3"/>
         </w:numPr>
         <w:spacing w:line="360" w:lineRule="auto"/>
+        <w:ind w:left="993"/>
       </w:pPr>
       <w:r>
         <w:t xml:space="preserve">Pour créer une </w:t>
@@ -642,6 +645,7 @@
           <w:numId w:val="3"/>
         </w:numPr>
         <w:spacing w:line="360" w:lineRule="auto"/>
+        <w:ind w:left="993"/>
       </w:pPr>
       <w:r>
         <w:t xml:space="preserve">Cliquer et glisser </w:t>
@@ -731,7 +735,7 @@
           </mc:Choice>
           <mc:Fallback>
             <w:pict>
-              <v:rect w14:anchorId="02F6BED7" id="Rectangle 3" o:spid="_x0000_s1026" style="position:absolute;margin-left:288.9pt;margin-top:16.3pt;width:108pt;height:38.7pt;z-index:251668480;visibility:visible;mso-wrap-style:square;mso-width-percent:0;mso-height-percent:0;mso-wrap-distance-left:9pt;mso-wrap-distance-top:0;mso-wrap-distance-right:9pt;mso-wrap-distance-bottom:0;mso-position-horizontal:absolute;mso-position-horizontal-relative:margin;mso-position-vertical:absolute;mso-position-vertical-relative:text;mso-width-percent:0;mso-height-percent:0;mso-width-relative:margin;mso-height-relative:margin;v-text-anchor:middle" o:gfxdata="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" filled="f" strokecolor="red" strokeweight="1pt">
+              <v:rect w14:anchorId="47E7D043" id="Rectangle 3" o:spid="_x0000_s1026" style="position:absolute;margin-left:288.9pt;margin-top:16.3pt;width:108pt;height:38.7pt;z-index:251668480;visibility:visible;mso-wrap-style:square;mso-width-percent:0;mso-height-percent:0;mso-wrap-distance-left:9pt;mso-wrap-distance-top:0;mso-wrap-distance-right:9pt;mso-wrap-distance-bottom:0;mso-position-horizontal:absolute;mso-position-horizontal-relative:margin;mso-position-vertical:absolute;mso-position-vertical-relative:text;mso-width-percent:0;mso-height-percent:0;mso-width-relative:margin;mso-height-relative:margin;v-text-anchor:middle" o:gfxdata="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" filled="f" strokecolor="red" strokeweight="1pt">
                 <w10:wrap anchorx="margin"/>
               </v:rect>
             </w:pict>
@@ -793,6 +797,7 @@
           <w:numId w:val="3"/>
         </w:numPr>
         <w:spacing w:line="360" w:lineRule="auto"/>
+        <w:ind w:left="993"/>
       </w:pPr>
       <w:r>
         <w:t xml:space="preserve">Copier le style (coller dans le html) </w:t>
@@ -866,7 +871,61 @@
           <w:bCs/>
           <w:lang w:val="en-CA"/>
         </w:rPr>
-        <w:t>style="left:0.595%;top:66.869%;width:2.738%;height:3.850%;"</w:t>
+        <w:t>style="left:0.595</w:t>
+      </w:r>
+      <w:proofErr w:type="gramStart"/>
+      <w:r>
+        <w:rPr>
+          <w:b/>
+          <w:bCs/>
+          <w:lang w:val="en-CA"/>
+        </w:rPr>
+        <w:t>%;top</w:t>
+      </w:r>
+      <w:proofErr w:type="gramEnd"/>
+      <w:r>
+        <w:rPr>
+          <w:b/>
+          <w:bCs/>
+          <w:lang w:val="en-CA"/>
+        </w:rPr>
+        <w:t>:66.869</w:t>
+      </w:r>
+      <w:proofErr w:type="gramStart"/>
+      <w:r>
+        <w:rPr>
+          <w:b/>
+          <w:bCs/>
+          <w:lang w:val="en-CA"/>
+        </w:rPr>
+        <w:t>%;width</w:t>
+      </w:r>
+      <w:proofErr w:type="gramEnd"/>
+      <w:r>
+        <w:rPr>
+          <w:b/>
+          <w:bCs/>
+          <w:lang w:val="en-CA"/>
+        </w:rPr>
+        <w:t>:2.738</w:t>
+      </w:r>
+      <w:proofErr w:type="gramStart"/>
+      <w:r>
+        <w:rPr>
+          <w:b/>
+          <w:bCs/>
+          <w:lang w:val="en-CA"/>
+        </w:rPr>
+        <w:t>%;height</w:t>
+      </w:r>
+      <w:proofErr w:type="gramEnd"/>
+      <w:r>
+        <w:rPr>
+          <w:b/>
+          <w:bCs/>
+          <w:lang w:val="en-CA"/>
+        </w:rPr>
+        <w:t>:3.850%;"</w:t>
       </w:r>
       <w:r>
         <w:rPr>
@@ -919,9 +978,10 @@
         <w:pStyle w:val="Paragraphedeliste"/>
         <w:numPr>
           <w:ilvl w:val="0"/>
-          <w:numId w:val="15"/>
+          <w:numId w:val="18"/>
         </w:numPr>
         <w:spacing w:line="360" w:lineRule="auto"/>
+        <w:ind w:left="993"/>
       </w:pPr>
       <w:r>
         <w:t>Ouvrir : editeur.html</w:t>
@@ -937,9 +997,9 @@
           <w:noProof/>
         </w:rPr>
         <w:drawing>
-          <wp:inline distT="0" distB="0" distL="0" distR="0" wp14:anchorId="18D49EF6" wp14:editId="59721976">
-            <wp:extent cx="2934269" cy="1418662"/>
-            <wp:effectExtent l="0" t="0" r="0" b="0"/>
+          <wp:inline distT="0" distB="0" distL="0" distR="0" wp14:anchorId="18D49EF6" wp14:editId="65F95C7A">
+            <wp:extent cx="2258705" cy="1092040"/>
+            <wp:effectExtent l="0" t="0" r="8255" b="0"/>
             <wp:docPr id="1854786206" name="Image 1"/>
             <wp:cNvGraphicFramePr>
               <a:graphicFrameLocks xmlns:a="http://schemas.openxmlformats.org/drawingml/2006/main" noChangeAspect="1"/>
@@ -960,7 +1020,7 @@
                   <pic:spPr>
                     <a:xfrm>
                       <a:off x="0" y="0"/>
-                      <a:ext cx="2944722" cy="1423716"/>
+                      <a:ext cx="2270769" cy="1097873"/>
                     </a:xfrm>
                     <a:prstGeom prst="rect">
                       <a:avLst/>
@@ -977,10 +1037,11 @@
       <w:pPr>
         <w:pStyle w:val="Paragraphedeliste"/>
         <w:numPr>
-          <w:ilvl w:val="1"/>
-          <w:numId w:val="15"/>
+          <w:ilvl w:val="0"/>
+          <w:numId w:val="18"/>
         </w:numPr>
         <w:spacing w:line="360" w:lineRule="auto"/>
+        <w:ind w:left="993"/>
       </w:pPr>
       <w:r>
         <w:t>Cliquer sur « Choisir le fichier »</w:t>
@@ -990,22 +1051,28 @@
       <w:pPr>
         <w:pStyle w:val="Paragraphedeliste"/>
         <w:numPr>
-          <w:ilvl w:val="1"/>
-          <w:numId w:val="15"/>
+          <w:ilvl w:val="0"/>
+          <w:numId w:val="18"/>
         </w:numPr>
         <w:spacing w:line="360" w:lineRule="auto"/>
+        <w:ind w:left="993"/>
       </w:pPr>
       <w:r>
         <w:t xml:space="preserve">Sélectionner le fichier: </w:t>
       </w:r>
       <w:proofErr w:type="spellStart"/>
       <w:r>
-        <w:t>tools-data</w:t>
+        <w:t>tools-</w:t>
+      </w:r>
+      <w:proofErr w:type="gramStart"/>
+      <w:r>
+        <w:t>data</w:t>
       </w:r>
       <w:r>
         <w:t>.json</w:t>
       </w:r>
       <w:proofErr w:type="spellEnd"/>
+      <w:proofErr w:type="gramEnd"/>
     </w:p>
     <w:p>
       <w:pPr>
@@ -1091,9 +1158,9 @@
           <w:noProof/>
         </w:rPr>
         <w:drawing>
-          <wp:inline distT="0" distB="0" distL="0" distR="0" wp14:anchorId="66FB3C3C" wp14:editId="744EA48F">
-            <wp:extent cx="2750024" cy="1341407"/>
-            <wp:effectExtent l="0" t="0" r="0" b="0"/>
+          <wp:inline distT="0" distB="0" distL="0" distR="0" wp14:anchorId="66FB3C3C" wp14:editId="259D152C">
+            <wp:extent cx="2026693" cy="988580"/>
+            <wp:effectExtent l="0" t="0" r="0" b="2540"/>
             <wp:docPr id="1580936555" name="Image 1"/>
             <wp:cNvGraphicFramePr>
               <a:graphicFrameLocks xmlns:a="http://schemas.openxmlformats.org/drawingml/2006/main" noChangeAspect="1"/>
@@ -1114,7 +1181,7 @@
                   <pic:spPr>
                     <a:xfrm>
                       <a:off x="0" y="0"/>
-                      <a:ext cx="2763463" cy="1347962"/>
+                      <a:ext cx="2045835" cy="997917"/>
                     </a:xfrm>
                     <a:prstGeom prst="rect">
                       <a:avLst/>
@@ -1131,10 +1198,11 @@
       <w:pPr>
         <w:pStyle w:val="Paragraphedeliste"/>
         <w:numPr>
-          <w:ilvl w:val="1"/>
-          <w:numId w:val="15"/>
+          <w:ilvl w:val="0"/>
+          <w:numId w:val="18"/>
         </w:numPr>
         <w:spacing w:line="360" w:lineRule="auto"/>
+        <w:ind w:left="993"/>
       </w:pPr>
       <w:r>
         <w:t>Pour ajouter une description, c</w:t>
@@ -1195,6 +1263,77 @@
         <w:spacing w:line="360" w:lineRule="auto"/>
         <w:ind w:left="1440"/>
       </w:pPr>
+      <w:r>
+        <w:rPr>
+          <w:noProof/>
+        </w:rPr>
+        <mc:AlternateContent>
+          <mc:Choice Requires="wps">
+            <w:drawing>
+              <wp:anchor distT="0" distB="0" distL="114300" distR="114300" simplePos="0" relativeHeight="251676672" behindDoc="0" locked="0" layoutInCell="1" allowOverlap="1" wp14:anchorId="1B4344AE" wp14:editId="3349E406">
+                <wp:simplePos x="0" y="0"/>
+                <wp:positionH relativeFrom="column">
+                  <wp:posOffset>2072498</wp:posOffset>
+                </wp:positionH>
+                <wp:positionV relativeFrom="paragraph">
+                  <wp:posOffset>796830</wp:posOffset>
+                </wp:positionV>
+                <wp:extent cx="559558" cy="730155"/>
+                <wp:effectExtent l="38100" t="38100" r="50165" b="51435"/>
+                <wp:wrapNone/>
+                <wp:docPr id="784309871" name="Connecteur droit avec flèche 6"/>
+                <wp:cNvGraphicFramePr/>
+                <a:graphic xmlns:a="http://schemas.openxmlformats.org/drawingml/2006/main">
+                  <a:graphicData uri="http://schemas.microsoft.com/office/word/2010/wordprocessingShape">
+                    <wps:wsp>
+                      <wps:cNvCnPr/>
+                      <wps:spPr>
+                        <a:xfrm>
+                          <a:off x="0" y="0"/>
+                          <a:ext cx="559558" cy="730155"/>
+                        </a:xfrm>
+                        <a:prstGeom prst="straightConnector1">
+                          <a:avLst/>
+                        </a:prstGeom>
+                        <a:ln>
+                          <a:headEnd type="triangle"/>
+                          <a:tailEnd type="triangle"/>
+                        </a:ln>
+                      </wps:spPr>
+                      <wps:style>
+                        <a:lnRef idx="1">
+                          <a:schemeClr val="accent1"/>
+                        </a:lnRef>
+                        <a:fillRef idx="0">
+                          <a:schemeClr val="accent1"/>
+                        </a:fillRef>
+                        <a:effectRef idx="0">
+                          <a:schemeClr val="accent1"/>
+                        </a:effectRef>
+                        <a:fontRef idx="minor">
+                          <a:schemeClr val="tx1"/>
+                        </a:fontRef>
+                      </wps:style>
+                      <wps:bodyPr/>
+                    </wps:wsp>
+                  </a:graphicData>
+                </a:graphic>
+              </wp:anchor>
+            </w:drawing>
+          </mc:Choice>
+          <mc:Fallback>
+            <w:pict>
+              <v:shapetype w14:anchorId="060A9F39" id="_x0000_t32" coordsize="21600,21600" o:spt="32" o:oned="t" path="m,l21600,21600e" filled="f">
+                <v:path arrowok="t" fillok="f" o:connecttype="none"/>
+                <o:lock v:ext="edit" shapetype="t"/>
+              </v:shapetype>
+              <v:shape id="Connecteur droit avec flèche 6" o:spid="_x0000_s1026" type="#_x0000_t32" style="position:absolute;margin-left:163.2pt;margin-top:62.75pt;width:44.05pt;height:57.5pt;z-index:251676672;visibility:visible;mso-wrap-style:square;mso-wrap-distance-left:9pt;mso-wrap-distance-top:0;mso-wrap-distance-right:9pt;mso-wrap-distance-bottom:0;mso-position-horizontal:absolute;mso-position-horizontal-relative:text;mso-position-vertical:absolute;mso-position-vertical-relative:text" o:gfxdata="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" strokecolor="#5b9bd5 [3204]" strokeweight=".5pt">
+                <v:stroke startarrow="block" endarrow="block" joinstyle="miter"/>
+              </v:shape>
+            </w:pict>
+          </mc:Fallback>
+        </mc:AlternateContent>
+      </w:r>
       <w:r>
         <w:rPr>
           <w:noProof/>
@@ -1262,7 +1401,7 @@
           </mc:Choice>
           <mc:Fallback>
             <w:pict>
-              <v:rect w14:anchorId="4ABF3EE5" id="Rectangle 3" o:spid="_x0000_s1026" style="position:absolute;margin-left:87.85pt;margin-top:31.55pt;width:81.65pt;height:30.1pt;z-index:251660288;visibility:visible;mso-wrap-style:square;mso-wrap-distance-left:9pt;mso-wrap-distance-top:0;mso-wrap-distance-right:9pt;mso-wrap-distance-bottom:0;mso-position-horizontal:absolute;mso-position-horizontal-relative:text;mso-position-vertical:absolute;mso-position-vertical-relative:text;v-text-anchor:middle" o:gfxdata="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" filled="f" strokecolor="red" strokeweight="1pt"/>
+              <v:rect w14:anchorId="0869DCF2" id="Rectangle 3" o:spid="_x0000_s1026" style="position:absolute;margin-left:87.85pt;margin-top:31.55pt;width:81.65pt;height:30.1pt;z-index:251660288;visibility:visible;mso-wrap-style:square;mso-wrap-distance-left:9pt;mso-wrap-distance-top:0;mso-wrap-distance-right:9pt;mso-wrap-distance-bottom:0;mso-position-horizontal:absolute;mso-position-horizontal-relative:text;mso-position-vertical:absolute;mso-position-vertical-relative:text;v-text-anchor:middle" o:gfxdata="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" filled="f" strokecolor="red" strokeweight="1pt"/>
             </w:pict>
           </mc:Fallback>
         </mc:AlternateContent>
@@ -1272,9 +1411,9 @@
           <w:noProof/>
         </w:rPr>
         <w:drawing>
-          <wp:inline distT="0" distB="0" distL="0" distR="0" wp14:anchorId="2F65A11E" wp14:editId="46C0F040">
-            <wp:extent cx="3791776" cy="1153236"/>
-            <wp:effectExtent l="0" t="0" r="0" b="8890"/>
+          <wp:inline distT="0" distB="0" distL="0" distR="0" wp14:anchorId="2F65A11E" wp14:editId="459CC2A6">
+            <wp:extent cx="3791528" cy="846161"/>
+            <wp:effectExtent l="0" t="0" r="0" b="0"/>
             <wp:docPr id="1775196548" name="Image 1"/>
             <wp:cNvGraphicFramePr>
               <a:graphicFrameLocks xmlns:a="http://schemas.openxmlformats.org/drawingml/2006/main" noChangeAspect="1"/>
@@ -1286,20 +1425,29 @@
                     <pic:cNvPr id="1775196548" name=""/>
                     <pic:cNvPicPr/>
                   </pic:nvPicPr>
-                  <pic:blipFill>
+                  <pic:blipFill rotWithShape="1">
                     <a:blip r:embed="rId11"/>
+                    <a:srcRect b="26623"/>
                     <a:stretch>
                       <a:fillRect/>
                     </a:stretch>
                   </pic:blipFill>
-                  <pic:spPr>
+                  <pic:spPr bwMode="auto">
                     <a:xfrm>
                       <a:off x="0" y="0"/>
-                      <a:ext cx="3810154" cy="1158825"/>
+                      <a:ext cx="3810154" cy="850318"/>
                     </a:xfrm>
                     <a:prstGeom prst="rect">
                       <a:avLst/>
                     </a:prstGeom>
+                    <a:ln>
+                      <a:noFill/>
+                    </a:ln>
+                    <a:extLst>
+                      <a:ext uri="{53640926-AAD7-44D8-BBD7-CCE9431645EC}">
+                        <a14:shadowObscured xmlns:a14="http://schemas.microsoft.com/office/drawing/2010/main"/>
+                      </a:ext>
+                    </a:extLst>
                   </pic:spPr>
                 </pic:pic>
               </a:graphicData>
@@ -1314,256 +1462,398 @@
         <w:spacing w:line="360" w:lineRule="auto"/>
         <w:ind w:left="1440"/>
       </w:pPr>
-      <w:r>
-        <w:t xml:space="preserve">Dans le html : </w:t>
-      </w:r>
+    </w:p>
+    <w:p>
+      <w:pPr>
+        <w:pStyle w:val="Paragraphedeliste"/>
+        <w:spacing w:line="360" w:lineRule="auto"/>
+        <w:ind w:left="1440"/>
+        <w:rPr>
+          <w:lang w:val="en-CA"/>
+        </w:rPr>
+      </w:pPr>
+      <w:r>
+        <w:rPr>
+          <w:lang w:val="en-CA"/>
+        </w:rPr>
+        <w:t xml:space="preserve">Dans le </w:t>
+      </w:r>
+      <w:proofErr w:type="gramStart"/>
+      <w:r>
+        <w:rPr>
+          <w:lang w:val="en-CA"/>
+        </w:rPr>
+        <w:t>html :</w:t>
+      </w:r>
+      <w:proofErr w:type="gramEnd"/>
+      <w:r>
+        <w:rPr>
+          <w:lang w:val="en-CA"/>
+        </w:rPr>
+        <w:t xml:space="preserve"> </w:t>
+      </w:r>
+    </w:p>
+    <w:p>
+      <w:pPr>
+        <w:spacing w:line="360" w:lineRule="auto"/>
+        <w:ind w:left="1416"/>
+        <w:rPr>
+          <w:lang w:val="en-CA"/>
+        </w:rPr>
+      </w:pPr>
+      <w:r>
+        <w:rPr>
+          <w:lang w:val="en-CA"/>
+        </w:rPr>
+        <w:t>&lt;div class="</w:t>
+      </w:r>
+      <w:proofErr w:type="spellStart"/>
+      <w:r>
+        <w:rPr>
+          <w:lang w:val="en-CA"/>
+        </w:rPr>
+        <w:t>hs</w:t>
+      </w:r>
+      <w:proofErr w:type="spellEnd"/>
+      <w:r>
+        <w:rPr>
+          <w:lang w:val="en-CA"/>
+        </w:rPr>
+        <w:t>" data-tool="</w:t>
+      </w:r>
+      <w:proofErr w:type="spellStart"/>
+      <w:r>
+        <w:rPr>
+          <w:b/>
+          <w:bCs/>
+          <w:lang w:val="en-CA"/>
+        </w:rPr>
+        <w:t>curviligne</w:t>
+      </w:r>
+      <w:proofErr w:type="spellEnd"/>
+      <w:r>
+        <w:rPr>
+          <w:lang w:val="en-CA"/>
+        </w:rPr>
+        <w:t xml:space="preserve">" </w:t>
+      </w:r>
+      <w:proofErr w:type="spellStart"/>
+      <w:r>
+        <w:rPr>
+          <w:lang w:val="en-CA"/>
+        </w:rPr>
+        <w:t>surligner</w:t>
+      </w:r>
+      <w:proofErr w:type="spellEnd"/>
+      <w:r>
+        <w:rPr>
+          <w:lang w:val="en-CA"/>
+        </w:rPr>
+        <w:t>="null"</w:t>
+      </w:r>
+      <w:r>
+        <w:rPr>
+          <w:lang w:val="en-CA"/>
+        </w:rPr>
+        <w:t xml:space="preserve"> </w:t>
+      </w:r>
+      <w:r>
+        <w:rPr>
+          <w:lang w:val="en-CA"/>
+        </w:rPr>
+        <w:t>style="left:0.595</w:t>
+      </w:r>
+      <w:proofErr w:type="gramStart"/>
+      <w:r>
+        <w:rPr>
+          <w:lang w:val="en-CA"/>
+        </w:rPr>
+        <w:t>%;top</w:t>
+      </w:r>
+      <w:proofErr w:type="gramEnd"/>
+      <w:r>
+        <w:rPr>
+          <w:lang w:val="en-CA"/>
+        </w:rPr>
+        <w:t>:66.869</w:t>
+      </w:r>
+      <w:proofErr w:type="gramStart"/>
+      <w:r>
+        <w:rPr>
+          <w:lang w:val="en-CA"/>
+        </w:rPr>
+        <w:t>%;width</w:t>
+      </w:r>
+      <w:proofErr w:type="gramEnd"/>
+      <w:r>
+        <w:rPr>
+          <w:lang w:val="en-CA"/>
+        </w:rPr>
+        <w:t>:2.738</w:t>
+      </w:r>
+      <w:proofErr w:type="gramStart"/>
+      <w:r>
+        <w:rPr>
+          <w:lang w:val="en-CA"/>
+        </w:rPr>
+        <w:t>%;height</w:t>
+      </w:r>
+      <w:proofErr w:type="gramEnd"/>
+      <w:r>
+        <w:rPr>
+          <w:lang w:val="en-CA"/>
+        </w:rPr>
+        <w:t>:3.850%;"&gt;&lt;/div&gt;</w:t>
+      </w:r>
+    </w:p>
+    <w:p>
+      <w:pPr>
+        <w:pStyle w:val="Titre1"/>
+        <w:jc w:val="left"/>
+        <w:rPr>
+          <w:sz w:val="28"/>
+          <w:szCs w:val="28"/>
+        </w:rPr>
+      </w:pPr>
+      <w:r>
+        <w:rPr>
+          <w:sz w:val="28"/>
+          <w:szCs w:val="28"/>
+        </w:rPr>
+        <w:lastRenderedPageBreak/>
+        <w:t xml:space="preserve">Pour calculer les positions des hotspots </w:t>
+      </w:r>
+      <w:r>
+        <w:rPr>
+          <w:sz w:val="28"/>
+          <w:szCs w:val="28"/>
+        </w:rPr>
+        <w:t>de</w:t>
+      </w:r>
+      <w:r>
+        <w:rPr>
+          <w:sz w:val="28"/>
+          <w:szCs w:val="28"/>
+        </w:rPr>
+        <w:t xml:space="preserve"> sous-section</w:t>
+      </w:r>
+    </w:p>
+    <w:p>
+      <w:pPr>
+        <w:pStyle w:val="Sansinterligne"/>
+      </w:pPr>
     </w:p>
     <w:p>
       <w:pPr>
         <w:pStyle w:val="Paragraphedeliste"/>
         <w:numPr>
           <w:ilvl w:val="0"/>
-          <w:numId w:val="10"/>
+          <w:numId w:val="17"/>
         </w:numPr>
-        <w:spacing w:line="360" w:lineRule="auto"/>
-      </w:pPr>
-      <w:r>
-        <w:rPr>
-          <w:noProof/>
-        </w:rPr>
-        <w:lastRenderedPageBreak/>
-        <mc:AlternateContent>
-          <mc:Choice Requires="wps">
-            <w:drawing>
-              <wp:anchor distT="0" distB="0" distL="114300" distR="114300" simplePos="0" relativeHeight="251662336" behindDoc="0" locked="0" layoutInCell="1" allowOverlap="1" wp14:anchorId="2E730282" wp14:editId="6B6B6E85">
-                <wp:simplePos x="0" y="0"/>
-                <wp:positionH relativeFrom="column">
-                  <wp:posOffset>2365479</wp:posOffset>
-                </wp:positionH>
-                <wp:positionV relativeFrom="paragraph">
-                  <wp:posOffset>283040</wp:posOffset>
-                </wp:positionV>
-                <wp:extent cx="777923" cy="286302"/>
-                <wp:effectExtent l="0" t="0" r="22225" b="19050"/>
-                <wp:wrapNone/>
-                <wp:docPr id="1533767691" name="Rectangle 3"/>
-                <wp:cNvGraphicFramePr/>
-                <a:graphic xmlns:a="http://schemas.openxmlformats.org/drawingml/2006/main">
-                  <a:graphicData uri="http://schemas.microsoft.com/office/word/2010/wordprocessingShape">
-                    <wps:wsp>
-                      <wps:cNvSpPr/>
-                      <wps:spPr>
-                        <a:xfrm>
-                          <a:off x="0" y="0"/>
-                          <a:ext cx="777923" cy="286302"/>
-                        </a:xfrm>
-                        <a:prstGeom prst="rect">
-                          <a:avLst/>
-                        </a:prstGeom>
-                        <a:noFill/>
-                        <a:ln>
-                          <a:solidFill>
-                            <a:srgbClr val="FF0000"/>
-                          </a:solidFill>
-                        </a:ln>
-                      </wps:spPr>
-                      <wps:style>
-                        <a:lnRef idx="2">
-                          <a:schemeClr val="accent2"/>
-                        </a:lnRef>
-                        <a:fillRef idx="1">
-                          <a:schemeClr val="lt1"/>
-                        </a:fillRef>
-                        <a:effectRef idx="0">
-                          <a:schemeClr val="accent2"/>
-                        </a:effectRef>
-                        <a:fontRef idx="minor">
-                          <a:schemeClr val="dk1"/>
-                        </a:fontRef>
-                      </wps:style>
-                      <wps:bodyPr rot="0" spcFirstLastPara="0" vertOverflow="overflow" horzOverflow="overflow" vert="horz" wrap="square" lIns="91440" tIns="45720" rIns="91440" bIns="45720" numCol="1" spcCol="0" rtlCol="0" fromWordArt="0" anchor="ctr" anchorCtr="0" forceAA="0" compatLnSpc="1">
-                        <a:prstTxWarp prst="textNoShape">
-                          <a:avLst/>
-                        </a:prstTxWarp>
-                        <a:noAutofit/>
-                      </wps:bodyPr>
-                    </wps:wsp>
-                  </a:graphicData>
-                </a:graphic>
-                <wp14:sizeRelH relativeFrom="margin">
-                  <wp14:pctWidth>0</wp14:pctWidth>
-                </wp14:sizeRelH>
-                <wp14:sizeRelV relativeFrom="margin">
-                  <wp14:pctHeight>0</wp14:pctHeight>
-                </wp14:sizeRelV>
-              </wp:anchor>
-            </w:drawing>
-          </mc:Choice>
-          <mc:Fallback>
-            <w:pict>
-              <v:rect w14:anchorId="57738FB0" id="Rectangle 3" o:spid="_x0000_s1026" style="position:absolute;margin-left:186.25pt;margin-top:22.3pt;width:61.25pt;height:22.55pt;z-index:251662336;visibility:visible;mso-wrap-style:square;mso-width-percent:0;mso-height-percent:0;mso-wrap-distance-left:9pt;mso-wrap-distance-top:0;mso-wrap-distance-right:9pt;mso-wrap-distance-bottom:0;mso-position-horizontal:absolute;mso-position-horizontal-relative:text;mso-position-vertical:absolute;mso-position-vertical-relative:text;mso-width-percent:0;mso-height-percent:0;mso-width-relative:margin;mso-height-relative:margin;v-text-anchor:middle" o:gfxdata="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" filled="f" strokecolor="red" strokeweight="1pt"/>
-            </w:pict>
-          </mc:Fallback>
-        </mc:AlternateContent>
-      </w:r>
-      <w:r>
-        <w:t xml:space="preserve">Dans le html : </w:t>
-      </w:r>
-    </w:p>
-    <w:p>
-      <w:pPr>
-        <w:spacing w:line="360" w:lineRule="auto"/>
-        <w:ind w:left="1416"/>
-        <w:rPr>
-          <w:lang w:val="en-CA"/>
-        </w:rPr>
-      </w:pPr>
-      <w:r>
-        <w:rPr>
-          <w:lang w:val="en-CA"/>
-        </w:rPr>
-        <w:t>&lt;div class="</w:t>
-      </w:r>
-      <w:proofErr w:type="spellStart"/>
-      <w:r>
-        <w:rPr>
-          <w:lang w:val="en-CA"/>
-        </w:rPr>
-        <w:t>hs</w:t>
-      </w:r>
-      <w:proofErr w:type="spellEnd"/>
-      <w:r>
-        <w:rPr>
-          <w:lang w:val="en-CA"/>
-        </w:rPr>
-        <w:t>" data-tool="</w:t>
-      </w:r>
-      <w:proofErr w:type="spellStart"/>
-      <w:r>
-        <w:rPr>
-          <w:b/>
-          <w:bCs/>
-          <w:lang w:val="en-CA"/>
-        </w:rPr>
-        <w:t>curviligne</w:t>
-      </w:r>
-      <w:proofErr w:type="spellEnd"/>
-      <w:r>
-        <w:rPr>
-          <w:lang w:val="en-CA"/>
-        </w:rPr>
-        <w:t xml:space="preserve">" </w:t>
-      </w:r>
-      <w:proofErr w:type="spellStart"/>
-      <w:r>
-        <w:rPr>
-          <w:lang w:val="en-CA"/>
-        </w:rPr>
-        <w:t>surligner</w:t>
-      </w:r>
-      <w:proofErr w:type="spellEnd"/>
-      <w:r>
-        <w:rPr>
-          <w:lang w:val="en-CA"/>
-        </w:rPr>
-        <w:t>="null"</w:t>
-      </w:r>
-      <w:r>
-        <w:rPr>
-          <w:lang w:val="en-CA"/>
-        </w:rPr>
-        <w:t xml:space="preserve"> </w:t>
-      </w:r>
-      <w:r>
-        <w:rPr>
-          <w:lang w:val="en-CA"/>
-        </w:rPr>
-        <w:t>style="left:0.595%;top:66.869%;width:2.738%;height:3.850%;"&gt;&lt;/div&gt;</w:t>
-      </w:r>
-    </w:p>
-    <w:p>
-      <w:pPr>
-        <w:spacing w:line="360" w:lineRule="auto"/>
-        <w:ind w:left="708" w:firstLine="708"/>
-      </w:pPr>
-    </w:p>
-    <w:p>
-      <w:pPr>
-        <w:pStyle w:val="Titre1"/>
-        <w:jc w:val="left"/>
-        <w:rPr>
-          <w:sz w:val="28"/>
-          <w:szCs w:val="28"/>
-        </w:rPr>
-      </w:pPr>
-      <w:r>
-        <w:rPr>
-          <w:sz w:val="28"/>
-          <w:szCs w:val="28"/>
-        </w:rPr>
-        <w:t xml:space="preserve">Pour calculer les positions des hotspots </w:t>
-      </w:r>
-      <w:r>
-        <w:rPr>
-          <w:sz w:val="28"/>
-          <w:szCs w:val="28"/>
-        </w:rPr>
-        <w:t>de</w:t>
-      </w:r>
-      <w:r>
-        <w:rPr>
-          <w:sz w:val="28"/>
-          <w:szCs w:val="28"/>
-        </w:rPr>
-        <w:t xml:space="preserve"> sous-section</w:t>
-      </w:r>
-    </w:p>
-    <w:p/>
+        <w:spacing w:after="0" w:line="360" w:lineRule="auto"/>
+        <w:rPr>
+          <w:b/>
+          <w:bCs/>
+        </w:rPr>
+      </w:pPr>
+      <w:r>
+        <w:rPr>
+          <w:b/>
+          <w:bCs/>
+        </w:rPr>
+        <w:t>Modifier</w:t>
+      </w:r>
+      <w:r>
+        <w:rPr>
+          <w:b/>
+          <w:bCs/>
+        </w:rPr>
+        <w:t xml:space="preserve"> le code html</w:t>
+      </w:r>
+    </w:p>
+    <w:p>
+      <w:pPr>
+        <w:pStyle w:val="Sansinterligne"/>
+      </w:pPr>
+    </w:p>
     <w:p>
       <w:pPr>
         <w:pStyle w:val="Paragraphedeliste"/>
         <w:numPr>
           <w:ilvl w:val="0"/>
-          <w:numId w:val="14"/>
+          <w:numId w:val="19"/>
         </w:numPr>
-        <w:spacing w:after="0" w:line="360" w:lineRule="auto"/>
-        <w:ind w:left="426"/>
-        <w:rPr>
-          <w:b/>
-          <w:bCs/>
-        </w:rPr>
-      </w:pPr>
-      <w:r>
-        <w:rPr>
-          <w:b/>
-          <w:bCs/>
-        </w:rPr>
-        <w:t>Modifier</w:t>
-      </w:r>
-      <w:r>
-        <w:rPr>
-          <w:b/>
-          <w:bCs/>
-        </w:rPr>
-        <w:t xml:space="preserve"> le code html</w:t>
-      </w:r>
-    </w:p>
-    <w:p>
-      <w:pPr>
-        <w:pStyle w:val="Sansinterligne"/>
-      </w:pPr>
+        <w:spacing w:line="360" w:lineRule="auto"/>
+        <w:ind w:left="851" w:hanging="284"/>
+      </w:pPr>
+      <w:r>
+        <w:t>Ouvrir « illustrator-interface.html » dans un éditeur (Visual Studio Code)</w:t>
+      </w:r>
     </w:p>
     <w:p>
       <w:pPr>
         <w:pStyle w:val="Paragraphedeliste"/>
         <w:numPr>
           <w:ilvl w:val="0"/>
-          <w:numId w:val="16"/>
+          <w:numId w:val="19"/>
         </w:numPr>
         <w:spacing w:line="360" w:lineRule="auto"/>
-      </w:pPr>
-      <w:r>
-        <w:t>Ouvrir « illustrator-interface.html » dans un éditeur (Visual Studio Code)</w:t>
+        <w:ind w:left="851" w:hanging="284"/>
+      </w:pPr>
+      <w:r>
+        <w:t>Modifier</w:t>
+      </w:r>
+      <w:r>
+        <w:t xml:space="preserve"> la classe </w:t>
+      </w:r>
+      <w:r>
+        <w:t xml:space="preserve">du menu qui a une sous-section </w:t>
+      </w:r>
+      <w:r>
+        <w:t xml:space="preserve">et ajouter </w:t>
+      </w:r>
+      <w:r>
+        <w:rPr>
+          <w:b/>
+          <w:bCs/>
+        </w:rPr>
+        <w:t>has-</w:t>
+      </w:r>
+      <w:proofErr w:type="spellStart"/>
+      <w:r>
+        <w:rPr>
+          <w:b/>
+          <w:bCs/>
+        </w:rPr>
+        <w:t>sub</w:t>
+      </w:r>
+      <w:proofErr w:type="spellEnd"/>
+      <w:r>
+        <w:t xml:space="preserve"> </w:t>
+      </w:r>
+    </w:p>
+    <w:p>
+      <w:pPr>
+        <w:spacing w:line="360" w:lineRule="auto"/>
+        <w:ind w:left="720"/>
+        <w:rPr>
+          <w:lang w:val="en-CA"/>
+        </w:rPr>
+      </w:pPr>
+      <w:proofErr w:type="spellStart"/>
+      <w:proofErr w:type="gramStart"/>
+      <w:r>
+        <w:rPr>
+          <w:lang w:val="en-CA"/>
+        </w:rPr>
+        <w:t>Exemple</w:t>
+      </w:r>
+      <w:proofErr w:type="spellEnd"/>
+      <w:r>
+        <w:rPr>
+          <w:lang w:val="en-CA"/>
+        </w:rPr>
+        <w:t xml:space="preserve"> :</w:t>
+      </w:r>
+      <w:proofErr w:type="gramEnd"/>
+      <w:r>
+        <w:rPr>
+          <w:lang w:val="en-CA"/>
+        </w:rPr>
+        <w:t xml:space="preserve"> </w:t>
+      </w:r>
+    </w:p>
+    <w:p>
+      <w:pPr>
+        <w:spacing w:line="360" w:lineRule="auto"/>
+        <w:ind w:left="720"/>
+        <w:rPr>
+          <w:lang w:val="en-CA"/>
+        </w:rPr>
+      </w:pPr>
+      <w:r>
+        <w:rPr>
+          <w:lang w:val="en-CA"/>
+        </w:rPr>
+        <w:t>&lt;div class="</w:t>
+      </w:r>
+      <w:proofErr w:type="spellStart"/>
+      <w:r>
+        <w:rPr>
+          <w:lang w:val="en-CA"/>
+        </w:rPr>
+        <w:t>hs</w:t>
+      </w:r>
+      <w:proofErr w:type="spellEnd"/>
+      <w:r>
+        <w:rPr>
+          <w:b/>
+          <w:bCs/>
+          <w:lang w:val="en-CA"/>
+        </w:rPr>
+        <w:t xml:space="preserve"> has-sub</w:t>
+      </w:r>
+      <w:r>
+        <w:rPr>
+          <w:lang w:val="en-CA"/>
+        </w:rPr>
+        <w:t>" data-tool="</w:t>
+      </w:r>
+      <w:proofErr w:type="spellStart"/>
+      <w:r>
+        <w:rPr>
+          <w:lang w:val="en-CA"/>
+        </w:rPr>
+        <w:t>selection_directe</w:t>
+      </w:r>
+      <w:proofErr w:type="spellEnd"/>
+      <w:r>
+        <w:rPr>
+          <w:lang w:val="en-CA"/>
+        </w:rPr>
+        <w:t>" style="left:3.393</w:t>
+      </w:r>
+      <w:proofErr w:type="gramStart"/>
+      <w:r>
+        <w:rPr>
+          <w:lang w:val="en-CA"/>
+        </w:rPr>
+        <w:t>%;top</w:t>
+      </w:r>
+      <w:proofErr w:type="gramEnd"/>
+      <w:r>
+        <w:rPr>
+          <w:lang w:val="en-CA"/>
+        </w:rPr>
+        <w:t>:15.198</w:t>
+      </w:r>
+      <w:proofErr w:type="gramStart"/>
+      <w:r>
+        <w:rPr>
+          <w:lang w:val="en-CA"/>
+        </w:rPr>
+        <w:t>%;width</w:t>
+      </w:r>
+      <w:proofErr w:type="gramEnd"/>
+      <w:r>
+        <w:rPr>
+          <w:lang w:val="en-CA"/>
+        </w:rPr>
+        <w:t>:3.095</w:t>
+      </w:r>
+      <w:proofErr w:type="gramStart"/>
+      <w:r>
+        <w:rPr>
+          <w:lang w:val="en-CA"/>
+        </w:rPr>
+        <w:t>%;height</w:t>
+      </w:r>
+      <w:proofErr w:type="gramEnd"/>
+      <w:r>
+        <w:rPr>
+          <w:lang w:val="en-CA"/>
+        </w:rPr>
+        <w:t>:3.850%;"&gt;&lt;/div&gt;</w:t>
       </w:r>
     </w:p>
     <w:p>
@@ -1571,121 +1861,10 @@
         <w:pStyle w:val="Paragraphedeliste"/>
         <w:numPr>
           <w:ilvl w:val="0"/>
-          <w:numId w:val="16"/>
+          <w:numId w:val="19"/>
         </w:numPr>
         <w:spacing w:line="360" w:lineRule="auto"/>
-      </w:pPr>
-      <w:r>
-        <w:t xml:space="preserve">Il faut modifier la classe </w:t>
-      </w:r>
-      <w:r>
-        <w:t xml:space="preserve">du menu qui a une sous-section </w:t>
-      </w:r>
-      <w:r>
-        <w:t xml:space="preserve">et ajouter </w:t>
-      </w:r>
-      <w:r>
-        <w:rPr>
-          <w:b/>
-          <w:bCs/>
-        </w:rPr>
-        <w:t>has-</w:t>
-      </w:r>
-      <w:proofErr w:type="spellStart"/>
-      <w:r>
-        <w:rPr>
-          <w:b/>
-          <w:bCs/>
-        </w:rPr>
-        <w:t>sub</w:t>
-      </w:r>
-      <w:proofErr w:type="spellEnd"/>
-      <w:r>
-        <w:t xml:space="preserve"> </w:t>
-      </w:r>
-    </w:p>
-    <w:p>
-      <w:pPr>
-        <w:spacing w:line="360" w:lineRule="auto"/>
-        <w:ind w:left="720"/>
-        <w:rPr>
-          <w:lang w:val="en-CA"/>
-        </w:rPr>
-      </w:pPr>
-      <w:proofErr w:type="spellStart"/>
-      <w:r>
-        <w:rPr>
-          <w:lang w:val="en-CA"/>
-        </w:rPr>
-        <w:t>Exemple</w:t>
-      </w:r>
-      <w:proofErr w:type="spellEnd"/>
-      <w:r>
-        <w:rPr>
-          <w:lang w:val="en-CA"/>
-        </w:rPr>
-        <w:t xml:space="preserve"> : </w:t>
-      </w:r>
-    </w:p>
-    <w:p>
-      <w:pPr>
-        <w:spacing w:line="360" w:lineRule="auto"/>
-        <w:ind w:left="720"/>
-        <w:rPr>
-          <w:lang w:val="en-CA"/>
-        </w:rPr>
-      </w:pPr>
-      <w:r>
-        <w:rPr>
-          <w:lang w:val="en-CA"/>
-        </w:rPr>
-        <w:t>&lt;div class="</w:t>
-      </w:r>
-      <w:proofErr w:type="spellStart"/>
-      <w:r>
-        <w:rPr>
-          <w:lang w:val="en-CA"/>
-        </w:rPr>
-        <w:t>hs</w:t>
-      </w:r>
-      <w:proofErr w:type="spellEnd"/>
-      <w:r>
-        <w:rPr>
-          <w:b/>
-          <w:bCs/>
-          <w:lang w:val="en-CA"/>
-        </w:rPr>
-        <w:t xml:space="preserve"> has-sub</w:t>
-      </w:r>
-      <w:r>
-        <w:rPr>
-          <w:lang w:val="en-CA"/>
-        </w:rPr>
-        <w:t>" data-tool="</w:t>
-      </w:r>
-      <w:proofErr w:type="spellStart"/>
-      <w:r>
-        <w:rPr>
-          <w:lang w:val="en-CA"/>
-        </w:rPr>
-        <w:t>selection_directe</w:t>
-      </w:r>
-      <w:proofErr w:type="spellEnd"/>
-      <w:r>
-        <w:rPr>
-          <w:lang w:val="en-CA"/>
-        </w:rPr>
-        <w:t>" style="left:3.393%;top:15.198%;width:3.095%;height:3.850%;"&gt;&lt;/div&gt;</w:t>
-      </w:r>
-    </w:p>
-    <w:p>
-      <w:pPr>
-        <w:pStyle w:val="Paragraphedeliste"/>
-        <w:numPr>
-          <w:ilvl w:val="0"/>
-          <w:numId w:val="16"/>
-        </w:numPr>
-        <w:spacing w:line="360" w:lineRule="auto"/>
+        <w:ind w:left="851" w:hanging="284"/>
       </w:pPr>
       <w:r>
         <w:t xml:space="preserve">Créer le code </w:t>
@@ -1699,9 +1878,10 @@
         <w:pStyle w:val="Paragraphedeliste"/>
         <w:numPr>
           <w:ilvl w:val="1"/>
-          <w:numId w:val="16"/>
+          <w:numId w:val="19"/>
         </w:numPr>
         <w:spacing w:line="360" w:lineRule="auto"/>
+        <w:ind w:left="1560" w:hanging="284"/>
       </w:pPr>
       <w:r>
         <w:t>Copier le code « </w:t>
@@ -1721,9 +1901,10 @@
         <w:pStyle w:val="Paragraphedeliste"/>
         <w:numPr>
           <w:ilvl w:val="1"/>
-          <w:numId w:val="16"/>
+          <w:numId w:val="19"/>
         </w:numPr>
         <w:spacing w:line="360" w:lineRule="auto"/>
+        <w:ind w:left="1560" w:hanging="284"/>
       </w:pPr>
       <w:r>
         <w:t>Exemple</w:t>
@@ -1731,15 +1912,18 @@
     </w:p>
     <w:p>
       <w:pPr>
-        <w:pStyle w:val="Paragraphedeliste"/>
-        <w:numPr>
-          <w:ilvl w:val="0"/>
-          <w:numId w:val="10"/>
-        </w:numPr>
-        <w:spacing w:line="360" w:lineRule="auto"/>
-        <w:ind w:left="1701" w:hanging="283"/>
-      </w:pPr>
-      <w:r>
+        <w:pStyle w:val="Sansinterligne"/>
+        <w:ind w:left="708" w:firstLine="708"/>
+        <w:rPr>
+          <w:b/>
+          <w:bCs/>
+        </w:rPr>
+      </w:pPr>
+      <w:r>
+        <w:rPr>
+          <w:b/>
+          <w:bCs/>
+        </w:rPr>
         <w:t>Code copier</w:t>
       </w:r>
     </w:p>
@@ -1773,23 +1957,23 @@
           <w:rFonts w:eastAsia="Times New Roman"/>
           <w:lang w:eastAsia="fr-CA"/>
         </w:rPr>
-        <w:t>    &lt;div class="</w:t>
-      </w:r>
-      <w:proofErr w:type="spellStart"/>
+        <w:t>    &lt;</w:t>
+      </w:r>
+      <w:proofErr w:type="gramStart"/>
       <w:r>
         <w:rPr>
           <w:rFonts w:eastAsia="Times New Roman"/>
           <w:lang w:eastAsia="fr-CA"/>
         </w:rPr>
-        <w:t>subtool</w:t>
-      </w:r>
-      <w:proofErr w:type="spellEnd"/>
+        <w:t>div</w:t>
+      </w:r>
+      <w:proofErr w:type="gramEnd"/>
       <w:r>
         <w:rPr>
           <w:rFonts w:eastAsia="Times New Roman"/>
           <w:lang w:eastAsia="fr-CA"/>
         </w:rPr>
-        <w:t xml:space="preserve">-popup" id="nom de la section " </w:t>
+        <w:t xml:space="preserve"> class="</w:t>
       </w:r>
       <w:proofErr w:type="spellStart"/>
       <w:r>
@@ -1797,7 +1981,7 @@
           <w:rFonts w:eastAsia="Times New Roman"/>
           <w:lang w:eastAsia="fr-CA"/>
         </w:rPr>
-        <w:t>deplacePupup</w:t>
+        <w:t>subtool</w:t>
       </w:r>
       <w:proofErr w:type="spellEnd"/>
       <w:r>
@@ -1805,6 +1989,22 @@
           <w:rFonts w:eastAsia="Times New Roman"/>
           <w:lang w:eastAsia="fr-CA"/>
         </w:rPr>
+        <w:t xml:space="preserve">-popup" id="nom de la section " </w:t>
+      </w:r>
+      <w:proofErr w:type="spellStart"/>
+      <w:r>
+        <w:rPr>
+          <w:rFonts w:eastAsia="Times New Roman"/>
+          <w:lang w:eastAsia="fr-CA"/>
+        </w:rPr>
+        <w:t>deplacePupup</w:t>
+      </w:r>
+      <w:proofErr w:type="spellEnd"/>
+      <w:r>
+        <w:rPr>
+          <w:rFonts w:eastAsia="Times New Roman"/>
+          <w:lang w:eastAsia="fr-CA"/>
+        </w:rPr>
         <w:t>="faux"&gt;</w:t>
       </w:r>
     </w:p>
@@ -1872,6 +2072,7 @@
         <w:t>&lt;</w:t>
       </w:r>
       <w:proofErr w:type="spellStart"/>
+      <w:proofErr w:type="gramStart"/>
       <w:r>
         <w:rPr>
           <w:rFonts w:eastAsia="Times New Roman"/>
@@ -1880,6 +2081,7 @@
         <w:t>img</w:t>
       </w:r>
       <w:proofErr w:type="spellEnd"/>
+      <w:proofErr w:type="gramEnd"/>
       <w:r>
         <w:rPr>
           <w:rFonts w:eastAsia="Times New Roman"/>
@@ -1918,23 +2120,23 @@
           <w:rFonts w:eastAsia="Times New Roman"/>
           <w:lang w:eastAsia="fr-CA"/>
         </w:rPr>
-        <w:t>      &lt;div class="st-zone" data-</w:t>
-      </w:r>
-      <w:proofErr w:type="spellStart"/>
+        <w:t>      &lt;</w:t>
+      </w:r>
+      <w:proofErr w:type="gramStart"/>
       <w:r>
         <w:rPr>
           <w:rFonts w:eastAsia="Times New Roman"/>
           <w:lang w:eastAsia="fr-CA"/>
         </w:rPr>
-        <w:t>subtool</w:t>
-      </w:r>
-      <w:proofErr w:type="spellEnd"/>
+        <w:t>div</w:t>
+      </w:r>
+      <w:proofErr w:type="gramEnd"/>
       <w:r>
         <w:rPr>
           <w:rFonts w:eastAsia="Times New Roman"/>
           <w:lang w:eastAsia="fr-CA"/>
         </w:rPr>
-        <w:t xml:space="preserve">="première </w:t>
+        <w:t xml:space="preserve"> class="st-zone" data-</w:t>
       </w:r>
       <w:proofErr w:type="spellStart"/>
       <w:r>
@@ -1942,7 +2144,7 @@
           <w:rFonts w:eastAsia="Times New Roman"/>
           <w:lang w:eastAsia="fr-CA"/>
         </w:rPr>
-        <w:t>sous section</w:t>
+        <w:t>subtool</w:t>
       </w:r>
       <w:proofErr w:type="spellEnd"/>
       <w:r>
@@ -1950,7 +2152,7 @@
           <w:rFonts w:eastAsia="Times New Roman"/>
           <w:lang w:eastAsia="fr-CA"/>
         </w:rPr>
-        <w:t xml:space="preserve"> " style="</w:t>
+        <w:t xml:space="preserve">="première </w:t>
       </w:r>
       <w:proofErr w:type="spellStart"/>
       <w:r>
@@ -1958,7 +2160,7 @@
           <w:rFonts w:eastAsia="Times New Roman"/>
           <w:lang w:eastAsia="fr-CA"/>
         </w:rPr>
-        <w:t>caculé</w:t>
+        <w:t>sous section</w:t>
       </w:r>
       <w:proofErr w:type="spellEnd"/>
       <w:r>
@@ -1966,6 +2168,22 @@
           <w:rFonts w:eastAsia="Times New Roman"/>
           <w:lang w:eastAsia="fr-CA"/>
         </w:rPr>
+        <w:t xml:space="preserve"> " style="</w:t>
+      </w:r>
+      <w:proofErr w:type="spellStart"/>
+      <w:r>
+        <w:rPr>
+          <w:rFonts w:eastAsia="Times New Roman"/>
+          <w:lang w:eastAsia="fr-CA"/>
+        </w:rPr>
+        <w:t>caculé</w:t>
+      </w:r>
+      <w:proofErr w:type="spellEnd"/>
+      <w:r>
+        <w:rPr>
+          <w:rFonts w:eastAsia="Times New Roman"/>
+          <w:lang w:eastAsia="fr-CA"/>
+        </w:rPr>
         <w:t xml:space="preserve"> avec "illustrator-zones.html"&gt;&lt;/div&gt;</w:t>
       </w:r>
     </w:p>
@@ -1983,23 +2201,23 @@
           <w:rFonts w:eastAsia="Times New Roman"/>
           <w:lang w:eastAsia="fr-CA"/>
         </w:rPr>
-        <w:t>        &lt;div class="st-zone" data-</w:t>
-      </w:r>
-      <w:proofErr w:type="spellStart"/>
+        <w:t>        &lt;</w:t>
+      </w:r>
+      <w:proofErr w:type="gramStart"/>
       <w:r>
         <w:rPr>
           <w:rFonts w:eastAsia="Times New Roman"/>
           <w:lang w:eastAsia="fr-CA"/>
         </w:rPr>
-        <w:t>subtool</w:t>
-      </w:r>
-      <w:proofErr w:type="spellEnd"/>
+        <w:t>div</w:t>
+      </w:r>
+      <w:proofErr w:type="gramEnd"/>
       <w:r>
         <w:rPr>
           <w:rFonts w:eastAsia="Times New Roman"/>
           <w:lang w:eastAsia="fr-CA"/>
         </w:rPr>
-        <w:t xml:space="preserve">="deuxième </w:t>
+        <w:t xml:space="preserve"> class="st-zone" data-</w:t>
       </w:r>
       <w:proofErr w:type="spellStart"/>
       <w:r>
@@ -2007,7 +2225,7 @@
           <w:rFonts w:eastAsia="Times New Roman"/>
           <w:lang w:eastAsia="fr-CA"/>
         </w:rPr>
-        <w:t>sous section</w:t>
+        <w:t>subtool</w:t>
       </w:r>
       <w:proofErr w:type="spellEnd"/>
       <w:r>
@@ -2015,7 +2233,7 @@
           <w:rFonts w:eastAsia="Times New Roman"/>
           <w:lang w:eastAsia="fr-CA"/>
         </w:rPr>
-        <w:t xml:space="preserve"> " style="</w:t>
+        <w:t xml:space="preserve">="deuxième </w:t>
       </w:r>
       <w:proofErr w:type="spellStart"/>
       <w:r>
@@ -2023,7 +2241,7 @@
           <w:rFonts w:eastAsia="Times New Roman"/>
           <w:lang w:eastAsia="fr-CA"/>
         </w:rPr>
-        <w:t>caculé</w:t>
+        <w:t>sous section</w:t>
       </w:r>
       <w:proofErr w:type="spellEnd"/>
       <w:r>
@@ -2031,6 +2249,22 @@
           <w:rFonts w:eastAsia="Times New Roman"/>
           <w:lang w:eastAsia="fr-CA"/>
         </w:rPr>
+        <w:t xml:space="preserve"> " style="</w:t>
+      </w:r>
+      <w:proofErr w:type="spellStart"/>
+      <w:r>
+        <w:rPr>
+          <w:rFonts w:eastAsia="Times New Roman"/>
+          <w:lang w:eastAsia="fr-CA"/>
+        </w:rPr>
+        <w:t>caculé</w:t>
+      </w:r>
+      <w:proofErr w:type="spellEnd"/>
+      <w:r>
+        <w:rPr>
+          <w:rFonts w:eastAsia="Times New Roman"/>
+          <w:lang w:eastAsia="fr-CA"/>
+        </w:rPr>
         <w:t xml:space="preserve"> avec "illustrator-zones.html"&gt;&lt;/div&gt;</w:t>
       </w:r>
     </w:p>
@@ -2090,23 +2324,33 @@
     </w:p>
     <w:p>
       <w:pPr>
-        <w:pStyle w:val="Paragraphedeliste"/>
-        <w:numPr>
-          <w:ilvl w:val="0"/>
-          <w:numId w:val="10"/>
-        </w:numPr>
-        <w:spacing w:line="360" w:lineRule="auto"/>
-        <w:ind w:left="1701" w:hanging="283"/>
-      </w:pPr>
-      <w:r>
-        <w:t>   </w:t>
-      </w:r>
-      <w:r>
+        <w:pStyle w:val="Sansinterligne"/>
+        <w:ind w:left="708" w:firstLine="708"/>
+        <w:rPr>
+          <w:b/>
+          <w:bCs/>
+        </w:rPr>
+      </w:pPr>
+      <w:r>
+        <w:rPr>
+          <w:b/>
+          <w:bCs/>
+        </w:rPr>
         <w:t xml:space="preserve">Code </w:t>
       </w:r>
       <w:r>
+        <w:rPr>
+          <w:b/>
+          <w:bCs/>
+        </w:rPr>
         <w:t>modifié</w:t>
       </w:r>
+    </w:p>
+    <w:p>
+      <w:pPr>
+        <w:pStyle w:val="Sansinterligne"/>
+        <w:ind w:left="708" w:firstLine="708"/>
+      </w:pPr>
     </w:p>
     <w:p>
       <w:pPr>
@@ -2175,7 +2419,15 @@
         <w:t xml:space="preserve">    </w:t>
       </w:r>
       <w:r>
-        <w:t>&lt;div class="st-</w:t>
+        <w:t>&lt;</w:t>
+      </w:r>
+      <w:proofErr w:type="gramStart"/>
+      <w:r>
+        <w:t>div</w:t>
+      </w:r>
+      <w:proofErr w:type="gramEnd"/>
+      <w:r>
+        <w:t xml:space="preserve"> class="st-</w:t>
       </w:r>
       <w:proofErr w:type="spellStart"/>
       <w:r>
@@ -2195,10 +2447,12 @@
         <w:t>      &lt;</w:t>
       </w:r>
       <w:proofErr w:type="spellStart"/>
+      <w:proofErr w:type="gramStart"/>
       <w:r>
         <w:t>img</w:t>
       </w:r>
       <w:proofErr w:type="spellEnd"/>
+      <w:proofErr w:type="gramEnd"/>
       <w:r>
         <w:t xml:space="preserve"> src</w:t>
       </w:r>
@@ -2249,7 +2503,23 @@
           <w:b/>
           <w:bCs/>
         </w:rPr>
-        <w:t>left:6.6%;top:22.695%</w:t>
+        <w:t>left:6.6</w:t>
+      </w:r>
+      <w:proofErr w:type="gramStart"/>
+      <w:r>
+        <w:rPr>
+          <w:b/>
+          <w:bCs/>
+        </w:rPr>
+        <w:t>%;top</w:t>
+      </w:r>
+      <w:proofErr w:type="gramEnd"/>
+      <w:r>
+        <w:rPr>
+          <w:b/>
+          <w:bCs/>
+        </w:rPr>
+        <w:t>:22.695%</w:t>
       </w:r>
       <w:r>
         <w:t>;"&gt;</w:t>
@@ -2261,8 +2531,15 @@
         <w:ind w:left="1416"/>
       </w:pPr>
       <w:r>
-        <w:lastRenderedPageBreak/>
-        <w:t xml:space="preserve">       &lt;div class="st-zone" </w:t>
+        <w:t>       &lt;</w:t>
+      </w:r>
+      <w:proofErr w:type="gramStart"/>
+      <w:r>
+        <w:t>div</w:t>
+      </w:r>
+      <w:proofErr w:type="gramEnd"/>
+      <w:r>
+        <w:t xml:space="preserve"> class="st-zone" </w:t>
       </w:r>
       <w:r>
         <w:rPr>
@@ -2304,7 +2581,55 @@
           <w:b/>
           <w:bCs/>
         </w:rPr>
-        <w:t>style="left:6.696%;top:22.695%;width:25.100%;height:3.568%;"</w:t>
+        <w:t>style="left:6.696</w:t>
+      </w:r>
+      <w:proofErr w:type="gramStart"/>
+      <w:r>
+        <w:rPr>
+          <w:b/>
+          <w:bCs/>
+        </w:rPr>
+        <w:t>%;top</w:t>
+      </w:r>
+      <w:proofErr w:type="gramEnd"/>
+      <w:r>
+        <w:rPr>
+          <w:b/>
+          <w:bCs/>
+        </w:rPr>
+        <w:t>:22.695</w:t>
+      </w:r>
+      <w:proofErr w:type="gramStart"/>
+      <w:r>
+        <w:rPr>
+          <w:b/>
+          <w:bCs/>
+        </w:rPr>
+        <w:t>%;width</w:t>
+      </w:r>
+      <w:proofErr w:type="gramEnd"/>
+      <w:r>
+        <w:rPr>
+          <w:b/>
+          <w:bCs/>
+        </w:rPr>
+        <w:t>:25.100</w:t>
+      </w:r>
+      <w:proofErr w:type="gramStart"/>
+      <w:r>
+        <w:rPr>
+          <w:b/>
+          <w:bCs/>
+        </w:rPr>
+        <w:t>%;height</w:t>
+      </w:r>
+      <w:proofErr w:type="gramEnd"/>
+      <w:r>
+        <w:rPr>
+          <w:b/>
+          <w:bCs/>
+        </w:rPr>
+        <w:t>:3.568%;"</w:t>
       </w:r>
       <w:r>
         <w:t>&gt;&lt;/div&gt;</w:t>
@@ -2316,14 +2641,70 @@
         <w:ind w:left="1416"/>
       </w:pPr>
       <w:r>
-        <w:t>      &lt;div class="st-zone" data-</w:t>
-      </w:r>
-      <w:r>
-        <w:rPr>
-          <w:b/>
-          <w:bCs/>
-        </w:rPr>
-        <w:t>subtool="ajout_ancrage"style="left:6.586%;top:26.488%;width:25.210%;height:3.474%;"</w:t>
+        <w:t>      &lt;</w:t>
+      </w:r>
+      <w:proofErr w:type="gramStart"/>
+      <w:r>
+        <w:t>div</w:t>
+      </w:r>
+      <w:proofErr w:type="gramEnd"/>
+      <w:r>
+        <w:t xml:space="preserve"> class="st-zone" data-</w:t>
+      </w:r>
+      <w:r>
+        <w:rPr>
+          <w:b/>
+          <w:bCs/>
+        </w:rPr>
+        <w:t>subtool="ajout_ancrage"style="left:6.586</w:t>
+      </w:r>
+      <w:proofErr w:type="gramStart"/>
+      <w:r>
+        <w:rPr>
+          <w:b/>
+          <w:bCs/>
+        </w:rPr>
+        <w:t>%;top</w:t>
+      </w:r>
+      <w:proofErr w:type="gramEnd"/>
+      <w:r>
+        <w:rPr>
+          <w:b/>
+          <w:bCs/>
+        </w:rPr>
+        <w:t>:26.488</w:t>
+      </w:r>
+      <w:proofErr w:type="gramStart"/>
+      <w:r>
+        <w:rPr>
+          <w:b/>
+          <w:bCs/>
+        </w:rPr>
+        <w:t>%;width</w:t>
+      </w:r>
+      <w:proofErr w:type="gramEnd"/>
+      <w:r>
+        <w:rPr>
+          <w:b/>
+          <w:bCs/>
+        </w:rPr>
+        <w:t>:25.210</w:t>
+      </w:r>
+      <w:proofErr w:type="gramStart"/>
+      <w:r>
+        <w:rPr>
+          <w:b/>
+          <w:bCs/>
+        </w:rPr>
+        <w:t>%;height</w:t>
+      </w:r>
+      <w:proofErr w:type="gramEnd"/>
+      <w:r>
+        <w:rPr>
+          <w:b/>
+          <w:bCs/>
+        </w:rPr>
+        <w:t>:3.474%;"</w:t>
       </w:r>
       <w:r>
         <w:t>&gt;&lt;/div&gt;</w:t>
@@ -2351,6 +2732,20 @@
         </w:rPr>
         <w:t>…</w:t>
       </w:r>
+    </w:p>
+    <w:p>
+      <w:pPr>
+        <w:pStyle w:val="Paragraphedeliste"/>
+        <w:spacing w:line="360" w:lineRule="auto"/>
+        <w:ind w:left="1701"/>
+      </w:pPr>
+    </w:p>
+    <w:p>
+      <w:pPr>
+        <w:pStyle w:val="Paragraphedeliste"/>
+        <w:spacing w:line="360" w:lineRule="auto"/>
+        <w:ind w:left="1701"/>
+      </w:pPr>
     </w:p>
     <w:p>
       <w:pPr>
@@ -2369,12 +2764,22 @@
         <w:spacing w:line="360" w:lineRule="auto"/>
         <w:ind w:left="1418"/>
       </w:pPr>
-      <w:r>
-        <w:rPr>
-          <w:b/>
-          <w:bCs/>
-        </w:rPr>
-        <w:t>data-</w:t>
+      <w:proofErr w:type="gramStart"/>
+      <w:r>
+        <w:rPr>
+          <w:b/>
+          <w:bCs/>
+        </w:rPr>
+        <w:lastRenderedPageBreak/>
+        <w:t>data</w:t>
+      </w:r>
+      <w:proofErr w:type="gramEnd"/>
+      <w:r>
+        <w:rPr>
+          <w:b/>
+          <w:bCs/>
+        </w:rPr>
+        <w:t>-</w:t>
       </w:r>
       <w:proofErr w:type="spellStart"/>
       <w:r>
@@ -2396,12 +2801,6 @@
         <w:t>clicable</w:t>
       </w:r>
       <w:proofErr w:type="spellEnd"/>
-    </w:p>
-    <w:p>
-      <w:pPr>
-        <w:spacing w:line="360" w:lineRule="auto"/>
-        <w:ind w:left="1058"/>
-      </w:pPr>
     </w:p>
     <w:p>
       <w:pPr>
@@ -2497,7 +2896,7 @@
           </mc:Choice>
           <mc:Fallback>
             <w:pict>
-              <v:shape w14:anchorId="7653B3E1" id="Connecteur : en angle 2" o:spid="_x0000_s1026" type="#_x0000_t34" style="position:absolute;margin-left:328.15pt;margin-top:7.6pt;width:65.8pt;height:265.95pt;z-index:251673600;visibility:visible;mso-wrap-style:square;mso-width-percent:0;mso-height-percent:0;mso-wrap-distance-left:9pt;mso-wrap-distance-top:0;mso-wrap-distance-right:9pt;mso-wrap-distance-bottom:0;mso-position-horizontal:absolute;mso-position-horizontal-relative:text;mso-position-vertical:absolute;mso-position-vertical-relative:text;mso-width-percent:0;mso-height-percent:0;mso-width-relative:margin;mso-height-relative:margin" o:gfxdata="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" adj="37679" strokecolor="#5b9bd5 [3204]" strokeweight=".5pt">
+              <v:shape w14:anchorId="262712A6" id="Connecteur : en angle 2" o:spid="_x0000_s1026" type="#_x0000_t34" style="position:absolute;margin-left:328.15pt;margin-top:7.6pt;width:65.8pt;height:265.95pt;z-index:251673600;visibility:visible;mso-wrap-style:square;mso-width-percent:0;mso-height-percent:0;mso-wrap-distance-left:9pt;mso-wrap-distance-top:0;mso-wrap-distance-right:9pt;mso-wrap-distance-bottom:0;mso-position-horizontal:absolute;mso-position-horizontal-relative:text;mso-position-vertical:absolute;mso-position-vertical-relative:text;mso-width-percent:0;mso-height-percent:0;mso-width-relative:margin;mso-height-relative:margin" o:gfxdata="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" adj="37679" strokecolor="#5b9bd5 [3204]" strokeweight=".5pt">
                 <v:stroke startarrow="block" endarrow="block"/>
               </v:shape>
             </w:pict>
@@ -2562,7 +2961,7 @@
         <w:pStyle w:val="Paragraphedeliste"/>
         <w:numPr>
           <w:ilvl w:val="0"/>
-          <w:numId w:val="14"/>
+          <w:numId w:val="17"/>
         </w:numPr>
         <w:spacing w:after="0" w:line="360" w:lineRule="auto"/>
         <w:ind w:left="426"/>
@@ -2584,9 +2983,10 @@
         <w:pStyle w:val="Paragraphedeliste"/>
         <w:numPr>
           <w:ilvl w:val="0"/>
-          <w:numId w:val="3"/>
+          <w:numId w:val="20"/>
         </w:numPr>
         <w:spacing w:line="360" w:lineRule="auto"/>
+        <w:ind w:left="851" w:hanging="284"/>
       </w:pPr>
       <w:r>
         <w:t>Ouvrir : illustrator-zones.html</w:t>
@@ -2597,9 +2997,10 @@
         <w:pStyle w:val="Paragraphedeliste"/>
         <w:numPr>
           <w:ilvl w:val="0"/>
-          <w:numId w:val="3"/>
+          <w:numId w:val="20"/>
         </w:numPr>
         <w:spacing w:line="360" w:lineRule="auto"/>
+        <w:ind w:left="851" w:hanging="284"/>
       </w:pPr>
       <w:r>
         <w:t>Ouvrir une interface de sous-menu en cliquant sur « Charger image »</w:t>
@@ -2610,9 +3011,10 @@
         <w:pStyle w:val="Paragraphedeliste"/>
         <w:numPr>
           <w:ilvl w:val="0"/>
-          <w:numId w:val="3"/>
+          <w:numId w:val="20"/>
         </w:numPr>
         <w:spacing w:line="360" w:lineRule="auto"/>
+        <w:ind w:left="851" w:hanging="284"/>
       </w:pPr>
       <w:r>
         <w:t xml:space="preserve">Pour créer </w:t>
@@ -2640,10 +3042,11 @@
       <w:pPr>
         <w:pStyle w:val="Paragraphedeliste"/>
         <w:numPr>
-          <w:ilvl w:val="1"/>
-          <w:numId w:val="3"/>
+          <w:ilvl w:val="0"/>
+          <w:numId w:val="21"/>
         </w:numPr>
         <w:spacing w:line="360" w:lineRule="auto"/>
+        <w:ind w:left="1418" w:hanging="142"/>
       </w:pPr>
       <w:r>
         <w:t xml:space="preserve">Cliquer et glisser </w:t>
@@ -2727,7 +3130,7 @@
           </mc:Choice>
           <mc:Fallback>
             <w:pict>
-              <v:rect w14:anchorId="7C077F14" id="Rectangle 3" o:spid="_x0000_s1026" style="position:absolute;margin-left:305pt;margin-top:15.2pt;width:108pt;height:38.7pt;z-index:251671552;visibility:visible;mso-wrap-style:square;mso-width-percent:0;mso-height-percent:0;mso-wrap-distance-left:9pt;mso-wrap-distance-top:0;mso-wrap-distance-right:9pt;mso-wrap-distance-bottom:0;mso-position-horizontal:absolute;mso-position-horizontal-relative:margin;mso-position-vertical:absolute;mso-position-vertical-relative:text;mso-width-percent:0;mso-height-percent:0;mso-width-relative:margin;mso-height-relative:margin;v-text-anchor:middle" o:gfxdata="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" filled="f" strokecolor="red" strokeweight="1pt">
+              <v:rect w14:anchorId="22052944" id="Rectangle 3" o:spid="_x0000_s1026" style="position:absolute;margin-left:305pt;margin-top:15.2pt;width:108pt;height:38.7pt;z-index:251671552;visibility:visible;mso-wrap-style:square;mso-width-percent:0;mso-height-percent:0;mso-wrap-distance-left:9pt;mso-wrap-distance-top:0;mso-wrap-distance-right:9pt;mso-wrap-distance-bottom:0;mso-position-horizontal:absolute;mso-position-horizontal-relative:margin;mso-position-vertical:absolute;mso-position-vertical-relative:text;mso-width-percent:0;mso-height-percent:0;mso-width-relative:margin;mso-height-relative:margin;v-text-anchor:middle" o:gfxdata="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" filled="f" strokecolor="red" strokeweight="1pt">
                 <w10:wrap anchorx="margin"/>
               </v:rect>
             </w:pict>
@@ -2785,10 +3188,11 @@
       <w:pPr>
         <w:pStyle w:val="Paragraphedeliste"/>
         <w:numPr>
-          <w:ilvl w:val="1"/>
-          <w:numId w:val="3"/>
+          <w:ilvl w:val="0"/>
+          <w:numId w:val="21"/>
         </w:numPr>
         <w:spacing w:line="360" w:lineRule="auto"/>
+        <w:ind w:left="1418" w:hanging="142"/>
       </w:pPr>
       <w:r>
         <w:t>Copier le</w:t>
@@ -2874,7 +3278,61 @@
           <w:bCs/>
           <w:lang w:val="en-CA"/>
         </w:rPr>
-        <w:t>style="left:6.696%;top:22.695%;width:25.100%;height:3.568%;"</w:t>
+        <w:t>style="left:6.696</w:t>
+      </w:r>
+      <w:proofErr w:type="gramStart"/>
+      <w:r>
+        <w:rPr>
+          <w:b/>
+          <w:bCs/>
+          <w:lang w:val="en-CA"/>
+        </w:rPr>
+        <w:t>%;top</w:t>
+      </w:r>
+      <w:proofErr w:type="gramEnd"/>
+      <w:r>
+        <w:rPr>
+          <w:b/>
+          <w:bCs/>
+          <w:lang w:val="en-CA"/>
+        </w:rPr>
+        <w:t>:22.695</w:t>
+      </w:r>
+      <w:proofErr w:type="gramStart"/>
+      <w:r>
+        <w:rPr>
+          <w:b/>
+          <w:bCs/>
+          <w:lang w:val="en-CA"/>
+        </w:rPr>
+        <w:t>%;width</w:t>
+      </w:r>
+      <w:proofErr w:type="gramEnd"/>
+      <w:r>
+        <w:rPr>
+          <w:b/>
+          <w:bCs/>
+          <w:lang w:val="en-CA"/>
+        </w:rPr>
+        <w:t>:25.100</w:t>
+      </w:r>
+      <w:proofErr w:type="gramStart"/>
+      <w:r>
+        <w:rPr>
+          <w:b/>
+          <w:bCs/>
+          <w:lang w:val="en-CA"/>
+        </w:rPr>
+        <w:t>%;height</w:t>
+      </w:r>
+      <w:proofErr w:type="gramEnd"/>
+      <w:r>
+        <w:rPr>
+          <w:b/>
+          <w:bCs/>
+          <w:lang w:val="en-CA"/>
+        </w:rPr>
+        <w:t>:3.568%;"</w:t>
       </w:r>
       <w:r>
         <w:rPr>
@@ -2896,7 +3354,7 @@
         <w:pStyle w:val="Paragraphedeliste"/>
         <w:numPr>
           <w:ilvl w:val="0"/>
-          <w:numId w:val="14"/>
+          <w:numId w:val="17"/>
         </w:numPr>
         <w:spacing w:after="0" w:line="360" w:lineRule="auto"/>
         <w:ind w:left="426"/>
@@ -2907,46 +3365,20 @@
       </w:pPr>
       <w:r>
         <w:rPr>
-          <w:b/>
-          <w:bCs/>
-        </w:rPr>
-        <w:t>Pour créer le</w:t>
-      </w:r>
-      <w:r>
-        <w:rPr>
-          <w:b/>
-          <w:bCs/>
-        </w:rPr>
-        <w:t xml:space="preserve"> contenu</w:t>
-      </w:r>
-    </w:p>
-    <w:p>
-      <w:pPr>
-        <w:pStyle w:val="Paragraphedeliste"/>
-        <w:numPr>
-          <w:ilvl w:val="0"/>
-          <w:numId w:val="15"/>
-        </w:numPr>
-        <w:spacing w:line="360" w:lineRule="auto"/>
-      </w:pPr>
-      <w:r>
-        <w:t>Ouvrir : editeur.html</w:t>
-      </w:r>
-    </w:p>
-    <w:p>
-      <w:pPr>
-        <w:spacing w:line="360" w:lineRule="auto"/>
-        <w:ind w:firstLine="426"/>
-      </w:pPr>
-      <w:r>
-        <w:rPr>
           <w:noProof/>
         </w:rPr>
-        <w:lastRenderedPageBreak/>
         <w:drawing>
-          <wp:inline distT="0" distB="0" distL="0" distR="0" wp14:anchorId="10EBB663" wp14:editId="3DC0A02C">
-            <wp:extent cx="2934269" cy="1418662"/>
+          <wp:anchor distT="0" distB="0" distL="114300" distR="114300" simplePos="0" relativeHeight="251677696" behindDoc="0" locked="0" layoutInCell="1" allowOverlap="1" wp14:anchorId="0E7E5F5D" wp14:editId="22FC6838">
+            <wp:simplePos x="0" y="0"/>
+            <wp:positionH relativeFrom="margin">
+              <wp:posOffset>3253028</wp:posOffset>
+            </wp:positionH>
+            <wp:positionV relativeFrom="page">
+              <wp:posOffset>5745706</wp:posOffset>
+            </wp:positionV>
+            <wp:extent cx="2135875" cy="1032363"/>
             <wp:effectExtent l="0" t="0" r="0" b="0"/>
+            <wp:wrapNone/>
             <wp:docPr id="1231777709" name="Image 1"/>
             <wp:cNvGraphicFramePr>
               <a:graphicFrameLocks xmlns:a="http://schemas.openxmlformats.org/drawingml/2006/main" noChangeAspect="1"/>
@@ -2959,7 +3391,13 @@
                     <pic:cNvPicPr/>
                   </pic:nvPicPr>
                   <pic:blipFill>
-                    <a:blip r:embed="rId8"/>
+                    <a:blip r:embed="rId12" cstate="print">
+                      <a:extLst>
+                        <a:ext uri="{28A0092B-C50C-407E-A947-70E740481C1C}">
+                          <a14:useLocalDpi xmlns:a14="http://schemas.microsoft.com/office/drawing/2010/main" val="0"/>
+                        </a:ext>
+                      </a:extLst>
+                    </a:blip>
                     <a:stretch>
                       <a:fillRect/>
                     </a:stretch>
@@ -2967,7 +3405,7 @@
                   <pic:spPr>
                     <a:xfrm>
                       <a:off x="0" y="0"/>
-                      <a:ext cx="2944722" cy="1423716"/>
+                      <a:ext cx="2139135" cy="1033939"/>
                     </a:xfrm>
                     <a:prstGeom prst="rect">
                       <a:avLst/>
@@ -2976,53 +3414,84 @@
                 </pic:pic>
               </a:graphicData>
             </a:graphic>
-          </wp:inline>
+            <wp14:sizeRelH relativeFrom="margin">
+              <wp14:pctWidth>0</wp14:pctWidth>
+            </wp14:sizeRelH>
+            <wp14:sizeRelV relativeFrom="margin">
+              <wp14:pctHeight>0</wp14:pctHeight>
+            </wp14:sizeRelV>
+          </wp:anchor>
         </w:drawing>
+      </w:r>
+      <w:r>
+        <w:rPr>
+          <w:b/>
+          <w:bCs/>
+        </w:rPr>
+        <w:t>Pour créer le</w:t>
+      </w:r>
+      <w:r>
+        <w:rPr>
+          <w:b/>
+          <w:bCs/>
+        </w:rPr>
+        <w:t xml:space="preserve"> contenu</w:t>
       </w:r>
     </w:p>
     <w:p>
       <w:pPr>
         <w:pStyle w:val="Paragraphedeliste"/>
         <w:numPr>
-          <w:ilvl w:val="1"/>
-          <w:numId w:val="15"/>
+          <w:ilvl w:val="0"/>
+          <w:numId w:val="29"/>
         </w:numPr>
         <w:spacing w:line="360" w:lineRule="auto"/>
-      </w:pPr>
-      <w:r>
-        <w:t>Cliquer sur « Choisir le fichier »</w:t>
+        <w:ind w:left="851" w:hanging="284"/>
+      </w:pPr>
+      <w:r>
+        <w:t>Ouvrir : editeur.html</w:t>
       </w:r>
     </w:p>
     <w:p>
       <w:pPr>
         <w:pStyle w:val="Paragraphedeliste"/>
         <w:numPr>
-          <w:ilvl w:val="1"/>
-          <w:numId w:val="15"/>
+          <w:ilvl w:val="0"/>
+          <w:numId w:val="22"/>
         </w:numPr>
         <w:spacing w:line="360" w:lineRule="auto"/>
+        <w:ind w:left="1418" w:hanging="142"/>
+      </w:pPr>
+      <w:r>
+        <w:t>Cliquer sur « Choisir le fichier »</w:t>
+      </w:r>
+    </w:p>
+    <w:p>
+      <w:pPr>
+        <w:pStyle w:val="Paragraphedeliste"/>
+        <w:numPr>
+          <w:ilvl w:val="0"/>
+          <w:numId w:val="22"/>
+        </w:numPr>
+        <w:spacing w:line="360" w:lineRule="auto"/>
+        <w:ind w:left="1418" w:hanging="142"/>
       </w:pPr>
       <w:r>
         <w:t xml:space="preserve">Sélectionner le fichier: </w:t>
       </w:r>
       <w:proofErr w:type="spellStart"/>
       <w:r>
-        <w:t>tools-data</w:t>
+        <w:t>tools-</w:t>
+      </w:r>
+      <w:proofErr w:type="gramStart"/>
+      <w:r>
+        <w:t>data</w:t>
       </w:r>
       <w:r>
         <w:t>.json</w:t>
       </w:r>
       <w:proofErr w:type="spellEnd"/>
-    </w:p>
-    <w:p>
-      <w:pPr>
-        <w:pStyle w:val="Paragraphedeliste"/>
-        <w:spacing w:line="360" w:lineRule="auto"/>
-        <w:ind w:left="1440"/>
-      </w:pPr>
-      <w:r>
-        <w:t>Ceci ouvre un fichier avec les sections déjà crées et permet d’éditer le contenu</w:t>
-      </w:r>
+      <w:proofErr w:type="gramEnd"/>
     </w:p>
     <w:p>
       <w:pPr>
@@ -3034,9 +3503,9 @@
           <w:noProof/>
         </w:rPr>
         <w:drawing>
-          <wp:inline distT="0" distB="0" distL="0" distR="0" wp14:anchorId="21CD9845" wp14:editId="67575233">
-            <wp:extent cx="2750024" cy="1341407"/>
-            <wp:effectExtent l="0" t="0" r="0" b="0"/>
+          <wp:inline distT="0" distB="0" distL="0" distR="0" wp14:anchorId="21CD9845" wp14:editId="10120EE2">
+            <wp:extent cx="2681785" cy="1308120"/>
+            <wp:effectExtent l="0" t="0" r="4445" b="6350"/>
             <wp:docPr id="1099738015" name="Image 1"/>
             <wp:cNvGraphicFramePr>
               <a:graphicFrameLocks xmlns:a="http://schemas.openxmlformats.org/drawingml/2006/main" noChangeAspect="1"/>
@@ -3057,7 +3526,7 @@
                   <pic:spPr>
                     <a:xfrm>
                       <a:off x="0" y="0"/>
-                      <a:ext cx="2763463" cy="1347962"/>
+                      <a:ext cx="2712654" cy="1323177"/>
                     </a:xfrm>
                     <a:prstGeom prst="rect">
                       <a:avLst/>
@@ -3072,12 +3541,18 @@
     </w:p>
     <w:p>
       <w:pPr>
+        <w:pStyle w:val="Sansinterligne"/>
+      </w:pPr>
+    </w:p>
+    <w:p>
+      <w:pPr>
         <w:pStyle w:val="Paragraphedeliste"/>
         <w:numPr>
-          <w:ilvl w:val="1"/>
-          <w:numId w:val="15"/>
+          <w:ilvl w:val="0"/>
+          <w:numId w:val="29"/>
         </w:numPr>
         <w:spacing w:line="360" w:lineRule="auto"/>
+        <w:ind w:left="851" w:hanging="284"/>
       </w:pPr>
       <w:r>
         <w:t xml:space="preserve">Pour ajouter une description, cliquer sur « Ajouter une fiche »  </w:t>
@@ -3085,49 +3560,451 @@
     </w:p>
     <w:p>
       <w:pPr>
+        <w:pStyle w:val="Titre1"/>
+        <w:jc w:val="left"/>
+        <w:rPr>
+          <w:sz w:val="28"/>
+          <w:szCs w:val="28"/>
+        </w:rPr>
+      </w:pPr>
+      <w:r>
+        <w:rPr>
+          <w:sz w:val="28"/>
+          <w:szCs w:val="28"/>
+        </w:rPr>
+        <w:lastRenderedPageBreak/>
+        <w:t xml:space="preserve">Pour ajouter un contour </w:t>
+      </w:r>
+      <w:r>
+        <w:rPr>
+          <w:sz w:val="28"/>
+          <w:szCs w:val="28"/>
+        </w:rPr>
+        <w:t>à</w:t>
+      </w:r>
+      <w:r>
+        <w:rPr>
+          <w:sz w:val="28"/>
+          <w:szCs w:val="28"/>
+        </w:rPr>
+        <w:t xml:space="preserve"> </w:t>
+      </w:r>
+      <w:r>
+        <w:rPr>
+          <w:sz w:val="28"/>
+          <w:szCs w:val="28"/>
+        </w:rPr>
+        <w:t>une zone déjà présente pour faire un lien entre les sections connexes</w:t>
+      </w:r>
+    </w:p>
+    <w:p>
+      <w:pPr>
+        <w:pStyle w:val="Sansinterligne"/>
+      </w:pPr>
+    </w:p>
+    <w:p>
+      <w:pPr>
+        <w:spacing w:line="360" w:lineRule="auto"/>
+      </w:pPr>
+      <w:r>
+        <w:t xml:space="preserve">Modifier la valeur de surligner et mettre </w:t>
+      </w:r>
+      <w:proofErr w:type="gramStart"/>
+      <w:r>
+        <w:t xml:space="preserve">dans </w:t>
+      </w:r>
+      <w:r>
+        <w:t xml:space="preserve"> </w:t>
+      </w:r>
+      <w:r>
+        <w:rPr>
+          <w:b/>
+          <w:bCs/>
+        </w:rPr>
+        <w:t>data</w:t>
+      </w:r>
+      <w:proofErr w:type="gramEnd"/>
+      <w:r>
+        <w:rPr>
+          <w:b/>
+          <w:bCs/>
+        </w:rPr>
+        <w:t>-</w:t>
+      </w:r>
+      <w:proofErr w:type="spellStart"/>
+      <w:r>
+        <w:rPr>
+          <w:b/>
+          <w:bCs/>
+        </w:rPr>
+        <w:t>tool</w:t>
+      </w:r>
+      <w:proofErr w:type="spellEnd"/>
+      <w:r>
+        <w:t xml:space="preserve"> de celui qu’on veut</w:t>
+      </w:r>
+      <w:r>
+        <w:t xml:space="preserve"> voir en surbrillance bleu.</w:t>
+      </w:r>
+    </w:p>
+    <w:p>
+      <w:pPr>
+        <w:pStyle w:val="Sansinterligne"/>
+      </w:pPr>
+      <w:r>
+        <w:t>Exemple</w:t>
+      </w:r>
+      <w:r>
+        <w:t xml:space="preserve">: </w:t>
+      </w:r>
+      <w:r>
+        <w:t>Si on clique sur l’outil dégradé, l’icone dans le menu panneau aura un contour bleu.</w:t>
+      </w:r>
+    </w:p>
+    <w:p>
+      <w:pPr>
+        <w:pStyle w:val="Sansinterligne"/>
+      </w:pPr>
+    </w:p>
+    <w:p>
+      <w:pPr>
+        <w:pStyle w:val="Sansinterligne"/>
+        <w:ind w:left="426"/>
+        <w:rPr>
+          <w:lang w:val="en-CA"/>
+        </w:rPr>
+      </w:pPr>
+      <w:r>
+        <w:rPr>
+          <w:lang w:val="en-CA"/>
+        </w:rPr>
+        <w:t>&lt;div class="</w:t>
+      </w:r>
+      <w:proofErr w:type="spellStart"/>
+      <w:r>
+        <w:rPr>
+          <w:lang w:val="en-CA"/>
+        </w:rPr>
+        <w:t>hs</w:t>
+      </w:r>
+      <w:proofErr w:type="spellEnd"/>
+      <w:r>
+        <w:rPr>
+          <w:lang w:val="en-CA"/>
+        </w:rPr>
+        <w:t xml:space="preserve">" data-tool="degrade" </w:t>
+      </w:r>
+      <w:proofErr w:type="spellStart"/>
+      <w:r>
+        <w:rPr>
+          <w:b/>
+          <w:bCs/>
+          <w:lang w:val="en-CA"/>
+        </w:rPr>
+        <w:t>surligner</w:t>
+      </w:r>
+      <w:proofErr w:type="spellEnd"/>
+      <w:r>
+        <w:rPr>
+          <w:b/>
+          <w:bCs/>
+          <w:lang w:val="en-CA"/>
+        </w:rPr>
+        <w:t>="</w:t>
+      </w:r>
+      <w:r>
+        <w:rPr>
+          <w:b/>
+          <w:bCs/>
+          <w:lang w:val="en-CA"/>
+        </w:rPr>
+        <w:t>null</w:t>
+      </w:r>
+      <w:r>
+        <w:rPr>
+          <w:lang w:val="en-CA"/>
+        </w:rPr>
+        <w:t xml:space="preserve"> </w:t>
+      </w:r>
+      <w:r>
+        <w:rPr>
+          <w:lang w:val="en-CA"/>
+        </w:rPr>
+        <w:t>" style="left:3.393</w:t>
+      </w:r>
+      <w:proofErr w:type="gramStart"/>
+      <w:r>
+        <w:rPr>
+          <w:lang w:val="en-CA"/>
+        </w:rPr>
+        <w:t>%;top</w:t>
+      </w:r>
+      <w:proofErr w:type="gramEnd"/>
+      <w:r>
+        <w:rPr>
+          <w:lang w:val="en-CA"/>
+        </w:rPr>
+        <w:t>:48.430</w:t>
+      </w:r>
+      <w:proofErr w:type="gramStart"/>
+      <w:r>
+        <w:rPr>
+          <w:lang w:val="en-CA"/>
+        </w:rPr>
+        <w:t>%;width</w:t>
+      </w:r>
+      <w:proofErr w:type="gramEnd"/>
+      <w:r>
+        <w:rPr>
+          <w:lang w:val="en-CA"/>
+        </w:rPr>
+        <w:t>:3.095</w:t>
+      </w:r>
+      <w:proofErr w:type="gramStart"/>
+      <w:r>
+        <w:rPr>
+          <w:lang w:val="en-CA"/>
+        </w:rPr>
+        <w:t>%;height</w:t>
+      </w:r>
+      <w:proofErr w:type="gramEnd"/>
+      <w:r>
+        <w:rPr>
+          <w:lang w:val="en-CA"/>
+        </w:rPr>
+        <w:t>:3.749%;"&gt;&lt;/div&gt;</w:t>
+      </w:r>
+    </w:p>
+    <w:p>
+      <w:pPr>
+        <w:spacing w:line="360" w:lineRule="auto"/>
+        <w:ind w:left="426"/>
+        <w:rPr>
+          <w:lang w:val="en-CA"/>
+        </w:rPr>
+      </w:pPr>
+    </w:p>
+    <w:p>
+      <w:pPr>
+        <w:spacing w:line="360" w:lineRule="auto"/>
+        <w:ind w:left="426"/>
+        <w:rPr>
+          <w:lang w:val="en-CA"/>
+        </w:rPr>
+      </w:pPr>
+      <w:r>
+        <w:rPr>
+          <w:lang w:val="en-CA"/>
+        </w:rPr>
+        <w:t>&lt;div class="</w:t>
+      </w:r>
+      <w:proofErr w:type="spellStart"/>
+      <w:r>
+        <w:rPr>
+          <w:lang w:val="en-CA"/>
+        </w:rPr>
+        <w:t>hs</w:t>
+      </w:r>
+      <w:proofErr w:type="spellEnd"/>
+      <w:r>
+        <w:rPr>
+          <w:lang w:val="en-CA"/>
+        </w:rPr>
+        <w:t xml:space="preserve">" data-tool="degrade" </w:t>
+      </w:r>
+      <w:proofErr w:type="spellStart"/>
+      <w:r>
+        <w:rPr>
+          <w:b/>
+          <w:bCs/>
+          <w:lang w:val="en-CA"/>
+        </w:rPr>
+        <w:t>surligner</w:t>
+      </w:r>
+      <w:proofErr w:type="spellEnd"/>
+      <w:r>
+        <w:rPr>
+          <w:b/>
+          <w:bCs/>
+          <w:lang w:val="en-CA"/>
+        </w:rPr>
+        <w:t>="</w:t>
+      </w:r>
+      <w:proofErr w:type="spellStart"/>
+      <w:r>
+        <w:rPr>
+          <w:b/>
+          <w:bCs/>
+          <w:lang w:val="en-CA"/>
+        </w:rPr>
+        <w:t>p_degrade</w:t>
+      </w:r>
+      <w:proofErr w:type="spellEnd"/>
+      <w:r>
+        <w:rPr>
+          <w:lang w:val="en-CA"/>
+        </w:rPr>
+        <w:t>" style="left:3.393</w:t>
+      </w:r>
+      <w:proofErr w:type="gramStart"/>
+      <w:r>
+        <w:rPr>
+          <w:lang w:val="en-CA"/>
+        </w:rPr>
+        <w:t>%;top</w:t>
+      </w:r>
+      <w:proofErr w:type="gramEnd"/>
+      <w:r>
+        <w:rPr>
+          <w:lang w:val="en-CA"/>
+        </w:rPr>
+        <w:t>:48.430</w:t>
+      </w:r>
+      <w:proofErr w:type="gramStart"/>
+      <w:r>
+        <w:rPr>
+          <w:lang w:val="en-CA"/>
+        </w:rPr>
+        <w:t>%;width</w:t>
+      </w:r>
+      <w:proofErr w:type="gramEnd"/>
+      <w:r>
+        <w:rPr>
+          <w:lang w:val="en-CA"/>
+        </w:rPr>
+        <w:t>:3.095</w:t>
+      </w:r>
+      <w:proofErr w:type="gramStart"/>
+      <w:r>
+        <w:rPr>
+          <w:lang w:val="en-CA"/>
+        </w:rPr>
+        <w:t>%;height</w:t>
+      </w:r>
+      <w:proofErr w:type="gramEnd"/>
+      <w:r>
+        <w:rPr>
+          <w:lang w:val="en-CA"/>
+        </w:rPr>
+        <w:t>:3.749%;"&gt;&lt;/div&gt;</w:t>
+      </w:r>
+    </w:p>
+    <w:p>
+      <w:pPr>
+        <w:pStyle w:val="Titre1"/>
+        <w:pBdr>
+          <w:top w:val="single" w:sz="4" w:space="1" w:color="auto"/>
+          <w:left w:val="single" w:sz="4" w:space="4" w:color="auto"/>
+          <w:bottom w:val="single" w:sz="4" w:space="1" w:color="auto"/>
+          <w:right w:val="single" w:sz="4" w:space="4" w:color="auto"/>
+          <w:between w:val="single" w:sz="4" w:space="1" w:color="auto"/>
+          <w:bar w:val="single" w:sz="4" w:color="auto"/>
+        </w:pBdr>
+        <w:jc w:val="left"/>
+        <w:rPr>
+          <w:sz w:val="28"/>
+          <w:szCs w:val="28"/>
+        </w:rPr>
+      </w:pPr>
+      <w:r>
+        <w:rPr>
+          <w:sz w:val="28"/>
+          <w:szCs w:val="28"/>
+        </w:rPr>
+        <w:t>Étapes pour mise à jour</w:t>
+      </w:r>
+      <w:r>
+        <w:rPr>
+          <w:sz w:val="28"/>
+          <w:szCs w:val="28"/>
+        </w:rPr>
+        <w:t xml:space="preserve"> en ligne</w:t>
+      </w:r>
+    </w:p>
+    <w:p>
+      <w:pPr>
+        <w:spacing w:line="360" w:lineRule="auto"/>
+      </w:pPr>
+    </w:p>
+    <w:p>
+      <w:pPr>
         <w:pStyle w:val="Paragraphedeliste"/>
+        <w:numPr>
+          <w:ilvl w:val="0"/>
+          <w:numId w:val="27"/>
+        </w:numPr>
         <w:spacing w:line="360" w:lineRule="auto"/>
-        <w:ind w:left="1440"/>
-      </w:pPr>
-      <w:r>
-        <w:rPr>
-          <w:b/>
-          <w:bCs/>
-        </w:rPr>
-        <w:t>Important</w:t>
-      </w:r>
-      <w:r>
-        <w:t> : le nom de l’identifiant : id doit être le même que dans la page html</w:t>
-      </w:r>
+        <w:ind w:left="851"/>
+      </w:pPr>
+      <w:r>
+        <w:t xml:space="preserve">Dans GitHub Desktop : Faire un </w:t>
+      </w:r>
+      <w:r>
+        <w:t>C</w:t>
+      </w:r>
+      <w:r>
+        <w:t xml:space="preserve">ommit et </w:t>
+      </w:r>
+      <w:proofErr w:type="spellStart"/>
+      <w:r>
+        <w:t>un</w:t>
+      </w:r>
+      <w:r>
+        <w:t>P</w:t>
+      </w:r>
+      <w:proofErr w:type="spellEnd"/>
     </w:p>
     <w:p>
       <w:pPr>
         <w:pStyle w:val="Paragraphedeliste"/>
+        <w:numPr>
+          <w:ilvl w:val="0"/>
+          <w:numId w:val="27"/>
+        </w:numPr>
         <w:spacing w:line="360" w:lineRule="auto"/>
-        <w:ind w:left="1440"/>
-      </w:pPr>
-      <w:r>
-        <w:t>Exemple</w:t>
-      </w:r>
-      <w:r>
-        <w:rPr>
-          <w:b/>
-          <w:bCs/>
-        </w:rPr>
-        <w:t> </w:t>
-      </w:r>
-      <w:r>
-        <w:t>:</w:t>
-      </w:r>
+        <w:ind w:left="851"/>
+      </w:pPr>
+      <w:r>
+        <w:t>Ouvrir </w:t>
+      </w:r>
+      <w:proofErr w:type="spellStart"/>
+      <w:r>
+        <w:t>CPanel</w:t>
+      </w:r>
+      <w:proofErr w:type="spellEnd"/>
       <w:r>
         <w:t xml:space="preserve"> </w:t>
       </w:r>
+      <w:hyperlink r:id="rId13" w:history="1">
+        <w:r>
+          <w:rPr>
+            <w:rStyle w:val="Lienhypertexte"/>
+          </w:rPr>
+          <w:t>https://ed6cpanel.dectim.ca:2083/cpsess7949107309/frontend/jupiter/index.html</w:t>
+        </w:r>
+      </w:hyperlink>
     </w:p>
     <w:p>
       <w:pPr>
         <w:pStyle w:val="Paragraphedeliste"/>
+        <w:numPr>
+          <w:ilvl w:val="0"/>
+          <w:numId w:val="27"/>
+        </w:numPr>
         <w:spacing w:line="360" w:lineRule="auto"/>
-        <w:ind w:left="1440"/>
+        <w:ind w:left="851"/>
+      </w:pPr>
+      <w:r>
+        <w:t xml:space="preserve">Et sélectionner </w:t>
+      </w:r>
+      <w:r>
+        <w:t>« Git Version Control</w:t>
+      </w:r>
+    </w:p>
+    <w:p>
+      <w:pPr>
+        <w:pStyle w:val="Sansinterligne"/>
+        <w:ind w:firstLine="708"/>
       </w:pPr>
       <w:r>
         <w:rPr>
@@ -3136,18 +4013,18 @@
         <mc:AlternateContent>
           <mc:Choice Requires="wps">
             <w:drawing>
-              <wp:anchor distT="0" distB="0" distL="114300" distR="114300" simplePos="0" relativeHeight="251675648" behindDoc="0" locked="0" layoutInCell="1" allowOverlap="1" wp14:anchorId="1BF96524" wp14:editId="49A9DE29">
+              <wp:anchor distT="0" distB="0" distL="114300" distR="114300" simplePos="0" relativeHeight="251679744" behindDoc="0" locked="0" layoutInCell="1" allowOverlap="1" wp14:anchorId="44AF785F" wp14:editId="32FC2E15">
                 <wp:simplePos x="0" y="0"/>
                 <wp:positionH relativeFrom="column">
-                  <wp:posOffset>1115979</wp:posOffset>
+                  <wp:posOffset>3778468</wp:posOffset>
                 </wp:positionH>
                 <wp:positionV relativeFrom="paragraph">
-                  <wp:posOffset>400931</wp:posOffset>
+                  <wp:posOffset>1006039</wp:posOffset>
                 </wp:positionV>
-                <wp:extent cx="1037230" cy="382138"/>
-                <wp:effectExtent l="0" t="0" r="10795" b="18415"/>
+                <wp:extent cx="1303361" cy="464024"/>
+                <wp:effectExtent l="0" t="0" r="11430" b="12700"/>
                 <wp:wrapNone/>
-                <wp:docPr id="1211266004" name="Rectangle 3"/>
+                <wp:docPr id="644625728" name="Rectangle 7"/>
                 <wp:cNvGraphicFramePr/>
                 <a:graphic xmlns:a="http://schemas.openxmlformats.org/drawingml/2006/main">
                   <a:graphicData uri="http://schemas.microsoft.com/office/word/2010/wordprocessingShape">
@@ -3156,7 +4033,7 @@
                       <wps:spPr>
                         <a:xfrm>
                           <a:off x="0" y="0"/>
-                          <a:ext cx="1037230" cy="382138"/>
+                          <a:ext cx="1303361" cy="464024"/>
                         </a:xfrm>
                         <a:prstGeom prst="rect">
                           <a:avLst/>
@@ -3170,16 +4047,18 @@
                       </wps:spPr>
                       <wps:style>
                         <a:lnRef idx="2">
-                          <a:schemeClr val="accent2"/>
+                          <a:schemeClr val="accent1">
+                            <a:shade val="15000"/>
+                          </a:schemeClr>
                         </a:lnRef>
                         <a:fillRef idx="1">
-                          <a:schemeClr val="lt1"/>
+                          <a:schemeClr val="accent1"/>
                         </a:fillRef>
                         <a:effectRef idx="0">
-                          <a:schemeClr val="accent2"/>
+                          <a:schemeClr val="accent1"/>
                         </a:effectRef>
                         <a:fontRef idx="minor">
-                          <a:schemeClr val="dk1"/>
+                          <a:schemeClr val="lt1"/>
                         </a:fontRef>
                       </wps:style>
                       <wps:bodyPr rot="0" spcFirstLastPara="0" vertOverflow="overflow" horzOverflow="overflow" vert="horz" wrap="square" lIns="91440" tIns="45720" rIns="91440" bIns="45720" numCol="1" spcCol="0" rtlCol="0" fromWordArt="0" anchor="ctr" anchorCtr="0" forceAA="0" compatLnSpc="1">
@@ -3196,20 +4075,33 @@
           </mc:Choice>
           <mc:Fallback>
             <w:pict>
-              <v:rect w14:anchorId="1867533A" id="Rectangle 3" o:spid="_x0000_s1026" style="position:absolute;margin-left:87.85pt;margin-top:31.55pt;width:81.65pt;height:30.1pt;z-index:251675648;visibility:visible;mso-wrap-style:square;mso-wrap-distance-left:9pt;mso-wrap-distance-top:0;mso-wrap-distance-right:9pt;mso-wrap-distance-bottom:0;mso-position-horizontal:absolute;mso-position-horizontal-relative:text;mso-position-vertical:absolute;mso-position-vertical-relative:text;v-text-anchor:middle" o:gfxdata="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" filled="f" strokecolor="red" strokeweight="1pt"/>
+              <v:rect w14:anchorId="5B2CE75B" id="Rectangle 7" o:spid="_x0000_s1026" style="position:absolute;margin-left:297.5pt;margin-top:79.2pt;width:102.65pt;height:36.55pt;z-index:251679744;visibility:visible;mso-wrap-style:square;mso-wrap-distance-left:9pt;mso-wrap-distance-top:0;mso-wrap-distance-right:9pt;mso-wrap-distance-bottom:0;mso-position-horizontal:absolute;mso-position-horizontal-relative:text;mso-position-vertical:absolute;mso-position-vertical-relative:text;v-text-anchor:middle" o:gfxdata="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" filled="f" strokecolor="red" strokeweight="1pt"/>
             </w:pict>
           </mc:Fallback>
         </mc:AlternateContent>
       </w:r>
       <w:r>
-        <w:rPr>
-          <w:noProof/>
-        </w:rPr>
         <w:drawing>
-          <wp:inline distT="0" distB="0" distL="0" distR="0" wp14:anchorId="14BC9AB2" wp14:editId="2287634D">
-            <wp:extent cx="3791776" cy="1153236"/>
-            <wp:effectExtent l="0" t="0" r="0" b="8890"/>
-            <wp:docPr id="2104240048" name="Image 1"/>
+          <wp:anchor distT="0" distB="0" distL="114300" distR="114300" simplePos="0" relativeHeight="251678720" behindDoc="1" locked="0" layoutInCell="1" allowOverlap="1" wp14:anchorId="320440E4" wp14:editId="4B7001A8">
+            <wp:simplePos x="0" y="0"/>
+            <wp:positionH relativeFrom="column">
+              <wp:posOffset>3857701</wp:posOffset>
+            </wp:positionH>
+            <wp:positionV relativeFrom="paragraph">
+              <wp:posOffset>56534</wp:posOffset>
+            </wp:positionV>
+            <wp:extent cx="1095429" cy="1325254"/>
+            <wp:effectExtent l="19050" t="19050" r="28575" b="27305"/>
+            <wp:wrapTight wrapText="bothSides">
+              <wp:wrapPolygon edited="0">
+                <wp:start x="-376" y="-310"/>
+                <wp:lineTo x="-376" y="21735"/>
+                <wp:lineTo x="21788" y="21735"/>
+                <wp:lineTo x="21788" y="-310"/>
+                <wp:lineTo x="-376" y="-310"/>
+              </wp:wrapPolygon>
+            </wp:wrapTight>
+            <wp:docPr id="1192742392" name="Image 1"/>
             <wp:cNvGraphicFramePr>
               <a:graphicFrameLocks xmlns:a="http://schemas.openxmlformats.org/drawingml/2006/main" noChangeAspect="1"/>
             </wp:cNvGraphicFramePr>
@@ -3217,11 +4109,17 @@
               <a:graphicData uri="http://schemas.openxmlformats.org/drawingml/2006/picture">
                 <pic:pic xmlns:pic="http://schemas.openxmlformats.org/drawingml/2006/picture">
                   <pic:nvPicPr>
-                    <pic:cNvPr id="1775196548" name=""/>
+                    <pic:cNvPr id="1192742392" name=""/>
                     <pic:cNvPicPr/>
                   </pic:nvPicPr>
                   <pic:blipFill>
-                    <a:blip r:embed="rId11"/>
+                    <a:blip r:embed="rId14" cstate="print">
+                      <a:extLst>
+                        <a:ext uri="{28A0092B-C50C-407E-A947-70E740481C1C}">
+                          <a14:useLocalDpi xmlns:a14="http://schemas.microsoft.com/office/drawing/2010/main" val="0"/>
+                        </a:ext>
+                      </a:extLst>
+                    </a:blip>
                     <a:stretch>
                       <a:fillRect/>
                     </a:stretch>
@@ -3229,7 +4127,127 @@
                   <pic:spPr>
                     <a:xfrm>
                       <a:off x="0" y="0"/>
-                      <a:ext cx="3810154" cy="1158825"/>
+                      <a:ext cx="1095429" cy="1325254"/>
+                    </a:xfrm>
+                    <a:prstGeom prst="rect">
+                      <a:avLst/>
+                    </a:prstGeom>
+                    <a:ln>
+                      <a:solidFill>
+                        <a:schemeClr val="tx1"/>
+                      </a:solidFill>
+                    </a:ln>
+                  </pic:spPr>
+                </pic:pic>
+              </a:graphicData>
+            </a:graphic>
+            <wp14:sizeRelH relativeFrom="margin">
+              <wp14:pctWidth>0</wp14:pctWidth>
+            </wp14:sizeRelH>
+            <wp14:sizeRelV relativeFrom="margin">
+              <wp14:pctHeight>0</wp14:pctHeight>
+            </wp14:sizeRelV>
+          </wp:anchor>
+        </w:drawing>
+      </w:r>
+      <w:r>
+        <w:drawing>
+          <wp:inline distT="0" distB="0" distL="0" distR="0" wp14:anchorId="14CF0933" wp14:editId="2F009D3D">
+            <wp:extent cx="3136474" cy="1584562"/>
+            <wp:effectExtent l="19050" t="19050" r="26035" b="15875"/>
+            <wp:docPr id="998405475" name="Image 1"/>
+            <wp:cNvGraphicFramePr>
+              <a:graphicFrameLocks xmlns:a="http://schemas.openxmlformats.org/drawingml/2006/main" noChangeAspect="1"/>
+            </wp:cNvGraphicFramePr>
+            <a:graphic xmlns:a="http://schemas.openxmlformats.org/drawingml/2006/main">
+              <a:graphicData uri="http://schemas.openxmlformats.org/drawingml/2006/picture">
+                <pic:pic xmlns:pic="http://schemas.openxmlformats.org/drawingml/2006/picture">
+                  <pic:nvPicPr>
+                    <pic:cNvPr id="998405475" name=""/>
+                    <pic:cNvPicPr/>
+                  </pic:nvPicPr>
+                  <pic:blipFill>
+                    <a:blip r:embed="rId15"/>
+                    <a:stretch>
+                      <a:fillRect/>
+                    </a:stretch>
+                  </pic:blipFill>
+                  <pic:spPr>
+                    <a:xfrm>
+                      <a:off x="0" y="0"/>
+                      <a:ext cx="3156051" cy="1594452"/>
+                    </a:xfrm>
+                    <a:prstGeom prst="rect">
+                      <a:avLst/>
+                    </a:prstGeom>
+                    <a:ln>
+                      <a:solidFill>
+                        <a:schemeClr val="tx1"/>
+                      </a:solidFill>
+                    </a:ln>
+                  </pic:spPr>
+                </pic:pic>
+              </a:graphicData>
+            </a:graphic>
+          </wp:inline>
+        </w:drawing>
+      </w:r>
+    </w:p>
+    <w:p>
+      <w:pPr>
+        <w:pStyle w:val="Sansinterligne"/>
+      </w:pPr>
+    </w:p>
+    <w:p>
+      <w:pPr>
+        <w:pStyle w:val="Sansinterligne"/>
+      </w:pPr>
+    </w:p>
+    <w:p>
+      <w:pPr>
+        <w:pStyle w:val="Paragraphedeliste"/>
+        <w:numPr>
+          <w:ilvl w:val="0"/>
+          <w:numId w:val="27"/>
+        </w:numPr>
+        <w:spacing w:line="360" w:lineRule="auto"/>
+        <w:ind w:left="851"/>
+      </w:pPr>
+      <w:r>
+        <w:t>Cliquer sur « Gérer » </w:t>
+      </w:r>
+    </w:p>
+    <w:p>
+      <w:pPr>
+        <w:spacing w:line="360" w:lineRule="auto"/>
+        <w:ind w:firstLine="708"/>
+      </w:pPr>
+      <w:r>
+        <w:drawing>
+          <wp:inline distT="0" distB="0" distL="0" distR="0" wp14:anchorId="3AAD8569" wp14:editId="3C9A14C7">
+            <wp:extent cx="4078138" cy="709683"/>
+            <wp:effectExtent l="0" t="0" r="0" b="0"/>
+            <wp:docPr id="1656993544" name="Image 1"/>
+            <wp:cNvGraphicFramePr>
+              <a:graphicFrameLocks xmlns:a="http://schemas.openxmlformats.org/drawingml/2006/main" noChangeAspect="1"/>
+            </wp:cNvGraphicFramePr>
+            <a:graphic xmlns:a="http://schemas.openxmlformats.org/drawingml/2006/main">
+              <a:graphicData uri="http://schemas.openxmlformats.org/drawingml/2006/picture">
+                <pic:pic xmlns:pic="http://schemas.openxmlformats.org/drawingml/2006/picture">
+                  <pic:nvPicPr>
+                    <pic:cNvPr id="1656993544" name=""/>
+                    <pic:cNvPicPr/>
+                  </pic:nvPicPr>
+                  <pic:blipFill>
+                    <a:blip r:embed="rId16"/>
+                    <a:stretch>
+                      <a:fillRect/>
+                    </a:stretch>
+                  </pic:blipFill>
+                  <pic:spPr>
+                    <a:xfrm>
+                      <a:off x="0" y="0"/>
+                      <a:ext cx="4085313" cy="710932"/>
                     </a:xfrm>
                     <a:prstGeom prst="rect">
                       <a:avLst/>
@@ -3245,11 +4263,72 @@
     <w:p>
       <w:pPr>
         <w:pStyle w:val="Paragraphedeliste"/>
+        <w:numPr>
+          <w:ilvl w:val="0"/>
+          <w:numId w:val="27"/>
+        </w:numPr>
         <w:spacing w:line="360" w:lineRule="auto"/>
-        <w:ind w:left="1440"/>
-      </w:pPr>
-      <w:r>
-        <w:t xml:space="preserve">Dans le html : </w:t>
+        <w:ind w:left="851"/>
+      </w:pPr>
+      <w:r>
+        <w:lastRenderedPageBreak/>
+        <w:t xml:space="preserve">Sélectionner « Pull or </w:t>
+      </w:r>
+      <w:proofErr w:type="spellStart"/>
+      <w:r>
+        <w:t>Deploy</w:t>
+      </w:r>
+      <w:proofErr w:type="spellEnd"/>
+      <w:r>
+        <w:t> »</w:t>
+      </w:r>
+    </w:p>
+    <w:p>
+      <w:pPr>
+        <w:spacing w:line="360" w:lineRule="auto"/>
+        <w:ind w:firstLine="708"/>
+      </w:pPr>
+      <w:r>
+        <w:drawing>
+          <wp:inline distT="0" distB="0" distL="0" distR="0" wp14:anchorId="1B582D56" wp14:editId="548FEB4C">
+            <wp:extent cx="2803271" cy="1221475"/>
+            <wp:effectExtent l="19050" t="19050" r="16510" b="17145"/>
+            <wp:docPr id="1168889283" name="Image 1"/>
+            <wp:cNvGraphicFramePr>
+              <a:graphicFrameLocks xmlns:a="http://schemas.openxmlformats.org/drawingml/2006/main" noChangeAspect="1"/>
+            </wp:cNvGraphicFramePr>
+            <a:graphic xmlns:a="http://schemas.openxmlformats.org/drawingml/2006/main">
+              <a:graphicData uri="http://schemas.openxmlformats.org/drawingml/2006/picture">
+                <pic:pic xmlns:pic="http://schemas.openxmlformats.org/drawingml/2006/picture">
+                  <pic:nvPicPr>
+                    <pic:cNvPr id="1168889283" name=""/>
+                    <pic:cNvPicPr/>
+                  </pic:nvPicPr>
+                  <pic:blipFill>
+                    <a:blip r:embed="rId17"/>
+                    <a:stretch>
+                      <a:fillRect/>
+                    </a:stretch>
+                  </pic:blipFill>
+                  <pic:spPr>
+                    <a:xfrm>
+                      <a:off x="0" y="0"/>
+                      <a:ext cx="2832178" cy="1234071"/>
+                    </a:xfrm>
+                    <a:prstGeom prst="rect">
+                      <a:avLst/>
+                    </a:prstGeom>
+                    <a:ln>
+                      <a:solidFill>
+                        <a:schemeClr val="tx1"/>
+                      </a:solidFill>
+                    </a:ln>
+                  </pic:spPr>
+                </pic:pic>
+              </a:graphicData>
+            </a:graphic>
+          </wp:inline>
+        </w:drawing>
       </w:r>
     </w:p>
     <w:p>
@@ -3257,561 +4336,103 @@
         <w:pStyle w:val="Paragraphedeliste"/>
         <w:numPr>
           <w:ilvl w:val="0"/>
-          <w:numId w:val="10"/>
+          <w:numId w:val="27"/>
         </w:numPr>
         <w:spacing w:line="360" w:lineRule="auto"/>
-      </w:pPr>
-      <w:r>
-        <w:t xml:space="preserve">Dans le html : </w:t>
-      </w:r>
-    </w:p>
-    <w:p>
-      <w:pPr>
-        <w:pStyle w:val="Sansinterligne"/>
-        <w:ind w:left="1800"/>
-      </w:pPr>
-      <w:r>
-        <w:t>  &lt;div class="</w:t>
+        <w:ind w:left="851"/>
+      </w:pPr>
+      <w:r>
+        <w:t xml:space="preserve">Cliquer sur « Update </w:t>
       </w:r>
       <w:proofErr w:type="spellStart"/>
       <w:r>
-        <w:t>subtool</w:t>
+        <w:t>from</w:t>
       </w:r>
       <w:proofErr w:type="spellEnd"/>
       <w:r>
-        <w:t>-popup" id="</w:t>
+        <w:t xml:space="preserve"> </w:t>
       </w:r>
       <w:proofErr w:type="spellStart"/>
       <w:r>
-        <w:t>sub</w:t>
+        <w:t>Remote</w:t>
       </w:r>
       <w:proofErr w:type="spellEnd"/>
       <w:r>
-        <w:t xml:space="preserve">-plume" </w:t>
-      </w:r>
-      <w:proofErr w:type="spellStart"/>
-      <w:r>
-        <w:t>deplacePupup</w:t>
-      </w:r>
-      <w:proofErr w:type="spellEnd"/>
-      <w:r>
-        <w:t>="faux"&gt;</w:t>
-      </w:r>
-    </w:p>
-    <w:p>
-      <w:pPr>
-        <w:pStyle w:val="Sansinterligne"/>
-        <w:ind w:left="1800"/>
-      </w:pPr>
-      <w:r>
-        <w:t>    &lt;div class="st-</w:t>
-      </w:r>
-      <w:proofErr w:type="spellStart"/>
-      <w:r>
-        <w:t>img</w:t>
-      </w:r>
-      <w:proofErr w:type="spellEnd"/>
-      <w:r>
-        <w:t>-wrap"&gt;</w:t>
-      </w:r>
-    </w:p>
-    <w:p>
-      <w:pPr>
-        <w:pStyle w:val="Sansinterligne"/>
-        <w:ind w:left="1800"/>
-      </w:pPr>
-      <w:r>
-        <w:t>      &lt;</w:t>
-      </w:r>
-      <w:proofErr w:type="spellStart"/>
-      <w:r>
-        <w:t>img</w:t>
-      </w:r>
-      <w:proofErr w:type="spellEnd"/>
-      <w:r>
-        <w:t xml:space="preserve"> src="</w:t>
-      </w:r>
-      <w:proofErr w:type="spellStart"/>
-      <w:r>
-        <w:t>img</w:t>
-      </w:r>
-      <w:proofErr w:type="spellEnd"/>
-      <w:r>
-        <w:t>/</w:t>
-      </w:r>
-      <w:proofErr w:type="spellStart"/>
-      <w:r>
-        <w:t>sous_outils</w:t>
-      </w:r>
-      <w:proofErr w:type="spellEnd"/>
-      <w:r>
-        <w:t>/plume.png" style="left:6.6%;top:22.695%;"&gt;</w:t>
-      </w:r>
-    </w:p>
-    <w:p>
-      <w:pPr>
-        <w:pStyle w:val="Sansinterligne"/>
-        <w:ind w:left="1800"/>
-      </w:pPr>
-      <w:r>
-        <w:t xml:space="preserve">       &lt;div class="st-zone" </w:t>
-      </w:r>
-      <w:r>
-        <w:rPr>
-          <w:b/>
-          <w:bCs/>
-        </w:rPr>
-        <w:t>data-</w:t>
-      </w:r>
-      <w:proofErr w:type="spellStart"/>
-      <w:r>
-        <w:rPr>
-          <w:b/>
-          <w:bCs/>
-        </w:rPr>
-        <w:t>subtool</w:t>
-      </w:r>
-      <w:proofErr w:type="spellEnd"/>
-      <w:r>
-        <w:rPr>
-          <w:b/>
-          <w:bCs/>
-        </w:rPr>
-        <w:t>="</w:t>
-      </w:r>
-      <w:proofErr w:type="spellStart"/>
-      <w:r>
-        <w:rPr>
-          <w:b/>
-          <w:bCs/>
-        </w:rPr>
-        <w:t>plume_normal</w:t>
-      </w:r>
-      <w:proofErr w:type="spellEnd"/>
-      <w:r>
-        <w:rPr>
-          <w:b/>
-          <w:bCs/>
-        </w:rPr>
-        <w:t>"</w:t>
-      </w:r>
-      <w:r>
-        <w:t xml:space="preserve"> style="left:6.696%;top:22.695%;width:25.100%;height:3.568%;"&gt;&lt;/div&gt;</w:t>
-      </w:r>
-    </w:p>
-    <w:p>
-      <w:pPr>
-        <w:pStyle w:val="Sansinterligne"/>
-        <w:ind w:left="1800"/>
-      </w:pPr>
-      <w:r>
-        <w:t>      &lt;div class="st-zone" data-subtool="ajout_ancrage"style="left:6.586%;top:26.488%;width:25.210%;height:3.474%;"&gt;&lt;/div&gt;</w:t>
+        <w:t> »</w:t>
       </w:r>
     </w:p>
     <w:p>
       <w:pPr>
         <w:spacing w:line="360" w:lineRule="auto"/>
-        <w:rPr>
-          <w:lang w:val="en-CA"/>
-        </w:rPr>
-      </w:pPr>
-    </w:p>
-    <w:p>
-      <w:pPr>
-        <w:spacing w:line="360" w:lineRule="auto"/>
-        <w:rPr>
-          <w:lang w:val="en-CA"/>
-        </w:rPr>
-      </w:pPr>
-    </w:p>
-    <w:p>
-      <w:pPr>
-        <w:spacing w:line="360" w:lineRule="auto"/>
-        <w:rPr>
-          <w:lang w:val="en-CA"/>
-        </w:rPr>
-      </w:pPr>
-    </w:p>
-    <w:p>
-      <w:pPr>
-        <w:pStyle w:val="Titre1"/>
-        <w:jc w:val="left"/>
-        <w:rPr>
-          <w:sz w:val="28"/>
-          <w:szCs w:val="28"/>
-        </w:rPr>
-      </w:pPr>
-      <w:r>
-        <w:rPr>
-          <w:sz w:val="28"/>
-          <w:szCs w:val="28"/>
-        </w:rPr>
-        <w:t>Pour aj</w:t>
-      </w:r>
-      <w:r>
-        <w:rPr>
-          <w:sz w:val="28"/>
-          <w:szCs w:val="28"/>
-        </w:rPr>
-        <w:t xml:space="preserve">uster la position du </w:t>
-      </w:r>
-      <w:proofErr w:type="spellStart"/>
-      <w:r>
-        <w:rPr>
-          <w:sz w:val="28"/>
-          <w:szCs w:val="28"/>
-        </w:rPr>
-        <w:t>pupup</w:t>
-      </w:r>
-      <w:proofErr w:type="spellEnd"/>
-      <w:r>
-        <w:rPr>
-          <w:sz w:val="28"/>
-          <w:szCs w:val="28"/>
-        </w:rPr>
-        <w:t xml:space="preserve"> </w:t>
-      </w:r>
-    </w:p>
-    <w:p>
-      <w:pPr>
-        <w:pStyle w:val="Paragraphedeliste"/>
-        <w:numPr>
-          <w:ilvl w:val="0"/>
-          <w:numId w:val="2"/>
-        </w:numPr>
-        <w:spacing w:line="360" w:lineRule="auto"/>
-      </w:pPr>
-      <w:r>
-        <w:t xml:space="preserve">Pour que le popup s’ajuste en fonction de </w:t>
-      </w:r>
-      <w:proofErr w:type="spellStart"/>
-      <w:r>
-        <w:t>la</w:t>
-      </w:r>
-      <w:proofErr w:type="spellEnd"/>
-      <w:r>
-        <w:t xml:space="preserve"> position de la sous-section, mettre le paramètre </w:t>
-      </w:r>
-      <w:proofErr w:type="spellStart"/>
-      <w:r>
-        <w:t>deplacePupup</w:t>
-      </w:r>
-      <w:proofErr w:type="spellEnd"/>
-      <w:r>
-        <w:t xml:space="preserve"> à vrai.</w:t>
-      </w:r>
-    </w:p>
-    <w:p>
-      <w:pPr>
-        <w:pStyle w:val="Sansinterligne"/>
-        <w:ind w:left="1068"/>
-        <w:rPr>
-          <w:lang w:val="en-CA"/>
-        </w:rPr>
-      </w:pPr>
-      <w:r>
-        <w:rPr>
-          <w:lang w:val="en-CA"/>
-        </w:rPr>
-        <w:t>&lt;div class="</w:t>
-      </w:r>
-      <w:proofErr w:type="spellStart"/>
-      <w:r>
-        <w:rPr>
-          <w:lang w:val="en-CA"/>
-        </w:rPr>
-        <w:t>subtool</w:t>
-      </w:r>
-      <w:proofErr w:type="spellEnd"/>
-      <w:r>
-        <w:rPr>
-          <w:lang w:val="en-CA"/>
-        </w:rPr>
-        <w:t xml:space="preserve">-popup" id="sub-plume" </w:t>
-      </w:r>
-      <w:proofErr w:type="spellStart"/>
-      <w:r>
-        <w:rPr>
-          <w:b/>
-          <w:bCs/>
-          <w:lang w:val="en-CA"/>
-        </w:rPr>
-        <w:t>deplacePupup</w:t>
-      </w:r>
-      <w:proofErr w:type="spellEnd"/>
-      <w:r>
-        <w:rPr>
-          <w:b/>
-          <w:bCs/>
-          <w:lang w:val="en-CA"/>
-        </w:rPr>
-        <w:t>="</w:t>
-      </w:r>
-      <w:proofErr w:type="spellStart"/>
-      <w:r>
-        <w:rPr>
-          <w:b/>
-          <w:bCs/>
-          <w:lang w:val="en-CA"/>
-        </w:rPr>
-        <w:t>vrai</w:t>
-      </w:r>
-      <w:proofErr w:type="spellEnd"/>
-      <w:r>
-        <w:rPr>
-          <w:lang w:val="en-CA"/>
-        </w:rPr>
-        <w:t>"&gt;</w:t>
-      </w:r>
-    </w:p>
-    <w:p>
-      <w:pPr>
-        <w:spacing w:line="360" w:lineRule="auto"/>
-        <w:rPr>
-          <w:lang w:val="en-CA"/>
-        </w:rPr>
-      </w:pPr>
-    </w:p>
-    <w:p>
-      <w:pPr>
-        <w:pStyle w:val="Titre1"/>
-        <w:jc w:val="left"/>
-        <w:rPr>
-          <w:sz w:val="28"/>
-          <w:szCs w:val="28"/>
-        </w:rPr>
-      </w:pPr>
-      <w:r>
-        <w:rPr>
-          <w:sz w:val="28"/>
-          <w:szCs w:val="28"/>
-        </w:rPr>
-        <w:t>Pour ajouter un contour pour un panneau, outil ou menu connexe</w:t>
-      </w:r>
-    </w:p>
-    <w:p>
-      <w:pPr>
-        <w:pStyle w:val="Paragraphedeliste"/>
-        <w:numPr>
-          <w:ilvl w:val="0"/>
-          <w:numId w:val="2"/>
-        </w:numPr>
-        <w:spacing w:line="360" w:lineRule="auto"/>
-      </w:pPr>
-      <w:r>
-        <w:t>Modifier la valeur de surligner et mettre le data-</w:t>
-      </w:r>
-      <w:proofErr w:type="spellStart"/>
-      <w:r>
-        <w:t>tool</w:t>
-      </w:r>
-      <w:proofErr w:type="spellEnd"/>
-      <w:r>
-        <w:t xml:space="preserve"> de celui qu’on veut</w:t>
-      </w:r>
-    </w:p>
-    <w:p>
-      <w:pPr>
-        <w:pStyle w:val="Paragraphedeliste"/>
-        <w:numPr>
-          <w:ilvl w:val="0"/>
-          <w:numId w:val="2"/>
-        </w:numPr>
-        <w:spacing w:line="360" w:lineRule="auto"/>
-      </w:pPr>
-      <w:r>
-        <w:t xml:space="preserve">Exemple : </w:t>
-      </w:r>
-    </w:p>
-    <w:p>
-      <w:pPr>
-        <w:pStyle w:val="Paragraphedeliste"/>
-        <w:numPr>
-          <w:ilvl w:val="1"/>
-          <w:numId w:val="2"/>
-        </w:numPr>
-        <w:spacing w:line="360" w:lineRule="auto"/>
-      </w:pPr>
-      <w:r>
-        <w:t>Si on clique sur l’outil dégradé, l’icone dans le menu panneau aura un contour bleu.</w:t>
-      </w:r>
-    </w:p>
-    <w:p>
-      <w:pPr>
-        <w:spacing w:line="360" w:lineRule="auto"/>
-        <w:ind w:left="1080" w:firstLine="708"/>
-        <w:rPr>
-          <w:lang w:val="en-CA"/>
-        </w:rPr>
-      </w:pPr>
-      <w:r>
-        <w:rPr>
-          <w:lang w:val="en-CA"/>
-        </w:rPr>
-        <w:t>&lt;div class="</w:t>
-      </w:r>
-      <w:proofErr w:type="spellStart"/>
-      <w:r>
-        <w:rPr>
-          <w:lang w:val="en-CA"/>
-        </w:rPr>
-        <w:t>hs</w:t>
-      </w:r>
-      <w:proofErr w:type="spellEnd"/>
-      <w:r>
-        <w:rPr>
-          <w:lang w:val="en-CA"/>
-        </w:rPr>
-        <w:t xml:space="preserve">" data-tool="degrade" </w:t>
-      </w:r>
-      <w:proofErr w:type="spellStart"/>
-      <w:r>
-        <w:rPr>
-          <w:b/>
-          <w:bCs/>
-          <w:lang w:val="en-CA"/>
-        </w:rPr>
-        <w:t>surligner</w:t>
-      </w:r>
-      <w:proofErr w:type="spellEnd"/>
-      <w:r>
-        <w:rPr>
-          <w:b/>
-          <w:bCs/>
-          <w:lang w:val="en-CA"/>
-        </w:rPr>
-        <w:t>="</w:t>
-      </w:r>
-      <w:proofErr w:type="spellStart"/>
-      <w:r>
-        <w:rPr>
-          <w:b/>
-          <w:bCs/>
-          <w:lang w:val="en-CA"/>
-        </w:rPr>
-        <w:t>p_degrade</w:t>
-      </w:r>
-      <w:proofErr w:type="spellEnd"/>
-      <w:r>
-        <w:rPr>
-          <w:b/>
-          <w:bCs/>
-          <w:lang w:val="en-CA"/>
-        </w:rPr>
-        <w:t>"</w:t>
-      </w:r>
-      <w:r>
-        <w:rPr>
-          <w:lang w:val="en-CA"/>
-        </w:rPr>
-        <w:t xml:space="preserve"> style="left:3.393%;top:48.430%;width:3.095%;height:3.749%;"&gt;&lt;/div&gt;</w:t>
-      </w:r>
-    </w:p>
-    <w:p>
-      <w:pPr>
-        <w:pStyle w:val="Paragraphedeliste"/>
-        <w:numPr>
-          <w:ilvl w:val="1"/>
-          <w:numId w:val="2"/>
-        </w:numPr>
-        <w:spacing w:line="360" w:lineRule="auto"/>
-      </w:pPr>
-      <w:r>
-        <w:rPr>
-          <w:lang w:val="en-CA"/>
-        </w:rPr>
-        <w:t> </w:t>
-      </w:r>
-      <w:r>
-        <w:t>Même</w:t>
-      </w:r>
-      <w:r>
-        <w:t xml:space="preserve"> chose dans l’autre sens</w:t>
-      </w:r>
-    </w:p>
-    <w:p>
-      <w:pPr>
-        <w:spacing w:line="360" w:lineRule="auto"/>
-        <w:ind w:left="1080" w:firstLine="708"/>
-        <w:rPr>
-          <w:lang w:val="en-CA"/>
-        </w:rPr>
-      </w:pPr>
-      <w:r>
-        <w:rPr>
-          <w:lang w:val="en-CA"/>
-        </w:rPr>
-        <w:t>&lt;div class="</w:t>
-      </w:r>
-      <w:proofErr w:type="spellStart"/>
-      <w:r>
-        <w:rPr>
-          <w:lang w:val="en-CA"/>
-        </w:rPr>
-        <w:t>hs</w:t>
-      </w:r>
-      <w:proofErr w:type="spellEnd"/>
-      <w:r>
-        <w:rPr>
-          <w:lang w:val="en-CA"/>
-        </w:rPr>
-        <w:t>" data-tool="</w:t>
-      </w:r>
-      <w:proofErr w:type="spellStart"/>
-      <w:r>
-        <w:rPr>
-          <w:lang w:val="en-CA"/>
-        </w:rPr>
-        <w:t>p_degrade</w:t>
-      </w:r>
-      <w:proofErr w:type="spellEnd"/>
-      <w:r>
-        <w:rPr>
-          <w:lang w:val="en-CA"/>
-        </w:rPr>
-        <w:t xml:space="preserve">" </w:t>
-      </w:r>
-      <w:proofErr w:type="spellStart"/>
-      <w:r>
-        <w:rPr>
-          <w:b/>
-          <w:bCs/>
-          <w:lang w:val="en-CA"/>
-        </w:rPr>
-        <w:t>surligner</w:t>
-      </w:r>
-      <w:proofErr w:type="spellEnd"/>
-      <w:r>
-        <w:rPr>
-          <w:b/>
-          <w:bCs/>
-          <w:lang w:val="en-CA"/>
-        </w:rPr>
-        <w:t>="degrade</w:t>
-      </w:r>
-      <w:r>
-        <w:rPr>
-          <w:lang w:val="en-CA"/>
-        </w:rPr>
-        <w:t>" style="left:75.476%;top:43.769%;width:8.274%;height:3.749%;"&gt;&lt;/div&gt;</w:t>
-      </w:r>
-    </w:p>
-    <w:p>
-      <w:pPr>
-        <w:spacing w:line="360" w:lineRule="auto"/>
-        <w:rPr>
-          <w:lang w:val="en-CA"/>
-        </w:rPr>
-      </w:pPr>
-    </w:p>
-    <w:p>
-      <w:pPr>
-        <w:spacing w:line="360" w:lineRule="auto"/>
-        <w:ind w:left="360" w:firstLine="708"/>
-        <w:rPr>
-          <w:lang w:val="en-CA"/>
-        </w:rPr>
-      </w:pPr>
+        <w:ind w:firstLine="708"/>
+      </w:pPr>
+      <w:r>
+        <w:drawing>
+          <wp:inline distT="0" distB="0" distL="0" distR="0" wp14:anchorId="5F56D701" wp14:editId="1448413D">
+            <wp:extent cx="2492342" cy="2339027"/>
+            <wp:effectExtent l="19050" t="19050" r="22860" b="23495"/>
+            <wp:docPr id="507803924" name="Image 1"/>
+            <wp:cNvGraphicFramePr>
+              <a:graphicFrameLocks xmlns:a="http://schemas.openxmlformats.org/drawingml/2006/main" noChangeAspect="1"/>
+            </wp:cNvGraphicFramePr>
+            <a:graphic xmlns:a="http://schemas.openxmlformats.org/drawingml/2006/main">
+              <a:graphicData uri="http://schemas.openxmlformats.org/drawingml/2006/picture">
+                <pic:pic xmlns:pic="http://schemas.openxmlformats.org/drawingml/2006/picture">
+                  <pic:nvPicPr>
+                    <pic:cNvPr id="507803924" name=""/>
+                    <pic:cNvPicPr/>
+                  </pic:nvPicPr>
+                  <pic:blipFill rotWithShape="1">
+                    <a:blip r:embed="rId18"/>
+                    <a:srcRect t="16189"/>
+                    <a:stretch>
+                      <a:fillRect/>
+                    </a:stretch>
+                  </pic:blipFill>
+                  <pic:spPr bwMode="auto">
+                    <a:xfrm>
+                      <a:off x="0" y="0"/>
+                      <a:ext cx="2496112" cy="2342566"/>
+                    </a:xfrm>
+                    <a:prstGeom prst="rect">
+                      <a:avLst/>
+                    </a:prstGeom>
+                    <a:ln w="9525" cap="flat" cmpd="sng" algn="ctr">
+                      <a:solidFill>
+                        <a:sysClr val="windowText" lastClr="000000"/>
+                      </a:solidFill>
+                      <a:prstDash val="solid"/>
+                      <a:round/>
+                      <a:headEnd type="none" w="med" len="med"/>
+                      <a:tailEnd type="none" w="med" len="med"/>
+                      <a:extLst>
+                        <a:ext uri="{C807C97D-BFC1-408E-A445-0C87EB9F89A2}">
+                          <ask:lineSketchStyleProps xmlns:ask="http://schemas.microsoft.com/office/drawing/2018/sketchyshapes" sd="0">
+                            <a:custGeom>
+                              <a:avLst/>
+                              <a:gdLst/>
+                              <a:ahLst/>
+                              <a:cxnLst/>
+                              <a:rect l="0" t="0" r="0" b="0"/>
+                              <a:pathLst/>
+                            </a:custGeom>
+                            <ask:type/>
+                          </ask:lineSketchStyleProps>
+                        </a:ext>
+                      </a:extLst>
+                    </a:ln>
+                    <a:extLst>
+                      <a:ext uri="{53640926-AAD7-44D8-BBD7-CCE9431645EC}">
+                        <a14:shadowObscured xmlns:a14="http://schemas.microsoft.com/office/drawing/2010/main"/>
+                      </a:ext>
+                    </a:extLst>
+                  </pic:spPr>
+                </pic:pic>
+              </a:graphicData>
+            </a:graphic>
+          </wp:inline>
+        </w:drawing>
+      </w:r>
     </w:p>
     <w:sectPr>
       <w:pgSz w:w="12240" w:h="15840"/>
@@ -3912,6 +4533,92 @@
     </w:lvl>
   </w:abstractNum>
   <w:abstractNum w:abstractNumId="1" w15:restartNumberingAfterBreak="0">
+    <w:nsid w:val="04C47A28"/>
+    <w:multiLevelType w:val="hybridMultilevel"/>
+    <w:tmpl w:val="49B40DA4"/>
+    <w:lvl w:ilvl="0" w:tplc="FFFFFFFF">
+      <w:start w:val="1"/>
+      <w:numFmt w:val="lowerLetter"/>
+      <w:lvlText w:val="%1."/>
+      <w:lvlJc w:val="left"/>
+      <w:pPr>
+        <w:ind w:left="1637" w:hanging="360"/>
+      </w:pPr>
+    </w:lvl>
+    <w:lvl w:ilvl="1" w:tplc="FFFFFFFF">
+      <w:start w:val="1"/>
+      <w:numFmt w:val="upperRoman"/>
+      <w:lvlText w:val="%2."/>
+      <w:lvlJc w:val="right"/>
+      <w:pPr>
+        <w:ind w:left="2357" w:hanging="360"/>
+      </w:pPr>
+    </w:lvl>
+    <w:lvl w:ilvl="2" w:tplc="FFFFFFFF" w:tentative="1">
+      <w:start w:val="1"/>
+      <w:numFmt w:val="lowerRoman"/>
+      <w:lvlText w:val="%3."/>
+      <w:lvlJc w:val="right"/>
+      <w:pPr>
+        <w:ind w:left="3077" w:hanging="180"/>
+      </w:pPr>
+    </w:lvl>
+    <w:lvl w:ilvl="3" w:tplc="FFFFFFFF" w:tentative="1">
+      <w:start w:val="1"/>
+      <w:numFmt w:val="decimal"/>
+      <w:lvlText w:val="%4."/>
+      <w:lvlJc w:val="left"/>
+      <w:pPr>
+        <w:ind w:left="3797" w:hanging="360"/>
+      </w:pPr>
+    </w:lvl>
+    <w:lvl w:ilvl="4" w:tplc="FFFFFFFF" w:tentative="1">
+      <w:start w:val="1"/>
+      <w:numFmt w:val="lowerLetter"/>
+      <w:lvlText w:val="%5."/>
+      <w:lvlJc w:val="left"/>
+      <w:pPr>
+        <w:ind w:left="4517" w:hanging="360"/>
+      </w:pPr>
+    </w:lvl>
+    <w:lvl w:ilvl="5" w:tplc="FFFFFFFF" w:tentative="1">
+      <w:start w:val="1"/>
+      <w:numFmt w:val="lowerRoman"/>
+      <w:lvlText w:val="%6."/>
+      <w:lvlJc w:val="right"/>
+      <w:pPr>
+        <w:ind w:left="5237" w:hanging="180"/>
+      </w:pPr>
+    </w:lvl>
+    <w:lvl w:ilvl="6" w:tplc="FFFFFFFF" w:tentative="1">
+      <w:start w:val="1"/>
+      <w:numFmt w:val="decimal"/>
+      <w:lvlText w:val="%7."/>
+      <w:lvlJc w:val="left"/>
+      <w:pPr>
+        <w:ind w:left="5957" w:hanging="360"/>
+      </w:pPr>
+    </w:lvl>
+    <w:lvl w:ilvl="7" w:tplc="FFFFFFFF" w:tentative="1">
+      <w:start w:val="1"/>
+      <w:numFmt w:val="lowerLetter"/>
+      <w:lvlText w:val="%8."/>
+      <w:lvlJc w:val="left"/>
+      <w:pPr>
+        <w:ind w:left="6677" w:hanging="360"/>
+      </w:pPr>
+    </w:lvl>
+    <w:lvl w:ilvl="8" w:tplc="FFFFFFFF" w:tentative="1">
+      <w:start w:val="1"/>
+      <w:numFmt w:val="lowerRoman"/>
+      <w:lvlText w:val="%9."/>
+      <w:lvlJc w:val="right"/>
+      <w:pPr>
+        <w:ind w:left="7397" w:hanging="180"/>
+      </w:pPr>
+    </w:lvl>
+  </w:abstractNum>
+  <w:abstractNum w:abstractNumId="2" w15:restartNumberingAfterBreak="0">
     <w:nsid w:val="0A807C45"/>
     <w:multiLevelType w:val="hybridMultilevel"/>
     <w:tmpl w:val="008073B6"/>
@@ -4024,7 +4731,7 @@
       </w:rPr>
     </w:lvl>
   </w:abstractNum>
-  <w:abstractNum w:abstractNumId="2" w15:restartNumberingAfterBreak="0">
+  <w:abstractNum w:abstractNumId="3" w15:restartNumberingAfterBreak="0">
     <w:nsid w:val="10DC7C09"/>
     <w:multiLevelType w:val="hybridMultilevel"/>
     <w:tmpl w:val="DEB2101A"/>
@@ -4110,7 +4817,7 @@
       </w:pPr>
     </w:lvl>
   </w:abstractNum>
-  <w:abstractNum w:abstractNumId="3" w15:restartNumberingAfterBreak="0">
+  <w:abstractNum w:abstractNumId="4" w15:restartNumberingAfterBreak="0">
     <w:nsid w:val="11912115"/>
     <w:multiLevelType w:val="hybridMultilevel"/>
     <w:tmpl w:val="A796C9A6"/>
@@ -4196,7 +4903,7 @@
       </w:pPr>
     </w:lvl>
   </w:abstractNum>
-  <w:abstractNum w:abstractNumId="4" w15:restartNumberingAfterBreak="0">
+  <w:abstractNum w:abstractNumId="5" w15:restartNumberingAfterBreak="0">
     <w:nsid w:val="192433E7"/>
     <w:multiLevelType w:val="hybridMultilevel"/>
     <w:tmpl w:val="E1E46274"/>
@@ -4309,7 +5016,7 @@
       </w:rPr>
     </w:lvl>
   </w:abstractNum>
-  <w:abstractNum w:abstractNumId="5" w15:restartNumberingAfterBreak="0">
+  <w:abstractNum w:abstractNumId="6" w15:restartNumberingAfterBreak="0">
     <w:nsid w:val="263D1FCF"/>
     <w:multiLevelType w:val="hybridMultilevel"/>
     <w:tmpl w:val="C5CC9F8E"/>
@@ -4422,7 +5129,7 @@
       </w:rPr>
     </w:lvl>
   </w:abstractNum>
-  <w:abstractNum w:abstractNumId="6" w15:restartNumberingAfterBreak="0">
+  <w:abstractNum w:abstractNumId="7" w15:restartNumberingAfterBreak="0">
     <w:nsid w:val="26C625DE"/>
     <w:multiLevelType w:val="hybridMultilevel"/>
     <w:tmpl w:val="6BC4D59A"/>
@@ -4508,7 +5215,93 @@
       </w:pPr>
     </w:lvl>
   </w:abstractNum>
-  <w:abstractNum w:abstractNumId="7" w15:restartNumberingAfterBreak="0">
+  <w:abstractNum w:abstractNumId="8" w15:restartNumberingAfterBreak="0">
+    <w:nsid w:val="28A864FD"/>
+    <w:multiLevelType w:val="hybridMultilevel"/>
+    <w:tmpl w:val="49B40DA4"/>
+    <w:lvl w:ilvl="0" w:tplc="FFFFFFFF">
+      <w:start w:val="1"/>
+      <w:numFmt w:val="lowerLetter"/>
+      <w:lvlText w:val="%1."/>
+      <w:lvlJc w:val="left"/>
+      <w:pPr>
+        <w:ind w:left="1637" w:hanging="360"/>
+      </w:pPr>
+    </w:lvl>
+    <w:lvl w:ilvl="1" w:tplc="FFFFFFFF">
+      <w:start w:val="1"/>
+      <w:numFmt w:val="upperRoman"/>
+      <w:lvlText w:val="%2."/>
+      <w:lvlJc w:val="right"/>
+      <w:pPr>
+        <w:ind w:left="2357" w:hanging="360"/>
+      </w:pPr>
+    </w:lvl>
+    <w:lvl w:ilvl="2" w:tplc="FFFFFFFF" w:tentative="1">
+      <w:start w:val="1"/>
+      <w:numFmt w:val="lowerRoman"/>
+      <w:lvlText w:val="%3."/>
+      <w:lvlJc w:val="right"/>
+      <w:pPr>
+        <w:ind w:left="3077" w:hanging="180"/>
+      </w:pPr>
+    </w:lvl>
+    <w:lvl w:ilvl="3" w:tplc="FFFFFFFF" w:tentative="1">
+      <w:start w:val="1"/>
+      <w:numFmt w:val="decimal"/>
+      <w:lvlText w:val="%4."/>
+      <w:lvlJc w:val="left"/>
+      <w:pPr>
+        <w:ind w:left="3797" w:hanging="360"/>
+      </w:pPr>
+    </w:lvl>
+    <w:lvl w:ilvl="4" w:tplc="FFFFFFFF" w:tentative="1">
+      <w:start w:val="1"/>
+      <w:numFmt w:val="lowerLetter"/>
+      <w:lvlText w:val="%5."/>
+      <w:lvlJc w:val="left"/>
+      <w:pPr>
+        <w:ind w:left="4517" w:hanging="360"/>
+      </w:pPr>
+    </w:lvl>
+    <w:lvl w:ilvl="5" w:tplc="FFFFFFFF" w:tentative="1">
+      <w:start w:val="1"/>
+      <w:numFmt w:val="lowerRoman"/>
+      <w:lvlText w:val="%6."/>
+      <w:lvlJc w:val="right"/>
+      <w:pPr>
+        <w:ind w:left="5237" w:hanging="180"/>
+      </w:pPr>
+    </w:lvl>
+    <w:lvl w:ilvl="6" w:tplc="FFFFFFFF" w:tentative="1">
+      <w:start w:val="1"/>
+      <w:numFmt w:val="decimal"/>
+      <w:lvlText w:val="%7."/>
+      <w:lvlJc w:val="left"/>
+      <w:pPr>
+        <w:ind w:left="5957" w:hanging="360"/>
+      </w:pPr>
+    </w:lvl>
+    <w:lvl w:ilvl="7" w:tplc="FFFFFFFF" w:tentative="1">
+      <w:start w:val="1"/>
+      <w:numFmt w:val="lowerLetter"/>
+      <w:lvlText w:val="%8."/>
+      <w:lvlJc w:val="left"/>
+      <w:pPr>
+        <w:ind w:left="6677" w:hanging="360"/>
+      </w:pPr>
+    </w:lvl>
+    <w:lvl w:ilvl="8" w:tplc="FFFFFFFF" w:tentative="1">
+      <w:start w:val="1"/>
+      <w:numFmt w:val="lowerRoman"/>
+      <w:lvlText w:val="%9."/>
+      <w:lvlJc w:val="right"/>
+      <w:pPr>
+        <w:ind w:left="7397" w:hanging="180"/>
+      </w:pPr>
+    </w:lvl>
+  </w:abstractNum>
+  <w:abstractNum w:abstractNumId="9" w15:restartNumberingAfterBreak="0">
     <w:nsid w:val="2DDC0A7A"/>
     <w:multiLevelType w:val="hybridMultilevel"/>
     <w:tmpl w:val="41E8B044"/>
@@ -4594,10 +5387,354 @@
       </w:pPr>
     </w:lvl>
   </w:abstractNum>
-  <w:abstractNum w:abstractNumId="8" w15:restartNumberingAfterBreak="0">
+  <w:abstractNum w:abstractNumId="10" w15:restartNumberingAfterBreak="0">
+    <w:nsid w:val="35E711CB"/>
+    <w:multiLevelType w:val="hybridMultilevel"/>
+    <w:tmpl w:val="952431CC"/>
+    <w:lvl w:ilvl="0" w:tplc="FFFFFFFF">
+      <w:start w:val="1"/>
+      <w:numFmt w:val="decimal"/>
+      <w:lvlText w:val="%1."/>
+      <w:lvlJc w:val="left"/>
+      <w:pPr>
+        <w:ind w:left="1637" w:hanging="360"/>
+      </w:pPr>
+    </w:lvl>
+    <w:lvl w:ilvl="1" w:tplc="FFFFFFFF">
+      <w:start w:val="1"/>
+      <w:numFmt w:val="upperRoman"/>
+      <w:lvlText w:val="%2."/>
+      <w:lvlJc w:val="right"/>
+      <w:pPr>
+        <w:ind w:left="2357" w:hanging="360"/>
+      </w:pPr>
+    </w:lvl>
+    <w:lvl w:ilvl="2" w:tplc="FFFFFFFF" w:tentative="1">
+      <w:start w:val="1"/>
+      <w:numFmt w:val="lowerRoman"/>
+      <w:lvlText w:val="%3."/>
+      <w:lvlJc w:val="right"/>
+      <w:pPr>
+        <w:ind w:left="3077" w:hanging="180"/>
+      </w:pPr>
+    </w:lvl>
+    <w:lvl w:ilvl="3" w:tplc="FFFFFFFF" w:tentative="1">
+      <w:start w:val="1"/>
+      <w:numFmt w:val="decimal"/>
+      <w:lvlText w:val="%4."/>
+      <w:lvlJc w:val="left"/>
+      <w:pPr>
+        <w:ind w:left="3797" w:hanging="360"/>
+      </w:pPr>
+    </w:lvl>
+    <w:lvl w:ilvl="4" w:tplc="FFFFFFFF" w:tentative="1">
+      <w:start w:val="1"/>
+      <w:numFmt w:val="lowerLetter"/>
+      <w:lvlText w:val="%5."/>
+      <w:lvlJc w:val="left"/>
+      <w:pPr>
+        <w:ind w:left="4517" w:hanging="360"/>
+      </w:pPr>
+    </w:lvl>
+    <w:lvl w:ilvl="5" w:tplc="FFFFFFFF" w:tentative="1">
+      <w:start w:val="1"/>
+      <w:numFmt w:val="lowerRoman"/>
+      <w:lvlText w:val="%6."/>
+      <w:lvlJc w:val="right"/>
+      <w:pPr>
+        <w:ind w:left="5237" w:hanging="180"/>
+      </w:pPr>
+    </w:lvl>
+    <w:lvl w:ilvl="6" w:tplc="FFFFFFFF" w:tentative="1">
+      <w:start w:val="1"/>
+      <w:numFmt w:val="decimal"/>
+      <w:lvlText w:val="%7."/>
+      <w:lvlJc w:val="left"/>
+      <w:pPr>
+        <w:ind w:left="5957" w:hanging="360"/>
+      </w:pPr>
+    </w:lvl>
+    <w:lvl w:ilvl="7" w:tplc="FFFFFFFF" w:tentative="1">
+      <w:start w:val="1"/>
+      <w:numFmt w:val="lowerLetter"/>
+      <w:lvlText w:val="%8."/>
+      <w:lvlJc w:val="left"/>
+      <w:pPr>
+        <w:ind w:left="6677" w:hanging="360"/>
+      </w:pPr>
+    </w:lvl>
+    <w:lvl w:ilvl="8" w:tplc="FFFFFFFF" w:tentative="1">
+      <w:start w:val="1"/>
+      <w:numFmt w:val="lowerRoman"/>
+      <w:lvlText w:val="%9."/>
+      <w:lvlJc w:val="right"/>
+      <w:pPr>
+        <w:ind w:left="7397" w:hanging="180"/>
+      </w:pPr>
+    </w:lvl>
+  </w:abstractNum>
+  <w:abstractNum w:abstractNumId="11" w15:restartNumberingAfterBreak="0">
+    <w:nsid w:val="3D9E10A0"/>
+    <w:multiLevelType w:val="hybridMultilevel"/>
+    <w:tmpl w:val="387EA8A6"/>
+    <w:lvl w:ilvl="0" w:tplc="FFFFFFFF">
+      <w:start w:val="1"/>
+      <w:numFmt w:val="upperRoman"/>
+      <w:lvlText w:val="%1."/>
+      <w:lvlJc w:val="right"/>
+      <w:pPr>
+        <w:ind w:left="2226" w:hanging="360"/>
+      </w:pPr>
+    </w:lvl>
+    <w:lvl w:ilvl="1" w:tplc="FFFFFFFF" w:tentative="1">
+      <w:start w:val="1"/>
+      <w:numFmt w:val="lowerLetter"/>
+      <w:lvlText w:val="%2."/>
+      <w:lvlJc w:val="left"/>
+      <w:pPr>
+        <w:ind w:left="2946" w:hanging="360"/>
+      </w:pPr>
+    </w:lvl>
+    <w:lvl w:ilvl="2" w:tplc="FFFFFFFF" w:tentative="1">
+      <w:start w:val="1"/>
+      <w:numFmt w:val="lowerRoman"/>
+      <w:lvlText w:val="%3."/>
+      <w:lvlJc w:val="right"/>
+      <w:pPr>
+        <w:ind w:left="3666" w:hanging="180"/>
+      </w:pPr>
+    </w:lvl>
+    <w:lvl w:ilvl="3" w:tplc="FFFFFFFF" w:tentative="1">
+      <w:start w:val="1"/>
+      <w:numFmt w:val="decimal"/>
+      <w:lvlText w:val="%4."/>
+      <w:lvlJc w:val="left"/>
+      <w:pPr>
+        <w:ind w:left="4386" w:hanging="360"/>
+      </w:pPr>
+    </w:lvl>
+    <w:lvl w:ilvl="4" w:tplc="FFFFFFFF" w:tentative="1">
+      <w:start w:val="1"/>
+      <w:numFmt w:val="lowerLetter"/>
+      <w:lvlText w:val="%5."/>
+      <w:lvlJc w:val="left"/>
+      <w:pPr>
+        <w:ind w:left="5106" w:hanging="360"/>
+      </w:pPr>
+    </w:lvl>
+    <w:lvl w:ilvl="5" w:tplc="FFFFFFFF" w:tentative="1">
+      <w:start w:val="1"/>
+      <w:numFmt w:val="lowerRoman"/>
+      <w:lvlText w:val="%6."/>
+      <w:lvlJc w:val="right"/>
+      <w:pPr>
+        <w:ind w:left="5826" w:hanging="180"/>
+      </w:pPr>
+    </w:lvl>
+    <w:lvl w:ilvl="6" w:tplc="FFFFFFFF" w:tentative="1">
+      <w:start w:val="1"/>
+      <w:numFmt w:val="decimal"/>
+      <w:lvlText w:val="%7."/>
+      <w:lvlJc w:val="left"/>
+      <w:pPr>
+        <w:ind w:left="6546" w:hanging="360"/>
+      </w:pPr>
+    </w:lvl>
+    <w:lvl w:ilvl="7" w:tplc="FFFFFFFF" w:tentative="1">
+      <w:start w:val="1"/>
+      <w:numFmt w:val="lowerLetter"/>
+      <w:lvlText w:val="%8."/>
+      <w:lvlJc w:val="left"/>
+      <w:pPr>
+        <w:ind w:left="7266" w:hanging="360"/>
+      </w:pPr>
+    </w:lvl>
+    <w:lvl w:ilvl="8" w:tplc="FFFFFFFF" w:tentative="1">
+      <w:start w:val="1"/>
+      <w:numFmt w:val="lowerRoman"/>
+      <w:lvlText w:val="%9."/>
+      <w:lvlJc w:val="right"/>
+      <w:pPr>
+        <w:ind w:left="7986" w:hanging="180"/>
+      </w:pPr>
+    </w:lvl>
+  </w:abstractNum>
+  <w:abstractNum w:abstractNumId="12" w15:restartNumberingAfterBreak="0">
+    <w:nsid w:val="474B5A4E"/>
+    <w:multiLevelType w:val="hybridMultilevel"/>
+    <w:tmpl w:val="49B40DA4"/>
+    <w:lvl w:ilvl="0" w:tplc="FFFFFFFF">
+      <w:start w:val="1"/>
+      <w:numFmt w:val="lowerLetter"/>
+      <w:lvlText w:val="%1."/>
+      <w:lvlJc w:val="left"/>
+      <w:pPr>
+        <w:ind w:left="1506" w:hanging="360"/>
+      </w:pPr>
+    </w:lvl>
+    <w:lvl w:ilvl="1" w:tplc="0C0C0013">
+      <w:start w:val="1"/>
+      <w:numFmt w:val="upperRoman"/>
+      <w:lvlText w:val="%2."/>
+      <w:lvlJc w:val="right"/>
+      <w:pPr>
+        <w:ind w:left="2226" w:hanging="360"/>
+      </w:pPr>
+    </w:lvl>
+    <w:lvl w:ilvl="2" w:tplc="FFFFFFFF" w:tentative="1">
+      <w:start w:val="1"/>
+      <w:numFmt w:val="lowerRoman"/>
+      <w:lvlText w:val="%3."/>
+      <w:lvlJc w:val="right"/>
+      <w:pPr>
+        <w:ind w:left="2946" w:hanging="180"/>
+      </w:pPr>
+    </w:lvl>
+    <w:lvl w:ilvl="3" w:tplc="FFFFFFFF" w:tentative="1">
+      <w:start w:val="1"/>
+      <w:numFmt w:val="decimal"/>
+      <w:lvlText w:val="%4."/>
+      <w:lvlJc w:val="left"/>
+      <w:pPr>
+        <w:ind w:left="3666" w:hanging="360"/>
+      </w:pPr>
+    </w:lvl>
+    <w:lvl w:ilvl="4" w:tplc="FFFFFFFF" w:tentative="1">
+      <w:start w:val="1"/>
+      <w:numFmt w:val="lowerLetter"/>
+      <w:lvlText w:val="%5."/>
+      <w:lvlJc w:val="left"/>
+      <w:pPr>
+        <w:ind w:left="4386" w:hanging="360"/>
+      </w:pPr>
+    </w:lvl>
+    <w:lvl w:ilvl="5" w:tplc="FFFFFFFF" w:tentative="1">
+      <w:start w:val="1"/>
+      <w:numFmt w:val="lowerRoman"/>
+      <w:lvlText w:val="%6."/>
+      <w:lvlJc w:val="right"/>
+      <w:pPr>
+        <w:ind w:left="5106" w:hanging="180"/>
+      </w:pPr>
+    </w:lvl>
+    <w:lvl w:ilvl="6" w:tplc="FFFFFFFF" w:tentative="1">
+      <w:start w:val="1"/>
+      <w:numFmt w:val="decimal"/>
+      <w:lvlText w:val="%7."/>
+      <w:lvlJc w:val="left"/>
+      <w:pPr>
+        <w:ind w:left="5826" w:hanging="360"/>
+      </w:pPr>
+    </w:lvl>
+    <w:lvl w:ilvl="7" w:tplc="FFFFFFFF" w:tentative="1">
+      <w:start w:val="1"/>
+      <w:numFmt w:val="lowerLetter"/>
+      <w:lvlText w:val="%8."/>
+      <w:lvlJc w:val="left"/>
+      <w:pPr>
+        <w:ind w:left="6546" w:hanging="360"/>
+      </w:pPr>
+    </w:lvl>
+    <w:lvl w:ilvl="8" w:tplc="FFFFFFFF" w:tentative="1">
+      <w:start w:val="1"/>
+      <w:numFmt w:val="lowerRoman"/>
+      <w:lvlText w:val="%9."/>
+      <w:lvlJc w:val="right"/>
+      <w:pPr>
+        <w:ind w:left="7266" w:hanging="180"/>
+      </w:pPr>
+    </w:lvl>
+  </w:abstractNum>
+  <w:abstractNum w:abstractNumId="13" w15:restartNumberingAfterBreak="0">
+    <w:nsid w:val="495E70D1"/>
+    <w:multiLevelType w:val="hybridMultilevel"/>
+    <w:tmpl w:val="8CBECB8A"/>
+    <w:lvl w:ilvl="0" w:tplc="0C0C0019">
+      <w:start w:val="1"/>
+      <w:numFmt w:val="lowerLetter"/>
+      <w:lvlText w:val="%1."/>
+      <w:lvlJc w:val="left"/>
+      <w:pPr>
+        <w:ind w:left="1506" w:hanging="360"/>
+      </w:pPr>
+    </w:lvl>
+    <w:lvl w:ilvl="1" w:tplc="0C0C0019" w:tentative="1">
+      <w:start w:val="1"/>
+      <w:numFmt w:val="lowerLetter"/>
+      <w:lvlText w:val="%2."/>
+      <w:lvlJc w:val="left"/>
+      <w:pPr>
+        <w:ind w:left="2226" w:hanging="360"/>
+      </w:pPr>
+    </w:lvl>
+    <w:lvl w:ilvl="2" w:tplc="0C0C001B" w:tentative="1">
+      <w:start w:val="1"/>
+      <w:numFmt w:val="lowerRoman"/>
+      <w:lvlText w:val="%3."/>
+      <w:lvlJc w:val="right"/>
+      <w:pPr>
+        <w:ind w:left="2946" w:hanging="180"/>
+      </w:pPr>
+    </w:lvl>
+    <w:lvl w:ilvl="3" w:tplc="0C0C000F" w:tentative="1">
+      <w:start w:val="1"/>
+      <w:numFmt w:val="decimal"/>
+      <w:lvlText w:val="%4."/>
+      <w:lvlJc w:val="left"/>
+      <w:pPr>
+        <w:ind w:left="3666" w:hanging="360"/>
+      </w:pPr>
+    </w:lvl>
+    <w:lvl w:ilvl="4" w:tplc="0C0C0019" w:tentative="1">
+      <w:start w:val="1"/>
+      <w:numFmt w:val="lowerLetter"/>
+      <w:lvlText w:val="%5."/>
+      <w:lvlJc w:val="left"/>
+      <w:pPr>
+        <w:ind w:left="4386" w:hanging="360"/>
+      </w:pPr>
+    </w:lvl>
+    <w:lvl w:ilvl="5" w:tplc="0C0C001B" w:tentative="1">
+      <w:start w:val="1"/>
+      <w:numFmt w:val="lowerRoman"/>
+      <w:lvlText w:val="%6."/>
+      <w:lvlJc w:val="right"/>
+      <w:pPr>
+        <w:ind w:left="5106" w:hanging="180"/>
+      </w:pPr>
+    </w:lvl>
+    <w:lvl w:ilvl="6" w:tplc="0C0C000F" w:tentative="1">
+      <w:start w:val="1"/>
+      <w:numFmt w:val="decimal"/>
+      <w:lvlText w:val="%7."/>
+      <w:lvlJc w:val="left"/>
+      <w:pPr>
+        <w:ind w:left="5826" w:hanging="360"/>
+      </w:pPr>
+    </w:lvl>
+    <w:lvl w:ilvl="7" w:tplc="0C0C0019" w:tentative="1">
+      <w:start w:val="1"/>
+      <w:numFmt w:val="lowerLetter"/>
+      <w:lvlText w:val="%8."/>
+      <w:lvlJc w:val="left"/>
+      <w:pPr>
+        <w:ind w:left="6546" w:hanging="360"/>
+      </w:pPr>
+    </w:lvl>
+    <w:lvl w:ilvl="8" w:tplc="0C0C001B" w:tentative="1">
+      <w:start w:val="1"/>
+      <w:numFmt w:val="lowerRoman"/>
+      <w:lvlText w:val="%9."/>
+      <w:lvlJc w:val="right"/>
+      <w:pPr>
+        <w:ind w:left="7266" w:hanging="180"/>
+      </w:pPr>
+    </w:lvl>
+  </w:abstractNum>
+  <w:abstractNum w:abstractNumId="14" w15:restartNumberingAfterBreak="0">
     <w:nsid w:val="49B02CD0"/>
     <w:multiLevelType w:val="hybridMultilevel"/>
-    <w:tmpl w:val="C46844DA"/>
+    <w:tmpl w:val="C9A209E0"/>
     <w:lvl w:ilvl="0" w:tplc="FFFFFFFF">
       <w:start w:val="1"/>
       <w:numFmt w:val="decimal"/>
@@ -4610,104 +5747,101 @@
         <w:rFonts w:hint="default"/>
       </w:rPr>
     </w:lvl>
-    <w:lvl w:ilvl="1" w:tplc="0C0C0003">
+    <w:lvl w:ilvl="1" w:tplc="0C0C000F">
+      <w:start w:val="1"/>
+      <w:numFmt w:val="decimal"/>
+      <w:lvlText w:val="%2."/>
+      <w:lvlJc w:val="left"/>
+      <w:pPr>
+        <w:ind w:left="1080" w:hanging="360"/>
+      </w:pPr>
+    </w:lvl>
+    <w:lvl w:ilvl="2" w:tplc="0C0C0005" w:tentative="1">
+      <w:start w:val="1"/>
+      <w:numFmt w:val="bullet"/>
+      <w:lvlText w:val=""/>
+      <w:lvlJc w:val="left"/>
+      <w:pPr>
+        <w:ind w:left="1800" w:hanging="360"/>
+      </w:pPr>
+      <w:rPr>
+        <w:rFonts w:ascii="Wingdings" w:hAnsi="Wingdings" w:hint="default"/>
+      </w:rPr>
+    </w:lvl>
+    <w:lvl w:ilvl="3" w:tplc="0C0C0001" w:tentative="1">
+      <w:start w:val="1"/>
+      <w:numFmt w:val="bullet"/>
+      <w:lvlText w:val=""/>
+      <w:lvlJc w:val="left"/>
+      <w:pPr>
+        <w:ind w:left="2520" w:hanging="360"/>
+      </w:pPr>
+      <w:rPr>
+        <w:rFonts w:ascii="Symbol" w:hAnsi="Symbol" w:hint="default"/>
+      </w:rPr>
+    </w:lvl>
+    <w:lvl w:ilvl="4" w:tplc="0C0C0003" w:tentative="1">
       <w:start w:val="1"/>
       <w:numFmt w:val="bullet"/>
       <w:lvlText w:val="o"/>
       <w:lvlJc w:val="left"/>
       <w:pPr>
-        <w:ind w:left="1080" w:hanging="360"/>
+        <w:ind w:left="3240" w:hanging="360"/>
       </w:pPr>
       <w:rPr>
         <w:rFonts w:ascii="Courier New" w:hAnsi="Courier New" w:cs="Courier New" w:hint="default"/>
       </w:rPr>
     </w:lvl>
-    <w:lvl w:ilvl="2" w:tplc="0C0C0005" w:tentative="1">
+    <w:lvl w:ilvl="5" w:tplc="0C0C0005" w:tentative="1">
       <w:start w:val="1"/>
       <w:numFmt w:val="bullet"/>
       <w:lvlText w:val=""/>
       <w:lvlJc w:val="left"/>
       <w:pPr>
-        <w:ind w:left="1800" w:hanging="360"/>
+        <w:ind w:left="3960" w:hanging="360"/>
       </w:pPr>
       <w:rPr>
         <w:rFonts w:ascii="Wingdings" w:hAnsi="Wingdings" w:hint="default"/>
       </w:rPr>
     </w:lvl>
-    <w:lvl w:ilvl="3" w:tplc="0C0C0001" w:tentative="1">
+    <w:lvl w:ilvl="6" w:tplc="0C0C0001" w:tentative="1">
       <w:start w:val="1"/>
       <w:numFmt w:val="bullet"/>
       <w:lvlText w:val=""/>
       <w:lvlJc w:val="left"/>
       <w:pPr>
-        <w:ind w:left="2520" w:hanging="360"/>
+        <w:ind w:left="4680" w:hanging="360"/>
       </w:pPr>
       <w:rPr>
         <w:rFonts w:ascii="Symbol" w:hAnsi="Symbol" w:hint="default"/>
       </w:rPr>
     </w:lvl>
-    <w:lvl w:ilvl="4" w:tplc="0C0C0003" w:tentative="1">
+    <w:lvl w:ilvl="7" w:tplc="0C0C0003" w:tentative="1">
       <w:start w:val="1"/>
       <w:numFmt w:val="bullet"/>
       <w:lvlText w:val="o"/>
       <w:lvlJc w:val="left"/>
       <w:pPr>
-        <w:ind w:left="3240" w:hanging="360"/>
+        <w:ind w:left="5400" w:hanging="360"/>
       </w:pPr>
       <w:rPr>
         <w:rFonts w:ascii="Courier New" w:hAnsi="Courier New" w:cs="Courier New" w:hint="default"/>
       </w:rPr>
     </w:lvl>
-    <w:lvl w:ilvl="5" w:tplc="0C0C0005" w:tentative="1">
+    <w:lvl w:ilvl="8" w:tplc="0C0C0005" w:tentative="1">
       <w:start w:val="1"/>
       <w:numFmt w:val="bullet"/>
       <w:lvlText w:val=""/>
       <w:lvlJc w:val="left"/>
       <w:pPr>
-        <w:ind w:left="3960" w:hanging="360"/>
+        <w:ind w:left="6120" w:hanging="360"/>
       </w:pPr>
       <w:rPr>
         <w:rFonts w:ascii="Wingdings" w:hAnsi="Wingdings" w:hint="default"/>
       </w:rPr>
     </w:lvl>
-    <w:lvl w:ilvl="6" w:tplc="0C0C0001" w:tentative="1">
-      <w:start w:val="1"/>
-      <w:numFmt w:val="bullet"/>
-      <w:lvlText w:val=""/>
-      <w:lvlJc w:val="left"/>
-      <w:pPr>
-        <w:ind w:left="4680" w:hanging="360"/>
-      </w:pPr>
-      <w:rPr>
-        <w:rFonts w:ascii="Symbol" w:hAnsi="Symbol" w:hint="default"/>
-      </w:rPr>
-    </w:lvl>
-    <w:lvl w:ilvl="7" w:tplc="0C0C0003" w:tentative="1">
-      <w:start w:val="1"/>
-      <w:numFmt w:val="bullet"/>
-      <w:lvlText w:val="o"/>
-      <w:lvlJc w:val="left"/>
-      <w:pPr>
-        <w:ind w:left="5400" w:hanging="360"/>
-      </w:pPr>
-      <w:rPr>
-        <w:rFonts w:ascii="Courier New" w:hAnsi="Courier New" w:cs="Courier New" w:hint="default"/>
-      </w:rPr>
-    </w:lvl>
-    <w:lvl w:ilvl="8" w:tplc="0C0C0005" w:tentative="1">
-      <w:start w:val="1"/>
-      <w:numFmt w:val="bullet"/>
-      <w:lvlText w:val=""/>
-      <w:lvlJc w:val="left"/>
-      <w:pPr>
-        <w:ind w:left="6120" w:hanging="360"/>
-      </w:pPr>
-      <w:rPr>
-        <w:rFonts w:ascii="Wingdings" w:hAnsi="Wingdings" w:hint="default"/>
-      </w:rPr>
-    </w:lvl>
   </w:abstractNum>
-  <w:abstractNum w:abstractNumId="9" w15:restartNumberingAfterBreak="0">
+  <w:abstractNum w:abstractNumId="15" w15:restartNumberingAfterBreak="0">
     <w:nsid w:val="4B6A7593"/>
     <w:multiLevelType w:val="hybridMultilevel"/>
     <w:tmpl w:val="C316A156"/>
@@ -4820,7 +5954,93 @@
       </w:rPr>
     </w:lvl>
   </w:abstractNum>
-  <w:abstractNum w:abstractNumId="10" w15:restartNumberingAfterBreak="0">
+  <w:abstractNum w:abstractNumId="16" w15:restartNumberingAfterBreak="0">
+    <w:nsid w:val="4C3B2D48"/>
+    <w:multiLevelType w:val="hybridMultilevel"/>
+    <w:tmpl w:val="952431CC"/>
+    <w:lvl w:ilvl="0" w:tplc="FFFFFFFF">
+      <w:start w:val="1"/>
+      <w:numFmt w:val="decimal"/>
+      <w:lvlText w:val="%1."/>
+      <w:lvlJc w:val="left"/>
+      <w:pPr>
+        <w:ind w:left="1637" w:hanging="360"/>
+      </w:pPr>
+    </w:lvl>
+    <w:lvl w:ilvl="1" w:tplc="FFFFFFFF">
+      <w:start w:val="1"/>
+      <w:numFmt w:val="upperRoman"/>
+      <w:lvlText w:val="%2."/>
+      <w:lvlJc w:val="right"/>
+      <w:pPr>
+        <w:ind w:left="2357" w:hanging="360"/>
+      </w:pPr>
+    </w:lvl>
+    <w:lvl w:ilvl="2" w:tplc="FFFFFFFF" w:tentative="1">
+      <w:start w:val="1"/>
+      <w:numFmt w:val="lowerRoman"/>
+      <w:lvlText w:val="%3."/>
+      <w:lvlJc w:val="right"/>
+      <w:pPr>
+        <w:ind w:left="3077" w:hanging="180"/>
+      </w:pPr>
+    </w:lvl>
+    <w:lvl w:ilvl="3" w:tplc="FFFFFFFF" w:tentative="1">
+      <w:start w:val="1"/>
+      <w:numFmt w:val="decimal"/>
+      <w:lvlText w:val="%4."/>
+      <w:lvlJc w:val="left"/>
+      <w:pPr>
+        <w:ind w:left="3797" w:hanging="360"/>
+      </w:pPr>
+    </w:lvl>
+    <w:lvl w:ilvl="4" w:tplc="FFFFFFFF" w:tentative="1">
+      <w:start w:val="1"/>
+      <w:numFmt w:val="lowerLetter"/>
+      <w:lvlText w:val="%5."/>
+      <w:lvlJc w:val="left"/>
+      <w:pPr>
+        <w:ind w:left="4517" w:hanging="360"/>
+      </w:pPr>
+    </w:lvl>
+    <w:lvl w:ilvl="5" w:tplc="FFFFFFFF" w:tentative="1">
+      <w:start w:val="1"/>
+      <w:numFmt w:val="lowerRoman"/>
+      <w:lvlText w:val="%6."/>
+      <w:lvlJc w:val="right"/>
+      <w:pPr>
+        <w:ind w:left="5237" w:hanging="180"/>
+      </w:pPr>
+    </w:lvl>
+    <w:lvl w:ilvl="6" w:tplc="FFFFFFFF" w:tentative="1">
+      <w:start w:val="1"/>
+      <w:numFmt w:val="decimal"/>
+      <w:lvlText w:val="%7."/>
+      <w:lvlJc w:val="left"/>
+      <w:pPr>
+        <w:ind w:left="5957" w:hanging="360"/>
+      </w:pPr>
+    </w:lvl>
+    <w:lvl w:ilvl="7" w:tplc="FFFFFFFF" w:tentative="1">
+      <w:start w:val="1"/>
+      <w:numFmt w:val="lowerLetter"/>
+      <w:lvlText w:val="%8."/>
+      <w:lvlJc w:val="left"/>
+      <w:pPr>
+        <w:ind w:left="6677" w:hanging="360"/>
+      </w:pPr>
+    </w:lvl>
+    <w:lvl w:ilvl="8" w:tplc="FFFFFFFF" w:tentative="1">
+      <w:start w:val="1"/>
+      <w:numFmt w:val="lowerRoman"/>
+      <w:lvlText w:val="%9."/>
+      <w:lvlJc w:val="right"/>
+      <w:pPr>
+        <w:ind w:left="7397" w:hanging="180"/>
+      </w:pPr>
+    </w:lvl>
+  </w:abstractNum>
+  <w:abstractNum w:abstractNumId="17" w15:restartNumberingAfterBreak="0">
     <w:nsid w:val="5A88538F"/>
     <w:multiLevelType w:val="hybridMultilevel"/>
     <w:tmpl w:val="DB503232"/>
@@ -4906,7 +6126,378 @@
       </w:pPr>
     </w:lvl>
   </w:abstractNum>
-  <w:abstractNum w:abstractNumId="11" w15:restartNumberingAfterBreak="0">
+  <w:abstractNum w:abstractNumId="18" w15:restartNumberingAfterBreak="0">
+    <w:nsid w:val="669E111F"/>
+    <w:multiLevelType w:val="hybridMultilevel"/>
+    <w:tmpl w:val="952431CC"/>
+    <w:lvl w:ilvl="0" w:tplc="FFFFFFFF">
+      <w:start w:val="1"/>
+      <w:numFmt w:val="decimal"/>
+      <w:lvlText w:val="%1."/>
+      <w:lvlJc w:val="left"/>
+      <w:pPr>
+        <w:ind w:left="1637" w:hanging="360"/>
+      </w:pPr>
+    </w:lvl>
+    <w:lvl w:ilvl="1" w:tplc="FFFFFFFF">
+      <w:start w:val="1"/>
+      <w:numFmt w:val="upperRoman"/>
+      <w:lvlText w:val="%2."/>
+      <w:lvlJc w:val="right"/>
+      <w:pPr>
+        <w:ind w:left="2357" w:hanging="360"/>
+      </w:pPr>
+    </w:lvl>
+    <w:lvl w:ilvl="2" w:tplc="FFFFFFFF" w:tentative="1">
+      <w:start w:val="1"/>
+      <w:numFmt w:val="lowerRoman"/>
+      <w:lvlText w:val="%3."/>
+      <w:lvlJc w:val="right"/>
+      <w:pPr>
+        <w:ind w:left="3077" w:hanging="180"/>
+      </w:pPr>
+    </w:lvl>
+    <w:lvl w:ilvl="3" w:tplc="FFFFFFFF" w:tentative="1">
+      <w:start w:val="1"/>
+      <w:numFmt w:val="decimal"/>
+      <w:lvlText w:val="%4."/>
+      <w:lvlJc w:val="left"/>
+      <w:pPr>
+        <w:ind w:left="3797" w:hanging="360"/>
+      </w:pPr>
+    </w:lvl>
+    <w:lvl w:ilvl="4" w:tplc="FFFFFFFF" w:tentative="1">
+      <w:start w:val="1"/>
+      <w:numFmt w:val="lowerLetter"/>
+      <w:lvlText w:val="%5."/>
+      <w:lvlJc w:val="left"/>
+      <w:pPr>
+        <w:ind w:left="4517" w:hanging="360"/>
+      </w:pPr>
+    </w:lvl>
+    <w:lvl w:ilvl="5" w:tplc="FFFFFFFF" w:tentative="1">
+      <w:start w:val="1"/>
+      <w:numFmt w:val="lowerRoman"/>
+      <w:lvlText w:val="%6."/>
+      <w:lvlJc w:val="right"/>
+      <w:pPr>
+        <w:ind w:left="5237" w:hanging="180"/>
+      </w:pPr>
+    </w:lvl>
+    <w:lvl w:ilvl="6" w:tplc="FFFFFFFF" w:tentative="1">
+      <w:start w:val="1"/>
+      <w:numFmt w:val="decimal"/>
+      <w:lvlText w:val="%7."/>
+      <w:lvlJc w:val="left"/>
+      <w:pPr>
+        <w:ind w:left="5957" w:hanging="360"/>
+      </w:pPr>
+    </w:lvl>
+    <w:lvl w:ilvl="7" w:tplc="FFFFFFFF" w:tentative="1">
+      <w:start w:val="1"/>
+      <w:numFmt w:val="lowerLetter"/>
+      <w:lvlText w:val="%8."/>
+      <w:lvlJc w:val="left"/>
+      <w:pPr>
+        <w:ind w:left="6677" w:hanging="360"/>
+      </w:pPr>
+    </w:lvl>
+    <w:lvl w:ilvl="8" w:tplc="FFFFFFFF" w:tentative="1">
+      <w:start w:val="1"/>
+      <w:numFmt w:val="lowerRoman"/>
+      <w:lvlText w:val="%9."/>
+      <w:lvlJc w:val="right"/>
+      <w:pPr>
+        <w:ind w:left="7397" w:hanging="180"/>
+      </w:pPr>
+    </w:lvl>
+  </w:abstractNum>
+  <w:abstractNum w:abstractNumId="19" w15:restartNumberingAfterBreak="0">
+    <w:nsid w:val="67D075FC"/>
+    <w:multiLevelType w:val="hybridMultilevel"/>
+    <w:tmpl w:val="952431CC"/>
+    <w:lvl w:ilvl="0" w:tplc="FFFFFFFF">
+      <w:start w:val="1"/>
+      <w:numFmt w:val="decimal"/>
+      <w:lvlText w:val="%1."/>
+      <w:lvlJc w:val="left"/>
+      <w:pPr>
+        <w:ind w:left="1637" w:hanging="360"/>
+      </w:pPr>
+    </w:lvl>
+    <w:lvl w:ilvl="1" w:tplc="FFFFFFFF">
+      <w:start w:val="1"/>
+      <w:numFmt w:val="upperRoman"/>
+      <w:lvlText w:val="%2."/>
+      <w:lvlJc w:val="right"/>
+      <w:pPr>
+        <w:ind w:left="2357" w:hanging="360"/>
+      </w:pPr>
+    </w:lvl>
+    <w:lvl w:ilvl="2" w:tplc="FFFFFFFF" w:tentative="1">
+      <w:start w:val="1"/>
+      <w:numFmt w:val="lowerRoman"/>
+      <w:lvlText w:val="%3."/>
+      <w:lvlJc w:val="right"/>
+      <w:pPr>
+        <w:ind w:left="3077" w:hanging="180"/>
+      </w:pPr>
+    </w:lvl>
+    <w:lvl w:ilvl="3" w:tplc="FFFFFFFF" w:tentative="1">
+      <w:start w:val="1"/>
+      <w:numFmt w:val="decimal"/>
+      <w:lvlText w:val="%4."/>
+      <w:lvlJc w:val="left"/>
+      <w:pPr>
+        <w:ind w:left="3797" w:hanging="360"/>
+      </w:pPr>
+    </w:lvl>
+    <w:lvl w:ilvl="4" w:tplc="FFFFFFFF" w:tentative="1">
+      <w:start w:val="1"/>
+      <w:numFmt w:val="lowerLetter"/>
+      <w:lvlText w:val="%5."/>
+      <w:lvlJc w:val="left"/>
+      <w:pPr>
+        <w:ind w:left="4517" w:hanging="360"/>
+      </w:pPr>
+    </w:lvl>
+    <w:lvl w:ilvl="5" w:tplc="FFFFFFFF" w:tentative="1">
+      <w:start w:val="1"/>
+      <w:numFmt w:val="lowerRoman"/>
+      <w:lvlText w:val="%6."/>
+      <w:lvlJc w:val="right"/>
+      <w:pPr>
+        <w:ind w:left="5237" w:hanging="180"/>
+      </w:pPr>
+    </w:lvl>
+    <w:lvl w:ilvl="6" w:tplc="FFFFFFFF" w:tentative="1">
+      <w:start w:val="1"/>
+      <w:numFmt w:val="decimal"/>
+      <w:lvlText w:val="%7."/>
+      <w:lvlJc w:val="left"/>
+      <w:pPr>
+        <w:ind w:left="5957" w:hanging="360"/>
+      </w:pPr>
+    </w:lvl>
+    <w:lvl w:ilvl="7" w:tplc="FFFFFFFF" w:tentative="1">
+      <w:start w:val="1"/>
+      <w:numFmt w:val="lowerLetter"/>
+      <w:lvlText w:val="%8."/>
+      <w:lvlJc w:val="left"/>
+      <w:pPr>
+        <w:ind w:left="6677" w:hanging="360"/>
+      </w:pPr>
+    </w:lvl>
+    <w:lvl w:ilvl="8" w:tplc="FFFFFFFF" w:tentative="1">
+      <w:start w:val="1"/>
+      <w:numFmt w:val="lowerRoman"/>
+      <w:lvlText w:val="%9."/>
+      <w:lvlJc w:val="right"/>
+      <w:pPr>
+        <w:ind w:left="7397" w:hanging="180"/>
+      </w:pPr>
+    </w:lvl>
+  </w:abstractNum>
+  <w:abstractNum w:abstractNumId="20" w15:restartNumberingAfterBreak="0">
+    <w:nsid w:val="681B216C"/>
+    <w:multiLevelType w:val="hybridMultilevel"/>
+    <w:tmpl w:val="C46844DA"/>
+    <w:lvl w:ilvl="0" w:tplc="FFFFFFFF">
+      <w:start w:val="1"/>
+      <w:numFmt w:val="decimal"/>
+      <w:lvlText w:val="%1."/>
+      <w:lvlJc w:val="left"/>
+      <w:pPr>
+        <w:ind w:left="360" w:hanging="360"/>
+      </w:pPr>
+      <w:rPr>
+        <w:rFonts w:hint="default"/>
+      </w:rPr>
+    </w:lvl>
+    <w:lvl w:ilvl="1" w:tplc="FFFFFFFF">
+      <w:start w:val="1"/>
+      <w:numFmt w:val="bullet"/>
+      <w:lvlText w:val="o"/>
+      <w:lvlJc w:val="left"/>
+      <w:pPr>
+        <w:ind w:left="1080" w:hanging="360"/>
+      </w:pPr>
+      <w:rPr>
+        <w:rFonts w:ascii="Courier New" w:hAnsi="Courier New" w:cs="Courier New" w:hint="default"/>
+      </w:rPr>
+    </w:lvl>
+    <w:lvl w:ilvl="2" w:tplc="FFFFFFFF" w:tentative="1">
+      <w:start w:val="1"/>
+      <w:numFmt w:val="bullet"/>
+      <w:lvlText w:val=""/>
+      <w:lvlJc w:val="left"/>
+      <w:pPr>
+        <w:ind w:left="1800" w:hanging="360"/>
+      </w:pPr>
+      <w:rPr>
+        <w:rFonts w:ascii="Wingdings" w:hAnsi="Wingdings" w:hint="default"/>
+      </w:rPr>
+    </w:lvl>
+    <w:lvl w:ilvl="3" w:tplc="FFFFFFFF" w:tentative="1">
+      <w:start w:val="1"/>
+      <w:numFmt w:val="bullet"/>
+      <w:lvlText w:val=""/>
+      <w:lvlJc w:val="left"/>
+      <w:pPr>
+        <w:ind w:left="2520" w:hanging="360"/>
+      </w:pPr>
+      <w:rPr>
+        <w:rFonts w:ascii="Symbol" w:hAnsi="Symbol" w:hint="default"/>
+      </w:rPr>
+    </w:lvl>
+    <w:lvl w:ilvl="4" w:tplc="FFFFFFFF" w:tentative="1">
+      <w:start w:val="1"/>
+      <w:numFmt w:val="bullet"/>
+      <w:lvlText w:val="o"/>
+      <w:lvlJc w:val="left"/>
+      <w:pPr>
+        <w:ind w:left="3240" w:hanging="360"/>
+      </w:pPr>
+      <w:rPr>
+        <w:rFonts w:ascii="Courier New" w:hAnsi="Courier New" w:cs="Courier New" w:hint="default"/>
+      </w:rPr>
+    </w:lvl>
+    <w:lvl w:ilvl="5" w:tplc="FFFFFFFF" w:tentative="1">
+      <w:start w:val="1"/>
+      <w:numFmt w:val="bullet"/>
+      <w:lvlText w:val=""/>
+      <w:lvlJc w:val="left"/>
+      <w:pPr>
+        <w:ind w:left="3960" w:hanging="360"/>
+      </w:pPr>
+      <w:rPr>
+        <w:rFonts w:ascii="Wingdings" w:hAnsi="Wingdings" w:hint="default"/>
+      </w:rPr>
+    </w:lvl>
+    <w:lvl w:ilvl="6" w:tplc="FFFFFFFF" w:tentative="1">
+      <w:start w:val="1"/>
+      <w:numFmt w:val="bullet"/>
+      <w:lvlText w:val=""/>
+      <w:lvlJc w:val="left"/>
+      <w:pPr>
+        <w:ind w:left="4680" w:hanging="360"/>
+      </w:pPr>
+      <w:rPr>
+        <w:rFonts w:ascii="Symbol" w:hAnsi="Symbol" w:hint="default"/>
+      </w:rPr>
+    </w:lvl>
+    <w:lvl w:ilvl="7" w:tplc="FFFFFFFF" w:tentative="1">
+      <w:start w:val="1"/>
+      <w:numFmt w:val="bullet"/>
+      <w:lvlText w:val="o"/>
+      <w:lvlJc w:val="left"/>
+      <w:pPr>
+        <w:ind w:left="5400" w:hanging="360"/>
+      </w:pPr>
+      <w:rPr>
+        <w:rFonts w:ascii="Courier New" w:hAnsi="Courier New" w:cs="Courier New" w:hint="default"/>
+      </w:rPr>
+    </w:lvl>
+    <w:lvl w:ilvl="8" w:tplc="FFFFFFFF" w:tentative="1">
+      <w:start w:val="1"/>
+      <w:numFmt w:val="bullet"/>
+      <w:lvlText w:val=""/>
+      <w:lvlJc w:val="left"/>
+      <w:pPr>
+        <w:ind w:left="6120" w:hanging="360"/>
+      </w:pPr>
+      <w:rPr>
+        <w:rFonts w:ascii="Wingdings" w:hAnsi="Wingdings" w:hint="default"/>
+      </w:rPr>
+    </w:lvl>
+  </w:abstractNum>
+  <w:abstractNum w:abstractNumId="21" w15:restartNumberingAfterBreak="0">
+    <w:nsid w:val="689B572D"/>
+    <w:multiLevelType w:val="hybridMultilevel"/>
+    <w:tmpl w:val="952431CC"/>
+    <w:lvl w:ilvl="0" w:tplc="FFFFFFFF">
+      <w:start w:val="1"/>
+      <w:numFmt w:val="decimal"/>
+      <w:lvlText w:val="%1."/>
+      <w:lvlJc w:val="left"/>
+      <w:pPr>
+        <w:ind w:left="1637" w:hanging="360"/>
+      </w:pPr>
+    </w:lvl>
+    <w:lvl w:ilvl="1" w:tplc="FFFFFFFF">
+      <w:start w:val="1"/>
+      <w:numFmt w:val="upperRoman"/>
+      <w:lvlText w:val="%2."/>
+      <w:lvlJc w:val="right"/>
+      <w:pPr>
+        <w:ind w:left="2357" w:hanging="360"/>
+      </w:pPr>
+    </w:lvl>
+    <w:lvl w:ilvl="2" w:tplc="FFFFFFFF" w:tentative="1">
+      <w:start w:val="1"/>
+      <w:numFmt w:val="lowerRoman"/>
+      <w:lvlText w:val="%3."/>
+      <w:lvlJc w:val="right"/>
+      <w:pPr>
+        <w:ind w:left="3077" w:hanging="180"/>
+      </w:pPr>
+    </w:lvl>
+    <w:lvl w:ilvl="3" w:tplc="FFFFFFFF" w:tentative="1">
+      <w:start w:val="1"/>
+      <w:numFmt w:val="decimal"/>
+      <w:lvlText w:val="%4."/>
+      <w:lvlJc w:val="left"/>
+      <w:pPr>
+        <w:ind w:left="3797" w:hanging="360"/>
+      </w:pPr>
+    </w:lvl>
+    <w:lvl w:ilvl="4" w:tplc="FFFFFFFF" w:tentative="1">
+      <w:start w:val="1"/>
+      <w:numFmt w:val="lowerLetter"/>
+      <w:lvlText w:val="%5."/>
+      <w:lvlJc w:val="left"/>
+      <w:pPr>
+        <w:ind w:left="4517" w:hanging="360"/>
+      </w:pPr>
+    </w:lvl>
+    <w:lvl w:ilvl="5" w:tplc="FFFFFFFF" w:tentative="1">
+      <w:start w:val="1"/>
+      <w:numFmt w:val="lowerRoman"/>
+      <w:lvlText w:val="%6."/>
+      <w:lvlJc w:val="right"/>
+      <w:pPr>
+        <w:ind w:left="5237" w:hanging="180"/>
+      </w:pPr>
+    </w:lvl>
+    <w:lvl w:ilvl="6" w:tplc="FFFFFFFF" w:tentative="1">
+      <w:start w:val="1"/>
+      <w:numFmt w:val="decimal"/>
+      <w:lvlText w:val="%7."/>
+      <w:lvlJc w:val="left"/>
+      <w:pPr>
+        <w:ind w:left="5957" w:hanging="360"/>
+      </w:pPr>
+    </w:lvl>
+    <w:lvl w:ilvl="7" w:tplc="FFFFFFFF" w:tentative="1">
+      <w:start w:val="1"/>
+      <w:numFmt w:val="lowerLetter"/>
+      <w:lvlText w:val="%8."/>
+      <w:lvlJc w:val="left"/>
+      <w:pPr>
+        <w:ind w:left="6677" w:hanging="360"/>
+      </w:pPr>
+    </w:lvl>
+    <w:lvl w:ilvl="8" w:tplc="FFFFFFFF" w:tentative="1">
+      <w:start w:val="1"/>
+      <w:numFmt w:val="lowerRoman"/>
+      <w:lvlText w:val="%9."/>
+      <w:lvlJc w:val="right"/>
+      <w:pPr>
+        <w:ind w:left="7397" w:hanging="180"/>
+      </w:pPr>
+    </w:lvl>
+  </w:abstractNum>
+  <w:abstractNum w:abstractNumId="22" w15:restartNumberingAfterBreak="0">
     <w:nsid w:val="6C2A59DB"/>
     <w:multiLevelType w:val="hybridMultilevel"/>
     <w:tmpl w:val="A796C9A6"/>
@@ -4992,7 +6583,7 @@
       </w:pPr>
     </w:lvl>
   </w:abstractNum>
-  <w:abstractNum w:abstractNumId="12" w15:restartNumberingAfterBreak="0">
+  <w:abstractNum w:abstractNumId="23" w15:restartNumberingAfterBreak="0">
     <w:nsid w:val="6DEA79A6"/>
     <w:multiLevelType w:val="hybridMultilevel"/>
     <w:tmpl w:val="599638F8"/>
@@ -5078,7 +6669,179 @@
       </w:pPr>
     </w:lvl>
   </w:abstractNum>
-  <w:abstractNum w:abstractNumId="13" w15:restartNumberingAfterBreak="0">
+  <w:abstractNum w:abstractNumId="24" w15:restartNumberingAfterBreak="0">
+    <w:nsid w:val="70A009A9"/>
+    <w:multiLevelType w:val="hybridMultilevel"/>
+    <w:tmpl w:val="49B40DA4"/>
+    <w:lvl w:ilvl="0" w:tplc="FFFFFFFF">
+      <w:start w:val="1"/>
+      <w:numFmt w:val="lowerLetter"/>
+      <w:lvlText w:val="%1."/>
+      <w:lvlJc w:val="left"/>
+      <w:pPr>
+        <w:ind w:left="1637" w:hanging="360"/>
+      </w:pPr>
+    </w:lvl>
+    <w:lvl w:ilvl="1" w:tplc="FFFFFFFF">
+      <w:start w:val="1"/>
+      <w:numFmt w:val="upperRoman"/>
+      <w:lvlText w:val="%2."/>
+      <w:lvlJc w:val="right"/>
+      <w:pPr>
+        <w:ind w:left="2357" w:hanging="360"/>
+      </w:pPr>
+    </w:lvl>
+    <w:lvl w:ilvl="2" w:tplc="FFFFFFFF" w:tentative="1">
+      <w:start w:val="1"/>
+      <w:numFmt w:val="lowerRoman"/>
+      <w:lvlText w:val="%3."/>
+      <w:lvlJc w:val="right"/>
+      <w:pPr>
+        <w:ind w:left="3077" w:hanging="180"/>
+      </w:pPr>
+    </w:lvl>
+    <w:lvl w:ilvl="3" w:tplc="FFFFFFFF" w:tentative="1">
+      <w:start w:val="1"/>
+      <w:numFmt w:val="decimal"/>
+      <w:lvlText w:val="%4."/>
+      <w:lvlJc w:val="left"/>
+      <w:pPr>
+        <w:ind w:left="3797" w:hanging="360"/>
+      </w:pPr>
+    </w:lvl>
+    <w:lvl w:ilvl="4" w:tplc="FFFFFFFF" w:tentative="1">
+      <w:start w:val="1"/>
+      <w:numFmt w:val="lowerLetter"/>
+      <w:lvlText w:val="%5."/>
+      <w:lvlJc w:val="left"/>
+      <w:pPr>
+        <w:ind w:left="4517" w:hanging="360"/>
+      </w:pPr>
+    </w:lvl>
+    <w:lvl w:ilvl="5" w:tplc="FFFFFFFF" w:tentative="1">
+      <w:start w:val="1"/>
+      <w:numFmt w:val="lowerRoman"/>
+      <w:lvlText w:val="%6."/>
+      <w:lvlJc w:val="right"/>
+      <w:pPr>
+        <w:ind w:left="5237" w:hanging="180"/>
+      </w:pPr>
+    </w:lvl>
+    <w:lvl w:ilvl="6" w:tplc="FFFFFFFF" w:tentative="1">
+      <w:start w:val="1"/>
+      <w:numFmt w:val="decimal"/>
+      <w:lvlText w:val="%7."/>
+      <w:lvlJc w:val="left"/>
+      <w:pPr>
+        <w:ind w:left="5957" w:hanging="360"/>
+      </w:pPr>
+    </w:lvl>
+    <w:lvl w:ilvl="7" w:tplc="FFFFFFFF" w:tentative="1">
+      <w:start w:val="1"/>
+      <w:numFmt w:val="lowerLetter"/>
+      <w:lvlText w:val="%8."/>
+      <w:lvlJc w:val="left"/>
+      <w:pPr>
+        <w:ind w:left="6677" w:hanging="360"/>
+      </w:pPr>
+    </w:lvl>
+    <w:lvl w:ilvl="8" w:tplc="FFFFFFFF" w:tentative="1">
+      <w:start w:val="1"/>
+      <w:numFmt w:val="lowerRoman"/>
+      <w:lvlText w:val="%9."/>
+      <w:lvlJc w:val="right"/>
+      <w:pPr>
+        <w:ind w:left="7397" w:hanging="180"/>
+      </w:pPr>
+    </w:lvl>
+  </w:abstractNum>
+  <w:abstractNum w:abstractNumId="25" w15:restartNumberingAfterBreak="0">
+    <w:nsid w:val="715A5870"/>
+    <w:multiLevelType w:val="hybridMultilevel"/>
+    <w:tmpl w:val="387EA8A6"/>
+    <w:lvl w:ilvl="0" w:tplc="0C0C0013">
+      <w:start w:val="1"/>
+      <w:numFmt w:val="upperRoman"/>
+      <w:lvlText w:val="%1."/>
+      <w:lvlJc w:val="right"/>
+      <w:pPr>
+        <w:ind w:left="2226" w:hanging="360"/>
+      </w:pPr>
+    </w:lvl>
+    <w:lvl w:ilvl="1" w:tplc="0C0C0019" w:tentative="1">
+      <w:start w:val="1"/>
+      <w:numFmt w:val="lowerLetter"/>
+      <w:lvlText w:val="%2."/>
+      <w:lvlJc w:val="left"/>
+      <w:pPr>
+        <w:ind w:left="2946" w:hanging="360"/>
+      </w:pPr>
+    </w:lvl>
+    <w:lvl w:ilvl="2" w:tplc="0C0C001B" w:tentative="1">
+      <w:start w:val="1"/>
+      <w:numFmt w:val="lowerRoman"/>
+      <w:lvlText w:val="%3."/>
+      <w:lvlJc w:val="right"/>
+      <w:pPr>
+        <w:ind w:left="3666" w:hanging="180"/>
+      </w:pPr>
+    </w:lvl>
+    <w:lvl w:ilvl="3" w:tplc="0C0C000F" w:tentative="1">
+      <w:start w:val="1"/>
+      <w:numFmt w:val="decimal"/>
+      <w:lvlText w:val="%4."/>
+      <w:lvlJc w:val="left"/>
+      <w:pPr>
+        <w:ind w:left="4386" w:hanging="360"/>
+      </w:pPr>
+    </w:lvl>
+    <w:lvl w:ilvl="4" w:tplc="0C0C0019" w:tentative="1">
+      <w:start w:val="1"/>
+      <w:numFmt w:val="lowerLetter"/>
+      <w:lvlText w:val="%5."/>
+      <w:lvlJc w:val="left"/>
+      <w:pPr>
+        <w:ind w:left="5106" w:hanging="360"/>
+      </w:pPr>
+    </w:lvl>
+    <w:lvl w:ilvl="5" w:tplc="0C0C001B" w:tentative="1">
+      <w:start w:val="1"/>
+      <w:numFmt w:val="lowerRoman"/>
+      <w:lvlText w:val="%6."/>
+      <w:lvlJc w:val="right"/>
+      <w:pPr>
+        <w:ind w:left="5826" w:hanging="180"/>
+      </w:pPr>
+    </w:lvl>
+    <w:lvl w:ilvl="6" w:tplc="0C0C000F" w:tentative="1">
+      <w:start w:val="1"/>
+      <w:numFmt w:val="decimal"/>
+      <w:lvlText w:val="%7."/>
+      <w:lvlJc w:val="left"/>
+      <w:pPr>
+        <w:ind w:left="6546" w:hanging="360"/>
+      </w:pPr>
+    </w:lvl>
+    <w:lvl w:ilvl="7" w:tplc="0C0C0019" w:tentative="1">
+      <w:start w:val="1"/>
+      <w:numFmt w:val="lowerLetter"/>
+      <w:lvlText w:val="%8."/>
+      <w:lvlJc w:val="left"/>
+      <w:pPr>
+        <w:ind w:left="7266" w:hanging="360"/>
+      </w:pPr>
+    </w:lvl>
+    <w:lvl w:ilvl="8" w:tplc="0C0C001B" w:tentative="1">
+      <w:start w:val="1"/>
+      <w:numFmt w:val="lowerRoman"/>
+      <w:lvlText w:val="%9."/>
+      <w:lvlJc w:val="right"/>
+      <w:pPr>
+        <w:ind w:left="7986" w:hanging="180"/>
+      </w:pPr>
+    </w:lvl>
+  </w:abstractNum>
+  <w:abstractNum w:abstractNumId="26" w15:restartNumberingAfterBreak="0">
     <w:nsid w:val="73945634"/>
     <w:multiLevelType w:val="hybridMultilevel"/>
     <w:tmpl w:val="87B254C6"/>
@@ -5164,7 +6927,7 @@
       </w:pPr>
     </w:lvl>
   </w:abstractNum>
-  <w:abstractNum w:abstractNumId="14" w15:restartNumberingAfterBreak="0">
+  <w:abstractNum w:abstractNumId="27" w15:restartNumberingAfterBreak="0">
     <w:nsid w:val="76240D45"/>
     <w:multiLevelType w:val="hybridMultilevel"/>
     <w:tmpl w:val="A796C9A6"/>
@@ -5250,7 +7013,7 @@
       </w:pPr>
     </w:lvl>
   </w:abstractNum>
-  <w:abstractNum w:abstractNumId="15" w15:restartNumberingAfterBreak="0">
+  <w:abstractNum w:abstractNumId="28" w15:restartNumberingAfterBreak="0">
     <w:nsid w:val="7A206423"/>
     <w:multiLevelType w:val="hybridMultilevel"/>
     <w:tmpl w:val="E0F6FE8A"/>
@@ -5364,52 +7127,91 @@
     </w:lvl>
   </w:abstractNum>
   <w:num w:numId="1" w16cid:durableId="1033383304">
+    <w:abstractNumId w:val="28"/>
+  </w:num>
+  <w:num w:numId="2" w16cid:durableId="313677687">
+    <w:abstractNumId w:val="6"/>
+  </w:num>
+  <w:num w:numId="3" w16cid:durableId="2122797325">
+    <w:abstractNumId w:val="7"/>
+  </w:num>
+  <w:num w:numId="4" w16cid:durableId="653023685">
+    <w:abstractNumId w:val="5"/>
+  </w:num>
+  <w:num w:numId="5" w16cid:durableId="1348872543">
+    <w:abstractNumId w:val="17"/>
+  </w:num>
+  <w:num w:numId="6" w16cid:durableId="259070986">
+    <w:abstractNumId w:val="26"/>
+  </w:num>
+  <w:num w:numId="7" w16cid:durableId="861944456">
+    <w:abstractNumId w:val="23"/>
+  </w:num>
+  <w:num w:numId="8" w16cid:durableId="1221596642">
+    <w:abstractNumId w:val="9"/>
+  </w:num>
+  <w:num w:numId="9" w16cid:durableId="806632233">
     <w:abstractNumId w:val="15"/>
   </w:num>
-  <w:num w:numId="2" w16cid:durableId="313677687">
-    <w:abstractNumId w:val="5"/>
-  </w:num>
-  <w:num w:numId="3" w16cid:durableId="2122797325">
-    <w:abstractNumId w:val="6"/>
-  </w:num>
-  <w:num w:numId="4" w16cid:durableId="653023685">
-    <w:abstractNumId w:val="4"/>
-  </w:num>
-  <w:num w:numId="5" w16cid:durableId="1348872543">
-    <w:abstractNumId w:val="10"/>
-  </w:num>
-  <w:num w:numId="6" w16cid:durableId="259070986">
-    <w:abstractNumId w:val="13"/>
-  </w:num>
-  <w:num w:numId="7" w16cid:durableId="861944456">
-    <w:abstractNumId w:val="12"/>
-  </w:num>
-  <w:num w:numId="8" w16cid:durableId="1221596642">
-    <w:abstractNumId w:val="7"/>
-  </w:num>
-  <w:num w:numId="9" w16cid:durableId="806632233">
-    <w:abstractNumId w:val="9"/>
-  </w:num>
   <w:num w:numId="10" w16cid:durableId="578829696">
-    <w:abstractNumId w:val="1"/>
+    <w:abstractNumId w:val="2"/>
   </w:num>
   <w:num w:numId="11" w16cid:durableId="694422497">
-    <w:abstractNumId w:val="2"/>
+    <w:abstractNumId w:val="3"/>
   </w:num>
   <w:num w:numId="12" w16cid:durableId="1471947473">
     <w:abstractNumId w:val="0"/>
   </w:num>
   <w:num w:numId="13" w16cid:durableId="1230924551">
-    <w:abstractNumId w:val="3"/>
+    <w:abstractNumId w:val="4"/>
   </w:num>
   <w:num w:numId="14" w16cid:durableId="329672852">
+    <w:abstractNumId w:val="14"/>
+  </w:num>
+  <w:num w:numId="15" w16cid:durableId="996421478">
+    <w:abstractNumId w:val="27"/>
+  </w:num>
+  <w:num w:numId="16" w16cid:durableId="1740907342">
+    <w:abstractNumId w:val="22"/>
+  </w:num>
+  <w:num w:numId="17" w16cid:durableId="2001349882">
+    <w:abstractNumId w:val="20"/>
+  </w:num>
+  <w:num w:numId="18" w16cid:durableId="156773997">
+    <w:abstractNumId w:val="13"/>
+  </w:num>
+  <w:num w:numId="19" w16cid:durableId="896628286">
+    <w:abstractNumId w:val="12"/>
+  </w:num>
+  <w:num w:numId="20" w16cid:durableId="131220438">
     <w:abstractNumId w:val="8"/>
   </w:num>
-  <w:num w:numId="15" w16cid:durableId="996421478">
-    <w:abstractNumId w:val="14"/>
+  <w:num w:numId="21" w16cid:durableId="1950619685">
+    <w:abstractNumId w:val="25"/>
   </w:num>
-  <w:num w:numId="16" w16cid:durableId="1740907342">
+  <w:num w:numId="22" w16cid:durableId="2012247918">
     <w:abstractNumId w:val="11"/>
+  </w:num>
+  <w:num w:numId="23" w16cid:durableId="305742469">
+    <w:abstractNumId w:val="19"/>
+  </w:num>
+  <w:num w:numId="24" w16cid:durableId="720830585">
+    <w:abstractNumId w:val="21"/>
+  </w:num>
+  <w:num w:numId="25" w16cid:durableId="289362609">
+    <w:abstractNumId w:val="18"/>
+  </w:num>
+  <w:num w:numId="26" w16cid:durableId="1661228316">
+    <w:abstractNumId w:val="16"/>
+  </w:num>
+  <w:num w:numId="27" w16cid:durableId="1387603567">
+    <w:abstractNumId w:val="10"/>
+  </w:num>
+  <w:num w:numId="28" w16cid:durableId="994451179">
+    <w:abstractNumId w:val="24"/>
+  </w:num>
+  <w:num w:numId="29" w16cid:durableId="769667441">
+    <w:abstractNumId w:val="1"/>
   </w:num>
 </w:numbering>
 </file>
@@ -6459,6 +8261,29 @@
       <w:outlineLvl w:val="9"/>
     </w:pPr>
   </w:style>
+  <w:style w:type="character" w:styleId="Lienhypertexte">
+    <w:name w:val="Hyperlink"/>
+    <w:basedOn w:val="Policepardfaut"/>
+    <w:uiPriority w:val="99"/>
+    <w:unhideWhenUsed/>
+    <w:rsid w:val="0019468E"/>
+    <w:rPr>
+      <w:color w:val="0563C1" w:themeColor="hyperlink"/>
+      <w:u w:val="single"/>
+    </w:rPr>
+  </w:style>
+  <w:style w:type="character" w:styleId="Mentionnonrsolue">
+    <w:name w:val="Unresolved Mention"/>
+    <w:basedOn w:val="Policepardfaut"/>
+    <w:uiPriority w:val="99"/>
+    <w:semiHidden/>
+    <w:unhideWhenUsed/>
+    <w:rsid w:val="0019468E"/>
+    <w:rPr>
+      <w:color w:val="605E5C"/>
+      <w:shd w:val="clear" w:color="auto" w:fill="E1DFDD"/>
+    </w:rPr>
+  </w:style>
 </w:styles>
 </file>
 

--- a/Tuto.docx
+++ b/Tuto.docx
@@ -357,7 +357,7 @@
           </mc:Choice>
           <mc:Fallback>
             <w:pict>
-              <v:shapetype w14:anchorId="300B9B60" id="_x0000_t34" coordsize="21600,21600" o:spt="34" o:oned="t" adj="10800" path="m,l@0,0@0,21600,21600,21600e" filled="f">
+              <v:shapetype w14:anchorId="1BB86B8A" id="_x0000_t34" coordsize="21600,21600" o:spt="34" o:oned="t" adj="10800" path="m,l@0,0@0,21600,21600,21600e" filled="f">
                 <v:stroke joinstyle="miter"/>
                 <v:formulas>
                   <v:f eqn="val #0"/>
@@ -563,7 +563,7 @@
           </mc:Choice>
           <mc:Fallback>
             <w:pict>
-              <v:rect w14:anchorId="286E6D3B" id="Rectangle 3" o:spid="_x0000_s1026" style="position:absolute;margin-left:258.85pt;margin-top:1.5pt;width:45.65pt;height:17.2pt;z-index:251666432;visibility:visible;mso-wrap-style:square;mso-width-percent:0;mso-height-percent:0;mso-wrap-distance-left:9pt;mso-wrap-distance-top:0;mso-wrap-distance-right:9pt;mso-wrap-distance-bottom:0;mso-position-horizontal:absolute;mso-position-horizontal-relative:margin;mso-position-vertical:absolute;mso-position-vertical-relative:text;mso-width-percent:0;mso-height-percent:0;mso-width-relative:margin;mso-height-relative:margin;v-text-anchor:middle" o:gfxdata="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" filled="f" strokecolor="red" strokeweight="1pt">
+              <v:rect w14:anchorId="415C9810" id="Rectangle 3" o:spid="_x0000_s1026" style="position:absolute;margin-left:258.85pt;margin-top:1.5pt;width:45.65pt;height:17.2pt;z-index:251666432;visibility:visible;mso-wrap-style:square;mso-width-percent:0;mso-height-percent:0;mso-wrap-distance-left:9pt;mso-wrap-distance-top:0;mso-wrap-distance-right:9pt;mso-wrap-distance-bottom:0;mso-position-horizontal:absolute;mso-position-horizontal-relative:margin;mso-position-vertical:absolute;mso-position-vertical-relative:text;mso-width-percent:0;mso-height-percent:0;mso-width-relative:margin;mso-height-relative:margin;v-text-anchor:middle" o:gfxdata="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" filled="f" strokecolor="red" strokeweight="1pt">
                 <w10:wrap anchorx="margin"/>
               </v:rect>
             </w:pict>
@@ -735,7 +735,7 @@
           </mc:Choice>
           <mc:Fallback>
             <w:pict>
-              <v:rect w14:anchorId="47E7D043" id="Rectangle 3" o:spid="_x0000_s1026" style="position:absolute;margin-left:288.9pt;margin-top:16.3pt;width:108pt;height:38.7pt;z-index:251668480;visibility:visible;mso-wrap-style:square;mso-width-percent:0;mso-height-percent:0;mso-wrap-distance-left:9pt;mso-wrap-distance-top:0;mso-wrap-distance-right:9pt;mso-wrap-distance-bottom:0;mso-position-horizontal:absolute;mso-position-horizontal-relative:margin;mso-position-vertical:absolute;mso-position-vertical-relative:text;mso-width-percent:0;mso-height-percent:0;mso-width-relative:margin;mso-height-relative:margin;v-text-anchor:middle" o:gfxdata="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" filled="f" strokecolor="red" strokeweight="1pt">
+              <v:rect w14:anchorId="16859699" id="Rectangle 3" o:spid="_x0000_s1026" style="position:absolute;margin-left:288.9pt;margin-top:16.3pt;width:108pt;height:38.7pt;z-index:251668480;visibility:visible;mso-wrap-style:square;mso-width-percent:0;mso-height-percent:0;mso-wrap-distance-left:9pt;mso-wrap-distance-top:0;mso-wrap-distance-right:9pt;mso-wrap-distance-bottom:0;mso-position-horizontal:absolute;mso-position-horizontal-relative:margin;mso-position-vertical:absolute;mso-position-vertical-relative:text;mso-width-percent:0;mso-height-percent:0;mso-width-relative:margin;mso-height-relative:margin;v-text-anchor:middle" o:gfxdata="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" filled="f" strokecolor="red" strokeweight="1pt">
                 <w10:wrap anchorx="margin"/>
               </v:rect>
             </w:pict>
@@ -1323,7 +1323,7 @@
           </mc:Choice>
           <mc:Fallback>
             <w:pict>
-              <v:shapetype w14:anchorId="060A9F39" id="_x0000_t32" coordsize="21600,21600" o:spt="32" o:oned="t" path="m,l21600,21600e" filled="f">
+              <v:shapetype w14:anchorId="4BBA9985" id="_x0000_t32" coordsize="21600,21600" o:spt="32" o:oned="t" path="m,l21600,21600e" filled="f">
                 <v:path arrowok="t" fillok="f" o:connecttype="none"/>
                 <o:lock v:ext="edit" shapetype="t"/>
               </v:shapetype>
@@ -1401,7 +1401,7 @@
           </mc:Choice>
           <mc:Fallback>
             <w:pict>
-              <v:rect w14:anchorId="0869DCF2" id="Rectangle 3" o:spid="_x0000_s1026" style="position:absolute;margin-left:87.85pt;margin-top:31.55pt;width:81.65pt;height:30.1pt;z-index:251660288;visibility:visible;mso-wrap-style:square;mso-wrap-distance-left:9pt;mso-wrap-distance-top:0;mso-wrap-distance-right:9pt;mso-wrap-distance-bottom:0;mso-position-horizontal:absolute;mso-position-horizontal-relative:text;mso-position-vertical:absolute;mso-position-vertical-relative:text;v-text-anchor:middle" o:gfxdata="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" filled="f" strokecolor="red" strokeweight="1pt"/>
+              <v:rect w14:anchorId="36445CAB" id="Rectangle 3" o:spid="_x0000_s1026" style="position:absolute;margin-left:87.85pt;margin-top:31.55pt;width:81.65pt;height:30.1pt;z-index:251660288;visibility:visible;mso-wrap-style:square;mso-wrap-distance-left:9pt;mso-wrap-distance-top:0;mso-wrap-distance-right:9pt;mso-wrap-distance-bottom:0;mso-position-horizontal:absolute;mso-position-horizontal-relative:text;mso-position-vertical:absolute;mso-position-vertical-relative:text;v-text-anchor:middle" o:gfxdata="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" filled="f" strokecolor="red" strokeweight="1pt"/>
             </w:pict>
           </mc:Fallback>
         </mc:AlternateContent>
@@ -2896,7 +2896,7 @@
           </mc:Choice>
           <mc:Fallback>
             <w:pict>
-              <v:shape w14:anchorId="262712A6" id="Connecteur : en angle 2" o:spid="_x0000_s1026" type="#_x0000_t34" style="position:absolute;margin-left:328.15pt;margin-top:7.6pt;width:65.8pt;height:265.95pt;z-index:251673600;visibility:visible;mso-wrap-style:square;mso-width-percent:0;mso-height-percent:0;mso-wrap-distance-left:9pt;mso-wrap-distance-top:0;mso-wrap-distance-right:9pt;mso-wrap-distance-bottom:0;mso-position-horizontal:absolute;mso-position-horizontal-relative:text;mso-position-vertical:absolute;mso-position-vertical-relative:text;mso-width-percent:0;mso-height-percent:0;mso-width-relative:margin;mso-height-relative:margin" o:gfxdata="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" adj="37679" strokecolor="#5b9bd5 [3204]" strokeweight=".5pt">
+              <v:shape w14:anchorId="0A4D0026" id="Connecteur : en angle 2" o:spid="_x0000_s1026" type="#_x0000_t34" style="position:absolute;margin-left:328.15pt;margin-top:7.6pt;width:65.8pt;height:265.95pt;z-index:251673600;visibility:visible;mso-wrap-style:square;mso-width-percent:0;mso-height-percent:0;mso-wrap-distance-left:9pt;mso-wrap-distance-top:0;mso-wrap-distance-right:9pt;mso-wrap-distance-bottom:0;mso-position-horizontal:absolute;mso-position-horizontal-relative:text;mso-position-vertical:absolute;mso-position-vertical-relative:text;mso-width-percent:0;mso-height-percent:0;mso-width-relative:margin;mso-height-relative:margin" o:gfxdata="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" adj="37679" strokecolor="#5b9bd5 [3204]" strokeweight=".5pt">
                 <v:stroke startarrow="block" endarrow="block"/>
               </v:shape>
             </w:pict>
@@ -3130,7 +3130,7 @@
           </mc:Choice>
           <mc:Fallback>
             <w:pict>
-              <v:rect w14:anchorId="22052944" id="Rectangle 3" o:spid="_x0000_s1026" style="position:absolute;margin-left:305pt;margin-top:15.2pt;width:108pt;height:38.7pt;z-index:251671552;visibility:visible;mso-wrap-style:square;mso-width-percent:0;mso-height-percent:0;mso-wrap-distance-left:9pt;mso-wrap-distance-top:0;mso-wrap-distance-right:9pt;mso-wrap-distance-bottom:0;mso-position-horizontal:absolute;mso-position-horizontal-relative:margin;mso-position-vertical:absolute;mso-position-vertical-relative:text;mso-width-percent:0;mso-height-percent:0;mso-width-relative:margin;mso-height-relative:margin;v-text-anchor:middle" o:gfxdata="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" filled="f" strokecolor="red" strokeweight="1pt">
+              <v:rect w14:anchorId="66F16F74" id="Rectangle 3" o:spid="_x0000_s1026" style="position:absolute;margin-left:305pt;margin-top:15.2pt;width:108pt;height:38.7pt;z-index:251671552;visibility:visible;mso-wrap-style:square;mso-width-percent:0;mso-height-percent:0;mso-wrap-distance-left:9pt;mso-wrap-distance-top:0;mso-wrap-distance-right:9pt;mso-wrap-distance-bottom:0;mso-position-horizontal:absolute;mso-position-horizontal-relative:margin;mso-position-vertical:absolute;mso-position-vertical-relative:text;mso-width-percent:0;mso-height-percent:0;mso-width-relative:margin;mso-height-relative:margin;v-text-anchor:middle" o:gfxdata="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" filled="f" strokecolor="red" strokeweight="1pt">
                 <w10:wrap anchorx="margin"/>
               </v:rect>
             </w:pict>
@@ -3943,16 +3943,17 @@
         <w:t>C</w:t>
       </w:r>
       <w:r>
-        <w:t xml:space="preserve">ommit et </w:t>
-      </w:r>
-      <w:proofErr w:type="spellStart"/>
-      <w:r>
-        <w:t>un</w:t>
+        <w:t>ommit et un</w:t>
+      </w:r>
+      <w:r>
+        <w:t xml:space="preserve"> </w:t>
       </w:r>
       <w:r>
         <w:t>P</w:t>
       </w:r>
-      <w:proofErr w:type="spellEnd"/>
+      <w:r>
+        <w:t>ush</w:t>
+      </w:r>
     </w:p>
     <w:p>
       <w:pPr>
@@ -4075,7 +4076,7 @@
           </mc:Choice>
           <mc:Fallback>
             <w:pict>
-              <v:rect w14:anchorId="5B2CE75B" id="Rectangle 7" o:spid="_x0000_s1026" style="position:absolute;margin-left:297.5pt;margin-top:79.2pt;width:102.65pt;height:36.55pt;z-index:251679744;visibility:visible;mso-wrap-style:square;mso-wrap-distance-left:9pt;mso-wrap-distance-top:0;mso-wrap-distance-right:9pt;mso-wrap-distance-bottom:0;mso-position-horizontal:absolute;mso-position-horizontal-relative:text;mso-position-vertical:absolute;mso-position-vertical-relative:text;v-text-anchor:middle" o:gfxdata="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" filled="f" strokecolor="red" strokeweight="1pt"/>
+              <v:rect w14:anchorId="71C8DFB7" id="Rectangle 7" o:spid="_x0000_s1026" style="position:absolute;margin-left:297.5pt;margin-top:79.2pt;width:102.65pt;height:36.55pt;z-index:251679744;visibility:visible;mso-wrap-style:square;mso-wrap-distance-left:9pt;mso-wrap-distance-top:0;mso-wrap-distance-right:9pt;mso-wrap-distance-bottom:0;mso-position-horizontal:absolute;mso-position-horizontal-relative:text;mso-position-vertical:absolute;mso-position-vertical-relative:text;v-text-anchor:middle" o:gfxdata="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" filled="f" strokecolor="red" strokeweight="1pt"/>
             </w:pict>
           </mc:Fallback>
         </mc:AlternateContent>
@@ -4224,9 +4225,9 @@
       </w:pPr>
       <w:r>
         <w:drawing>
-          <wp:inline distT="0" distB="0" distL="0" distR="0" wp14:anchorId="3AAD8569" wp14:editId="3C9A14C7">
+          <wp:inline distT="0" distB="0" distL="0" distR="0" wp14:anchorId="3AAD8569" wp14:editId="0FBA36F0">
             <wp:extent cx="4078138" cy="709683"/>
-            <wp:effectExtent l="0" t="0" r="0" b="0"/>
+            <wp:effectExtent l="19050" t="19050" r="17780" b="14605"/>
             <wp:docPr id="1656993544" name="Image 1"/>
             <wp:cNvGraphicFramePr>
               <a:graphicFrameLocks xmlns:a="http://schemas.openxmlformats.org/drawingml/2006/main" noChangeAspect="1"/>
@@ -4252,6 +4253,11 @@
                     <a:prstGeom prst="rect">
                       <a:avLst/>
                     </a:prstGeom>
+                    <a:ln>
+                      <a:solidFill>
+                        <a:schemeClr val="tx1"/>
+                      </a:solidFill>
+                    </a:ln>
                   </pic:spPr>
                 </pic:pic>
               </a:graphicData>
